--- a/vektoripaja/downloads/vektoripaja-tyopaketti.docx
+++ b/vektoripaja/downloads/vektoripaja-tyopaketti.docx
@@ -2628,7 +2628,7 @@
           <w:sz w:val="36"/>
           <w:szCs w:val="36"/>
         </w:rPr>
-        <w:t xml:space="preserve">VS Code ja GitHub ovat korkean kontrastin teemassa. Komennot git --version ja node --version tulostavat versiot. Julkinen repository on kloonattu VS Codeen ja jaettu ohjaajalle. project-docs/mvp.md on pushattu.</w:t>
+        <w:t xml:space="preserve">VS Code ja GitHub ovat korkean kontrastin teemassa. Komennot git --version ja python --version tulostavat versiot. Julkinen repository on kloonattu VS Codeen ja jaettu ohjaajalle. project-docs/mvp.md on pushattu.</w:t>
       </w:r>
     </w:p>
     <w:p>
@@ -2643,7 +2643,7 @@
           <w:sz w:val="36"/>
           <w:szCs w:val="36"/>
         </w:rPr>
-        <w:t xml:space="preserve">☐  Asenna VS Code, Git, Node.js, Inkscape ja Blender. Vaihda VS Codeen ja GitHubiin korkean kontrastin teema.</w:t>
+        <w:t xml:space="preserve">☐  Tarkista, mitä on jo asennettu. Asenna näistä puuttuvat: VS Code, Git, Python 3.13, VS Coden Python-laajennus, Inkscape ja Blender. Vaihda VS Codeen ja GitHubiin korkean kontrastin teema.</w:t>
       </w:r>
     </w:p>
     <w:p>
@@ -5549,6 +5549,165 @@
                 <w:sz w:val="36"/>
                 <w:szCs w:val="36"/>
               </w:rPr>
+              <w:t xml:space="preserve">tulkki
+vko 40</w:t>
+            </w:r>
+          </w:p>
+        </w:tc>
+        <w:tc>
+          <w:tcPr>
+            <w:tcW w:type="dxa" w:w="7518"/>
+            <w:tcMar>
+              <w:top w:type="dxa" w:w="60"/>
+              <w:left w:type="dxa" w:w="100"/>
+              <w:bottom w:type="dxa" w:w="60"/>
+              <w:right w:type="dxa" w:w="100"/>
+            </w:tcMar>
+          </w:tcPr>
+          <w:p>
+            <w:pPr>
+              <w:spacing w:after="0"/>
+            </w:pPr>
+            <w:r>
+              <w:rPr>
+                <w:rFonts w:ascii="Arial" w:cs="Arial" w:eastAsia="Arial" w:hAnsi="Arial"/>
+                <w:sz w:val="36"/>
+                <w:szCs w:val="36"/>
+              </w:rPr>
+              <w:t xml:space="preserve">Python-tulkki. Ohjelma, joka ajaa Python-koodin. Komento python käynnistää tulkin. Tässä projektissa käytetään Python 3.13:a.</w:t>
+            </w:r>
+          </w:p>
+        </w:tc>
+      </w:tr>
+      <w:tr>
+        <w:tc>
+          <w:tcPr>
+            <w:tcW w:type="dxa" w:w="2120"/>
+            <w:tcMar>
+              <w:top w:type="dxa" w:w="60"/>
+              <w:left w:type="dxa" w:w="100"/>
+              <w:bottom w:type="dxa" w:w="60"/>
+              <w:right w:type="dxa" w:w="100"/>
+            </w:tcMar>
+          </w:tcPr>
+          <w:p>
+            <w:pPr>
+              <w:spacing w:after="0"/>
+            </w:pPr>
+            <w:r>
+              <w:rPr>
+                <w:rFonts w:ascii="Arial" w:cs="Arial" w:eastAsia="Arial" w:hAnsi="Arial"/>
+                <w:b/>
+                <w:bCs/>
+                <w:sz w:val="36"/>
+                <w:szCs w:val="36"/>
+              </w:rPr>
+              <w:t xml:space="preserve">pip
+vko 40</w:t>
+            </w:r>
+          </w:p>
+        </w:tc>
+        <w:tc>
+          <w:tcPr>
+            <w:tcW w:type="dxa" w:w="7518"/>
+            <w:tcMar>
+              <w:top w:type="dxa" w:w="60"/>
+              <w:left w:type="dxa" w:w="100"/>
+              <w:bottom w:type="dxa" w:w="60"/>
+              <w:right w:type="dxa" w:w="100"/>
+            </w:tcMar>
+          </w:tcPr>
+          <w:p>
+            <w:pPr>
+              <w:spacing w:after="0"/>
+            </w:pPr>
+            <w:r>
+              <w:rPr>
+                <w:rFonts w:ascii="Arial" w:cs="Arial" w:eastAsia="Arial" w:hAnsi="Arial"/>
+                <w:sz w:val="36"/>
+                <w:szCs w:val="36"/>
+              </w:rPr>
+              <w:t xml:space="preserve">Pythonin paketinhallinta. Työkalu, joka asentaa Python-kirjastoja. Se tulee Pythonin mukana. Kirjastot asennetaan komennolla pip install virtuaaliympäristöön.</w:t>
+            </w:r>
+          </w:p>
+        </w:tc>
+      </w:tr>
+      <w:tr>
+        <w:tc>
+          <w:tcPr>
+            <w:tcW w:type="dxa" w:w="2120"/>
+            <w:tcMar>
+              <w:top w:type="dxa" w:w="60"/>
+              <w:left w:type="dxa" w:w="100"/>
+              <w:bottom w:type="dxa" w:w="60"/>
+              <w:right w:type="dxa" w:w="100"/>
+            </w:tcMar>
+          </w:tcPr>
+          <w:p>
+            <w:pPr>
+              <w:spacing w:after="0"/>
+            </w:pPr>
+            <w:r>
+              <w:rPr>
+                <w:rFonts w:ascii="Arial" w:cs="Arial" w:eastAsia="Arial" w:hAnsi="Arial"/>
+                <w:b/>
+                <w:bCs/>
+                <w:sz w:val="36"/>
+                <w:szCs w:val="36"/>
+              </w:rPr>
+              <w:t xml:space="preserve">virtuaaliympäristö
+vko 40</w:t>
+            </w:r>
+          </w:p>
+        </w:tc>
+        <w:tc>
+          <w:tcPr>
+            <w:tcW w:type="dxa" w:w="7518"/>
+            <w:tcMar>
+              <w:top w:type="dxa" w:w="60"/>
+              <w:left w:type="dxa" w:w="100"/>
+              <w:bottom w:type="dxa" w:w="60"/>
+              <w:right w:type="dxa" w:w="100"/>
+            </w:tcMar>
+          </w:tcPr>
+          <w:p>
+            <w:pPr>
+              <w:spacing w:after="0"/>
+            </w:pPr>
+            <w:r>
+              <w:rPr>
+                <w:rFonts w:ascii="Arial" w:cs="Arial" w:eastAsia="Arial" w:hAnsi="Arial"/>
+                <w:sz w:val="36"/>
+                <w:szCs w:val="36"/>
+              </w:rPr>
+              <w:t xml:space="preserve">.venv. Projektin oma Python-kansio .venv. Projektin kirjastot asennetaan sinne, joten ne eivät sekoitu koneen muihin Python-projekteihin. Kun virtuaaliympäristö on päällä, terminaalin rivin alussa lukee (.venv). Se luodaan viikolla 41.</w:t>
+            </w:r>
+          </w:p>
+        </w:tc>
+      </w:tr>
+      <w:tr>
+        <w:tc>
+          <w:tcPr>
+            <w:tcW w:type="dxa" w:w="2120"/>
+            <w:tcMar>
+              <w:top w:type="dxa" w:w="60"/>
+              <w:left w:type="dxa" w:w="100"/>
+              <w:bottom w:type="dxa" w:w="60"/>
+              <w:right w:type="dxa" w:w="100"/>
+            </w:tcMar>
+          </w:tcPr>
+          <w:p>
+            <w:pPr>
+              <w:spacing w:after="0"/>
+            </w:pPr>
+            <w:r>
+              <w:rPr>
+                <w:rFonts w:ascii="Arial" w:cs="Arial" w:eastAsia="Arial" w:hAnsi="Arial"/>
+                <w:b/>
+                <w:bCs/>
+                <w:sz w:val="36"/>
+                <w:szCs w:val="36"/>
+              </w:rPr>
               <w:t xml:space="preserve">repository
 vko 40</w:t>
             </w:r>
@@ -9340,10 +9499,6 @@
 </w:document>
 </file>
 
-<file path=word/comments.xml><?xml version="1.0" encoding="utf-8"?>
-<w:comments xmlns:cx="http://schemas.microsoft.com/office/drawing/2014/chartex" xmlns:cx1="http://schemas.microsoft.com/office/drawing/2015/9/8/chartex" xmlns:cx2="http://schemas.microsoft.com/office/drawing/2015/10/21/chartex" xmlns:cx3="http://schemas.microsoft.com/office/drawing/2016/5/9/chartex" xmlns:cx4="http://schemas.microsoft.com/office/drawing/2016/5/10/chartex" xmlns:cx5="http://schemas.microsoft.com/office/drawing/2016/5/11/chartex" xmlns:cx6="http://schemas.microsoft.com/office/drawing/2016/5/12/chartex" xmlns:cx7="http://schemas.microsoft.com/office/drawing/2016/5/13/chartex" xmlns:cx8="http://schemas.microsoft.com/office/drawing/2016/5/14/chartex" xmlns:mc="http://schemas.openxmlformats.org/markup-compatibility/2006" xmlns:aink="http://schemas.microsoft.com/office/drawing/2016/ink" xmlns:am3d="http://schemas.microsoft.com/office/drawing/2017/model3d" xmlns:o="urn:schemas-microsoft-com:office:office" xmlns:r="http://schemas.openxmlformats.org/officeDocument/2006/relationships" xmlns:m="http://schemas.openxmlformats.org/officeDocument/2006/math" xmlns:v="urn:schemas-microsoft-com:vml" xmlns:wp14="http://schemas.microsoft.com/office/word/2010/wordprocessingDrawing" xmlns:wp="http://schemas.openxmlformats.org/drawingml/2006/wordprocessingDrawing" xmlns:w10="urn:schemas-microsoft-com:office:word" xmlns:w="http://schemas.openxmlformats.org/wordprocessingml/2006/main" xmlns:w14="http://schemas.microsoft.com/office/word/2010/wordml" xmlns:w15="http://schemas.microsoft.com/office/word/2012/wordml" xmlns:w16cex="http://schemas.microsoft.com/office/word/2018/wordml/cex" xmlns:w16cid="http://schemas.microsoft.com/office/word/2016/wordml/cid" xmlns:w16="http://schemas.microsoft.com/office/word/2018/wordml" xmlns:w16sdtdh="http://schemas.microsoft.com/office/word/2020/wordml/sdtdatahash" xmlns:w16se="http://schemas.microsoft.com/office/word/2015/wordml/symex" xmlns:wpg="http://schemas.microsoft.com/office/word/2010/wordprocessingGroup" xmlns:wpi="http://schemas.microsoft.com/office/word/2010/wordprocessingInk" xmlns:wne="http://schemas.microsoft.com/office/word/2006/wordml" xmlns:wps="http://schemas.microsoft.com/office/word/2010/wordprocessingShape"/>
-</file>
-
 <file path=word/endnotes.xml><?xml version="1.0" encoding="utf-8"?>
 <w:endnotes xmlns:wpc="http://schemas.microsoft.com/office/word/2010/wordprocessingCanvas" xmlns:mc="http://schemas.openxmlformats.org/markup-compatibility/2006" xmlns:o="urn:schemas-microsoft-com:office:office" xmlns:r="http://schemas.openxmlformats.org/officeDocument/2006/relationships" xmlns:m="http://schemas.openxmlformats.org/officeDocument/2006/math" xmlns:v="urn:schemas-microsoft-com:vml" xmlns:wp14="http://schemas.microsoft.com/office/word/2010/wordprocessingDrawing" xmlns:wp="http://schemas.openxmlformats.org/drawingml/2006/wordprocessingDrawing" xmlns:w10="urn:schemas-microsoft-com:office:word" xmlns:w="http://schemas.openxmlformats.org/wordprocessingml/2006/main" xmlns:w14="http://schemas.microsoft.com/office/word/2010/wordml" xmlns:w15="http://schemas.microsoft.com/office/word/2012/wordml" xmlns:wpg="http://schemas.microsoft.com/office/word/2010/wordprocessingGroup" xmlns:wpi="http://schemas.microsoft.com/office/word/2010/wordprocessingInk" xmlns:wne="http://schemas.microsoft.com/office/word/2006/wordml" xmlns:wps="http://schemas.microsoft.com/office/word/2010/wordprocessingShape" mc:Ignorable="w14 w15 wp14">
   <w:endnote w:type="separator" w:id="-1">
@@ -9422,7 +9577,7 @@
 <w:numbering xmlns:wpc="http://schemas.microsoft.com/office/word/2010/wordprocessingCanvas" xmlns:mc="http://schemas.openxmlformats.org/markup-compatibility/2006" xmlns:o="urn:schemas-microsoft-com:office:office" xmlns:r="http://schemas.openxmlformats.org/officeDocument/2006/relationships" xmlns:m="http://schemas.openxmlformats.org/officeDocument/2006/math" xmlns:v="urn:schemas-microsoft-com:vml" xmlns:wp14="http://schemas.microsoft.com/office/word/2010/wordprocessingDrawing" xmlns:wp="http://schemas.openxmlformats.org/drawingml/2006/wordprocessingDrawing" xmlns:w10="urn:schemas-microsoft-com:office:word" xmlns:w="http://schemas.openxmlformats.org/wordprocessingml/2006/main" xmlns:w14="http://schemas.microsoft.com/office/word/2010/wordml" xmlns:w15="http://schemas.microsoft.com/office/word/2012/wordml" xmlns:wpg="http://schemas.microsoft.com/office/word/2010/wordprocessingGroup" xmlns:wpi="http://schemas.microsoft.com/office/word/2010/wordprocessingInk" xmlns:wne="http://schemas.microsoft.com/office/word/2006/wordml" xmlns:wps="http://schemas.microsoft.com/office/word/2010/wordprocessingShape" mc:Ignorable="w14 w15 wp14">
   <w:abstractNum w:abstractNumId="1" w15:restartNumberingAfterBreak="0">
     <w:multiLevelType w:val="hybridMultilevel"/>
-    <w:lvl w:ilvl="0" w15:tentative="1">
+    <w:lvl w:ilvl="0" w:tentative="1">
       <w:start w:val="1"/>
       <w:numFmt w:val="bullet"/>
       <w:lvlText w:val="●"/>
@@ -9431,7 +9586,7 @@
         <w:ind w:left="720" w:hanging="360"/>
       </w:pPr>
     </w:lvl>
-    <w:lvl w:ilvl="1" w15:tentative="1">
+    <w:lvl w:ilvl="1" w:tentative="1">
       <w:start w:val="1"/>
       <w:numFmt w:val="bullet"/>
       <w:lvlText w:val="○"/>
@@ -9440,7 +9595,7 @@
         <w:ind w:left="1440" w:hanging="360"/>
       </w:pPr>
     </w:lvl>
-    <w:lvl w:ilvl="2" w15:tentative="1">
+    <w:lvl w:ilvl="2" w:tentative="1">
       <w:start w:val="1"/>
       <w:numFmt w:val="bullet"/>
       <w:lvlText w:val="■"/>
@@ -9449,7 +9604,7 @@
         <w:ind w:left="2160" w:hanging="360"/>
       </w:pPr>
     </w:lvl>
-    <w:lvl w:ilvl="3" w15:tentative="1">
+    <w:lvl w:ilvl="3" w:tentative="1">
       <w:start w:val="1"/>
       <w:numFmt w:val="bullet"/>
       <w:lvlText w:val="●"/>
@@ -9458,7 +9613,7 @@
         <w:ind w:left="2880" w:hanging="360"/>
       </w:pPr>
     </w:lvl>
-    <w:lvl w:ilvl="4" w15:tentative="1">
+    <w:lvl w:ilvl="4" w:tentative="1">
       <w:start w:val="1"/>
       <w:numFmt w:val="bullet"/>
       <w:lvlText w:val="○"/>
@@ -9467,7 +9622,7 @@
         <w:ind w:left="3600" w:hanging="360"/>
       </w:pPr>
     </w:lvl>
-    <w:lvl w:ilvl="5" w15:tentative="1">
+    <w:lvl w:ilvl="5" w:tentative="1">
       <w:start w:val="1"/>
       <w:numFmt w:val="bullet"/>
       <w:lvlText w:val="■"/>
@@ -9476,7 +9631,7 @@
         <w:ind w:left="4320" w:hanging="360"/>
       </w:pPr>
     </w:lvl>
-    <w:lvl w:ilvl="6" w15:tentative="1">
+    <w:lvl w:ilvl="6" w:tentative="1">
       <w:start w:val="1"/>
       <w:numFmt w:val="bullet"/>
       <w:lvlText w:val="●"/>
@@ -9485,7 +9640,7 @@
         <w:ind w:left="5040" w:hanging="360"/>
       </w:pPr>
     </w:lvl>
-    <w:lvl w:ilvl="7" w15:tentative="1">
+    <w:lvl w:ilvl="7" w:tentative="1">
       <w:start w:val="1"/>
       <w:numFmt w:val="bullet"/>
       <w:lvlText w:val="●"/>
@@ -9494,7 +9649,7 @@
         <w:ind w:left="5760" w:hanging="360"/>
       </w:pPr>
     </w:lvl>
-    <w:lvl w:ilvl="8" w15:tentative="1">
+    <w:lvl w:ilvl="8" w:tentative="1">
       <w:start w:val="1"/>
       <w:numFmt w:val="bullet"/>
       <w:lvlText w:val="●"/>
@@ -9525,6 +9680,10 @@
     </w:rPrDefault>
     <w:pPrDefault/>
   </w:docDefaults>
+  <w:style w:type="paragraph" w:styleId="Normal" w:default="1">
+    <w:name w:val="Normal"/>
+    <w:qFormat/>
+  </w:style>
   <w:style w:type="paragraph" w:styleId="Title">
     <w:name w:val="Title"/>
     <w:basedOn w:val="Normal"/>
@@ -9697,4 +9856,294 @@
     </w:rPr>
   </w:style>
 </w:styles>
+</file>
+
+<file path=word/theme/theme1.xml><?xml version="1.0" encoding="utf-8"?>
+<a:theme xmlns:a="http://schemas.openxmlformats.org/drawingml/2006/main" name="Office Theme">
+  <a:themeElements>
+    <a:clrScheme name="Office">
+      <a:dk1>
+        <a:sysClr val="windowText" lastClr="000000"/>
+      </a:dk1>
+      <a:lt1>
+        <a:sysClr val="window" lastClr="FFFFFF"/>
+      </a:lt1>
+      <a:dk2>
+        <a:srgbClr val="44546A"/>
+      </a:dk2>
+      <a:lt2>
+        <a:srgbClr val="E7E6E6"/>
+      </a:lt2>
+      <a:accent1>
+        <a:srgbClr val="4472C4"/>
+      </a:accent1>
+      <a:accent2>
+        <a:srgbClr val="ED7D31"/>
+      </a:accent2>
+      <a:accent3>
+        <a:srgbClr val="A5A5A5"/>
+      </a:accent3>
+      <a:accent4>
+        <a:srgbClr val="FFC000"/>
+      </a:accent4>
+      <a:accent5>
+        <a:srgbClr val="5B9BD5"/>
+      </a:accent5>
+      <a:accent6>
+        <a:srgbClr val="70AD47"/>
+      </a:accent6>
+      <a:hlink>
+        <a:srgbClr val="0563C1"/>
+      </a:hlink>
+      <a:folHlink>
+        <a:srgbClr val="954F72"/>
+      </a:folHlink>
+    </a:clrScheme>
+    <a:fontScheme name="Office">
+      <a:majorFont>
+        <a:latin typeface="Calibri Light" panose="020F0302020204030204"/>
+        <a:ea typeface=""/>
+        <a:cs typeface=""/>
+        <a:font script="Jpan" typeface="游ゴシック Light"/>
+        <a:font script="Hang" typeface="맑은 고딕"/>
+        <a:font script="Hans" typeface="等线 Light"/>
+        <a:font script="Hant" typeface="新細明體"/>
+        <a:font script="Arab" typeface="Times New Roman"/>
+        <a:font script="Hebr" typeface="Times New Roman"/>
+        <a:font script="Thai" typeface="Angsana New"/>
+        <a:font script="Ethi" typeface="Nyala"/>
+        <a:font script="Beng" typeface="Vrinda"/>
+        <a:font script="Gujr" typeface="Shruti"/>
+        <a:font script="Khmr" typeface="MoolBoran"/>
+        <a:font script="Knda" typeface="Tunga"/>
+        <a:font script="Guru" typeface="Raavi"/>
+        <a:font script="Cans" typeface="Euphemia"/>
+        <a:font script="Cher" typeface="Plantagenet Cherokee"/>
+        <a:font script="Yiii" typeface="Microsoft Yi Baiti"/>
+        <a:font script="Tibt" typeface="Microsoft Himalaya"/>
+        <a:font script="Thaa" typeface="MV Boli"/>
+        <a:font script="Deva" typeface="Mangal"/>
+        <a:font script="Telu" typeface="Gautami"/>
+        <a:font script="Taml" typeface="Latha"/>
+        <a:font script="Syrc" typeface="Estrangelo Edessa"/>
+        <a:font script="Orya" typeface="Kalinga"/>
+        <a:font script="Mlym" typeface="Kartika"/>
+        <a:font script="Laoo" typeface="DokChampa"/>
+        <a:font script="Sinh" typeface="Iskoola Pota"/>
+        <a:font script="Mong" typeface="Mongolian Baiti"/>
+        <a:font script="Viet" typeface="Times New Roman"/>
+        <a:font script="Uigh" typeface="Microsoft Uighur"/>
+        <a:font script="Geor" typeface="Sylfaen"/>
+        <a:font script="Armn" typeface="Arial"/>
+        <a:font script="Bugi" typeface="Leelawadee UI"/>
+        <a:font script="Bopo" typeface="Microsoft JhengHei"/>
+        <a:font script="Java" typeface="Javanese Text"/>
+        <a:font script="Lisu" typeface="Segoe UI"/>
+        <a:font script="Mymr" typeface="Myanmar Text"/>
+        <a:font script="Nkoo" typeface="Ebrima"/>
+        <a:font script="Olck" typeface="Nirmala UI"/>
+        <a:font script="Osma" typeface="Ebrima"/>
+        <a:font script="Phag" typeface="Phagspa"/>
+        <a:font script="Syrn" typeface="Estrangelo Edessa"/>
+        <a:font script="Syrj" typeface="Estrangelo Edessa"/>
+        <a:font script="Syre" typeface="Estrangelo Edessa"/>
+        <a:font script="Sora" typeface="Nirmala UI"/>
+        <a:font script="Tale" typeface="Microsoft Tai Le"/>
+        <a:font script="Talu" typeface="Microsoft New Tai Lue"/>
+        <a:font script="Tfng" typeface="Ebrima"/>
+      </a:majorFont>
+      <a:minorFont>
+        <a:latin typeface="Calibri" panose="020F0502020204030204"/>
+        <a:ea typeface=""/>
+        <a:cs typeface=""/>
+        <a:font script="Jpan" typeface="游明朝"/>
+        <a:font script="Hang" typeface="맑은 고딕"/>
+        <a:font script="Hans" typeface="等线"/>
+        <a:font script="Hant" typeface="新細明體"/>
+        <a:font script="Arab" typeface="Arial"/>
+        <a:font script="Hebr" typeface="Arial"/>
+        <a:font script="Thai" typeface="Cordia New"/>
+        <a:font script="Ethi" typeface="Nyala"/>
+        <a:font script="Beng" typeface="Vrinda"/>
+        <a:font script="Gujr" typeface="Shruti"/>
+        <a:font script="Khmr" typeface="DaunPenh"/>
+        <a:font script="Knda" typeface="Tunga"/>
+        <a:font script="Guru" typeface="Raavi"/>
+        <a:font script="Cans" typeface="Euphemia"/>
+        <a:font script="Cher" typeface="Plantagenet Cherokee"/>
+        <a:font script="Yiii" typeface="Microsoft Yi Baiti"/>
+        <a:font script="Tibt" typeface="Microsoft Himalaya"/>
+        <a:font script="Thaa" typeface="MV Boli"/>
+        <a:font script="Deva" typeface="Mangal"/>
+        <a:font script="Telu" typeface="Gautami"/>
+        <a:font script="Taml" typeface="Latha"/>
+        <a:font script="Syrc" typeface="Estrangelo Edessa"/>
+        <a:font script="Orya" typeface="Kalinga"/>
+        <a:font script="Mlym" typeface="Kartika"/>
+        <a:font script="Laoo" typeface="DokChampa"/>
+        <a:font script="Sinh" typeface="Iskoola Pota"/>
+        <a:font script="Mong" typeface="Mongolian Baiti"/>
+        <a:font script="Viet" typeface="Arial"/>
+        <a:font script="Uigh" typeface="Microsoft Uighur"/>
+        <a:font script="Geor" typeface="Sylfaen"/>
+        <a:font script="Armn" typeface="Arial"/>
+        <a:font script="Bugi" typeface="Leelawadee UI"/>
+        <a:font script="Bopo" typeface="Microsoft JhengHei"/>
+        <a:font script="Java" typeface="Javanese Text"/>
+        <a:font script="Lisu" typeface="Segoe UI"/>
+        <a:font script="Mymr" typeface="Myanmar Text"/>
+        <a:font script="Nkoo" typeface="Ebrima"/>
+        <a:font script="Olck" typeface="Nirmala UI"/>
+        <a:font script="Osma" typeface="Ebrima"/>
+        <a:font script="Phag" typeface="Phagspa"/>
+        <a:font script="Syrn" typeface="Estrangelo Edessa"/>
+        <a:font script="Syrj" typeface="Estrangelo Edessa"/>
+        <a:font script="Syre" typeface="Estrangelo Edessa"/>
+        <a:font script="Sora" typeface="Nirmala UI"/>
+        <a:font script="Tale" typeface="Microsoft Tai Le"/>
+        <a:font script="Talu" typeface="Microsoft New Tai Lue"/>
+        <a:font script="Tfng" typeface="Ebrima"/>
+      </a:minorFont>
+    </a:fontScheme>
+    <a:fmtScheme name="Office">
+      <a:fillStyleLst>
+        <a:solidFill>
+          <a:schemeClr val="phClr"/>
+        </a:solidFill>
+        <a:gradFill rotWithShape="true">
+          <a:gsLst>
+            <a:gs pos="0">
+              <a:schemeClr val="phClr">
+                <a:lumMod val="110000"/>
+                <a:satMod val="105000"/>
+                <a:tint val="67000"/>
+              </a:schemeClr>
+            </a:gs>
+            <a:gs pos="50000">
+              <a:schemeClr val="phClr">
+                <a:lumMod val="105000"/>
+                <a:satMod val="103000"/>
+                <a:tint val="73000"/>
+              </a:schemeClr>
+            </a:gs>
+            <a:gs pos="100000">
+              <a:schemeClr val="phClr">
+                <a:lumMod val="105000"/>
+                <a:satMod val="109000"/>
+                <a:tint val="81000"/>
+              </a:schemeClr>
+            </a:gs>
+          </a:gsLst>
+          <a:lin ang="5400000" scaled="false"/>
+        </a:gradFill>
+        <a:gradFill rotWithShape="true">
+          <a:gsLst>
+            <a:gs pos="0">
+              <a:schemeClr val="phClr">
+                <a:satMod val="103000"/>
+                <a:lumMod val="102000"/>
+                <a:tint val="94000"/>
+              </a:schemeClr>
+            </a:gs>
+            <a:gs pos="50000">
+              <a:schemeClr val="phClr">
+                <a:satMod val="110000"/>
+                <a:lumMod val="100000"/>
+                <a:shade val="100000"/>
+              </a:schemeClr>
+            </a:gs>
+            <a:gs pos="100000">
+              <a:schemeClr val="phClr">
+                <a:lumMod val="99000"/>
+                <a:satMod val="120000"/>
+                <a:shade val="78000"/>
+              </a:schemeClr>
+            </a:gs>
+          </a:gsLst>
+          <a:lin ang="5400000" scaled="false"/>
+        </a:gradFill>
+      </a:fillStyleLst>
+      <a:lnStyleLst>
+        <a:ln w="6350" cap="flat" cmpd="sng" algn="ctr">
+          <a:solidFill>
+            <a:schemeClr val="phClr"/>
+          </a:solidFill>
+          <a:prstDash val="solid"/>
+          <a:miter lim="800000"/>
+        </a:ln>
+        <a:ln w="12700" cap="flat" cmpd="sng" algn="ctr">
+          <a:solidFill>
+            <a:schemeClr val="phClr"/>
+          </a:solidFill>
+          <a:prstDash val="solid"/>
+          <a:miter lim="800000"/>
+        </a:ln>
+        <a:ln w="19050" cap="flat" cmpd="sng" algn="ctr">
+          <a:solidFill>
+            <a:schemeClr val="phClr"/>
+          </a:solidFill>
+          <a:prstDash val="solid"/>
+          <a:miter lim="800000"/>
+        </a:ln>
+      </a:lnStyleLst>
+      <a:effectStyleLst>
+        <a:effectStyle>
+          <a:effectLst/>
+        </a:effectStyle>
+        <a:effectStyle>
+          <a:effectLst/>
+        </a:effectStyle>
+        <a:effectStyle>
+          <a:effectLst>
+            <a:outerShdw blurRad="57150" dist="19050" dir="5400000" algn="ctr" rotWithShape="false">
+              <a:srgbClr val="000000">
+                <a:alpha val="63000"/>
+              </a:srgbClr>
+            </a:outerShdw>
+          </a:effectLst>
+        </a:effectStyle>
+      </a:effectStyleLst>
+      <a:bgFillStyleLst>
+        <a:solidFill>
+          <a:schemeClr val="phClr"/>
+        </a:solidFill>
+        <a:solidFill>
+          <a:schemeClr val="phClr">
+            <a:tint val="95000"/>
+            <a:satMod val="170000"/>
+          </a:schemeClr>
+        </a:solidFill>
+        <a:gradFill rotWithShape="true">
+          <a:gsLst>
+            <a:gs pos="0">
+              <a:schemeClr val="phClr">
+                <a:tint val="93000"/>
+                <a:satMod val="150000"/>
+                <a:shade val="98000"/>
+                <a:lumMod val="102000"/>
+              </a:schemeClr>
+            </a:gs>
+            <a:gs pos="50000">
+              <a:schemeClr val="phClr">
+                <a:tint val="98000"/>
+                <a:satMod val="130000"/>
+                <a:shade val="90000"/>
+                <a:lumMod val="103000"/>
+              </a:schemeClr>
+            </a:gs>
+            <a:gs pos="100000">
+              <a:schemeClr val="phClr">
+                <a:shade val="63000"/>
+                <a:satMod val="120000"/>
+              </a:schemeClr>
+            </a:gs>
+          </a:gsLst>
+          <a:lin ang="5400000" scaled="false"/>
+        </a:gradFill>
+      </a:bgFillStyleLst>
+    </a:fmtScheme>
+  </a:themeElements>
+  <a:objectDefaults/>
+  <a:extraClrSchemeLst/>
+</a:theme>
 </file>
--- a/vektoripaja/downloads/vektoripaja-tyopaketti.docx
+++ b/vektoripaja/downloads/vektoripaja-tyopaketti.docx
@@ -48,7 +48,7 @@
           <w:sz w:val="41"/>
           <w:szCs w:val="41"/>
         </w:rPr>
-        <w:t xml:space="preserve">Low-poly 3D-mallinnin selaimessa: Inkscapen SVG → 3D-malli → .obj. Tekoälyavusteinen työtapa: Copilot suunnittelee, GitHub Copilot toteuttaa.</w:t>
+        <w:t xml:space="preserve">Low-poly 3D-mallinnin Windows-työpöytäsovelluksena (Python): Inkscapen SVG → 3D-malli → .obj. Tekoälyavusteinen työtapa: Copilot suunnittelee, GitHub Copilot toteuttaa.</w:t>
       </w:r>
     </w:p>
     <w:p>
@@ -2753,7 +2753,7 @@
           <w:sz w:val="36"/>
           <w:szCs w:val="36"/>
         </w:rPr>
-        <w:t xml:space="preserve">Selaimessa pyörii Three.js-kuutio omassa Pages-osoitteessasi. Testitapaukset T01 ja T02 menevät läpi.</w:t>
+        <w:t xml:space="preserve">Sovelluksen ikkunassa pyörii kuutio. Testitapaukset T01 ja T02 menevät läpi. GitHubin releasessa on zip, jonka itsetesti meni läpi.</w:t>
       </w:r>
     </w:p>
     <w:p>
@@ -2768,7 +2768,7 @@
           <w:sz w:val="36"/>
           <w:szCs w:val="36"/>
         </w:rPr>
-        <w:t xml:space="preserve">☐  Päätä, hyväksytkö teknisen ehdotuksen. Perustele päätös suunnitelmaan. Luo sitten tekninen pohja itse komennoilla.</w:t>
+        <w:t xml:space="preserve">☐  Päätä, hyväksytkö teknisen ehdotuksen. Perustele päätös suunnitelmaan. Pura pohja. Luo virtuaaliympäristö ja asenna kirjastot itse komennoilla.</w:t>
       </w:r>
     </w:p>
     <w:p>
@@ -2813,7 +2813,7 @@
           <w:sz w:val="36"/>
           <w:szCs w:val="36"/>
         </w:rPr>
-        <w:t xml:space="preserve">☐  Tee kortti #2 (Pages-julkaisu) työsyklillä. Aja T02.</w:t>
+        <w:t xml:space="preserve">☐  Tee kortti #2 (release) työsyklillä. Aja T02 releasen zipistä puretulla sovelluksella.</w:t>
       </w:r>
     </w:p>
     <w:p>
@@ -2829,7 +2829,7 @@
           <w:sz w:val="36"/>
           <w:szCs w:val="36"/>
         </w:rPr>
-        <w:t xml:space="preserve">Valmis kun: Pages-osoite näyttää pyörivän kuution myös toisella laitteella, esimerkiksi puhelimella. npm test näyttää, että T01 menee läpi. Issuet #1 ja #2 on suljettu commitilla.</w:t>
+        <w:t xml:space="preserve">Valmis kun: Releasen zipistä purettu sovellus käynnistyy, ja kuutio pyörii. Actionsin ajo on vihreä, eli itsetesti meni läpi. pytest näyttää, että T01 menee läpi. Issuet #1 ja #2 on suljettu commitilla.</w:t>
       </w:r>
     </w:p>
     <w:p>
@@ -2845,7 +2845,7 @@
           <w:sz w:val="36"/>
           <w:szCs w:val="36"/>
         </w:rPr>
-        <w:t xml:space="preserve">Työnäyte Git-repositoryyn ennen rastia: Näytä: Pages-osoite, issuet #1 ja #2 suljettuina sekä T01:n ja T02:n tulokset issueissa.</w:t>
+        <w:t xml:space="preserve">Työnäyte Git-repositoryyn ennen rastia: Näytä: releasen osoite, issuet #1 ja #2 suljettuina sekä T01:n ja T02:n tulokset issueissa.</w:t>
       </w:r>
     </w:p>
     <w:p>
@@ -6846,7 +6846,7 @@
                 <w:sz w:val="36"/>
                 <w:szCs w:val="36"/>
               </w:rPr>
-              <w:t xml:space="preserve">Vite, React, Three.js ja Vitest. Sovelluksen perusta. Vite käynnistää ja rakentaa sovelluksen. React tekee näkymät. Three.js piirtää 3D:n. Vitest ajaa testit.</w:t>
+              <w:t xml:space="preserve">PySide6, PyVista, trimesh ja pytest. Sovelluksen perusta. PySide6 (Qt) tekee ikkunan ja painikkeet. PyVista piirtää 3D-näkymän. trimesh tekee 3D-kappaleet ja .obj-tiedoston. pytest ajaa testit.</w:t>
             </w:r>
           </w:p>
         </w:tc>
@@ -6874,7 +6874,7 @@
                 <w:sz w:val="36"/>
                 <w:szCs w:val="36"/>
               </w:rPr>
-              <w:t xml:space="preserve">GitHub Pages
+              <w:t xml:space="preserve">requirements.txt
 vko 41</w:t>
             </w:r>
           </w:p>
@@ -6899,7 +6899,7 @@
                 <w:sz w:val="36"/>
                 <w:szCs w:val="36"/>
               </w:rPr>
-              <w:t xml:space="preserve">Julkaisupaikka. GitHub Actions on automaatio, joka julkaisee sovelluksen jokaisen pushin jälkeen.</w:t>
+              <w:t xml:space="preserve">kirjastolista. Tiedosto, jossa ovat projektin kirjastot versioineen. Kirjastot asennetaan komennolla pip install -r requirements.txt. Uusi kirjasto lisätään tänne vain ohjaajan luvalla.</w:t>
             </w:r>
           </w:p>
         </w:tc>
@@ -6927,6 +6927,324 @@
                 <w:sz w:val="36"/>
                 <w:szCs w:val="36"/>
               </w:rPr>
+              <w:t xml:space="preserve">tagi
+vko 41</w:t>
+            </w:r>
+          </w:p>
+        </w:tc>
+        <w:tc>
+          <w:tcPr>
+            <w:tcW w:type="dxa" w:w="7518"/>
+            <w:tcMar>
+              <w:top w:type="dxa" w:w="60"/>
+              <w:left w:type="dxa" w:w="100"/>
+              <w:bottom w:type="dxa" w:w="60"/>
+              <w:right w:type="dxa" w:w="100"/>
+            </w:tcMar>
+          </w:tcPr>
+          <w:p>
+            <w:pPr>
+              <w:spacing w:after="0"/>
+            </w:pPr>
+            <w:r>
+              <w:rPr>
+                <w:rFonts w:ascii="Arial" w:cs="Arial" w:eastAsia="Arial" w:hAnsi="Arial"/>
+                <w:sz w:val="36"/>
+                <w:szCs w:val="36"/>
+              </w:rPr>
+              <w:t xml:space="preserve">Nimetty versio Gitissä, esimerkiksi v0.0.1, v0.1 tai v1.0. Tagin push käynnistää julkaisun.</w:t>
+            </w:r>
+          </w:p>
+        </w:tc>
+      </w:tr>
+      <w:tr>
+        <w:tc>
+          <w:tcPr>
+            <w:tcW w:type="dxa" w:w="2120"/>
+            <w:tcMar>
+              <w:top w:type="dxa" w:w="60"/>
+              <w:left w:type="dxa" w:w="100"/>
+              <w:bottom w:type="dxa" w:w="60"/>
+              <w:right w:type="dxa" w:w="100"/>
+            </w:tcMar>
+          </w:tcPr>
+          <w:p>
+            <w:pPr>
+              <w:spacing w:after="0"/>
+            </w:pPr>
+            <w:r>
+              <w:rPr>
+                <w:rFonts w:ascii="Arial" w:cs="Arial" w:eastAsia="Arial" w:hAnsi="Arial"/>
+                <w:b/>
+                <w:bCs/>
+                <w:sz w:val="36"/>
+                <w:szCs w:val="36"/>
+              </w:rPr>
+              <w:t xml:space="preserve">GitHub Actions
+vko 41</w:t>
+            </w:r>
+          </w:p>
+        </w:tc>
+        <w:tc>
+          <w:tcPr>
+            <w:tcW w:type="dxa" w:w="7518"/>
+            <w:tcMar>
+              <w:top w:type="dxa" w:w="60"/>
+              <w:left w:type="dxa" w:w="100"/>
+              <w:bottom w:type="dxa" w:w="60"/>
+              <w:right w:type="dxa" w:w="100"/>
+            </w:tcMar>
+          </w:tcPr>
+          <w:p>
+            <w:pPr>
+              <w:spacing w:after="0"/>
+            </w:pPr>
+            <w:r>
+              <w:rPr>
+                <w:rFonts w:ascii="Arial" w:cs="Arial" w:eastAsia="Arial" w:hAnsi="Arial"/>
+                <w:sz w:val="36"/>
+                <w:szCs w:val="36"/>
+              </w:rPr>
+              <w:t xml:space="preserve">GitHubin automaatio. Kun pushaat tagin, automaatio ajaa testit ja tekee Windows-version. Sitten se ajaa Windows-versiolle itsetestin ja lisää zipin releaseen.</w:t>
+            </w:r>
+          </w:p>
+        </w:tc>
+      </w:tr>
+      <w:tr>
+        <w:tc>
+          <w:tcPr>
+            <w:tcW w:type="dxa" w:w="2120"/>
+            <w:tcMar>
+              <w:top w:type="dxa" w:w="60"/>
+              <w:left w:type="dxa" w:w="100"/>
+              <w:bottom w:type="dxa" w:w="60"/>
+              <w:right w:type="dxa" w:w="100"/>
+            </w:tcMar>
+          </w:tcPr>
+          <w:p>
+            <w:pPr>
+              <w:spacing w:after="0"/>
+            </w:pPr>
+            <w:r>
+              <w:rPr>
+                <w:rFonts w:ascii="Arial" w:cs="Arial" w:eastAsia="Arial" w:hAnsi="Arial"/>
+                <w:b/>
+                <w:bCs/>
+                <w:sz w:val="36"/>
+                <w:szCs w:val="36"/>
+              </w:rPr>
+              <w:t xml:space="preserve">paketointi
+vko 41</w:t>
+            </w:r>
+          </w:p>
+        </w:tc>
+        <w:tc>
+          <w:tcPr>
+            <w:tcW w:type="dxa" w:w="7518"/>
+            <w:tcMar>
+              <w:top w:type="dxa" w:w="60"/>
+              <w:left w:type="dxa" w:w="100"/>
+              <w:bottom w:type="dxa" w:w="60"/>
+              <w:right w:type="dxa" w:w="100"/>
+            </w:tcMar>
+          </w:tcPr>
+          <w:p>
+            <w:pPr>
+              <w:spacing w:after="0"/>
+            </w:pPr>
+            <w:r>
+              <w:rPr>
+                <w:rFonts w:ascii="Arial" w:cs="Arial" w:eastAsia="Arial" w:hAnsi="Arial"/>
+                <w:sz w:val="36"/>
+                <w:szCs w:val="36"/>
+              </w:rPr>
+              <w:t xml:space="preserve">Sovellus ja sen kirjastot kootaan kansioksi, joka toimii ilman Pythonia. Tässä projektissa paketoinnin tekee PyInstaller tiedoston vektoripaja.spec ohjeilla.</w:t>
+            </w:r>
+          </w:p>
+        </w:tc>
+      </w:tr>
+      <w:tr>
+        <w:tc>
+          <w:tcPr>
+            <w:tcW w:type="dxa" w:w="2120"/>
+            <w:tcMar>
+              <w:top w:type="dxa" w:w="60"/>
+              <w:left w:type="dxa" w:w="100"/>
+              <w:bottom w:type="dxa" w:w="60"/>
+              <w:right w:type="dxa" w:w="100"/>
+            </w:tcMar>
+          </w:tcPr>
+          <w:p>
+            <w:pPr>
+              <w:spacing w:after="0"/>
+            </w:pPr>
+            <w:r>
+              <w:rPr>
+                <w:rFonts w:ascii="Arial" w:cs="Arial" w:eastAsia="Arial" w:hAnsi="Arial"/>
+                <w:b/>
+                <w:bCs/>
+                <w:sz w:val="36"/>
+                <w:szCs w:val="36"/>
+              </w:rPr>
+              <w:t xml:space="preserve">itsetesti
+vko 41</w:t>
+            </w:r>
+          </w:p>
+        </w:tc>
+        <w:tc>
+          <w:tcPr>
+            <w:tcW w:type="dxa" w:w="7518"/>
+            <w:tcMar>
+              <w:top w:type="dxa" w:w="60"/>
+              <w:left w:type="dxa" w:w="100"/>
+              <w:bottom w:type="dxa" w:w="60"/>
+              <w:right w:type="dxa" w:w="100"/>
+            </w:tcMar>
+          </w:tcPr>
+          <w:p>
+            <w:pPr>
+              <w:spacing w:after="0"/>
+            </w:pPr>
+            <w:r>
+              <w:rPr>
+                <w:rFonts w:ascii="Arial" w:cs="Arial" w:eastAsia="Arial" w:hAnsi="Arial"/>
+                <w:sz w:val="36"/>
+                <w:szCs w:val="36"/>
+              </w:rPr>
+              <w:t xml:space="preserve">Sovelluksen oma tarkistus: Vektoripaja.exe --itsetesti. Se lukee esimerkki-SVG:n ja tekee siitä 3D-kappaleet ja .obj-tiedoston. Ikkunaa ei avata. GitHub Actions ajaa sen jokaiselle julkaisulle.</w:t>
+            </w:r>
+          </w:p>
+        </w:tc>
+      </w:tr>
+      <w:tr>
+        <w:tc>
+          <w:tcPr>
+            <w:tcW w:type="dxa" w:w="2120"/>
+            <w:tcMar>
+              <w:top w:type="dxa" w:w="60"/>
+              <w:left w:type="dxa" w:w="100"/>
+              <w:bottom w:type="dxa" w:w="60"/>
+              <w:right w:type="dxa" w:w="100"/>
+            </w:tcMar>
+          </w:tcPr>
+          <w:p>
+            <w:pPr>
+              <w:spacing w:after="0"/>
+            </w:pPr>
+            <w:r>
+              <w:rPr>
+                <w:rFonts w:ascii="Arial" w:cs="Arial" w:eastAsia="Arial" w:hAnsi="Arial"/>
+                <w:b/>
+                <w:bCs/>
+                <w:sz w:val="36"/>
+                <w:szCs w:val="36"/>
+              </w:rPr>
+              <w:t xml:space="preserve">release
+vko 41</w:t>
+            </w:r>
+          </w:p>
+        </w:tc>
+        <w:tc>
+          <w:tcPr>
+            <w:tcW w:type="dxa" w:w="7518"/>
+            <w:tcMar>
+              <w:top w:type="dxa" w:w="60"/>
+              <w:left w:type="dxa" w:w="100"/>
+              <w:bottom w:type="dxa" w:w="60"/>
+              <w:right w:type="dxa" w:w="100"/>
+            </w:tcMar>
+          </w:tcPr>
+          <w:p>
+            <w:pPr>
+              <w:spacing w:after="0"/>
+            </w:pPr>
+            <w:r>
+              <w:rPr>
+                <w:rFonts w:ascii="Arial" w:cs="Arial" w:eastAsia="Arial" w:hAnsi="Arial"/>
+                <w:sz w:val="36"/>
+                <w:szCs w:val="36"/>
+              </w:rPr>
+              <w:t xml:space="preserve">julkaisusivu. GitHubin sivu, josta valmiin version voi ladata. Tässä projektissa releasessa on zip, jossa on Windows-versio.</w:t>
+            </w:r>
+          </w:p>
+        </w:tc>
+      </w:tr>
+      <w:tr>
+        <w:tc>
+          <w:tcPr>
+            <w:tcW w:type="dxa" w:w="2120"/>
+            <w:tcMar>
+              <w:top w:type="dxa" w:w="60"/>
+              <w:left w:type="dxa" w:w="100"/>
+              <w:bottom w:type="dxa" w:w="60"/>
+              <w:right w:type="dxa" w:w="100"/>
+            </w:tcMar>
+          </w:tcPr>
+          <w:p>
+            <w:pPr>
+              <w:spacing w:after="0"/>
+            </w:pPr>
+            <w:r>
+              <w:rPr>
+                <w:rFonts w:ascii="Arial" w:cs="Arial" w:eastAsia="Arial" w:hAnsi="Arial"/>
+                <w:b/>
+                <w:bCs/>
+                <w:sz w:val="36"/>
+                <w:szCs w:val="36"/>
+              </w:rPr>
+              <w:t xml:space="preserve">zip
+vko 41</w:t>
+            </w:r>
+          </w:p>
+        </w:tc>
+        <w:tc>
+          <w:tcPr>
+            <w:tcW w:type="dxa" w:w="7518"/>
+            <w:tcMar>
+              <w:top w:type="dxa" w:w="60"/>
+              <w:left w:type="dxa" w:w="100"/>
+              <w:bottom w:type="dxa" w:w="60"/>
+              <w:right w:type="dxa" w:w="100"/>
+            </w:tcMar>
+          </w:tcPr>
+          <w:p>
+            <w:pPr>
+              <w:spacing w:after="0"/>
+            </w:pPr>
+            <w:r>
+              <w:rPr>
+                <w:rFonts w:ascii="Arial" w:cs="Arial" w:eastAsia="Arial" w:hAnsi="Arial"/>
+                <w:sz w:val="36"/>
+                <w:szCs w:val="36"/>
+              </w:rPr>
+              <w:t xml:space="preserve">pakattu kansio. Yksi tiedosto, jonka sisällä on kansio. Pura zip ennen käyttöä: hiiren oikea painike ja Pura kaikki.</w:t>
+            </w:r>
+          </w:p>
+        </w:tc>
+      </w:tr>
+      <w:tr>
+        <w:tc>
+          <w:tcPr>
+            <w:tcW w:type="dxa" w:w="2120"/>
+            <w:tcMar>
+              <w:top w:type="dxa" w:w="60"/>
+              <w:left w:type="dxa" w:w="100"/>
+              <w:bottom w:type="dxa" w:w="60"/>
+              <w:right w:type="dxa" w:w="100"/>
+            </w:tcMar>
+          </w:tcPr>
+          <w:p>
+            <w:pPr>
+              <w:spacing w:after="0"/>
+            </w:pPr>
+            <w:r>
+              <w:rPr>
+                <w:rFonts w:ascii="Arial" w:cs="Arial" w:eastAsia="Arial" w:hAnsi="Arial"/>
+                <w:b/>
+                <w:bCs/>
+                <w:sz w:val="36"/>
+                <w:szCs w:val="36"/>
+              </w:rPr>
               <w:t xml:space="preserve">main
 vko 41</w:t>
             </w:r>
@@ -8278,59 +8596,6 @@
                 <w:szCs w:val="36"/>
               </w:rPr>
               <w:t xml:space="preserve">tallennusmuoto. Tekstimuotoinen tiedosto, johon projektin tiedot tallennetaan ja josta ne avataan uudelleen.</w:t>
-            </w:r>
-          </w:p>
-        </w:tc>
-      </w:tr>
-      <w:tr>
-        <w:tc>
-          <w:tcPr>
-            <w:tcW w:type="dxa" w:w="2120"/>
-            <w:tcMar>
-              <w:top w:type="dxa" w:w="60"/>
-              <w:left w:type="dxa" w:w="100"/>
-              <w:bottom w:type="dxa" w:w="60"/>
-              <w:right w:type="dxa" w:w="100"/>
-            </w:tcMar>
-          </w:tcPr>
-          <w:p>
-            <w:pPr>
-              <w:spacing w:after="0"/>
-            </w:pPr>
-            <w:r>
-              <w:rPr>
-                <w:rFonts w:ascii="Arial" w:cs="Arial" w:eastAsia="Arial" w:hAnsi="Arial"/>
-                <w:b/>
-                <w:bCs/>
-                <w:sz w:val="36"/>
-                <w:szCs w:val="36"/>
-              </w:rPr>
-              <w:t xml:space="preserve">tagi
-vko 50</w:t>
-            </w:r>
-          </w:p>
-        </w:tc>
-        <w:tc>
-          <w:tcPr>
-            <w:tcW w:type="dxa" w:w="7518"/>
-            <w:tcMar>
-              <w:top w:type="dxa" w:w="60"/>
-              <w:left w:type="dxa" w:w="100"/>
-              <w:bottom w:type="dxa" w:w="60"/>
-              <w:right w:type="dxa" w:w="100"/>
-            </w:tcMar>
-          </w:tcPr>
-          <w:p>
-            <w:pPr>
-              <w:spacing w:after="0"/>
-            </w:pPr>
-            <w:r>
-              <w:rPr>
-                <w:rFonts w:ascii="Arial" w:cs="Arial" w:eastAsia="Arial" w:hAnsi="Arial"/>
-                <w:sz w:val="36"/>
-                <w:szCs w:val="36"/>
-              </w:rPr>
-              <w:t xml:space="preserve">Nimetty versio Gitissä, esimerkiksi v0.1 tai v1.0.</w:t>
             </w:r>
           </w:p>
         </w:tc>
@@ -8986,7 +9251,7 @@
           <w:sz w:val="36"/>
           <w:szCs w:val="36"/>
         </w:rPr>
-        <w:t xml:space="preserve">☐  käyttää ohjelmointieditoria tai kehitysympäristöä – VS Code, GitHub Copilot, Viten kehityspalvelin ja Vitest käytössä viikoilta 40 ja 41. Versiot README:ssä. Paluuviikon ajo viikolla 2.</w:t>
+        <w:t xml:space="preserve">☐  käyttää ohjelmointieditoria tai kehitysympäristöä – VS Code, GitHub Copilot, Pythonin virtuaaliympäristö ja pytest käytössä viikoilta 40 ja 41. Versiot README:ssä. Paluuviikon ajo viikolla 2.</w:t>
       </w:r>
     </w:p>
     <w:p>
@@ -9046,7 +9311,7 @@
           <w:sz w:val="36"/>
           <w:szCs w:val="36"/>
         </w:rPr>
-        <w:t xml:space="preserve">☐  tulkitsee suunnitelmia ja toteuttaa käyttöliittymän tai sen osia – Hierarkiapaneeli (44), view lock (46), transformivalikko (48) sekä isot kahvat ja näppäimistökäyttö (5) käyttöliittymävaatimuksesi mukaan. Lighthouse ennen ja jälkeen.</w:t>
+        <w:t xml:space="preserve">☐  tulkitsee suunnitelmia ja toteuttaa käyttöliittymän tai sen osia – Hierarkiapaneeli (44), view lock (46), transformivalikko (48) sekä isot kahvat ja näppäimistökäyttö (5) käyttöliittymävaatimuksesi mukaan. Accessibility Insights ennen ja jälkeen.</w:t>
       </w:r>
     </w:p>
     <w:p>
@@ -9288,7 +9553,7 @@
           <w:sz w:val="36"/>
           <w:szCs w:val="36"/>
         </w:rPr>
-        <w:t xml:space="preserve">☐  hyödyntää rajapintoja ja käsittelee tietoa – Selaimen tiedostojen luku, SVGLoader (43), OBJExporter (49) ja JSON (50).</w:t>
+        <w:t xml:space="preserve">☐  hyödyntää rajapintoja ja käsittelee tietoa – Tiedoston avaus QFileDialogilla ja SVG:n luku svgelementsillä (43), .obj-vienti trimeshillä (49) ja JSON (50).</w:t>
       </w:r>
     </w:p>
     <w:p>
@@ -9318,7 +9583,7 @@
           <w:sz w:val="36"/>
           <w:szCs w:val="36"/>
         </w:rPr>
-        <w:t xml:space="preserve">☐  käyttää versionhallintaa – Commitit rivillä Closes #N koko projektin ajan. Tagit v0.1, v1.0-rc1 ja v1.0.</w:t>
+        <w:t xml:space="preserve">☐  käyttää versionhallintaa – Commitit rivillä Closes #N koko projektin ajan. Tagit v0.0.1, v0.1, v1.0-rc1 ja v1.0.</w:t>
       </w:r>
     </w:p>
     <w:p>
@@ -9348,7 +9613,7 @@
           <w:sz w:val="36"/>
           <w:szCs w:val="36"/>
         </w:rPr>
-        <w:t xml:space="preserve">☐  julkaisee ohjelman tuotantoympäristöön – GitHub Pages -julkaisu GitHub Actionsilla: harjoitus (41), MVP v0.1 (50) ja v1.0 (7).</w:t>
+        <w:t xml:space="preserve">☐  julkaisee ohjelman tuotantoympäristöön – Release GitHub Actionsilla: Windows-versio, itsetesti ja zip. Harjoitus (41), MVP v0.1 (50) ja v1.0 (7).</w:t>
       </w:r>
     </w:p>
     <w:p>
@@ -9380,7 +9645,7 @@
           <w:sz w:val="36"/>
           <w:szCs w:val="36"/>
         </w:rPr>
-        <w:t xml:space="preserve">☐  ottaa käyttöön ja konfiguroi ohjelmistokomponenttikirjaston käyttöön soveltuvan kehittämisympäristön – Vite + React + Three.js + Vitest -pohja omin komennoin ja vite.config.js:n base-asetus (41).</w:t>
+        <w:t xml:space="preserve">☐  ottaa käyttöön ja konfiguroi ohjelmistokomponenttikirjaston käyttöön soveltuvan kehittämisympäristön – PySide6 + PyVista + trimesh + pytest -pohja omin komennoin: virtuaaliympäristö, kirjastojen asennus ja tarkista_ymparisto.py (41).</w:t>
       </w:r>
     </w:p>
     <w:p>
@@ -9395,7 +9660,7 @@
           <w:sz w:val="36"/>
           <w:szCs w:val="36"/>
         </w:rPr>
-        <w:t xml:space="preserve">☐  selvittää ohjelmistokomponenttikirjaston tarjoamat mahdollisuudet ja rajoitteet – project-docs/kirjastot.md: SVGLoaderin (43) ja TubeGeometryn (46) rajoitteet omilla tiedostoilla kokeiltuina.</w:t>
+        <w:t xml:space="preserve">☐  selvittää ohjelmistokomponenttikirjaston tarjoamat mahdollisuudet ja rajoitteet – project-docs/kirjastot.md: svgelementsin (43) ja putkigeometrian (46) rajoitteet omilla tiedostoilla kokeiltuina.</w:t>
       </w:r>
     </w:p>
     <w:p>
@@ -9410,7 +9675,7 @@
           <w:sz w:val="36"/>
           <w:szCs w:val="36"/>
         </w:rPr>
-        <w:t xml:space="preserve">☐  käyttää ohjelmistokomponenttikirjaston tärkeimpiä toimintoja ja työkaluja – LatheGeometry, TubeGeometry, drein TransformControls, OrbitControls ja orientaatiokuutio (45–48).</w:t>
+        <w:t xml:space="preserve">☐  käyttää ohjelmistokomponenttikirjaston tärkeimpiä toimintoja ja työkaluja – trimeshin revolve, PyVistan tube-suodatin, kamera ja orientaatiowidget sekä Qt:n transformipaneeli (45–48).</w:t>
       </w:r>
     </w:p>
     <w:p>
@@ -9425,7 +9690,7 @@
           <w:sz w:val="36"/>
           <w:szCs w:val="36"/>
         </w:rPr>
-        <w:t xml:space="preserve">☐  tuo kehittämisympäristöön ulkoisia komponentteja – npm-paketit three, @react-three/fiber, @react-three/drei ja vitest omin komennoin (41).</w:t>
+        <w:t xml:space="preserve">☐  tuo kehittämisympäristöön ulkoisia komponentteja – pip-paketit omin komennoin ja requirements.txt (41).</w:t>
       </w:r>
     </w:p>
     <w:p>
@@ -9455,7 +9720,7 @@
           <w:sz w:val="36"/>
           <w:szCs w:val="36"/>
         </w:rPr>
-        <w:t xml:space="preserve">☐  julkaisee ohjelmiston asiakkaan ympäristöön – MVP asiakkaiden kokeiltavaksi (50). Asiakkaiden vahvistus v1.0:sta omalla koneellaan (7).</w:t>
+        <w:t xml:space="preserve">☐  julkaisee ohjelmiston asiakkaan ympäristöön – MVP-release asiakkaiden kokeiltavaksi (50). Antti vahvistaa v1.0-releasen omalla Windows-koneellaan, Matti demon tai opiskelijan koneen kautta (7).</w:t>
       </w:r>
     </w:p>
     <w:p>

--- a/vektoripaja/downloads/vektoripaja-tyopaketti.docx
+++ b/vektoripaja/downloads/vektoripaja-tyopaketti.docx
@@ -1832,7 +1832,7 @@
                 <w:sz w:val="36"/>
                 <w:szCs w:val="36"/>
               </w:rPr>
-              <w:t xml:space="preserve">Paluuviikko: testit läpi ja P1-järjestys</w:t>
+              <w:t xml:space="preserve">Paluuviikko: testit läpi ja tärkeän jatkon järjestys</w:t>
             </w:r>
           </w:p>
         </w:tc>
@@ -2032,7 +2032,7 @@
                 <w:sz w:val="36"/>
                 <w:szCs w:val="36"/>
               </w:rPr>
-              <w:t xml:space="preserve">Jousto ja P1: rästit tai seuraava toiminto</w:t>
+              <w:t xml:space="preserve">Jousto ja tärkeä jatko: rästit tai seuraava toiminto</w:t>
             </w:r>
           </w:p>
         </w:tc>
@@ -2753,7 +2753,7 @@
           <w:sz w:val="36"/>
           <w:szCs w:val="36"/>
         </w:rPr>
-        <w:t xml:space="preserve">Sovelluksen ikkunassa pyörii kuutio. Testitapaukset T01 ja T02 menevät läpi. GitHubin releasessa on zip, jonka itsetesti meni läpi.</w:t>
+        <w:t xml:space="preserve">Sovelluksen ikkunassa pyörii kuutio. Testit 1 ja 2 menevät läpi. GitHubin releasessa on zip, jonka itsetesti meni läpi.</w:t>
       </w:r>
     </w:p>
     <w:p>
@@ -2783,7 +2783,7 @@
           <w:sz w:val="36"/>
           <w:szCs w:val="36"/>
         </w:rPr>
-        <w:t xml:space="preserve">☐  Kirjoita testitapaus T01 ennen koodia. Mitä odotat, kun kiertokulma saa ajan 0 ja nopeuden 0,5? Entä kun aika on 3?</w:t>
+        <w:t xml:space="preserve">☐  Kirjoita ennen koodia testi 1: kiertokulma. Mitä odotat, kun kiertokulma saa ajan 0 ja nopeuden 0,5? Entä kun aika on 3?</w:t>
       </w:r>
     </w:p>
     <w:p>
@@ -2798,7 +2798,7 @@
           <w:sz w:val="36"/>
           <w:szCs w:val="36"/>
         </w:rPr>
-        <w:t xml:space="preserve">☐  Tee kortti #1 (kuutio) työsyklillä mallikortin avulla. Aja T01.</w:t>
+        <w:t xml:space="preserve">☐  Tee kortti #1 (kuutio) työsyklillä mallikortin avulla. Aja testi 1.</w:t>
       </w:r>
     </w:p>
     <w:p>
@@ -2813,7 +2813,7 @@
           <w:sz w:val="36"/>
           <w:szCs w:val="36"/>
         </w:rPr>
-        <w:t xml:space="preserve">☐  Tee kortti #2 (release) työsyklillä. Aja T02 releasen zipistä puretulla sovelluksella.</w:t>
+        <w:t xml:space="preserve">☐  Tee kortti #2 (release) työsyklillä. Aja testi 2: julkaisu. Käytä releasen zipistä purettua sovellusta.</w:t>
       </w:r>
     </w:p>
     <w:p>
@@ -2829,7 +2829,7 @@
           <w:sz w:val="36"/>
           <w:szCs w:val="36"/>
         </w:rPr>
-        <w:t xml:space="preserve">Valmis kun: Releasen zipistä purettu sovellus käynnistyy, ja kuutio pyörii. Actionsin ajo on vihreä, eli itsetesti meni läpi. pytest näyttää, että T01 menee läpi. Issuet #1 ja #2 on suljettu commitilla.</w:t>
+        <w:t xml:space="preserve">Valmis kun: Releasen zipistä purettu sovellus käynnistyy, ja kuutio pyörii. Actionsin ajo on vihreä, eli itsetesti meni läpi. pytest näyttää, että testi 1 menee läpi. Issuet #1 ja #2 on suljettu commitilla.</w:t>
       </w:r>
     </w:p>
     <w:p>
@@ -2845,7 +2845,7 @@
           <w:sz w:val="36"/>
           <w:szCs w:val="36"/>
         </w:rPr>
-        <w:t xml:space="preserve">Työnäyte Git-repositoryyn ennen rastia: Näytä: releasen osoite, issuet #1 ja #2 suljettuina sekä T01:n ja T02:n tulokset issueissa.</w:t>
+        <w:t xml:space="preserve">Työnäyte Git-repositoryyn ennen rastia: Näytä: releasen v0.0.41 osoite, issuet #1 ja #2 suljettuina sekä testien 1 ja 2 tulokset issueissa.</w:t>
       </w:r>
     </w:p>
     <w:p>
@@ -2957,7 +2957,7 @@
           <w:sz w:val="36"/>
           <w:szCs w:val="36"/>
         </w:rPr>
-        <w:t xml:space="preserve">☐  Kirjoita testitapaukset T03–T05 ennen toteutusta: kolme polkua, SVG, jossa on &lt;script&gt;, ja tiedosto, joka ei ole SVG.</w:t>
+        <w:t xml:space="preserve">☐  Kirjoita testit 3–5 ennen toteutusta: kolme polkua, haitallinen SVG, jossa on &lt;script&gt;, ja väärä tiedosto, joka ei ole SVG.</w:t>
       </w:r>
     </w:p>
     <w:p>
@@ -2987,7 +2987,7 @@
           <w:sz w:val="36"/>
           <w:szCs w:val="36"/>
         </w:rPr>
-        <w:t xml:space="preserve">☐  Toteuta tuonti työsyklillä kaistalla A, tiedosto kerrallaan.</w:t>
+        <w:t xml:space="preserve">☐  Toteuta tuonti työsyklillä Tiedosto-kaistalla, tiedosto kerrallaan.</w:t>
       </w:r>
     </w:p>
     <w:p>
@@ -3002,7 +3002,7 @@
           <w:sz w:val="36"/>
           <w:szCs w:val="36"/>
         </w:rPr>
-        <w:t xml:space="preserve">☐  Kokeile SVGLoaderin rajoitteita omalla tiedostollasi. Kirjaa ne kirjastot.md:hen.</w:t>
+        <w:t xml:space="preserve">☐  Kokeile svgelementsin rajoitteita omalla tiedostollasi. Kirjaa ne kirjastot.md:hen. Julkaise viikon versio tagilla v0.0.43.</w:t>
       </w:r>
     </w:p>
     <w:p>
@@ -3018,7 +3018,7 @@
           <w:sz w:val="36"/>
           <w:szCs w:val="36"/>
         </w:rPr>
-        <w:t xml:space="preserve">Valmis kun: Oma SVG avautuu tiedostonvalinnalla, T03–T05 menevät läpi, ja project-docs/kirjastot.md:ssä on kaksi SVGLoaderin rajoitetta omalla tiedostolla kokeiltuna.</w:t>
+        <w:t xml:space="preserve">Valmis kun: Oma SVG avautuu tiedostoikkunasta, testit 3–5 menevät läpi, ja project-docs/kirjastot.md:ssä on kaksi svgelementsin rajoitetta omalla tiedostolla kokeiltuna.</w:t>
       </w:r>
     </w:p>
     <w:p>
@@ -3034,7 +3034,7 @@
           <w:sz w:val="36"/>
           <w:szCs w:val="36"/>
         </w:rPr>
-        <w:t xml:space="preserve">Työnäyte Git-repositoryyn ennen rastia: Näytä: oma SVG-tiedosto, T03–T05 issueissa ja project-docs/kirjastot.md.</w:t>
+        <w:t xml:space="preserve">Työnäyte Git-repositoryyn ennen rastia: Näytä: oma SVG-tiedosto, testit 3–5 issueissa, project-docs/kirjastot.md ja release v0.0.43.</w:t>
       </w:r>
     </w:p>
     <w:p>
@@ -3067,7 +3067,7 @@
           <w:sz w:val="36"/>
           <w:szCs w:val="36"/>
         </w:rPr>
-        <w:t xml:space="preserve">SVG:n layerit ja ryhmät muuttuvat scene graphiksi eli 3D-näkymän vanhempi–lapsi-puuksi. Hierarkiapaneeli näyttää osien nimet sisennettyinä.</w:t>
+        <w:t xml:space="preserve">SVG:n layerit ja ryhmät muuttuvat solmupuuksi eli mallin vanhempi–lapsi-puuksi. Hierarkiapaneeli näyttää osien nimet sisennettyinä.</w:t>
       </w:r>
     </w:p>
     <w:p>
@@ -3082,7 +3082,7 @@
           <w:sz w:val="36"/>
           <w:szCs w:val="36"/>
         </w:rPr>
-        <w:t xml:space="preserve">☐  Kirjoita hierarkian muunnoksen rajapinta ja testitapaukset T06–T08 ennen toteutusta.</w:t>
+        <w:t xml:space="preserve">☐  Kirjoita hierarkian muunnoksen rajapinta ja testit 6–8 ennen toteutusta.</w:t>
       </w:r>
     </w:p>
     <w:p>
@@ -3097,7 +3097,7 @@
           <w:sz w:val="36"/>
           <w:szCs w:val="36"/>
         </w:rPr>
-        <w:t xml:space="preserve">☐  Toteuta muunnos puhtaana funktiona ja hierarkiapaneeli kaistalla C.</w:t>
+        <w:t xml:space="preserve">☐  Toteuta Agentti-kaistalla muunnos ja maailmamuunnos puhtaina funktioina sekä hierarkiapaneeli.</w:t>
       </w:r>
     </w:p>
     <w:p>
@@ -3127,7 +3127,7 @@
           <w:sz w:val="36"/>
           <w:szCs w:val="36"/>
         </w:rPr>
-        <w:t xml:space="preserve">☐  Vertaa kahta tapaa valita revolve. Tuo suositus ensi viikon palaveriin.</w:t>
+        <w:t xml:space="preserve">☐  Vertaa kahta tapaa valita revolve. Tuo suositus ensi viikon palaveriin. Julkaise viikon versio tagilla v0.0.44.</w:t>
       </w:r>
     </w:p>
     <w:p>
@@ -3143,7 +3143,7 @@
           <w:sz w:val="36"/>
           <w:szCs w:val="36"/>
         </w:rPr>
-        <w:t xml:space="preserve">Valmis kun: Oman tiedostosi kolme ryhmätasoa näkyvät paneelissa sisennettyinä, T06–T08 menevät läpi, ja suunnitelmassa on valinnan toiminta perusteluineen.</w:t>
+        <w:t xml:space="preserve">Valmis kun: Oman tiedostosi kolme ryhmätasoa näkyvät paneelissa sisennettyinä. Testit 6–8 ja maailmamuunnoksen lisätesti menevät läpi. Suunnitelmassa on valinnan toiminta perusteluineen.</w:t>
       </w:r>
     </w:p>
     <w:p>
@@ -3159,7 +3159,7 @@
           <w:sz w:val="36"/>
           <w:szCs w:val="36"/>
         </w:rPr>
-        <w:t xml:space="preserve">Työnäyte Git-repositoryyn ennen rastia: Näytä: rajapinta ja T06–T08 issueissa, hierarkiapaneeli Pages-osoitteessa ja valinnan päätös suunnitelmassa.</w:t>
+        <w:t xml:space="preserve">Työnäyte Git-repositoryyn ennen rastia: Näytä: rajapinta, testit 6–8 ja maailmamuunnoksen lisätesti issueissa, hierarkiapaneeli releasessa v0.0.44 ja valinnan päätös suunnitelmassa.</w:t>
       </w:r>
     </w:p>
     <w:p>
@@ -3222,7 +3222,7 @@
           <w:sz w:val="36"/>
           <w:szCs w:val="36"/>
         </w:rPr>
-        <w:t xml:space="preserve">☐  Kirjoita testitapaukset T09–T11 ennen toteutusta. Kysy tarvittaessa kysymystilasta, miten LatheGeometry lukee pisteet.</w:t>
+        <w:t xml:space="preserve">☐  Kirjoita testit 9–11 ennen toteutusta. Kysy tarvittaessa kysymystilassa, miten trimeshin revolve lukee pisteet.</w:t>
       </w:r>
     </w:p>
     <w:p>
@@ -3237,7 +3237,7 @@
           <w:sz w:val="36"/>
           <w:szCs w:val="36"/>
         </w:rPr>
-        <w:t xml:space="preserve">☐  Toteuta revolve, segmenttisäädin ja orbit työsyklillä.</w:t>
+        <w:t xml:space="preserve">☐  Toteuta revolve, segmenttisäädin ja orbit työsyklillä. Julkaise viikon versio tagilla v0.0.45.</w:t>
       </w:r>
     </w:p>
     <w:p>
@@ -3253,7 +3253,7 @@
           <w:sz w:val="36"/>
           <w:szCs w:val="36"/>
         </w:rPr>
-        <w:t xml:space="preserve">Valmis kun: Oma profiilisi pyörähtää kappaleeksi, segmenttisäädin muuttaa särmien määrää välillä 3–32, ja T09–T11 menevät läpi.</w:t>
+        <w:t xml:space="preserve">Valmis kun: Oma profiilisi pyörähtää kappaleeksi, segmenttisäädin muuttaa särmien määrää välillä 3–32, ja testit 9–11 menevät läpi.</w:t>
       </w:r>
     </w:p>
     <w:p>
@@ -3269,7 +3269,7 @@
           <w:sz w:val="36"/>
           <w:szCs w:val="36"/>
         </w:rPr>
-        <w:t xml:space="preserve">Työnäyte Git-repositoryyn ennen rastia: Näytä: T09–T11 issueissa, pyörähdyskappale Pages-osoitteessa ja sovittu valintatapa issue-kommenttina.</w:t>
+        <w:t xml:space="preserve">Työnäyte Git-repositoryyn ennen rastia: Näytä: testit 9–11 issueissa, pyörähdyskappale releasessa v0.0.45 ja sovittu valintatapa issue-kommenttina.</w:t>
       </w:r>
     </w:p>
     <w:p>
@@ -3302,7 +3302,7 @@
           <w:sz w:val="36"/>
           <w:szCs w:val="36"/>
         </w:rPr>
-        <w:t xml:space="preserve">Viivapolusta syntyy putki, jossa on 3–8 sivua. Orientaatiokuutiolla kamera kääntyy katsomaan suoraan edestä, sivulta tai ylhäältä. View lock -painike lukitsee kierron.</w:t>
+        <w:t xml:space="preserve">Viivapolusta syntyy putki, jossa on 3–8 sivua. Orientaatiowidgetillä kameran voi kääntää katsomaan suoraan edestä, sivulta tai ylhäältä. View lock -painike lukitsee kierron.</w:t>
       </w:r>
     </w:p>
     <w:p>
@@ -3317,7 +3317,7 @@
           <w:sz w:val="36"/>
           <w:szCs w:val="36"/>
         </w:rPr>
-        <w:t xml:space="preserve">☐  Kirjoita testitapaukset T12–T14 ennen toteutusta.</w:t>
+        <w:t xml:space="preserve">☐  Kirjoita testit 12–14 ennen toteutusta.</w:t>
       </w:r>
     </w:p>
     <w:p>
@@ -3332,7 +3332,7 @@
           <w:sz w:val="36"/>
           <w:szCs w:val="36"/>
         </w:rPr>
-        <w:t xml:space="preserve">☐  Toteuta inflate ja sivumäärän säädin työsyklillä. Kirjaa TubeGeometryn rajoitteet.</w:t>
+        <w:t xml:space="preserve">☐  Toteuta inflate ja sivumäärän säädin työsyklillä. Tee putki PyVistan tube-suodattimella. Kirjaa putkigeometrian rajoitteet.</w:t>
       </w:r>
     </w:p>
     <w:p>
@@ -3347,7 +3347,7 @@
           <w:sz w:val="36"/>
           <w:szCs w:val="36"/>
         </w:rPr>
-        <w:t xml:space="preserve">☐  Toteuta orientaatiokuutio ja view lock -painike työsyklillä.</w:t>
+        <w:t xml:space="preserve">☐  Toteuta orientaatiowidget ja view lock -painike työsyklillä. Julkaise viikon versio tagilla v0.0.46.</w:t>
       </w:r>
     </w:p>
     <w:p>
@@ -3363,7 +3363,7 @@
           <w:sz w:val="36"/>
           <w:szCs w:val="36"/>
         </w:rPr>
-        <w:t xml:space="preserve">Valmis kun: Inflate on valmis, kun oma polkusi muuttuu putkeksi, sivumäärän voi valita väliltä 3–8 ja T12–T13 menevät läpi. Kamera on valmis, kun kuution sivua klikkaamalla kamera kääntyy suoraan akselin suuntaan, view lock estää kierron ja T14 menee läpi. Jos kamera siirtyy viikolle 47, se on sovittu vaihtoehto eikä virhe.</w:t>
+        <w:t xml:space="preserve">Valmis kun: Inflate on valmis, kun oma polkusi muuttuu putkeksi, sivumäärän voi valita väliltä 3–8 ja testit 12–13 menevät läpi. Kamera on valmis, kun orientaatiowidgetin akselin klikkaus kääntää kameran suoraan akselin suuntaan, view lock estää kierron ja testi 14 menee läpi. Jos kamera siirtyy viikolle 47, se on sovittu vaihtoehto eikä virhe.</w:t>
       </w:r>
     </w:p>
     <w:p>
@@ -3379,7 +3379,7 @@
           <w:sz w:val="36"/>
           <w:szCs w:val="36"/>
         </w:rPr>
-        <w:t xml:space="preserve">Työnäyte Git-repositoryyn ennen rastia: Näytä: T12–T14 issueissa, putki ja suorat näkymät Pages-osoitteessa ja TubeGeometryn rajoitteet kirjastot.md:ssä.</w:t>
+        <w:t xml:space="preserve">Työnäyte Git-repositoryyn ennen rastia: Näytä: testit 12–14 issueissa, putki ja suorat näkymät releasessa v0.0.46 ja putkigeometrian rajoitteet kirjastot.md:ssä.</w:t>
       </w:r>
     </w:p>
     <w:p>
@@ -3412,7 +3412,7 @@
           <w:sz w:val="36"/>
           <w:szCs w:val="36"/>
         </w:rPr>
-        <w:t xml:space="preserve">Osan voi valita, siirtää, kiertää ja skaalata. Lapset seuraavat vanhempaa.</w:t>
+        <w:t xml:space="preserve">Osan voi valita. Sen voi siirtää, kiertää ja skaalata transformipaneelin numerokentillä ja näppäimistöllä. Lapset seuraavat vanhempaa.</w:t>
       </w:r>
     </w:p>
     <w:p>
@@ -3427,7 +3427,7 @@
           <w:sz w:val="36"/>
           <w:szCs w:val="36"/>
         </w:rPr>
-        <w:t xml:space="preserve">☐  Kirjoita testitapaus T15 ennen toteutusta. Mitä odotat lapsen paikalle, kun vanhempaa siirretään 10 yksikköä?</w:t>
+        <w:t xml:space="preserve">☐  Kirjoita ennen toteutusta testi 15: lapsi seuraa. Mitä odotat lapsen paikalle, kun vanhempaa siirretään 10 yksikköä?</w:t>
       </w:r>
     </w:p>
     <w:p>
@@ -3442,7 +3442,7 @@
           <w:sz w:val="36"/>
           <w:szCs w:val="36"/>
         </w:rPr>
-        <w:t xml:space="preserve">☐  Toteuta valinta suunnitelmasi mukaan. Toteuta siirto, kierto ja skaalaus työsyklillä.</w:t>
+        <w:t xml:space="preserve">☐  Toteuta valinta suunnitelmasi mukaan. Toteuta siirto, kierto ja skaalaus transformipaneeliin työsyklillä.</w:t>
       </w:r>
     </w:p>
     <w:p>
@@ -3457,7 +3457,7 @@
           <w:sz w:val="36"/>
           <w:szCs w:val="36"/>
         </w:rPr>
-        <w:t xml:space="preserve">☐  Aja T15. Jos se ei mene läpi kahdella yrityksellä, avaa havaintoissue.</w:t>
+        <w:t xml:space="preserve">☐  Aja testi 15. Jos se ei mene läpi kahdella yrityksellä, avaa havaintoissue. Julkaise viikon versio tagilla v0.0.47.</w:t>
       </w:r>
     </w:p>
     <w:p>
@@ -3473,7 +3473,7 @@
           <w:sz w:val="36"/>
           <w:szCs w:val="36"/>
         </w:rPr>
-        <w:t xml:space="preserve">Valmis kun: Osan voi valita suunnitelmasi mukaan. Siirto, kierto ja skaalaus toimivat. T15 menee läpi, tai siitä on havaintoissue.</w:t>
+        <w:t xml:space="preserve">Valmis kun: Osan voi valita suunnitelmasi mukaan. Siirto, kierto ja skaalaus toimivat numerokentillä ja pikanäppäimillä. Testi 15 menee läpi, tai siitä on havaintoissue.</w:t>
       </w:r>
     </w:p>
     <w:p>
@@ -3489,7 +3489,7 @@
           <w:sz w:val="36"/>
           <w:szCs w:val="36"/>
         </w:rPr>
-        <w:t xml:space="preserve">Työnäyte Git-repositoryyn ennen rastia: Näytä: T15 issuessa, transformit Pages-osoitteessa ja P0-tilanne palaverin issue-kommentissa.</w:t>
+        <w:t xml:space="preserve">Työnäyte Git-repositoryyn ennen rastia: Näytä: testi 15 issuessa, transformit releasessa v0.0.47 ja pakollisen ytimen tilanne palaverin issue-kommentissa.</w:t>
       </w:r>
     </w:p>
     <w:p>
@@ -3539,7 +3539,7 @@
           <w:sz w:val="36"/>
           <w:szCs w:val="36"/>
         </w:rPr>
-        <w:t xml:space="preserve">Pivot on oletuksena kappaleen keskipisteessä. Sen voi asettaa transformivalikossa prosentteina X/Y/Z.</w:t>
+        <w:t xml:space="preserve">Pivot on oletuksena kappaleen keskipisteessä. Sen voi asettaa transformipaneelissa prosentteina X, Y ja Z.</w:t>
       </w:r>
     </w:p>
     <w:p>
@@ -3554,7 +3554,7 @@
           <w:sz w:val="36"/>
           <w:szCs w:val="36"/>
         </w:rPr>
-        <w:t xml:space="preserve">☐  Kirjoita pivotin syötteen tarkistuksen rajapinta ja testitapaukset T16–T18 ennen toteutusta.</w:t>
+        <w:t xml:space="preserve">☐  Kirjoita pivotin syötteen tarkistuksen rajapinta ja testit 16–18 ennen toteutusta.</w:t>
       </w:r>
     </w:p>
     <w:p>
@@ -3584,7 +3584,7 @@
           <w:sz w:val="36"/>
           <w:szCs w:val="36"/>
         </w:rPr>
-        <w:t xml:space="preserve">☐  Lisää transformivalikko prosenttisyötöllä käyttöliittymävaatimuksesi mukaan.</w:t>
+        <w:t xml:space="preserve">☐  Lisää pivotin prosenttikentät transformipaneeliin käyttöliittymävaatimuksesi mukaan. Julkaise viikon versio tagilla v0.0.48.</w:t>
       </w:r>
     </w:p>
     <w:p>
@@ -3600,7 +3600,7 @@
           <w:sz w:val="36"/>
           <w:szCs w:val="36"/>
         </w:rPr>
-        <w:t xml:space="preserve">Valmis kun: Pivot 50/50/50 on keskipisteessä, prosentit muuttavat pivotin paikkaa, virheellinen syöte käsitellään kriteerisi mukaan, ja T16–T18 menevät läpi.</w:t>
+        <w:t xml:space="preserve">Valmis kun: Pivot 50/50/50 on keskipisteessä, prosentit muuttavat pivotin paikkaa, virheellinen syöte käsitellään kriteerisi mukaan, ja testit 16–18 menevät läpi.</w:t>
       </w:r>
     </w:p>
     <w:p>
@@ -3616,7 +3616,7 @@
           <w:sz w:val="36"/>
           <w:szCs w:val="36"/>
         </w:rPr>
-        <w:t xml:space="preserve">Työnäyte Git-repositoryyn ennen rastia: Näytä: rajapinta ja T16–T18 issueissa sekä transformivalikko Pages-osoitteessa.</w:t>
+        <w:t xml:space="preserve">Työnäyte Git-repositoryyn ennen rastia: Näytä: rajapinta ja testit 16–18 issueissa sekä pivotin kentät releasessa v0.0.48.</w:t>
       </w:r>
     </w:p>
     <w:p>
@@ -3664,7 +3664,7 @@
           <w:sz w:val="36"/>
           <w:szCs w:val="36"/>
         </w:rPr>
-        <w:t xml:space="preserve">☐  Kirjoita objektijaon rajapinta ja testitapaukset T19–T20 ennen toteutusta.</w:t>
+        <w:t xml:space="preserve">☐  Kirjoita objektijaon rajapinta ja testit 19–20 ennen toteutusta.</w:t>
       </w:r>
     </w:p>
     <w:p>
@@ -3709,7 +3709,7 @@
           <w:sz w:val="36"/>
           <w:szCs w:val="36"/>
         </w:rPr>
-        <w:t xml:space="preserve">☐  Kirjoita ensimmäinen virheenkorjausketju havaintoissueistasi. Kirjoita sille regressiotesti.</w:t>
+        <w:t xml:space="preserve">☐  Kirjoita ensimmäinen virheenkorjausketju havaintoissueistasi. Kirjoita sille regressiotesti. Julkaise viikon versio tagilla v0.0.49.</w:t>
       </w:r>
     </w:p>
     <w:p>
@@ -3725,7 +3725,7 @@
           <w:sz w:val="36"/>
           <w:szCs w:val="36"/>
         </w:rPr>
-        <w:t xml:space="preserve">Valmis kun: Kolmen osan mallista syntyy .obj-tiedosto, jossa on kolme o-riviä osien nimillä. Tiedosto aukeaa Blenderissä. T19–T20 menevät läpi. Virheenkorjausketjun kuusi osaa ovat havaintoissuessa.</w:t>
+        <w:t xml:space="preserve">Valmis kun: Kolmen osan mallista syntyy .obj-tiedosto, jossa on kolme o-riviä osien nimillä. Tiedosto aukeaa Blenderissä. Testit 19–20 menevät läpi. Virheenkorjausketjun kuusi osaa ovat havaintoissuessa.</w:t>
       </w:r>
     </w:p>
     <w:p>
@@ -3741,7 +3741,7 @@
           <w:sz w:val="36"/>
           <w:szCs w:val="36"/>
         </w:rPr>
-        <w:t xml:space="preserve">Työnäyte Git-repositoryyn ennen rastia: Näytä: T19–T20 issueissa, viety .obj-tiedosto, kuva Blenderistä ja virheenkorjausketju 1 havaintoissuessa.</w:t>
+        <w:t xml:space="preserve">Työnäyte Git-repositoryyn ennen rastia: Näytä: testit 19–20 issueissa, viety .obj-tiedosto, kuva Blenderistä ja virheenkorjausketju 1 havaintoissuessa.</w:t>
       </w:r>
     </w:p>
     <w:p>
@@ -3804,7 +3804,7 @@
           <w:sz w:val="36"/>
           <w:szCs w:val="36"/>
         </w:rPr>
-        <w:t xml:space="preserve">☐  Kirjoita testitapaukset T21–T22 ennen toteutusta.</w:t>
+        <w:t xml:space="preserve">☐  Kirjoita testit 21–22 ennen toteutusta.</w:t>
       </w:r>
     </w:p>
     <w:p>
@@ -3834,7 +3834,7 @@
           <w:sz w:val="36"/>
           <w:szCs w:val="36"/>
         </w:rPr>
-        <w:t xml:space="preserve">☐  Julkaise MVP. Merkitse versio tagilla v0.1.</w:t>
+        <w:t xml:space="preserve">☐  Julkaise MVP tagilla v0.1. Lataa zip releasesta ja käynnistä sovellus puretusta kansiosta.</w:t>
       </w:r>
     </w:p>
     <w:p>
@@ -3850,7 +3850,7 @@
           <w:sz w:val="36"/>
           <w:szCs w:val="36"/>
         </w:rPr>
-        <w:t xml:space="preserve">Valmis kun: Tallennettu projekti avautuu samassa tilassa, rikottu tiedosto antaa virheilmoituksen, project-docs/tietoturva.md on repositoryssa, ja tagi v0.1 näkyy GitHubissa.</w:t>
+        <w:t xml:space="preserve">Valmis kun: Tallennettu projekti avautuu samassa tilassa, rikottu tiedosto antaa virheilmoituksen, project-docs/tietoturva.md on repositoryssa, ja releasen v0.1 zipistä purettu sovellus käynnistyy.</w:t>
       </w:r>
     </w:p>
     <w:p>
@@ -3866,7 +3866,7 @@
           <w:sz w:val="36"/>
           <w:szCs w:val="36"/>
         </w:rPr>
-        <w:t xml:space="preserve">Työnäyte Git-repositoryyn ennen rastia: Näytä: tallennusvertailu suunnitelmassa, T21–T22 issueissa, project-docs/tietoturva.md ja tagi v0.1.</w:t>
+        <w:t xml:space="preserve">Työnäyte Git-repositoryyn ennen rastia: Näytä: tallennusvertailu suunnitelmassa, testit 21–22 issueissa, project-docs/tietoturva.md ja release v0.1.</w:t>
       </w:r>
     </w:p>
     <w:p>
@@ -4121,7 +4121,7 @@
           <w:sz w:val="45"/>
           <w:szCs w:val="45"/>
         </w:rPr>
-        <w:t xml:space="preserve">Vko 2 · 11.–15.1. – Paluuviikko: testit läpi ja P1-järjestys</w:t>
+        <w:t xml:space="preserve">Vko 2 · 11.–15.1. – Paluuviikko: testit läpi ja tärkeän jatkon järjestys</w:t>
       </w:r>
     </w:p>
     <w:p>
@@ -4137,7 +4137,7 @@
           <w:sz w:val="36"/>
           <w:szCs w:val="36"/>
         </w:rPr>
-        <w:t xml:space="preserve">Kaikki testit menevät läpi. P1-järjestys on sovittu tuntiarvioineen. Yksi pieni korjaus katselmoinnista on GitHubissa.</w:t>
+        <w:t xml:space="preserve">Kaikki testit menevät läpi. Tärkeän jatkon järjestys on sovittu tuntiarvioineen. Yksi pieni korjaus katselmoinnista on GitHubissa.</w:t>
       </w:r>
     </w:p>
     <w:p>
@@ -4167,7 +4167,7 @@
           <w:sz w:val="36"/>
           <w:szCs w:val="36"/>
         </w:rPr>
-        <w:t xml:space="preserve">☐  Ehdota P1-järjestys ja tuntiarviot asiakkaiden prioriteettien pohjalta. Sovi järjestys palaverissa.</w:t>
+        <w:t xml:space="preserve">☐  Ehdota tärkeän jatkon järjestys ja tuntiarviot asiakkaiden prioriteettien pohjalta. Sovi järjestys palaverissa.</w:t>
       </w:r>
     </w:p>
     <w:p>
@@ -4182,7 +4182,7 @@
           <w:sz w:val="36"/>
           <w:szCs w:val="36"/>
         </w:rPr>
-        <w:t xml:space="preserve">☐  Tee yksi pieni korjaus katselmoinnin havainnoista kaistalla B.</w:t>
+        <w:t xml:space="preserve">☐  Tee yksi pieni korjaus katselmoinnin havainnoista Täydennys-kaistalla.</w:t>
       </w:r>
     </w:p>
     <w:p>
@@ -4198,7 +4198,7 @@
           <w:sz w:val="36"/>
           <w:szCs w:val="36"/>
         </w:rPr>
-        <w:t xml:space="preserve">Valmis kun: npm test näyttää, että kaikki testit menevät läpi, P1-järjestys on sovittu palaverissa, ja korjauksen commit on GitHubissa.</w:t>
+        <w:t xml:space="preserve">Valmis kun: npm test näyttää, että kaikki testit menevät läpi, tärkeän jatkon järjestys on sovittu palaverissa, ja korjauksen commit on GitHubissa.</w:t>
       </w:r>
     </w:p>
     <w:p>
@@ -4214,7 +4214,7 @@
           <w:sz w:val="36"/>
           <w:szCs w:val="36"/>
         </w:rPr>
-        <w:t xml:space="preserve">Työnäyte Git-repositoryyn ennen rastia: Näytä: testiajon tulos päiväkirjassa, P1-järjestys issueissa ja korjauksen commit.</w:t>
+        <w:t xml:space="preserve">Työnäyte Git-repositoryyn ennen rastia: Näytä: testiajon tulos päiväkirjassa, tärkeän jatkon järjestys issueissa ja korjauksen commit.</w:t>
       </w:r>
     </w:p>
     <w:p>
@@ -4277,7 +4277,7 @@
           <w:sz w:val="36"/>
           <w:szCs w:val="36"/>
         </w:rPr>
-        <w:t xml:space="preserve">☐  Kirjoita testitapaus T23 ennen toteutusta.</w:t>
+        <w:t xml:space="preserve">☐  Kirjoita ennen toteutusta testi 23: Päivitä SVG.</w:t>
       </w:r>
     </w:p>
     <w:p>
@@ -4324,7 +4324,7 @@
           <w:sz w:val="36"/>
           <w:szCs w:val="36"/>
         </w:rPr>
-        <w:t xml:space="preserve">Työnäyte Git-repositoryyn ennen rastia: Näytä: T23 issuessa ja yhdistetty pull request.</w:t>
+        <w:t xml:space="preserve">Työnäyte Git-repositoryyn ennen rastia: Näytä: testi 23 issuessa ja yhdistetty pull request.</w:t>
       </w:r>
     </w:p>
     <w:p>
@@ -4341,7 +4341,7 @@
           <w:sz w:val="45"/>
           <w:szCs w:val="45"/>
         </w:rPr>
-        <w:t xml:space="preserve">Vko 4 · 25.–29.1. – Jousto ja P1: rästit tai seuraava toiminto</w:t>
+        <w:t xml:space="preserve">Vko 4 · 25.–29.1. – Jousto ja tärkeä jatko: rästit tai seuraava toiminto</w:t>
       </w:r>
     </w:p>
     <w:p>
@@ -4357,7 +4357,7 @@
           <w:sz w:val="36"/>
           <w:szCs w:val="36"/>
         </w:rPr>
-        <w:t xml:space="preserve">Jos P0-rästejä on, ne ovat valmiit. Muuten seuraava sovittu P1-toiminto toimii.</w:t>
+        <w:t xml:space="preserve">Jos pakollisesta ytimestä on rästejä, ne ovat valmiit. Muuten seuraava sovittu tärkeän jatkon toiminto toimii.</w:t>
       </w:r>
     </w:p>
     <w:p>
@@ -4372,7 +4372,7 @@
           <w:sz w:val="36"/>
           <w:szCs w:val="36"/>
         </w:rPr>
-        <w:t xml:space="preserve">☐  Tee ensin P0-rästit omassa haarassa, jos niitä on.</w:t>
+        <w:t xml:space="preserve">☐  Tee ensin pakollisen ytimen rästit omassa haarassa, jos niitä on.</w:t>
       </w:r>
     </w:p>
     <w:p>
@@ -4387,7 +4387,7 @@
           <w:sz w:val="36"/>
           <w:szCs w:val="36"/>
         </w:rPr>
-        <w:t xml:space="preserve">☐  Kirjoita seuraavan P1-toiminnon testitapaus T24 ennen toteutusta.</w:t>
+        <w:t xml:space="preserve">☐  Kirjoita ennen toteutusta testi 24: seuraava toiminto. Testi koskee seuraavaa tärkeän jatkon toimintoa.</w:t>
       </w:r>
     </w:p>
     <w:p>
@@ -4418,7 +4418,7 @@
           <w:sz w:val="36"/>
           <w:szCs w:val="36"/>
         </w:rPr>
-        <w:t xml:space="preserve">Valmis kun: P0-rästit on liitetty päähaaraan pull requestilla, tai P1-toiminto toimii ja T24 menee läpi. Virheenkorjausketjun kuusi osaa ovat havaintoissuessa.</w:t>
+        <w:t xml:space="preserve">Valmis kun: Pakollisen ytimen rästit on liitetty päähaaraan pull requestilla, tai tärkeän jatkon toiminto toimii ja testi 24 menee läpi. Virheenkorjausketjun kuusi osaa ovat havaintoissuessa.</w:t>
       </w:r>
     </w:p>
     <w:p>
@@ -4434,7 +4434,7 @@
           <w:sz w:val="36"/>
           <w:szCs w:val="36"/>
         </w:rPr>
-        <w:t xml:space="preserve">Työnäyte Git-repositoryyn ennen rastia: Näytä: T24 issuessa, valmis toiminto Pages-osoitteessa ja virheenkorjausketju 2 havaintoissuessa.</w:t>
+        <w:t xml:space="preserve">Työnäyte Git-repositoryyn ennen rastia: Näytä: testi 24 issuessa, valmis toiminto Pages-osoitteessa ja virheenkorjausketju 2 havaintoissuessa.</w:t>
       </w:r>
     </w:p>
     <w:p>
@@ -4497,7 +4497,7 @@
           <w:sz w:val="36"/>
           <w:szCs w:val="36"/>
         </w:rPr>
-        <w:t xml:space="preserve">☐  Tarkista käyttöliittymävaatimuksesi. Kirjoita testitapaukset T25–T26 ennen toteutusta.</w:t>
+        <w:t xml:space="preserve">☐  Tarkista käyttöliittymävaatimuksesi. Kirjoita testit 25–26 ennen toteutusta.</w:t>
       </w:r>
     </w:p>
     <w:p>
@@ -4527,7 +4527,7 @@
           <w:sz w:val="36"/>
           <w:szCs w:val="36"/>
         </w:rPr>
-        <w:t xml:space="preserve">☐  Aja T25–T26 ja Lighthouse uudelleen. Vertaa tuloksia.</w:t>
+        <w:t xml:space="preserve">☐  Aja testit 25–26 ja Lighthouse uudelleen. Vertaa tuloksia.</w:t>
       </w:r>
     </w:p>
     <w:p>
@@ -4543,7 +4543,7 @@
           <w:sz w:val="36"/>
           <w:szCs w:val="36"/>
         </w:rPr>
-        <w:t xml:space="preserve">Valmis kun: Lighthousen tulokset ennen ja jälkeen on kirjattu, mikään kohta ei heikentynyt, T25–T26 menevät läpi, ja löydetyt puutteet on korjattu tai kirjattu issueiksi.</w:t>
+        <w:t xml:space="preserve">Valmis kun: Lighthousen tulokset ennen ja jälkeen on kirjattu, mikään kohta ei heikentynyt, testit 25–26 menevät läpi, ja löydetyt puutteet on korjattu tai kirjattu issueiksi.</w:t>
       </w:r>
     </w:p>
     <w:p>
@@ -4559,7 +4559,7 @@
           <w:sz w:val="36"/>
           <w:szCs w:val="36"/>
         </w:rPr>
-        <w:t xml:space="preserve">Työnäyte Git-repositoryyn ennen rastia: Näytä: Lighthousen tulokset ennen ja jälkeen, T25–T26 issueissa ja korjausten commitit.</w:t>
+        <w:t xml:space="preserve">Työnäyte Git-repositoryyn ennen rastia: Näytä: Lighthousen tulokset ennen ja jälkeen, testit 25–26 issueissa ja korjausten commitit.</w:t>
       </w:r>
     </w:p>
     <w:p>
@@ -5256,7 +5256,7 @@
                 <w:sz w:val="36"/>
                 <w:szCs w:val="36"/>
               </w:rPr>
-              <w:t xml:space="preserve">Minimum Viable Product. Pienin käytettävä versio. Tässä projektissa MVP on sama kuin P0 ja valmistuu ennen joulua.</w:t>
+              <w:t xml:space="preserve">Minimum Viable Product. Pienin käytettävä versio. Tässä projektissa MVP on sama kuin pakollinen ydin ja valmistuu ennen joulua.</w:t>
             </w:r>
           </w:p>
         </w:tc>
@@ -5284,7 +5284,7 @@
                 <w:sz w:val="36"/>
                 <w:szCs w:val="36"/>
               </w:rPr>
-              <w:t xml:space="preserve">P0
+              <w:t xml:space="preserve">pakollinen ydin
 vko 40</w:t>
             </w:r>
           </w:p>
@@ -5309,7 +5309,7 @@
                 <w:sz w:val="36"/>
                 <w:szCs w:val="36"/>
               </w:rPr>
-              <w:t xml:space="preserve">Pakollinen ydin. Toiminnot, joiden pitää valmistua ennen joulua. Ilman niitä tuotosta ei ole.</w:t>
+              <w:t xml:space="preserve">Toiminnot, joiden pitää valmistua ennen joulua. Ilman niitä tuotosta ei ole.</w:t>
             </w:r>
           </w:p>
         </w:tc>
@@ -5337,7 +5337,7 @@
                 <w:sz w:val="36"/>
                 <w:szCs w:val="36"/>
               </w:rPr>
-              <w:t xml:space="preserve">P1
+              <w:t xml:space="preserve">tärkeä jatko
 vko 40</w:t>
             </w:r>
           </w:p>
@@ -5362,7 +5362,7 @@
                 <w:sz w:val="36"/>
                 <w:szCs w:val="36"/>
               </w:rPr>
-              <w:t xml:space="preserve">Tärkeä jatko. Toiminnot, jotka tehdään joululoman jälkeen, kun P0 toimii.</w:t>
+              <w:t xml:space="preserve">Toiminnot, jotka tehdään joululoman jälkeen, kun pakollinen ydin toimii.</w:t>
             </w:r>
           </w:p>
         </w:tc>
@@ -5390,7 +5390,7 @@
                 <w:sz w:val="36"/>
                 <w:szCs w:val="36"/>
               </w:rPr>
-              <w:t xml:space="preserve">P2
+              <w:t xml:space="preserve">jatkolista
 vko 40</w:t>
             </w:r>
           </w:p>
@@ -5415,7 +5415,7 @@
                 <w:sz w:val="36"/>
                 <w:szCs w:val="36"/>
               </w:rPr>
-              <w:t xml:space="preserve">Jatkolista. Toiminnot, jotka jäävät tämän näytön jälkeen tehtäviksi. Ne eivät ole hylättyjä.</w:t>
+              <w:t xml:space="preserve">Toiminnot, jotka jäävät tämän näytön jälkeen tehtäviksi. Ne eivät ole hylättyjä.</w:t>
             </w:r>
           </w:p>
         </w:tc>
@@ -6740,7 +6740,7 @@
                 <w:sz w:val="36"/>
                 <w:szCs w:val="36"/>
               </w:rPr>
-              <w:t xml:space="preserve">A, B tai C. Toteutustapa. A: Copilot kirjoittaa koodin yksi tiedosto kerrallaan. B (viikolta 43): kommentti ja täydennys VS Codessa, myös testit. C (viikolta 44): GitHub Copilotin agenttitila useaan tiedostoon.</w:t>
+              <w:t xml:space="preserve">Tiedosto, Täydennys tai Agentti. Toteutustapa. Tiedosto-kaista: Copilot kirjoittaa koodin yksi tiedosto kerrallaan. Täydennys-kaista (viikolta 43): kommentti ja täydennys VS Codessa, myös testit. Agentti-kaista (viikolta 44): GitHub Copilotin agenttitila useaan tiedostoon.</w:t>
             </w:r>
           </w:p>
         </w:tc>
@@ -6768,7 +6768,7 @@
                 <w:sz w:val="36"/>
                 <w:szCs w:val="36"/>
               </w:rPr>
-              <w:t xml:space="preserve">T01
+              <w:t xml:space="preserve">testi
 vko 41</w:t>
             </w:r>
           </w:p>
@@ -6793,7 +6793,7 @@
                 <w:sz w:val="36"/>
                 <w:szCs w:val="36"/>
               </w:rPr>
-              <w:t xml:space="preserve">Testitapauksen tunnus. T tarkoittaa testitapausta. Numero yksilöi sen: T01 on ensimmäinen, T02 toinen. Odotettu tulos kirjataan, ennen kuin koodi tehdään. Lisätesti on ylimääräinen testi ilman numeroa.</w:t>
+              <w:t xml:space="preserve">numeroitu testitapaus. Testillä on numero ja nimi, esimerkiksi testi 1: kiertokulma. Numero kertoo järjestyksen: testi 1 on ensimmäinen, testi 2 toinen. Odotettu tulos kirjataan, ennen kuin koodi tehdään. Lisätesti on ylimääräinen testi ilman numeroa.</w:t>
             </w:r>
           </w:p>
         </w:tc>
@@ -6952,7 +6952,7 @@
                 <w:sz w:val="36"/>
                 <w:szCs w:val="36"/>
               </w:rPr>
-              <w:t xml:space="preserve">Nimetty versio Gitissä, esimerkiksi v0.0.1, v0.1 tai v1.0. Tagin push käynnistää julkaisun.</w:t>
+              <w:t xml:space="preserve">Nimetty versio Gitissä, esimerkiksi v0.0.41, v0.1 tai v1.0. Tagin push käynnistää julkaisun.</w:t>
             </w:r>
           </w:p>
         </w:tc>
@@ -7563,7 +7563,7 @@
                 <w:sz w:val="36"/>
                 <w:szCs w:val="36"/>
               </w:rPr>
-              <w:t xml:space="preserve">scene graph
+              <w:t xml:space="preserve">solmupuu
 vko 44</w:t>
             </w:r>
           </w:p>
@@ -7588,7 +7588,7 @@
                 <w:sz w:val="36"/>
                 <w:szCs w:val="36"/>
               </w:rPr>
-              <w:t xml:space="preserve">vanhempi–lapsi-puu. 3D-näkymän rakenne, jossa osat ovat vanhempi–lapsi-suhteessa. Kun vanhempi liikkuu, lapset liikkuvat mukana.</w:t>
+              <w:t xml:space="preserve">vanhempi–lapsi-puu. Mallin rakenne, jossa jokainen osa on solmu. Solmulla on nimi, lapset ja oma muunnos. Kun vanhempi liikkuu, lapset liikkuvat mukana, koska lapsen paikka lasketaan vanhemman kautta.</w:t>
             </w:r>
           </w:p>
         </w:tc>
@@ -7616,6 +7616,59 @@
                 <w:sz w:val="36"/>
                 <w:szCs w:val="36"/>
               </w:rPr>
+              <w:t xml:space="preserve">maailmamuunnos
+vko 44</w:t>
+            </w:r>
+          </w:p>
+        </w:tc>
+        <w:tc>
+          <w:tcPr>
+            <w:tcW w:type="dxa" w:w="7518"/>
+            <w:tcMar>
+              <w:top w:type="dxa" w:w="60"/>
+              <w:left w:type="dxa" w:w="100"/>
+              <w:bottom w:type="dxa" w:w="60"/>
+              <w:right w:type="dxa" w:w="100"/>
+            </w:tcMar>
+          </w:tcPr>
+          <w:p>
+            <w:pPr>
+              <w:spacing w:after="0"/>
+            </w:pPr>
+            <w:r>
+              <w:rPr>
+                <w:rFonts w:ascii="Arial" w:cs="Arial" w:eastAsia="Arial" w:hAnsi="Arial"/>
+                <w:sz w:val="36"/>
+                <w:szCs w:val="36"/>
+              </w:rPr>
+              <w:t xml:space="preserve">Osan lopullinen paikka, kierto ja koko 3D-näkymässä. Lasketaan näin: vanhemman maailmamuunnos kertaa osan oma muunnos.</w:t>
+            </w:r>
+          </w:p>
+        </w:tc>
+      </w:tr>
+      <w:tr>
+        <w:tc>
+          <w:tcPr>
+            <w:tcW w:type="dxa" w:w="2120"/>
+            <w:tcMar>
+              <w:top w:type="dxa" w:w="60"/>
+              <w:left w:type="dxa" w:w="100"/>
+              <w:bottom w:type="dxa" w:w="60"/>
+              <w:right w:type="dxa" w:w="100"/>
+            </w:tcMar>
+          </w:tcPr>
+          <w:p>
+            <w:pPr>
+              <w:spacing w:after="0"/>
+            </w:pPr>
+            <w:r>
+              <w:rPr>
+                <w:rFonts w:ascii="Arial" w:cs="Arial" w:eastAsia="Arial" w:hAnsi="Arial"/>
+                <w:b/>
+                <w:bCs/>
+                <w:sz w:val="36"/>
+                <w:szCs w:val="36"/>
+              </w:rPr>
               <w:t xml:space="preserve">hierarkiapaneeli
 vko 44</w:t>
             </w:r>
@@ -7641,7 +7694,7 @@
                 <w:sz w:val="36"/>
                 <w:szCs w:val="36"/>
               </w:rPr>
-              <w:t xml:space="preserve">Sovelluksen paneeli, joka näyttää scene graphin osat sisennettyinä.</w:t>
+              <w:t xml:space="preserve">Sovelluksen paneeli, joka näyttää solmupuun osat sisennettyinä.</w:t>
             </w:r>
           </w:p>
         </w:tc>
@@ -7987,7 +8040,7 @@
                 <w:sz w:val="36"/>
                 <w:szCs w:val="36"/>
               </w:rPr>
-              <w:t xml:space="preserve">orientaatiokuutio
+              <w:t xml:space="preserve">orientaatiowidget
 vko 46</w:t>
             </w:r>
           </w:p>
@@ -8012,7 +8065,7 @@
                 <w:sz w:val="36"/>
                 <w:szCs w:val="36"/>
               </w:rPr>
-              <w:t xml:space="preserve">Orientation Gizmo. Kuutio näkymän kulmassa. Kun klikkaat sen sivua, kamera kääntyy katsomaan mallia suoraan sivun suunnasta.</w:t>
+              <w:t xml:space="preserve">kameran suuntakuvio. Pieni akselikuvio näkymän kulmassa. Kun klikkaat sen akselia, kamera kääntyy katsomaan mallia suoraan akselin suunnasta.</w:t>
             </w:r>
           </w:p>
         </w:tc>
@@ -8118,7 +8171,7 @@
                 <w:sz w:val="36"/>
                 <w:szCs w:val="36"/>
               </w:rPr>
-              <w:t xml:space="preserve">P1. Näkymä, jossa kaukana olevat osat eivät pienene kuten valokuvassa. Tehdään P1:ssä. P0:ssa kaukana olevat osat näyttävät pienemmiltä, ja se on oikein.</w:t>
+              <w:t xml:space="preserve">Näkymä, jossa kaukana olevat osat eivät pienene kuten valokuvassa. Tehdään tärkeässä jatkossa. Pakollisessa ytimessä kaukana olevat osat näyttävät pienemmiltä, ja se on oikein.</w:t>
             </w:r>
           </w:p>
         </w:tc>
@@ -8252,6 +8305,59 @@
                 <w:sz w:val="36"/>
                 <w:szCs w:val="36"/>
               </w:rPr>
+              <w:t xml:space="preserve">transformipaneeli
+vko 47</w:t>
+            </w:r>
+          </w:p>
+        </w:tc>
+        <w:tc>
+          <w:tcPr>
+            <w:tcW w:type="dxa" w:w="7518"/>
+            <w:tcMar>
+              <w:top w:type="dxa" w:w="60"/>
+              <w:left w:type="dxa" w:w="100"/>
+              <w:bottom w:type="dxa" w:w="60"/>
+              <w:right w:type="dxa" w:w="100"/>
+            </w:tcMar>
+          </w:tcPr>
+          <w:p>
+            <w:pPr>
+              <w:spacing w:after="0"/>
+            </w:pPr>
+            <w:r>
+              <w:rPr>
+                <w:rFonts w:ascii="Arial" w:cs="Arial" w:eastAsia="Arial" w:hAnsi="Arial"/>
+                <w:sz w:val="36"/>
+                <w:szCs w:val="36"/>
+              </w:rPr>
+              <w:t xml:space="preserve">Paneeli, jossa osan siirto, kierto, skaalaus ja pivot syötetään numerokenttiin X, Y ja Z. Toimii myös näppäimistöllä.</w:t>
+            </w:r>
+          </w:p>
+        </w:tc>
+      </w:tr>
+      <w:tr>
+        <w:tc>
+          <w:tcPr>
+            <w:tcW w:type="dxa" w:w="2120"/>
+            <w:tcMar>
+              <w:top w:type="dxa" w:w="60"/>
+              <w:left w:type="dxa" w:w="100"/>
+              <w:bottom w:type="dxa" w:w="60"/>
+              <w:right w:type="dxa" w:w="100"/>
+            </w:tcMar>
+          </w:tcPr>
+          <w:p>
+            <w:pPr>
+              <w:spacing w:after="0"/>
+            </w:pPr>
+            <w:r>
+              <w:rPr>
+                <w:rFonts w:ascii="Arial" w:cs="Arial" w:eastAsia="Arial" w:hAnsi="Arial"/>
+                <w:b/>
+                <w:bCs/>
+                <w:sz w:val="36"/>
+                <w:szCs w:val="36"/>
+              </w:rPr>
               <w:t xml:space="preserve">pivot
 vko 48</w:t>
             </w:r>
@@ -8305,8 +8411,8 @@
                 <w:sz w:val="36"/>
                 <w:szCs w:val="36"/>
               </w:rPr>
-              <w:t xml:space="preserve">transformivalikko
-vko 48</w:t>
+              <w:t xml:space="preserve">OBJ
+vko 49</w:t>
             </w:r>
           </w:p>
         </w:tc>
@@ -8330,7 +8436,7 @@
                 <w:sz w:val="36"/>
                 <w:szCs w:val="36"/>
               </w:rPr>
-              <w:t xml:space="preserve">Valikko, jossa pivot syötetään prosentteina X, Y ja Z.</w:t>
+              <w:t xml:space="preserve">.obj-tiedosto. 3D-tiedostomuoto. Jokainen osa alkaa rivillä, jonka alussa on o-kirjain.</w:t>
             </w:r>
           </w:p>
         </w:tc>
@@ -8358,7 +8464,7 @@
                 <w:sz w:val="36"/>
                 <w:szCs w:val="36"/>
               </w:rPr>
-              <w:t xml:space="preserve">OBJ
+              <w:t xml:space="preserve">virheenkorjausketju
 vko 49</w:t>
             </w:r>
           </w:p>
@@ -8383,7 +8489,7 @@
                 <w:sz w:val="36"/>
                 <w:szCs w:val="36"/>
               </w:rPr>
-              <w:t xml:space="preserve">.obj-tiedosto. 3D-tiedostomuoto. Jokainen osa alkaa rivillä, jonka alussa on o-kirjain.</w:t>
+              <w:t xml:space="preserve">Havainto → toistamisohje → syy → korjauscommit → uusintatesti → regressiotesti. Projektissa tehdään kolme ketjua.</w:t>
             </w:r>
           </w:p>
         </w:tc>
@@ -8411,7 +8517,7 @@
                 <w:sz w:val="36"/>
                 <w:szCs w:val="36"/>
               </w:rPr>
-              <w:t xml:space="preserve">virheenkorjausketju
+              <w:t xml:space="preserve">regressiotesti
 vko 49</w:t>
             </w:r>
           </w:p>
@@ -8436,7 +8542,7 @@
                 <w:sz w:val="36"/>
                 <w:szCs w:val="36"/>
               </w:rPr>
-              <w:t xml:space="preserve">Havainto → toistamisohje → syy → korjauscommit → uusintatesti → regressiotesti. Projektissa tehdään kolme ketjua.</w:t>
+              <w:t xml:space="preserve">Testi, joka toistaa korjatun virheen ja jää testeihin. Se varmistaa, ettei virhe palaa.</w:t>
             </w:r>
           </w:p>
         </w:tc>
@@ -8464,7 +8570,7 @@
                 <w:sz w:val="36"/>
                 <w:szCs w:val="36"/>
               </w:rPr>
-              <w:t xml:space="preserve">regressiotesti
+              <w:t xml:space="preserve">vikatehtävä
 vko 49</w:t>
             </w:r>
           </w:p>
@@ -8489,7 +8595,7 @@
                 <w:sz w:val="36"/>
                 <w:szCs w:val="36"/>
               </w:rPr>
-              <w:t xml:space="preserve">Testi, joka toistaa korjatun virheen ja jää testeihin. Se varmistaa, ettei virhe palaa.</w:t>
+              <w:t xml:space="preserve">Ohjaajan tekemä tarkoituksellinen virhe. Siitä tehdään virheenkorjausketju, jos aitoa havaintoa ei ole.</w:t>
             </w:r>
           </w:p>
         </w:tc>
@@ -8517,8 +8623,8 @@
                 <w:sz w:val="36"/>
                 <w:szCs w:val="36"/>
               </w:rPr>
-              <w:t xml:space="preserve">vikatehtävä
-vko 49</w:t>
+              <w:t xml:space="preserve">JSON
+vko 50</w:t>
             </w:r>
           </w:p>
         </w:tc>
@@ -8542,7 +8648,7 @@
                 <w:sz w:val="36"/>
                 <w:szCs w:val="36"/>
               </w:rPr>
-              <w:t xml:space="preserve">Ohjaajan tekemä tarkoituksellinen virhe. Siitä tehdään virheenkorjausketju, jos aitoa havaintoa ei ole.</w:t>
+              <w:t xml:space="preserve">tallennusmuoto. Tekstimuotoinen tiedosto, johon projektin tiedot tallennetaan ja josta ne avataan uudelleen.</w:t>
             </w:r>
           </w:p>
         </w:tc>
@@ -8570,7 +8676,7 @@
                 <w:sz w:val="36"/>
                 <w:szCs w:val="36"/>
               </w:rPr>
-              <w:t xml:space="preserve">JSON
+              <w:t xml:space="preserve">tietoturva-arvio
 vko 50</w:t>
             </w:r>
           </w:p>
@@ -8595,7 +8701,7 @@
                 <w:sz w:val="36"/>
                 <w:szCs w:val="36"/>
               </w:rPr>
-              <w:t xml:space="preserve">tallennusmuoto. Tekstimuotoinen tiedosto, johon projektin tiedot tallennetaan ja josta ne avataan uudelleen.</w:t>
+              <w:t xml:space="preserve">Taulukko: uhka, testi, tulos ja toimenpide. Tässä projektissa uhkia ovat esimerkiksi haitallinen SVG ja rikottu JSON.</w:t>
             </w:r>
           </w:p>
         </w:tc>
@@ -8623,8 +8729,8 @@
                 <w:sz w:val="36"/>
                 <w:szCs w:val="36"/>
               </w:rPr>
-              <w:t xml:space="preserve">tietoturva-arvio
-vko 50</w:t>
+              <w:t xml:space="preserve">katselmointi
+vko 51</w:t>
             </w:r>
           </w:p>
         </w:tc>
@@ -8648,7 +8754,7 @@
                 <w:sz w:val="36"/>
                 <w:szCs w:val="36"/>
               </w:rPr>
-              <w:t xml:space="preserve">Taulukko: uhka, testi, tulos ja toimenpide. Tässä projektissa uhkia ovat esimerkiksi haitallinen SVG ja rikottu JSON.</w:t>
+              <w:t xml:space="preserve">Asiakas kokeilee versiota ja kertoo, mitä muutetaan. Asiakkaan sanat kirjataan erillään omasta tulkinnasta.</w:t>
             </w:r>
           </w:p>
         </w:tc>
@@ -8676,8 +8782,8 @@
                 <w:sz w:val="36"/>
                 <w:szCs w:val="36"/>
               </w:rPr>
-              <w:t xml:space="preserve">katselmointi
-vko 51</w:t>
+              <w:t xml:space="preserve">haara
+vko 3</w:t>
             </w:r>
           </w:p>
         </w:tc>
@@ -8701,7 +8807,7 @@
                 <w:sz w:val="36"/>
                 <w:szCs w:val="36"/>
               </w:rPr>
-              <w:t xml:space="preserve">Asiakas kokeilee versiota ja kertoo, mitä muutetaan. Asiakkaan sanat kirjataan erillään omasta tulkinnasta.</w:t>
+              <w:t xml:space="preserve">Oma työlinja. Muutokset eivät vaikuta päähaaraan, ennen kuin haara liitetään.</w:t>
             </w:r>
           </w:p>
         </w:tc>
@@ -8729,59 +8835,6 @@
                 <w:sz w:val="36"/>
                 <w:szCs w:val="36"/>
               </w:rPr>
-              <w:t xml:space="preserve">haara
-vko 3</w:t>
-            </w:r>
-          </w:p>
-        </w:tc>
-        <w:tc>
-          <w:tcPr>
-            <w:tcW w:type="dxa" w:w="7518"/>
-            <w:tcMar>
-              <w:top w:type="dxa" w:w="60"/>
-              <w:left w:type="dxa" w:w="100"/>
-              <w:bottom w:type="dxa" w:w="60"/>
-              <w:right w:type="dxa" w:w="100"/>
-            </w:tcMar>
-          </w:tcPr>
-          <w:p>
-            <w:pPr>
-              <w:spacing w:after="0"/>
-            </w:pPr>
-            <w:r>
-              <w:rPr>
-                <w:rFonts w:ascii="Arial" w:cs="Arial" w:eastAsia="Arial" w:hAnsi="Arial"/>
-                <w:sz w:val="36"/>
-                <w:szCs w:val="36"/>
-              </w:rPr>
-              <w:t xml:space="preserve">Oma työlinja. Muutokset eivät vaikuta päähaaraan, ennen kuin haara liitetään.</w:t>
-            </w:r>
-          </w:p>
-        </w:tc>
-      </w:tr>
-      <w:tr>
-        <w:tc>
-          <w:tcPr>
-            <w:tcW w:type="dxa" w:w="2120"/>
-            <w:tcMar>
-              <w:top w:type="dxa" w:w="60"/>
-              <w:left w:type="dxa" w:w="100"/>
-              <w:bottom w:type="dxa" w:w="60"/>
-              <w:right w:type="dxa" w:w="100"/>
-            </w:tcMar>
-          </w:tcPr>
-          <w:p>
-            <w:pPr>
-              <w:spacing w:after="0"/>
-            </w:pPr>
-            <w:r>
-              <w:rPr>
-                <w:rFonts w:ascii="Arial" w:cs="Arial" w:eastAsia="Arial" w:hAnsi="Arial"/>
-                <w:b/>
-                <w:bCs/>
-                <w:sz w:val="36"/>
-                <w:szCs w:val="36"/>
-              </w:rPr>
               <w:t xml:space="preserve">pull request
 vko 3</w:t>
             </w:r>
@@ -8807,7 +8860,7 @@
                 <w:sz w:val="36"/>
                 <w:szCs w:val="36"/>
               </w:rPr>
-              <w:t xml:space="preserve">PR. Muutospyyntö, jolla haara liitetään päähaaraan. Luet muutokset ennen liittämistä.</w:t>
+              <w:t xml:space="preserve">muutospyyntö. Muutospyyntö, jolla haara liitetään päähaaraan. Luet muutokset ennen liittämistä.</w:t>
             </w:r>
           </w:p>
         </w:tc>
@@ -9281,7 +9334,7 @@
           <w:sz w:val="36"/>
           <w:szCs w:val="36"/>
         </w:rPr>
-        <w:t xml:space="preserve">☐  testaa ohjelman toimintoja – Testitapaukset T01–T26 ja lisätestit viikoilta 41–5. Kirjoitat odotetun tuloksen itse testikoodiin ennen toteutusta. Tulokset issueissa.</w:t>
+        <w:t xml:space="preserve">☐  testaa ohjelman toimintoja – Testit 1–26 ja lisätestit viikoilta 41, 43–50 ja 3–5, myös maailmamuunnoksen lisätesti (44). Kirjoitat odotetun tuloksen itse testikoodiin ennen toteutusta. Tulokset issueissa.</w:t>
       </w:r>
     </w:p>
     <w:p>
@@ -9296,7 +9349,7 @@
           <w:sz w:val="36"/>
           <w:szCs w:val="36"/>
         </w:rPr>
-        <w:t xml:space="preserve">☐  käyttää rakenteista ohjelmointia toteutuksissa – Kolme funktiota selityspohjalla: hierarkian muunnos (viikko 44), pivotin syötteen tarkistus (48) ja OBJ-objektijako (49). Rajapinta ennen toteutusta. Selitys ääneen seuraavan viikon palaverissa.</w:t>
+        <w:t xml:space="preserve">☐  käyttää rakenteista ohjelmointia toteutuksissa – Kolme funktiota selityspohjalla: hierarkian muunnos (viikko 44), pivotin syötteen tarkistus (48) ja OBJ-objektijako (49). Lisäksi maailmamuunnos puhtaana funktiona (44). Rajapinta ennen toteutusta. Selitys ääneen seuraavan viikon palaverissa.</w:t>
       </w:r>
     </w:p>
     <w:p>
@@ -9311,7 +9364,7 @@
           <w:sz w:val="36"/>
           <w:szCs w:val="36"/>
         </w:rPr>
-        <w:t xml:space="preserve">☐  tulkitsee suunnitelmia ja toteuttaa käyttöliittymän tai sen osia – Hierarkiapaneeli (44), view lock (46), transformivalikko (48) sekä isot kahvat ja näppäimistökäyttö (5) käyttöliittymävaatimuksesi mukaan. Accessibility Insights ennen ja jälkeen.</w:t>
+        <w:t xml:space="preserve">☐  tulkitsee suunnitelmia ja toteuttaa käyttöliittymän tai sen osia – Hierarkiapaneeli (44), view lock (46), transformipaneeli (47–48) sekä isot kahvat ja näppäimistökäyttö (5) käyttöliittymävaatimuksesi mukaan. Accessibility Insights ennen ja jälkeen.</w:t>
       </w:r>
     </w:p>
     <w:p>
@@ -9371,7 +9424,7 @@
           <w:sz w:val="36"/>
           <w:szCs w:val="36"/>
         </w:rPr>
-        <w:t xml:space="preserve">☐  arvioi ratkaisujen toimivuuden yhdessä tiimin kanssa – Katselmointi asiakkaiden kanssa (51). Palaverin arvio MVP:n ratkaisuista P1:tä varten (2).</w:t>
+        <w:t xml:space="preserve">☐  arvioi ratkaisujen toimivuuden yhdessä tiimin kanssa – Katselmointi asiakkaiden kanssa (51). Palaverin arvio MVP:n ratkaisuista tärkeää jatkoa varten (2).</w:t>
       </w:r>
     </w:p>
     <w:p>
@@ -9463,7 +9516,7 @@
           <w:sz w:val="36"/>
           <w:szCs w:val="36"/>
         </w:rPr>
-        <w:t xml:space="preserve">☐  asettaa kehitystiimin kanssa toteutettavat toiminnot tärkeysjärjestykseen – P0/P1/P2-karsinta perusteluineen (40). Asiakkaiden prioriteetit (51). P1-järjestys palaverissa (2).</w:t>
+        <w:t xml:space="preserve">☐  asettaa kehitystiimin kanssa toteutettavat toiminnot tärkeysjärjestykseen – Karsinta pakolliseen ytimeen, tärkeään jatkoon ja jatkolistaan perusteluineen (40). Asiakkaiden prioriteetit (51). Tärkeän jatkon järjestys palaverissa (2).</w:t>
       </w:r>
     </w:p>
     <w:p>
@@ -9493,7 +9546,7 @@
           <w:sz w:val="36"/>
           <w:szCs w:val="36"/>
         </w:rPr>
-        <w:t xml:space="preserve">☐  suunnittelee ja arvioi kehitystiimin kanssa tehtävien toteuttamista – Kaistan valinta ja toteuman vertailu Raportoi-askeleessa. Krediittimittaus (40). P1-tuntiarviot (2).</w:t>
+        <w:t xml:space="preserve">☐  suunnittelee ja arvioi kehitystiimin kanssa tehtävien toteuttamista – Kaistan valinta ja toteuman vertailu Raportoi-askeleessa. Krediittimittaus (40). Tärkeän jatkon tuntiarviot (2).</w:t>
       </w:r>
     </w:p>
     <w:p>
@@ -9568,7 +9621,7 @@
           <w:sz w:val="36"/>
           <w:szCs w:val="36"/>
         </w:rPr>
-        <w:t xml:space="preserve">☐  arvioi ohjelmiston tietoturvaa – T04 haitallinen SVG (43), T22 rikottu JSON (50) ja project-docs/tietoturva.md: uhka, testi, tulos ja toimenpide.</w:t>
+        <w:t xml:space="preserve">☐  arvioi ohjelmiston tietoturvaa – Testi 4: haitallinen SVG (43). Testi 22: rikottu tallennus (50). Tietoturva-arvio project-docs/tietoturva.md: uhka, testi, tulos ja toimenpide.</w:t>
       </w:r>
     </w:p>
     <w:p>
@@ -9583,7 +9636,7 @@
           <w:sz w:val="36"/>
           <w:szCs w:val="36"/>
         </w:rPr>
-        <w:t xml:space="preserve">☐  käyttää versionhallintaa – Commitit rivillä Closes #N koko projektin ajan. Tagit v0.0.1, v0.1, v1.0-rc1 ja v1.0.</w:t>
+        <w:t xml:space="preserve">☐  käyttää versionhallintaa – Commitit rivillä Closes #N koko projektin ajan. Tagit: harjoitus v0.0.41, viikkoversiot v0.0.43–v0.0.49, v0.1, v1.0-rc1 ja v1.0.</w:t>
       </w:r>
     </w:p>
     <w:p>
@@ -9613,7 +9666,7 @@
           <w:sz w:val="36"/>
           <w:szCs w:val="36"/>
         </w:rPr>
-        <w:t xml:space="preserve">☐  julkaisee ohjelman tuotantoympäristöön – Release GitHub Actionsilla: Windows-versio, itsetesti ja zip. Harjoitus (41), MVP v0.1 (50) ja v1.0 (7).</w:t>
+        <w:t xml:space="preserve">☐  julkaisee ohjelman tuotantoympäristöön – Release GitHub Actionsilla: Windows-versio, itsetesti ja zip. Harjoitus (41), viikkoversiot (43–49), MVP v0.1 (50) ja v1.0 (7).</w:t>
       </w:r>
     </w:p>
     <w:p>

--- a/vektoripaja/downloads/vektoripaja-tyopaketti.docx
+++ b/vektoripaja/downloads/vektoripaja-tyopaketti.docx
@@ -2132,7 +2132,7 @@
                 <w:sz w:val="36"/>
                 <w:szCs w:val="36"/>
               </w:rPr>
-              <w:t xml:space="preserve">Saavutettavuus: isot kahvat ja näppäimistö</w:t>
+              <w:t xml:space="preserve">Saavutettavuus: isot säätimet ja näppäimistö</w:t>
             </w:r>
           </w:p>
         </w:tc>
@@ -3899,7 +3899,7 @@
           <w:sz w:val="36"/>
           <w:szCs w:val="36"/>
         </w:rPr>
-        <w:t xml:space="preserve">Asiakkaat ovat kokeilleet MVP:tä. Jokaisesta havainnosta on issue, jossa on asiakkaan antama prioriteetti.</w:t>
+        <w:t xml:space="preserve">Asiakkaat ovat kokeilleet MVP:tä. Antti on kokeillut releasen v0.1 zipiä omalla Windows-koneellaan. Matti on kokeillut sovellusta katselmoinnissa sinun koneellasi. Jokaisesta havainnosta on issue, jossa on asiakkaan antama prioriteetti.</w:t>
       </w:r>
     </w:p>
     <w:p>
@@ -3914,7 +3914,7 @@
           <w:sz w:val="36"/>
           <w:szCs w:val="36"/>
         </w:rPr>
-        <w:t xml:space="preserve">☐  Valmistele viiden minuutin demo omalla Inkscape-tiedostolla.</w:t>
+        <w:t xml:space="preserve">☐  Valmistele viiden minuutin demo omalla Inkscape-tiedostolla. Lähetä Antille releasen v0.1 osoite.</w:t>
       </w:r>
     </w:p>
     <w:p>
@@ -3929,7 +3929,7 @@
           <w:sz w:val="36"/>
           <w:szCs w:val="36"/>
         </w:rPr>
-        <w:t xml:space="preserve">☐  Pidä katselmointi asiakkaiden kanssa. Pidä heidän havaintonsa erillään omasta tulkinnastasi.</w:t>
+        <w:t xml:space="preserve">☐  Pidä katselmointi. Antti kokeilee zipiä omalla Windows-koneellaan. Matti kokeilee sovellusta sinun koneellasi. Pidä heidän havaintonsa erillään omasta tulkinnastasi.</w:t>
       </w:r>
     </w:p>
     <w:p>
@@ -4152,7 +4152,7 @@
           <w:sz w:val="36"/>
           <w:szCs w:val="36"/>
         </w:rPr>
-        <w:t xml:space="preserve">☐  Aja npm install, npm run dev ja npm test. Kirjaa tulos.</w:t>
+        <w:t xml:space="preserve">☐  Tarkista, että terminaalin rivin alussa lukee (.venv). Aja python tarkista_ymparisto.py, python main.py ja pytest. Kirjaa tulos.</w:t>
       </w:r>
     </w:p>
     <w:p>
@@ -4198,7 +4198,7 @@
           <w:sz w:val="36"/>
           <w:szCs w:val="36"/>
         </w:rPr>
-        <w:t xml:space="preserve">Valmis kun: npm test näyttää, että kaikki testit menevät läpi, tärkeän jatkon järjestys on sovittu palaverissa, ja korjauksen commit on GitHubissa.</w:t>
+        <w:t xml:space="preserve">Valmis kun: python tarkista_ymparisto.py tulostaa joka rivin alkuun OK, pytest näyttää, että kaikki testit menevät läpi, tärkeän jatkon järjestys on sovittu palaverissa, ja korjauksen commit on GitHubissa.</w:t>
       </w:r>
     </w:p>
     <w:p>
@@ -4292,7 +4292,7 @@
           <w:sz w:val="36"/>
           <w:szCs w:val="36"/>
         </w:rPr>
-        <w:t xml:space="preserve">☐  Toteuta toiminto omassa haarassa. Aja kaikki testit. Liitä haara päähaaraan pull requestilla.</w:t>
+        <w:t xml:space="preserve">☐  Toteuta toiminto omassa haarassa. Aja kaikki testit pytest-komennolla. Liitä haara päähaaraan pull requestilla.</w:t>
       </w:r>
     </w:p>
     <w:p>
@@ -4434,7 +4434,7 @@
           <w:sz w:val="36"/>
           <w:szCs w:val="36"/>
         </w:rPr>
-        <w:t xml:space="preserve">Työnäyte Git-repositoryyn ennen rastia: Näytä: testi 24 issuessa, valmis toiminto Pages-osoitteessa ja virheenkorjausketju 2 havaintoissuessa.</w:t>
+        <w:t xml:space="preserve">Työnäyte Git-repositoryyn ennen rastia: Näytä: testi 24 issuessa, valmis toiminto päähaarassa ja virheenkorjausketju 2 havaintoissuessa.</w:t>
       </w:r>
     </w:p>
     <w:p>
@@ -4451,7 +4451,7 @@
           <w:sz w:val="45"/>
           <w:szCs w:val="45"/>
         </w:rPr>
-        <w:t xml:space="preserve">Vko 5 · 1.–5.2. – Saavutettavuus: isot kahvat ja näppäimistö</w:t>
+        <w:t xml:space="preserve">Vko 5 · 1.–5.2. – Saavutettavuus: isot säätimet ja näppäimistö</w:t>
       </w:r>
     </w:p>
     <w:p>
@@ -4467,7 +4467,7 @@
           <w:sz w:val="36"/>
           <w:szCs w:val="36"/>
         </w:rPr>
-        <w:t xml:space="preserve">Sovelluksessa on isot kahvat ja näppäimistökäyttö. Lighthousen tulokset ennen ja jälkeen on kirjattu. Mikään kohta ei heikentynyt, ja löydetyt puutteet on korjattu.</w:t>
+        <w:t xml:space="preserve">Sovelluksessa on isot säätimet ja näppäimistökäyttö. Lukija lukee jokaisen painikkeen nimen. Accessibility Insightsin tulokset ennen ja jälkeen on kirjattu. Jälkimittauksessa ei ole uusia virheitä, ja löydetyt puutteet on korjattu.</w:t>
       </w:r>
     </w:p>
     <w:p>
@@ -4482,7 +4482,7 @@
           <w:sz w:val="36"/>
           <w:szCs w:val="36"/>
         </w:rPr>
-        <w:t xml:space="preserve">☐  Aja Lighthouse. Kirjaa perusmittaus.</w:t>
+        <w:t xml:space="preserve">☐  Aja Accessibility Insightsin FastPass sovelluksen ikkunalle. Kirjaa perusmittaus.</w:t>
       </w:r>
     </w:p>
     <w:p>
@@ -4512,7 +4512,7 @@
           <w:sz w:val="36"/>
           <w:szCs w:val="36"/>
         </w:rPr>
-        <w:t xml:space="preserve">☐  Toteuta isot kahvat ja näppäimistökäyttö työsyklillä.</w:t>
+        <w:t xml:space="preserve">☐  Toteuta isot säätimet ja näppäimistökäyttö työsyklillä. Tee raahattavat kahvat vain, jos ne kuuluvat tärkeän jatkon järjestykseesi.</w:t>
       </w:r>
     </w:p>
     <w:p>
@@ -4527,7 +4527,7 @@
           <w:sz w:val="36"/>
           <w:szCs w:val="36"/>
         </w:rPr>
-        <w:t xml:space="preserve">☐  Aja testit 25–26 ja Lighthouse uudelleen. Vertaa tuloksia.</w:t>
+        <w:t xml:space="preserve">☐  Aja testit 25–26 näppäimistöllä ja Lukijalla. Aja FastPass uudelleen. Vertaa tuloksia.</w:t>
       </w:r>
     </w:p>
     <w:p>
@@ -4543,7 +4543,7 @@
           <w:sz w:val="36"/>
           <w:szCs w:val="36"/>
         </w:rPr>
-        <w:t xml:space="preserve">Valmis kun: Lighthousen tulokset ennen ja jälkeen on kirjattu, mikään kohta ei heikentynyt, testit 25–26 menevät läpi, ja löydetyt puutteet on korjattu tai kirjattu issueiksi.</w:t>
+        <w:t xml:space="preserve">Valmis kun: FastPassin tulokset ennen ja jälkeen on kirjattu, jälkimittauksessa ei ole uusia virheitä, testit 25–26 menevät läpi näppäimistöllä ja Lukijalla, ja löydetyt puutteet on korjattu tai kirjattu issueiksi.</w:t>
       </w:r>
     </w:p>
     <w:p>
@@ -4559,7 +4559,7 @@
           <w:sz w:val="36"/>
           <w:szCs w:val="36"/>
         </w:rPr>
-        <w:t xml:space="preserve">Työnäyte Git-repositoryyn ennen rastia: Näytä: Lighthousen tulokset ennen ja jälkeen, testit 25–26 issueissa ja korjausten commitit.</w:t>
+        <w:t xml:space="preserve">Työnäyte Git-repositoryyn ennen rastia: Näytä: FastPassin tulokset ennen ja jälkeen, testit 25–26 issueissa ja korjausten commitit.</w:t>
       </w:r>
     </w:p>
     <w:p>
@@ -4609,7 +4609,7 @@
           <w:sz w:val="36"/>
           <w:szCs w:val="36"/>
         </w:rPr>
-        <w:t xml:space="preserve">Julkaisuehdokas v1.0-rc1 on jäädytetty. Toinen opiskelija on kulkenut README:n avulla koko polun Inkscape-piirroksesta .obj-tiedostoon.</w:t>
+        <w:t xml:space="preserve">Julkaisuehdokas v1.0-rc1 on jäädytetty. Toinen opiskelija on ladannut sen zipin GitHubista. Hän on kulkenut README:n avulla koko polun Inkscape-piirroksesta .obj-tiedostoon Windows-koneella, jossa ei ole Pythonia.</w:t>
       </w:r>
     </w:p>
     <w:p>
@@ -4654,7 +4654,7 @@
           <w:sz w:val="36"/>
           <w:szCs w:val="36"/>
         </w:rPr>
-        <w:t xml:space="preserve">☐  Pyydä julkaisutestaajaa kulkemaan koko polku puhtaassa ympäristössä. Pidä hänen havaintonsa erillään omasta tulkinnastasi.</w:t>
+        <w:t xml:space="preserve">☐  Pyydä julkaisutestaajaa lataamaan zip ja kulkemaan koko polku Windows-koneella, jossa ei ole Pythonia. Pidä hänen havaintonsa erillään omasta tulkinnastasi.</w:t>
       </w:r>
     </w:p>
     <w:p>
@@ -4719,7 +4719,7 @@
           <w:sz w:val="36"/>
           <w:szCs w:val="36"/>
         </w:rPr>
-        <w:t xml:space="preserve">Julkaisutestin estävät havainnot on korjattu. Versio v1.0 on julki. Asiakkaat ovat vahvistaneet, että se toimii heidän koneellaan. Näyttömatriisin jokaisella rivillä on linkki työnäytteeseen.</w:t>
+        <w:t xml:space="preserve">Julkaisutestin estävät havainnot on korjattu. Versio v1.0 on julki. Antti on vahvistanut, että releasen zip toimii hänen Windows-koneellaan. Matti on nähnyt sovelluksen toimivan. Näyttömatriisin jokaisella rivillä on linkki työnäytteeseen.</w:t>
       </w:r>
     </w:p>
     <w:p>
@@ -4749,7 +4749,7 @@
           <w:sz w:val="36"/>
           <w:szCs w:val="36"/>
         </w:rPr>
-        <w:t xml:space="preserve">☐  Julkaise v1.0 tagilla. Pyydä asiakkaita vahvistamaan, että se toimii heidän koneellaan.</w:t>
+        <w:t xml:space="preserve">☐  Julkaise v1.0 tagilla. Pyydä Anttia vahvistamaan, että zip toimii hänen Windows-koneellaan. Näytä sovellus Matille omalla koneellasi.</w:t>
       </w:r>
     </w:p>
     <w:p>
@@ -4780,7 +4780,7 @@
           <w:sz w:val="36"/>
           <w:szCs w:val="36"/>
         </w:rPr>
-        <w:t xml:space="preserve">Valmis kun: Estävät issuet on suljettu, tagi v1.0 näkyy GitHubissa, asiakkaat ovat vahvistaneet toimivuuden, ja jokaisella matriisin rivillä on linkki.</w:t>
+        <w:t xml:space="preserve">Valmis kun: Estävät issuet on suljettu, release v1.0 ja sen zip näkyvät GitHubissa, Antti on vahvistanut toimivuuden omalla Windows-koneellaan, Matti on nähnyt sovelluksen demossa tai sinun koneellasi, ja jokaisella matriisin rivillä on linkki.</w:t>
       </w:r>
     </w:p>
     <w:p>
@@ -8994,7 +8994,7 @@
                 <w:sz w:val="36"/>
                 <w:szCs w:val="36"/>
               </w:rPr>
-              <w:t xml:space="preserve">Lighthouse
+              <w:t xml:space="preserve">ruudunlukija
 vko 5</w:t>
             </w:r>
           </w:p>
@@ -9019,7 +9019,60 @@
                 <w:sz w:val="36"/>
                 <w:szCs w:val="36"/>
               </w:rPr>
-              <w:t xml:space="preserve">Chromen kehittäjätyökalujen mittari. Se mittaa sivun saavutettavuuden pisteinä 0–100.</w:t>
+              <w:t xml:space="preserve">Lukija. Ohjelma, joka lukee näytön sisällön ääneen. Windowsin oma ruudunlukija on Lukija (Narrator). Se käynnistyy ja sammuu näppäimillä Ctrl + Windows-näppäin + Enter.</w:t>
+            </w:r>
+          </w:p>
+        </w:tc>
+      </w:tr>
+      <w:tr>
+        <w:tc>
+          <w:tcPr>
+            <w:tcW w:type="dxa" w:w="2120"/>
+            <w:tcMar>
+              <w:top w:type="dxa" w:w="60"/>
+              <w:left w:type="dxa" w:w="100"/>
+              <w:bottom w:type="dxa" w:w="60"/>
+              <w:right w:type="dxa" w:w="100"/>
+            </w:tcMar>
+          </w:tcPr>
+          <w:p>
+            <w:pPr>
+              <w:spacing w:after="0"/>
+            </w:pPr>
+            <w:r>
+              <w:rPr>
+                <w:rFonts w:ascii="Arial" w:cs="Arial" w:eastAsia="Arial" w:hAnsi="Arial"/>
+                <w:b/>
+                <w:bCs/>
+                <w:sz w:val="36"/>
+                <w:szCs w:val="36"/>
+              </w:rPr>
+              <w:t xml:space="preserve">Accessibility Insights
+vko 5</w:t>
+            </w:r>
+          </w:p>
+        </w:tc>
+        <w:tc>
+          <w:tcPr>
+            <w:tcW w:type="dxa" w:w="7518"/>
+            <w:tcMar>
+              <w:top w:type="dxa" w:w="60"/>
+              <w:left w:type="dxa" w:w="100"/>
+              <w:bottom w:type="dxa" w:w="60"/>
+              <w:right w:type="dxa" w:w="100"/>
+            </w:tcMar>
+          </w:tcPr>
+          <w:p>
+            <w:pPr>
+              <w:spacing w:after="0"/>
+            </w:pPr>
+            <w:r>
+              <w:rPr>
+                <w:rFonts w:ascii="Arial" w:cs="Arial" w:eastAsia="Arial" w:hAnsi="Arial"/>
+                <w:sz w:val="36"/>
+                <w:szCs w:val="36"/>
+              </w:rPr>
+              <w:t xml:space="preserve">Accessibility Insights for Windows. Microsoftin ilmainen työkalu, joka tarkistaa Windows-sovelluksen ikkunan saavutettavuuden. Sen pikatarkistus FastPass listaa löydetyt virheet, esimerkiksi painikkeen, jolta puuttuu nimi.</w:t>
             </w:r>
           </w:p>
         </w:tc>
@@ -9817,6 +9870,10 @@
 </w:document>
 </file>
 
+<file path=word/comments.xml><?xml version="1.0" encoding="utf-8"?>
+<w:comments xmlns:cx="http://schemas.microsoft.com/office/drawing/2014/chartex" xmlns:cx1="http://schemas.microsoft.com/office/drawing/2015/9/8/chartex" xmlns:cx2="http://schemas.microsoft.com/office/drawing/2015/10/21/chartex" xmlns:cx3="http://schemas.microsoft.com/office/drawing/2016/5/9/chartex" xmlns:cx4="http://schemas.microsoft.com/office/drawing/2016/5/10/chartex" xmlns:cx5="http://schemas.microsoft.com/office/drawing/2016/5/11/chartex" xmlns:cx6="http://schemas.microsoft.com/office/drawing/2016/5/12/chartex" xmlns:cx7="http://schemas.microsoft.com/office/drawing/2016/5/13/chartex" xmlns:cx8="http://schemas.microsoft.com/office/drawing/2016/5/14/chartex" xmlns:mc="http://schemas.openxmlformats.org/markup-compatibility/2006" xmlns:aink="http://schemas.microsoft.com/office/drawing/2016/ink" xmlns:am3d="http://schemas.microsoft.com/office/drawing/2017/model3d" xmlns:o="urn:schemas-microsoft-com:office:office" xmlns:r="http://schemas.openxmlformats.org/officeDocument/2006/relationships" xmlns:m="http://schemas.openxmlformats.org/officeDocument/2006/math" xmlns:v="urn:schemas-microsoft-com:vml" xmlns:wp14="http://schemas.microsoft.com/office/word/2010/wordprocessingDrawing" xmlns:wp="http://schemas.openxmlformats.org/drawingml/2006/wordprocessingDrawing" xmlns:w10="urn:schemas-microsoft-com:office:word" xmlns:w="http://schemas.openxmlformats.org/wordprocessingml/2006/main" xmlns:w14="http://schemas.microsoft.com/office/word/2010/wordml" xmlns:w15="http://schemas.microsoft.com/office/word/2012/wordml" xmlns:w16cex="http://schemas.microsoft.com/office/word/2018/wordml/cex" xmlns:w16cid="http://schemas.microsoft.com/office/word/2016/wordml/cid" xmlns:w16="http://schemas.microsoft.com/office/word/2018/wordml" xmlns:w16sdtdh="http://schemas.microsoft.com/office/word/2020/wordml/sdtdatahash" xmlns:w16se="http://schemas.microsoft.com/office/word/2015/wordml/symex" xmlns:wpg="http://schemas.microsoft.com/office/word/2010/wordprocessingGroup" xmlns:wpi="http://schemas.microsoft.com/office/word/2010/wordprocessingInk" xmlns:wne="http://schemas.microsoft.com/office/word/2006/wordml" xmlns:wps="http://schemas.microsoft.com/office/word/2010/wordprocessingShape"/>
+</file>
+
 <file path=word/endnotes.xml><?xml version="1.0" encoding="utf-8"?>
 <w:endnotes xmlns:wpc="http://schemas.microsoft.com/office/word/2010/wordprocessingCanvas" xmlns:mc="http://schemas.openxmlformats.org/markup-compatibility/2006" xmlns:o="urn:schemas-microsoft-com:office:office" xmlns:r="http://schemas.openxmlformats.org/officeDocument/2006/relationships" xmlns:m="http://schemas.openxmlformats.org/officeDocument/2006/math" xmlns:v="urn:schemas-microsoft-com:vml" xmlns:wp14="http://schemas.microsoft.com/office/word/2010/wordprocessingDrawing" xmlns:wp="http://schemas.openxmlformats.org/drawingml/2006/wordprocessingDrawing" xmlns:w10="urn:schemas-microsoft-com:office:word" xmlns:w="http://schemas.openxmlformats.org/wordprocessingml/2006/main" xmlns:w14="http://schemas.microsoft.com/office/word/2010/wordml" xmlns:w15="http://schemas.microsoft.com/office/word/2012/wordml" xmlns:wpg="http://schemas.microsoft.com/office/word/2010/wordprocessingGroup" xmlns:wpi="http://schemas.microsoft.com/office/word/2010/wordprocessingInk" xmlns:wne="http://schemas.microsoft.com/office/word/2006/wordml" xmlns:wps="http://schemas.microsoft.com/office/word/2010/wordprocessingShape" mc:Ignorable="w14 w15 wp14">
   <w:endnote w:type="separator" w:id="-1">
@@ -9895,7 +9952,7 @@
 <w:numbering xmlns:wpc="http://schemas.microsoft.com/office/word/2010/wordprocessingCanvas" xmlns:mc="http://schemas.openxmlformats.org/markup-compatibility/2006" xmlns:o="urn:schemas-microsoft-com:office:office" xmlns:r="http://schemas.openxmlformats.org/officeDocument/2006/relationships" xmlns:m="http://schemas.openxmlformats.org/officeDocument/2006/math" xmlns:v="urn:schemas-microsoft-com:vml" xmlns:wp14="http://schemas.microsoft.com/office/word/2010/wordprocessingDrawing" xmlns:wp="http://schemas.openxmlformats.org/drawingml/2006/wordprocessingDrawing" xmlns:w10="urn:schemas-microsoft-com:office:word" xmlns:w="http://schemas.openxmlformats.org/wordprocessingml/2006/main" xmlns:w14="http://schemas.microsoft.com/office/word/2010/wordml" xmlns:w15="http://schemas.microsoft.com/office/word/2012/wordml" xmlns:wpg="http://schemas.microsoft.com/office/word/2010/wordprocessingGroup" xmlns:wpi="http://schemas.microsoft.com/office/word/2010/wordprocessingInk" xmlns:wne="http://schemas.microsoft.com/office/word/2006/wordml" xmlns:wps="http://schemas.microsoft.com/office/word/2010/wordprocessingShape" mc:Ignorable="w14 w15 wp14">
   <w:abstractNum w:abstractNumId="1" w15:restartNumberingAfterBreak="0">
     <w:multiLevelType w:val="hybridMultilevel"/>
-    <w:lvl w:ilvl="0" w:tentative="1">
+    <w:lvl w:ilvl="0" w15:tentative="1">
       <w:start w:val="1"/>
       <w:numFmt w:val="bullet"/>
       <w:lvlText w:val="●"/>
@@ -9904,7 +9961,7 @@
         <w:ind w:left="720" w:hanging="360"/>
       </w:pPr>
     </w:lvl>
-    <w:lvl w:ilvl="1" w:tentative="1">
+    <w:lvl w:ilvl="1" w15:tentative="1">
       <w:start w:val="1"/>
       <w:numFmt w:val="bullet"/>
       <w:lvlText w:val="○"/>
@@ -9913,7 +9970,7 @@
         <w:ind w:left="1440" w:hanging="360"/>
       </w:pPr>
     </w:lvl>
-    <w:lvl w:ilvl="2" w:tentative="1">
+    <w:lvl w:ilvl="2" w15:tentative="1">
       <w:start w:val="1"/>
       <w:numFmt w:val="bullet"/>
       <w:lvlText w:val="■"/>
@@ -9922,7 +9979,7 @@
         <w:ind w:left="2160" w:hanging="360"/>
       </w:pPr>
     </w:lvl>
-    <w:lvl w:ilvl="3" w:tentative="1">
+    <w:lvl w:ilvl="3" w15:tentative="1">
       <w:start w:val="1"/>
       <w:numFmt w:val="bullet"/>
       <w:lvlText w:val="●"/>
@@ -9931,7 +9988,7 @@
         <w:ind w:left="2880" w:hanging="360"/>
       </w:pPr>
     </w:lvl>
-    <w:lvl w:ilvl="4" w:tentative="1">
+    <w:lvl w:ilvl="4" w15:tentative="1">
       <w:start w:val="1"/>
       <w:numFmt w:val="bullet"/>
       <w:lvlText w:val="○"/>
@@ -9940,7 +9997,7 @@
         <w:ind w:left="3600" w:hanging="360"/>
       </w:pPr>
     </w:lvl>
-    <w:lvl w:ilvl="5" w:tentative="1">
+    <w:lvl w:ilvl="5" w15:tentative="1">
       <w:start w:val="1"/>
       <w:numFmt w:val="bullet"/>
       <w:lvlText w:val="■"/>
@@ -9949,7 +10006,7 @@
         <w:ind w:left="4320" w:hanging="360"/>
       </w:pPr>
     </w:lvl>
-    <w:lvl w:ilvl="6" w:tentative="1">
+    <w:lvl w:ilvl="6" w15:tentative="1">
       <w:start w:val="1"/>
       <w:numFmt w:val="bullet"/>
       <w:lvlText w:val="●"/>
@@ -9958,7 +10015,7 @@
         <w:ind w:left="5040" w:hanging="360"/>
       </w:pPr>
     </w:lvl>
-    <w:lvl w:ilvl="7" w:tentative="1">
+    <w:lvl w:ilvl="7" w15:tentative="1">
       <w:start w:val="1"/>
       <w:numFmt w:val="bullet"/>
       <w:lvlText w:val="●"/>
@@ -9967,7 +10024,7 @@
         <w:ind w:left="5760" w:hanging="360"/>
       </w:pPr>
     </w:lvl>
-    <w:lvl w:ilvl="8" w:tentative="1">
+    <w:lvl w:ilvl="8" w15:tentative="1">
       <w:start w:val="1"/>
       <w:numFmt w:val="bullet"/>
       <w:lvlText w:val="●"/>
@@ -9998,10 +10055,6 @@
     </w:rPrDefault>
     <w:pPrDefault/>
   </w:docDefaults>
-  <w:style w:type="paragraph" w:styleId="Normal" w:default="1">
-    <w:name w:val="Normal"/>
-    <w:qFormat/>
-  </w:style>
   <w:style w:type="paragraph" w:styleId="Title">
     <w:name w:val="Title"/>
     <w:basedOn w:val="Normal"/>
@@ -10174,294 +10227,4 @@
     </w:rPr>
   </w:style>
 </w:styles>
-</file>
-
-<file path=word/theme/theme1.xml><?xml version="1.0" encoding="utf-8"?>
-<a:theme xmlns:a="http://schemas.openxmlformats.org/drawingml/2006/main" name="Office Theme">
-  <a:themeElements>
-    <a:clrScheme name="Office">
-      <a:dk1>
-        <a:sysClr val="windowText" lastClr="000000"/>
-      </a:dk1>
-      <a:lt1>
-        <a:sysClr val="window" lastClr="FFFFFF"/>
-      </a:lt1>
-      <a:dk2>
-        <a:srgbClr val="44546A"/>
-      </a:dk2>
-      <a:lt2>
-        <a:srgbClr val="E7E6E6"/>
-      </a:lt2>
-      <a:accent1>
-        <a:srgbClr val="4472C4"/>
-      </a:accent1>
-      <a:accent2>
-        <a:srgbClr val="ED7D31"/>
-      </a:accent2>
-      <a:accent3>
-        <a:srgbClr val="A5A5A5"/>
-      </a:accent3>
-      <a:accent4>
-        <a:srgbClr val="FFC000"/>
-      </a:accent4>
-      <a:accent5>
-        <a:srgbClr val="5B9BD5"/>
-      </a:accent5>
-      <a:accent6>
-        <a:srgbClr val="70AD47"/>
-      </a:accent6>
-      <a:hlink>
-        <a:srgbClr val="0563C1"/>
-      </a:hlink>
-      <a:folHlink>
-        <a:srgbClr val="954F72"/>
-      </a:folHlink>
-    </a:clrScheme>
-    <a:fontScheme name="Office">
-      <a:majorFont>
-        <a:latin typeface="Calibri Light" panose="020F0302020204030204"/>
-        <a:ea typeface=""/>
-        <a:cs typeface=""/>
-        <a:font script="Jpan" typeface="游ゴシック Light"/>
-        <a:font script="Hang" typeface="맑은 고딕"/>
-        <a:font script="Hans" typeface="等线 Light"/>
-        <a:font script="Hant" typeface="新細明體"/>
-        <a:font script="Arab" typeface="Times New Roman"/>
-        <a:font script="Hebr" typeface="Times New Roman"/>
-        <a:font script="Thai" typeface="Angsana New"/>
-        <a:font script="Ethi" typeface="Nyala"/>
-        <a:font script="Beng" typeface="Vrinda"/>
-        <a:font script="Gujr" typeface="Shruti"/>
-        <a:font script="Khmr" typeface="MoolBoran"/>
-        <a:font script="Knda" typeface="Tunga"/>
-        <a:font script="Guru" typeface="Raavi"/>
-        <a:font script="Cans" typeface="Euphemia"/>
-        <a:font script="Cher" typeface="Plantagenet Cherokee"/>
-        <a:font script="Yiii" typeface="Microsoft Yi Baiti"/>
-        <a:font script="Tibt" typeface="Microsoft Himalaya"/>
-        <a:font script="Thaa" typeface="MV Boli"/>
-        <a:font script="Deva" typeface="Mangal"/>
-        <a:font script="Telu" typeface="Gautami"/>
-        <a:font script="Taml" typeface="Latha"/>
-        <a:font script="Syrc" typeface="Estrangelo Edessa"/>
-        <a:font script="Orya" typeface="Kalinga"/>
-        <a:font script="Mlym" typeface="Kartika"/>
-        <a:font script="Laoo" typeface="DokChampa"/>
-        <a:font script="Sinh" typeface="Iskoola Pota"/>
-        <a:font script="Mong" typeface="Mongolian Baiti"/>
-        <a:font script="Viet" typeface="Times New Roman"/>
-        <a:font script="Uigh" typeface="Microsoft Uighur"/>
-        <a:font script="Geor" typeface="Sylfaen"/>
-        <a:font script="Armn" typeface="Arial"/>
-        <a:font script="Bugi" typeface="Leelawadee UI"/>
-        <a:font script="Bopo" typeface="Microsoft JhengHei"/>
-        <a:font script="Java" typeface="Javanese Text"/>
-        <a:font script="Lisu" typeface="Segoe UI"/>
-        <a:font script="Mymr" typeface="Myanmar Text"/>
-        <a:font script="Nkoo" typeface="Ebrima"/>
-        <a:font script="Olck" typeface="Nirmala UI"/>
-        <a:font script="Osma" typeface="Ebrima"/>
-        <a:font script="Phag" typeface="Phagspa"/>
-        <a:font script="Syrn" typeface="Estrangelo Edessa"/>
-        <a:font script="Syrj" typeface="Estrangelo Edessa"/>
-        <a:font script="Syre" typeface="Estrangelo Edessa"/>
-        <a:font script="Sora" typeface="Nirmala UI"/>
-        <a:font script="Tale" typeface="Microsoft Tai Le"/>
-        <a:font script="Talu" typeface="Microsoft New Tai Lue"/>
-        <a:font script="Tfng" typeface="Ebrima"/>
-      </a:majorFont>
-      <a:minorFont>
-        <a:latin typeface="Calibri" panose="020F0502020204030204"/>
-        <a:ea typeface=""/>
-        <a:cs typeface=""/>
-        <a:font script="Jpan" typeface="游明朝"/>
-        <a:font script="Hang" typeface="맑은 고딕"/>
-        <a:font script="Hans" typeface="等线"/>
-        <a:font script="Hant" typeface="新細明體"/>
-        <a:font script="Arab" typeface="Arial"/>
-        <a:font script="Hebr" typeface="Arial"/>
-        <a:font script="Thai" typeface="Cordia New"/>
-        <a:font script="Ethi" typeface="Nyala"/>
-        <a:font script="Beng" typeface="Vrinda"/>
-        <a:font script="Gujr" typeface="Shruti"/>
-        <a:font script="Khmr" typeface="DaunPenh"/>
-        <a:font script="Knda" typeface="Tunga"/>
-        <a:font script="Guru" typeface="Raavi"/>
-        <a:font script="Cans" typeface="Euphemia"/>
-        <a:font script="Cher" typeface="Plantagenet Cherokee"/>
-        <a:font script="Yiii" typeface="Microsoft Yi Baiti"/>
-        <a:font script="Tibt" typeface="Microsoft Himalaya"/>
-        <a:font script="Thaa" typeface="MV Boli"/>
-        <a:font script="Deva" typeface="Mangal"/>
-        <a:font script="Telu" typeface="Gautami"/>
-        <a:font script="Taml" typeface="Latha"/>
-        <a:font script="Syrc" typeface="Estrangelo Edessa"/>
-        <a:font script="Orya" typeface="Kalinga"/>
-        <a:font script="Mlym" typeface="Kartika"/>
-        <a:font script="Laoo" typeface="DokChampa"/>
-        <a:font script="Sinh" typeface="Iskoola Pota"/>
-        <a:font script="Mong" typeface="Mongolian Baiti"/>
-        <a:font script="Viet" typeface="Arial"/>
-        <a:font script="Uigh" typeface="Microsoft Uighur"/>
-        <a:font script="Geor" typeface="Sylfaen"/>
-        <a:font script="Armn" typeface="Arial"/>
-        <a:font script="Bugi" typeface="Leelawadee UI"/>
-        <a:font script="Bopo" typeface="Microsoft JhengHei"/>
-        <a:font script="Java" typeface="Javanese Text"/>
-        <a:font script="Lisu" typeface="Segoe UI"/>
-        <a:font script="Mymr" typeface="Myanmar Text"/>
-        <a:font script="Nkoo" typeface="Ebrima"/>
-        <a:font script="Olck" typeface="Nirmala UI"/>
-        <a:font script="Osma" typeface="Ebrima"/>
-        <a:font script="Phag" typeface="Phagspa"/>
-        <a:font script="Syrn" typeface="Estrangelo Edessa"/>
-        <a:font script="Syrj" typeface="Estrangelo Edessa"/>
-        <a:font script="Syre" typeface="Estrangelo Edessa"/>
-        <a:font script="Sora" typeface="Nirmala UI"/>
-        <a:font script="Tale" typeface="Microsoft Tai Le"/>
-        <a:font script="Talu" typeface="Microsoft New Tai Lue"/>
-        <a:font script="Tfng" typeface="Ebrima"/>
-      </a:minorFont>
-    </a:fontScheme>
-    <a:fmtScheme name="Office">
-      <a:fillStyleLst>
-        <a:solidFill>
-          <a:schemeClr val="phClr"/>
-        </a:solidFill>
-        <a:gradFill rotWithShape="true">
-          <a:gsLst>
-            <a:gs pos="0">
-              <a:schemeClr val="phClr">
-                <a:lumMod val="110000"/>
-                <a:satMod val="105000"/>
-                <a:tint val="67000"/>
-              </a:schemeClr>
-            </a:gs>
-            <a:gs pos="50000">
-              <a:schemeClr val="phClr">
-                <a:lumMod val="105000"/>
-                <a:satMod val="103000"/>
-                <a:tint val="73000"/>
-              </a:schemeClr>
-            </a:gs>
-            <a:gs pos="100000">
-              <a:schemeClr val="phClr">
-                <a:lumMod val="105000"/>
-                <a:satMod val="109000"/>
-                <a:tint val="81000"/>
-              </a:schemeClr>
-            </a:gs>
-          </a:gsLst>
-          <a:lin ang="5400000" scaled="false"/>
-        </a:gradFill>
-        <a:gradFill rotWithShape="true">
-          <a:gsLst>
-            <a:gs pos="0">
-              <a:schemeClr val="phClr">
-                <a:satMod val="103000"/>
-                <a:lumMod val="102000"/>
-                <a:tint val="94000"/>
-              </a:schemeClr>
-            </a:gs>
-            <a:gs pos="50000">
-              <a:schemeClr val="phClr">
-                <a:satMod val="110000"/>
-                <a:lumMod val="100000"/>
-                <a:shade val="100000"/>
-              </a:schemeClr>
-            </a:gs>
-            <a:gs pos="100000">
-              <a:schemeClr val="phClr">
-                <a:lumMod val="99000"/>
-                <a:satMod val="120000"/>
-                <a:shade val="78000"/>
-              </a:schemeClr>
-            </a:gs>
-          </a:gsLst>
-          <a:lin ang="5400000" scaled="false"/>
-        </a:gradFill>
-      </a:fillStyleLst>
-      <a:lnStyleLst>
-        <a:ln w="6350" cap="flat" cmpd="sng" algn="ctr">
-          <a:solidFill>
-            <a:schemeClr val="phClr"/>
-          </a:solidFill>
-          <a:prstDash val="solid"/>
-          <a:miter lim="800000"/>
-        </a:ln>
-        <a:ln w="12700" cap="flat" cmpd="sng" algn="ctr">
-          <a:solidFill>
-            <a:schemeClr val="phClr"/>
-          </a:solidFill>
-          <a:prstDash val="solid"/>
-          <a:miter lim="800000"/>
-        </a:ln>
-        <a:ln w="19050" cap="flat" cmpd="sng" algn="ctr">
-          <a:solidFill>
-            <a:schemeClr val="phClr"/>
-          </a:solidFill>
-          <a:prstDash val="solid"/>
-          <a:miter lim="800000"/>
-        </a:ln>
-      </a:lnStyleLst>
-      <a:effectStyleLst>
-        <a:effectStyle>
-          <a:effectLst/>
-        </a:effectStyle>
-        <a:effectStyle>
-          <a:effectLst/>
-        </a:effectStyle>
-        <a:effectStyle>
-          <a:effectLst>
-            <a:outerShdw blurRad="57150" dist="19050" dir="5400000" algn="ctr" rotWithShape="false">
-              <a:srgbClr val="000000">
-                <a:alpha val="63000"/>
-              </a:srgbClr>
-            </a:outerShdw>
-          </a:effectLst>
-        </a:effectStyle>
-      </a:effectStyleLst>
-      <a:bgFillStyleLst>
-        <a:solidFill>
-          <a:schemeClr val="phClr"/>
-        </a:solidFill>
-        <a:solidFill>
-          <a:schemeClr val="phClr">
-            <a:tint val="95000"/>
-            <a:satMod val="170000"/>
-          </a:schemeClr>
-        </a:solidFill>
-        <a:gradFill rotWithShape="true">
-          <a:gsLst>
-            <a:gs pos="0">
-              <a:schemeClr val="phClr">
-                <a:tint val="93000"/>
-                <a:satMod val="150000"/>
-                <a:shade val="98000"/>
-                <a:lumMod val="102000"/>
-              </a:schemeClr>
-            </a:gs>
-            <a:gs pos="50000">
-              <a:schemeClr val="phClr">
-                <a:tint val="98000"/>
-                <a:satMod val="130000"/>
-                <a:shade val="90000"/>
-                <a:lumMod val="103000"/>
-              </a:schemeClr>
-            </a:gs>
-            <a:gs pos="100000">
-              <a:schemeClr val="phClr">
-                <a:shade val="63000"/>
-                <a:satMod val="120000"/>
-              </a:schemeClr>
-            </a:gs>
-          </a:gsLst>
-          <a:lin ang="5400000" scaled="false"/>
-        </a:gradFill>
-      </a:bgFillStyleLst>
-    </a:fmtScheme>
-  </a:themeElements>
-  <a:objectDefaults/>
-  <a:extraClrSchemeLst/>
-</a:theme>
 </file>
--- a/vektoripaja/downloads/vektoripaja-tyopaketti.docx
+++ b/vektoripaja/downloads/vektoripaja-tyopaketti.docx
@@ -48,7 +48,7 @@
           <w:sz w:val="41"/>
           <w:szCs w:val="41"/>
         </w:rPr>
-        <w:t xml:space="preserve">Low-poly 3D-mallinnin Windows-työpöytäsovelluksena (Python): Inkscapen SVG → 3D-malli → .obj. Tekoälyavusteinen työtapa: Copilot suunnittelee, GitHub Copilot toteuttaa.</w:t>
+        <w:t xml:space="preserve">Low-poly 3D-mallinnin Windows-työpöytäsovelluksena (Python): Inkscapen SVG → 3D-malli → .obj. Tekoälyavusteinen työtapa: Microsoft 365 Copilot suunnittelee ja auttaa Tiedosto-kaistalla. GitHub Copilot avustaa VS Codessa.</w:t>
       </w:r>
     </w:p>
     <w:p>
@@ -118,6 +118,195 @@
           <w:szCs w:val="36"/>
         </w:rPr>
         <w:t xml:space="preserve">Viikkopalaveri ohjaajan kanssa on maanantaina tai tiistaina. Päivä sovitaan viikolla 40.</w:t>
+      </w:r>
+    </w:p>
+    <w:p>
+      <w:r>
+        <w:br w:type="page"/>
+      </w:r>
+    </w:p>
+    <w:p>
+      <w:pPr>
+        <w:pStyle w:val="Heading1"/>
+        <w:spacing w:after="160" w:before="320"/>
+      </w:pPr>
+      <w:r>
+        <w:rPr>
+          <w:rFonts w:ascii="Arial" w:cs="Arial" w:eastAsia="Arial" w:hAnsi="Arial"/>
+          <w:b/>
+          <w:bCs/>
+          <w:color w:val="000000"/>
+          <w:sz w:val="54"/>
+          <w:szCs w:val="54"/>
+        </w:rPr>
+        <w:t xml:space="preserve">Mitä rakennat ja miten etenet</w:t>
+      </w:r>
+    </w:p>
+    <w:p>
+      <w:pPr>
+        <w:spacing w:after="120" w:before="0" w:line="384"/>
+      </w:pPr>
+      <w:r>
+        <w:rPr>
+          <w:rFonts w:ascii="Arial" w:cs="Arial" w:eastAsia="Arial" w:hAnsi="Arial"/>
+          <w:i w:val="false"/>
+          <w:iCs w:val="false"/>
+          <w:sz w:val="36"/>
+          <w:szCs w:val="36"/>
+        </w:rPr>
+        <w:t xml:space="preserve">Piirrät Inkscapessa. Vektoripaja tekee piirroksesta 3D-kappaleita, joita käyttäjä voi muokata ja tallentaa. Valmis malli viedään Blenderiin OBJ-tiedostona.</w:t>
+      </w:r>
+    </w:p>
+    <w:p>
+      <w:pPr>
+        <w:spacing w:after="120" w:before="0" w:line="384"/>
+      </w:pPr>
+      <w:r>
+        <w:rPr>
+          <w:rFonts w:ascii="Arial" w:cs="Arial" w:eastAsia="Arial" w:hAnsi="Arial"/>
+          <w:i w:val="false"/>
+          <w:iCs w:val="false"/>
+          <w:sz w:val="36"/>
+          <w:szCs w:val="36"/>
+        </w:rPr>
+        <w:t xml:space="preserve">1. Piirrä lähtökuva Inkscapessa ja tallenna se SVG-tiedostona.</w:t>
+      </w:r>
+    </w:p>
+    <w:p>
+      <w:pPr>
+        <w:spacing w:after="120" w:before="0" w:line="384"/>
+      </w:pPr>
+      <w:r>
+        <w:rPr>
+          <w:rFonts w:ascii="Arial" w:cs="Arial" w:eastAsia="Arial" w:hAnsi="Arial"/>
+          <w:i w:val="false"/>
+          <w:iCs w:val="false"/>
+          <w:sz w:val="36"/>
+          <w:szCs w:val="36"/>
+        </w:rPr>
+        <w:t xml:space="preserve">2. Avaa kuva Vektoripajassa. Muodosta 3D-kappaleet, muokkaa osia ja tallenna työ.</w:t>
+      </w:r>
+    </w:p>
+    <w:p>
+      <w:pPr>
+        <w:spacing w:after="120" w:before="0" w:line="384"/>
+      </w:pPr>
+      <w:r>
+        <w:rPr>
+          <w:rFonts w:ascii="Arial" w:cs="Arial" w:eastAsia="Arial" w:hAnsi="Arial"/>
+          <w:i w:val="false"/>
+          <w:iCs w:val="false"/>
+          <w:sz w:val="36"/>
+          <w:szCs w:val="36"/>
+        </w:rPr>
+        <w:t xml:space="preserve">3. Vie valmis malli OBJ-tiedostona Blenderiin tai toiseen 3D-ohjelmaan.</w:t>
+      </w:r>
+    </w:p>
+    <w:p>
+      <w:pPr>
+        <w:pStyle w:val="Heading2"/>
+        <w:spacing w:after="120" w:before="260"/>
+      </w:pPr>
+      <w:r>
+        <w:rPr>
+          <w:rFonts w:ascii="Arial" w:cs="Arial" w:eastAsia="Arial" w:hAnsi="Arial"/>
+          <w:b/>
+          <w:bCs/>
+          <w:color w:val="000000"/>
+          <w:sz w:val="45"/>
+          <w:szCs w:val="45"/>
+        </w:rPr>
+        <w:t xml:space="preserve">Projektin viisi vaihetta</w:t>
+      </w:r>
+    </w:p>
+    <w:p>
+      <w:pPr>
+        <w:spacing w:after="120" w:before="0" w:line="384"/>
+      </w:pPr>
+      <w:r>
+        <w:rPr>
+          <w:rFonts w:ascii="Arial" w:cs="Arial" w:eastAsia="Arial" w:hAnsi="Arial"/>
+          <w:i w:val="false"/>
+          <w:iCs w:val="false"/>
+          <w:sz w:val="36"/>
+          <w:szCs w:val="36"/>
+        </w:rPr>
+        <w:t xml:space="preserve">1. Valmistellaan työkalut ja työtapa. Viikot 40–41: työkalut ja kuutioharjoitus. Opit tekemään, testaamaan ja julkaisemaan. Syysloma viikolla 42.</w:t>
+      </w:r>
+    </w:p>
+    <w:p>
+      <w:pPr>
+        <w:spacing w:after="120" w:before="0" w:line="384"/>
+      </w:pPr>
+      <w:r>
+        <w:rPr>
+          <w:rFonts w:ascii="Arial" w:cs="Arial" w:eastAsia="Arial" w:hAnsi="Arial"/>
+          <w:i w:val="false"/>
+          <w:iCs w:val="false"/>
+          <w:sz w:val="36"/>
+          <w:szCs w:val="36"/>
+        </w:rPr>
+        <w:t xml:space="preserve">2. Rakennetaan piirroksesta 3D-malli. Viikot 43–47: piirroksen tuonti, osat, muodot ja muokkaaminen. Sovelluksen perustoiminnot syntyvät.</w:t>
+      </w:r>
+    </w:p>
+    <w:p>
+      <w:pPr>
+        <w:spacing w:after="120" w:before="0" w:line="384"/>
+      </w:pPr>
+      <w:r>
+        <w:rPr>
+          <w:rFonts w:ascii="Arial" w:cs="Arial" w:eastAsia="Arial" w:hAnsi="Arial"/>
+          <w:i w:val="false"/>
+          <w:iCs w:val="false"/>
+          <w:sz w:val="36"/>
+          <w:szCs w:val="36"/>
+        </w:rPr>
+        <w:t xml:space="preserve">3. Tehdään ensimmäinen käyttökelpoinen versio. Viikot 48–51: kiertopiste, vienti, tallennus ja asiakkaiden kokeilu. Joululoma viikoilla 52–1.</w:t>
+      </w:r>
+    </w:p>
+    <w:p>
+      <w:pPr>
+        <w:spacing w:after="120" w:before="0" w:line="384"/>
+      </w:pPr>
+      <w:r>
+        <w:rPr>
+          <w:rFonts w:ascii="Arial" w:cs="Arial" w:eastAsia="Arial" w:hAnsi="Arial"/>
+          <w:i w:val="false"/>
+          <w:iCs w:val="false"/>
+          <w:sz w:val="36"/>
+          <w:szCs w:val="36"/>
+        </w:rPr>
+        <w:t xml:space="preserve">4. Parannetaan asiakkaiden palautteen perusteella. Viikot 2–5: korjaukset ja sovitut jatkotoiminnot. Palaute ohjaa seuraavia muutoksia.</w:t>
+      </w:r>
+    </w:p>
+    <w:p>
+      <w:pPr>
+        <w:spacing w:after="120" w:before="0" w:line="384"/>
+      </w:pPr>
+      <w:r>
+        <w:rPr>
+          <w:rFonts w:ascii="Arial" w:cs="Arial" w:eastAsia="Arial" w:hAnsi="Arial"/>
+          <w:i w:val="false"/>
+          <w:iCs w:val="false"/>
+          <w:sz w:val="36"/>
+          <w:szCs w:val="36"/>
+        </w:rPr>
+        <w:t xml:space="preserve">5. Julkaisu ja näyttö. Viikot 6–9: julkaisutesti, v1.0 ja esittely. Talviloma viikolla 8, näyttö viikolla 9.</w:t>
+      </w:r>
+    </w:p>
+    <w:p>
+      <w:pPr>
+        <w:spacing w:after="120" w:before="0" w:line="384"/>
+      </w:pPr>
+      <w:r>
+        <w:rPr>
+          <w:rFonts w:ascii="Arial" w:cs="Arial" w:eastAsia="Arial" w:hAnsi="Arial"/>
+          <w:i w:val="false"/>
+          <w:iCs w:val="false"/>
+          <w:sz w:val="36"/>
+          <w:szCs w:val="36"/>
+        </w:rPr>
+        <w:t xml:space="preserve">Viikon työvaihe on työohje. Kun rakennat muutosta sovellukseen, tee siitä GitHub-issue ja käytä työsykliä. Kirjaa testitulos issueen ja viikon yhteenveto päiväkirjaan.</w:t>
       </w:r>
     </w:p>
     <w:p>
@@ -340,7 +529,7 @@
                 <w:sz w:val="36"/>
                 <w:szCs w:val="36"/>
               </w:rPr>
-              <w:t xml:space="preserve">Aloitus: työkalut, repository ja oma MVP</w:t>
+              <w:t xml:space="preserve">Aloitus: työkalut ja projektin rajaus</w:t>
             </w:r>
           </w:p>
         </w:tc>
@@ -364,7 +553,7 @@
                 <w:sz w:val="36"/>
                 <w:szCs w:val="36"/>
               </w:rPr>
-              <w:t xml:space="preserve">A · Työkalut</w:t>
+              <w:t xml:space="preserve">1 · Valmistelu</w:t>
             </w:r>
           </w:p>
         </w:tc>
@@ -440,7 +629,7 @@
                 <w:sz w:val="36"/>
                 <w:szCs w:val="36"/>
               </w:rPr>
-              <w:t xml:space="preserve">Harjoitussykli: pyörivä kuutio julki</w:t>
+              <w:t xml:space="preserve">Harjoitus: pyörivä kuutio julki</w:t>
             </w:r>
           </w:p>
         </w:tc>
@@ -464,7 +653,7 @@
                 <w:sz w:val="36"/>
                 <w:szCs w:val="36"/>
               </w:rPr>
-              <w:t xml:space="preserve">A · Työkalut</w:t>
+              <w:t xml:space="preserve">1 · Valmistelu</w:t>
             </w:r>
           </w:p>
         </w:tc>
@@ -638,7 +827,7 @@
                 <w:sz w:val="36"/>
                 <w:szCs w:val="36"/>
               </w:rPr>
-              <w:t xml:space="preserve">SVG-tuonti: polut näkyviin</w:t>
+              <w:t xml:space="preserve">Piirroksen tuonti (SVG)</w:t>
             </w:r>
           </w:p>
         </w:tc>
@@ -662,7 +851,7 @@
                 <w:sz w:val="36"/>
                 <w:szCs w:val="36"/>
               </w:rPr>
-              <w:t xml:space="preserve">B · MVP-ydin</w:t>
+              <w:t xml:space="preserve">2 · 3D-malli</w:t>
             </w:r>
           </w:p>
         </w:tc>
@@ -738,7 +927,7 @@
                 <w:sz w:val="36"/>
                 <w:szCs w:val="36"/>
               </w:rPr>
-              <w:t xml:space="preserve">Hierarkia: layerit ja ryhmät osiksi</w:t>
+              <w:t xml:space="preserve">Piirroksen ryhmistä mallin osiksi</w:t>
             </w:r>
           </w:p>
         </w:tc>
@@ -762,7 +951,7 @@
                 <w:sz w:val="36"/>
                 <w:szCs w:val="36"/>
               </w:rPr>
-              <w:t xml:space="preserve">B · MVP-ydin</w:t>
+              <w:t xml:space="preserve">2 · 3D-malli</w:t>
             </w:r>
           </w:p>
         </w:tc>
@@ -838,7 +1027,7 @@
                 <w:sz w:val="36"/>
                 <w:szCs w:val="36"/>
               </w:rPr>
-              <w:t xml:space="preserve">Revolve: profiilista pyörähdyskappale</w:t>
+              <w:t xml:space="preserve">Profiilista pyörähdyskappale (revolve)</w:t>
             </w:r>
           </w:p>
         </w:tc>
@@ -862,7 +1051,7 @@
                 <w:sz w:val="36"/>
                 <w:szCs w:val="36"/>
               </w:rPr>
-              <w:t xml:space="preserve">B · MVP-ydin</w:t>
+              <w:t xml:space="preserve">2 · 3D-malli</w:t>
             </w:r>
           </w:p>
         </w:tc>
@@ -938,7 +1127,7 @@
                 <w:sz w:val="36"/>
                 <w:szCs w:val="36"/>
               </w:rPr>
-              <w:t xml:space="preserve">Inflate ja kamera: putki ja suorat näkymät</w:t>
+              <w:t xml:space="preserve">Viivasta putki ja mallin näkymät</w:t>
             </w:r>
           </w:p>
         </w:tc>
@@ -962,7 +1151,7 @@
                 <w:sz w:val="36"/>
                 <w:szCs w:val="36"/>
               </w:rPr>
-              <w:t xml:space="preserve">B · MVP-ydin</w:t>
+              <w:t xml:space="preserve">2 · 3D-malli</w:t>
             </w:r>
           </w:p>
         </w:tc>
@@ -1038,7 +1227,7 @@
                 <w:sz w:val="36"/>
                 <w:szCs w:val="36"/>
               </w:rPr>
-              <w:t xml:space="preserve">Transformit: valitse, siirrä, kierrä ja skaalaa</w:t>
+              <w:t xml:space="preserve">Osien siirto, kierto ja skaalaus</w:t>
             </w:r>
           </w:p>
         </w:tc>
@@ -1062,7 +1251,7 @@
                 <w:sz w:val="36"/>
                 <w:szCs w:val="36"/>
               </w:rPr>
-              <w:t xml:space="preserve">B · MVP-ydin</w:t>
+              <w:t xml:space="preserve">2 · 3D-malli</w:t>
             </w:r>
           </w:p>
         </w:tc>
@@ -1138,7 +1327,7 @@
                 <w:sz w:val="36"/>
                 <w:szCs w:val="36"/>
               </w:rPr>
-              <w:t xml:space="preserve">Pivot: kiertopiste prosentteina</w:t>
+              <w:t xml:space="preserve">Kiertopisteen säätäminen (pivot)</w:t>
             </w:r>
           </w:p>
         </w:tc>
@@ -1162,7 +1351,7 @@
                 <w:sz w:val="36"/>
                 <w:szCs w:val="36"/>
               </w:rPr>
-              <w:t xml:space="preserve">C · MVP valmiiksi</w:t>
+              <w:t xml:space="preserve">3 · Kokeiltava versio</w:t>
             </w:r>
           </w:p>
         </w:tc>
@@ -1238,7 +1427,7 @@
                 <w:sz w:val="36"/>
                 <w:szCs w:val="36"/>
               </w:rPr>
-              <w:t xml:space="preserve">OBJ-vienti: osat erillisinä Blenderiin</w:t>
+              <w:t xml:space="preserve">Mallin vienti Blenderiin (OBJ)</w:t>
             </w:r>
           </w:p>
         </w:tc>
@@ -1262,7 +1451,7 @@
                 <w:sz w:val="36"/>
                 <w:szCs w:val="36"/>
               </w:rPr>
-              <w:t xml:space="preserve">C · MVP valmiiksi</w:t>
+              <w:t xml:space="preserve">3 · Kokeiltava versio</w:t>
             </w:r>
           </w:p>
         </w:tc>
@@ -1338,7 +1527,7 @@
                 <w:sz w:val="36"/>
                 <w:szCs w:val="36"/>
               </w:rPr>
-              <w:t xml:space="preserve">Tallennus ja MVP: versio v0.1 julki</w:t>
+              <w:t xml:space="preserve">Tallennus ja ensimmäinen toimiva versio</w:t>
             </w:r>
           </w:p>
         </w:tc>
@@ -1362,7 +1551,7 @@
                 <w:sz w:val="36"/>
                 <w:szCs w:val="36"/>
               </w:rPr>
-              <w:t xml:space="preserve">C · MVP valmiiksi</w:t>
+              <w:t xml:space="preserve">3 · Kokeiltava versio</w:t>
             </w:r>
           </w:p>
         </w:tc>
@@ -1438,7 +1627,7 @@
                 <w:sz w:val="36"/>
                 <w:szCs w:val="36"/>
               </w:rPr>
-              <w:t xml:space="preserve">Katselmointi: asiakkaat kokeilevat MVP:tä</w:t>
+              <w:t xml:space="preserve">Asiakkaat kokeilevat ensimmäistä versiota</w:t>
             </w:r>
           </w:p>
         </w:tc>
@@ -1462,7 +1651,7 @@
                 <w:sz w:val="36"/>
                 <w:szCs w:val="36"/>
               </w:rPr>
-              <w:t xml:space="preserve">C · MVP valmiiksi</w:t>
+              <w:t xml:space="preserve">3 · Kokeiltava versio</w:t>
             </w:r>
           </w:p>
         </w:tc>
@@ -1832,7 +2021,7 @@
                 <w:sz w:val="36"/>
                 <w:szCs w:val="36"/>
               </w:rPr>
-              <w:t xml:space="preserve">Paluuviikko: testit läpi ja tärkeän jatkon järjestys</w:t>
+              <w:t xml:space="preserve">Paluu ja parannusten järjestys</w:t>
             </w:r>
           </w:p>
         </w:tc>
@@ -1856,7 +2045,7 @@
                 <w:sz w:val="36"/>
                 <w:szCs w:val="36"/>
               </w:rPr>
-              <w:t xml:space="preserve">D · Jatkokehitys</w:t>
+              <w:t xml:space="preserve">4 · Parannukset</w:t>
             </w:r>
           </w:p>
         </w:tc>
@@ -1932,7 +2121,7 @@
                 <w:sz w:val="36"/>
                 <w:szCs w:val="36"/>
               </w:rPr>
-              <w:t xml:space="preserve">Päivitä SVG: muokattu piirros malliksi</w:t>
+              <w:t xml:space="preserve">Muokatun piirroksen päivittäminen</w:t>
             </w:r>
           </w:p>
         </w:tc>
@@ -1956,7 +2145,7 @@
                 <w:sz w:val="36"/>
                 <w:szCs w:val="36"/>
               </w:rPr>
-              <w:t xml:space="preserve">D · Jatkokehitys</w:t>
+              <w:t xml:space="preserve">4 · Parannukset</w:t>
             </w:r>
           </w:p>
         </w:tc>
@@ -2032,7 +2221,7 @@
                 <w:sz w:val="36"/>
                 <w:szCs w:val="36"/>
               </w:rPr>
-              <w:t xml:space="preserve">Jousto ja tärkeä jatko: rästit tai seuraava toiminto</w:t>
+              <w:t xml:space="preserve">Puutteet ja sovitut parannukset</w:t>
             </w:r>
           </w:p>
         </w:tc>
@@ -2056,7 +2245,7 @@
                 <w:sz w:val="36"/>
                 <w:szCs w:val="36"/>
               </w:rPr>
-              <w:t xml:space="preserve">D · Jatkokehitys</w:t>
+              <w:t xml:space="preserve">4 · Parannukset</w:t>
             </w:r>
           </w:p>
         </w:tc>
@@ -2132,7 +2321,7 @@
                 <w:sz w:val="36"/>
                 <w:szCs w:val="36"/>
               </w:rPr>
-              <w:t xml:space="preserve">Saavutettavuus: isot säätimet ja näppäimistö</w:t>
+              <w:t xml:space="preserve">Selkeät säätimet ja näppäimistökäyttö</w:t>
             </w:r>
           </w:p>
         </w:tc>
@@ -2156,7 +2345,7 @@
                 <w:sz w:val="36"/>
                 <w:szCs w:val="36"/>
               </w:rPr>
-              <w:t xml:space="preserve">D · Jatkokehitys</w:t>
+              <w:t xml:space="preserve">4 · Parannukset</w:t>
             </w:r>
           </w:p>
         </w:tc>
@@ -2232,7 +2421,7 @@
                 <w:sz w:val="36"/>
                 <w:szCs w:val="36"/>
               </w:rPr>
-              <w:t xml:space="preserve">Julkaisutesti: julkaisuehdokas v1.0-rc1</w:t>
+              <w:t xml:space="preserve">Julkaisun kokeilu toisella koneella</w:t>
             </w:r>
           </w:p>
         </w:tc>
@@ -2256,7 +2445,7 @@
                 <w:sz w:val="36"/>
                 <w:szCs w:val="36"/>
               </w:rPr>
-              <w:t xml:space="preserve">E · Julkaisu ja näyttö</w:t>
+              <w:t xml:space="preserve">5 · Julkaisu ja näyttö</w:t>
             </w:r>
           </w:p>
         </w:tc>
@@ -2332,7 +2521,7 @@
                 <w:sz w:val="36"/>
                 <w:szCs w:val="36"/>
               </w:rPr>
-              <w:t xml:space="preserve">v1.0: julkaisu ja asiakkaiden vahvistus</w:t>
+              <w:t xml:space="preserve">Valmis sovellus v1.0</w:t>
             </w:r>
           </w:p>
         </w:tc>
@@ -2356,7 +2545,7 @@
                 <w:sz w:val="36"/>
                 <w:szCs w:val="36"/>
               </w:rPr>
-              <w:t xml:space="preserve">E · Julkaisu ja näyttö</w:t>
+              <w:t xml:space="preserve">5 · Julkaisu ja näyttö</w:t>
             </w:r>
           </w:p>
         </w:tc>
@@ -2530,7 +2719,7 @@
                 <w:sz w:val="36"/>
                 <w:szCs w:val="36"/>
               </w:rPr>
-              <w:t xml:space="preserve">Näyttö: demo ja luovutus</w:t>
+              <w:t xml:space="preserve">Projektin esittely ja luovutus</w:t>
             </w:r>
           </w:p>
         </w:tc>
@@ -2554,7 +2743,7 @@
                 <w:sz w:val="36"/>
                 <w:szCs w:val="36"/>
               </w:rPr>
-              <w:t xml:space="preserve">E · Julkaisu ja näyttö</w:t>
+              <w:t xml:space="preserve">5 · Julkaisu ja näyttö</w:t>
             </w:r>
           </w:p>
         </w:tc>
@@ -2595,7 +2784,7 @@
           <w:sz w:val="54"/>
           <w:szCs w:val="54"/>
         </w:rPr>
-        <w:t xml:space="preserve">Vaihe A – Työkalut ja harjoitussykli</w:t>
+        <w:t xml:space="preserve">Vaihe 1 – Valmistellaan työkalut ja työtapa</w:t>
       </w:r>
     </w:p>
     <w:p>
@@ -2612,7 +2801,7 @@
           <w:sz w:val="45"/>
           <w:szCs w:val="45"/>
         </w:rPr>
-        <w:t xml:space="preserve">Vko 40 · 28.9.–2.10. – Aloitus: työkalut, repository ja oma MVP</w:t>
+        <w:t xml:space="preserve">Vko 40 · 28.9.–2.10. – Aloitus: työkalut ja projektin rajaus</w:t>
       </w:r>
     </w:p>
     <w:p>
@@ -2624,71 +2813,566 @@
           <w:rFonts w:ascii="Arial" w:cs="Arial" w:eastAsia="Arial" w:hAnsi="Arial"/>
           <w:i w:val="false"/>
           <w:iCs w:val="false"/>
-          <w:color w:val="000000"/>
-          <w:sz w:val="36"/>
-          <w:szCs w:val="36"/>
-        </w:rPr>
-        <w:t xml:space="preserve">VS Code ja GitHub ovat korkean kontrastin teemassa. Komennot git --version ja python --version tulostavat versiot. Julkinen repository on kloonattu VS Codeen ja jaettu ohjaajalle. project-docs/mvp.md on pushattu.</w:t>
+          <w:sz w:val="36"/>
+          <w:szCs w:val="36"/>
+        </w:rPr>
+        <w:t xml:space="preserve">Vektoripajassa Inkscapella tehty piirros muuttuu muokattavaksi 3D-malliksi, jonka voi viedä Blenderiin. Tällä viikolla laitat työkalut ja oman repositoryn kuntoon sekä rajaat ensimmäisen toimivan version eli MVP:n. Näin seuraavien viikkojen toteutuksella on selkeä tavoite ja paikka, jossa muutokset säilyvät.</w:t>
+      </w:r>
+    </w:p>
+    <w:p>
+      <w:pPr>
+        <w:spacing w:after="120" w:before="0" w:line="384"/>
+      </w:pPr>
+      <w:r>
+        <w:rPr>
+          <w:rFonts w:ascii="Arial" w:cs="Arial" w:eastAsia="Arial" w:hAnsi="Arial"/>
+          <w:i w:val="false"/>
+          <w:iCs w:val="false"/>
+          <w:color w:val="000000"/>
+          <w:sz w:val="36"/>
+          <w:szCs w:val="36"/>
+        </w:rPr>
+        <w:t xml:space="preserve">Työkalut ovat käytössä, projektilla on oma repository ja ensimmäinen versio on rajattu.</w:t>
+      </w:r>
+    </w:p>
+    <w:p>
+      <w:pPr>
+        <w:spacing w:after="60" w:before="120" w:line="384"/>
+      </w:pPr>
+      <w:r>
+        <w:rPr>
+          <w:rFonts w:ascii="Arial" w:cs="Arial" w:eastAsia="Arial" w:hAnsi="Arial"/>
+          <w:b/>
+          <w:bCs/>
+          <w:i w:val="false"/>
+          <w:iCs w:val="false"/>
+          <w:sz w:val="36"/>
+          <w:szCs w:val="36"/>
+        </w:rPr>
+        <w:t xml:space="preserve">Työvaihe 1 / 4 · Valmistele työkalut</w:t>
+      </w:r>
+    </w:p>
+    <w:p>
+      <w:pPr>
+        <w:spacing w:after="40" w:before="0" w:line="384"/>
+        <w:ind w:left="360"/>
+      </w:pPr>
+      <w:r>
+        <w:rPr>
+          <w:rFonts w:ascii="Arial" w:cs="Arial" w:eastAsia="Arial" w:hAnsi="Arial"/>
+          <w:i w:val="false"/>
+          <w:iCs w:val="false"/>
+          <w:sz w:val="36"/>
+          <w:szCs w:val="36"/>
+        </w:rPr>
+        <w:t xml:space="preserve">☐  1. Sovi aloitus. Sovi Teamsissa ohjaajan kanssa tekijänimi ja viikkopalaverin päivä, maanantai tai tiistai. Tee tämä ennen Gitin asetuksia.</w:t>
+      </w:r>
+    </w:p>
+    <w:p>
+      <w:pPr>
+        <w:spacing w:after="40" w:before="0" w:line="384"/>
+        <w:ind w:left="360"/>
+      </w:pPr>
+      <w:r>
+        <w:rPr>
+          <w:rFonts w:ascii="Arial" w:cs="Arial" w:eastAsia="Arial" w:hAnsi="Arial"/>
+          <w:i w:val="false"/>
+          <w:iCs w:val="false"/>
+          <w:sz w:val="36"/>
+          <w:szCs w:val="36"/>
+        </w:rPr>
+        <w:t xml:space="preserve">☐  2. Tarkista työkalut. Tarkista VS Code, Git, Inkscape ja Blender. Asenna vain puuttuvat. Aja VS Coden terminaalissa git --version. Node.js:ää ei tarvita.</w:t>
+      </w:r>
+    </w:p>
+    <w:p>
+      <w:pPr>
+        <w:spacing w:after="40" w:before="0" w:line="384"/>
+        <w:ind w:left="360"/>
+      </w:pPr>
+      <w:r>
+        <w:rPr>
+          <w:rFonts w:ascii="Arial" w:cs="Arial" w:eastAsia="Arial" w:hAnsi="Arial"/>
+          <w:i w:val="false"/>
+          <w:iCs w:val="false"/>
+          <w:sz w:val="36"/>
+          <w:szCs w:val="36"/>
+        </w:rPr>
+        <w:t xml:space="preserve">☐  3. Tarkista Python. Aja python --version. Jos versio ei ole Python 3.13, asenna python.org-sivulta Windows installer (64-bit). Valitse asennuksessa Add python.exe to PATH. Katso kuvaohje.</w:t>
+      </w:r>
+    </w:p>
+    <w:p>
+      <w:pPr>
+        <w:spacing w:after="40" w:before="0" w:line="384"/>
+        <w:ind w:left="360"/>
+      </w:pPr>
+      <w:r>
+        <w:rPr>
+          <w:rFonts w:ascii="Arial" w:cs="Arial" w:eastAsia="Arial" w:hAnsi="Arial"/>
+          <w:i w:val="false"/>
+          <w:iCs w:val="false"/>
+          <w:sz w:val="36"/>
+          <w:szCs w:val="36"/>
+        </w:rPr>
+        <w:t xml:space="preserve">☐  4. Varmista pip. Sulje VS Code ja avaa se uudelleen. Aja python -m pip --version. Lopussa pitää lukea (python 3.13). Jos versio poikkeaa, lähetä tuloste ohjaajalle Teamsissa.</w:t>
+      </w:r>
+    </w:p>
+    <w:p>
+      <w:pPr>
+        <w:spacing w:after="40" w:before="0" w:line="384"/>
+        <w:ind w:left="360"/>
+      </w:pPr>
+      <w:r>
+        <w:rPr>
+          <w:rFonts w:ascii="Arial" w:cs="Arial" w:eastAsia="Arial" w:hAnsi="Arial"/>
+          <w:i w:val="false"/>
+          <w:iCs w:val="false"/>
+          <w:sz w:val="36"/>
+          <w:szCs w:val="36"/>
+        </w:rPr>
+        <w:t xml:space="preserve">☐  5. Tarkista Python-laajennus. Avaa VS Codessa Extensions ja hae Python, julkaisija Microsoft. Uninstall tarkoittaa, että se on asennettu. Muuten valitse Install. Laajennuksella luodaan ensi viikolla virtuaaliympäristö eli projektin oma kirjastokansio.</w:t>
+      </w:r>
+    </w:p>
+    <w:p>
+      <w:pPr>
+        <w:spacing w:after="40" w:before="0" w:line="384"/>
+        <w:ind w:left="360"/>
+      </w:pPr>
+      <w:r>
+        <w:rPr>
+          <w:rFonts w:ascii="Arial" w:cs="Arial" w:eastAsia="Arial" w:hAnsi="Arial"/>
+          <w:i w:val="false"/>
+          <w:iCs w:val="false"/>
+          <w:sz w:val="36"/>
+          <w:szCs w:val="36"/>
+        </w:rPr>
+        <w:t xml:space="preserve">☐  6. Vaihda teemat. Valitse VS Codessa Dark High Contrast ja GitHubin asetuksissa Dark high contrast.</w:t>
+      </w:r>
+    </w:p>
+    <w:p>
+      <w:pPr>
+        <w:spacing w:after="40" w:before="0" w:line="384"/>
+        <w:ind w:left="360"/>
+      </w:pPr>
+      <w:r>
+        <w:rPr>
+          <w:rFonts w:ascii="Arial" w:cs="Arial" w:eastAsia="Arial" w:hAnsi="Arial"/>
+          <w:i w:val="false"/>
+          <w:iCs w:val="false"/>
+          <w:sz w:val="36"/>
+          <w:szCs w:val="36"/>
+        </w:rPr>
+        <w:t xml:space="preserve">☐  7. Kirjaa lähtötilanne. Kirjaa työkalujen versiot README:hen. Python-tulkki ajaa Python-koodin; pip asentaa kirjastot. Seuraavalla viikolla luot projektin virtuaaliympäristön (.venv).</w:t>
+      </w:r>
+    </w:p>
+    <w:p>
+      <w:pPr>
+        <w:spacing w:after="40" w:before="0" w:line="384"/>
+        <w:ind w:left="360"/>
+      </w:pPr>
+      <w:r>
+        <w:rPr>
+          <w:rFonts w:ascii="Arial" w:cs="Arial" w:eastAsia="Arial" w:hAnsi="Arial"/>
+          <w:i w:val="false"/>
+          <w:iCs w:val="false"/>
+          <w:color w:val="000000"/>
+          <w:sz w:val="36"/>
+          <w:szCs w:val="36"/>
+        </w:rPr>
+        <w:t xml:space="preserve">Valmis kun: Työkalut käynnistyvät, Pythonin ja pipin versiot näkyvät ja teema on vaihdettu.</w:t>
       </w:r>
     </w:p>
     <w:p>
       <w:pPr>
         <w:spacing w:after="80" w:before="0" w:line="384"/>
-      </w:pPr>
-      <w:r>
-        <w:rPr>
-          <w:rFonts w:ascii="Arial" w:cs="Arial" w:eastAsia="Arial" w:hAnsi="Arial"/>
-          <w:i w:val="false"/>
-          <w:iCs w:val="false"/>
-          <w:sz w:val="36"/>
-          <w:szCs w:val="36"/>
-        </w:rPr>
-        <w:t xml:space="preserve">☐  Tarkista, mitä on jo asennettu. Asenna näistä puuttuvat: VS Code, Git, Python 3.13, VS Coden Python-laajennus, Inkscape ja Blender. Vaihda VS Codeen ja GitHubiin korkean kontrastin teema.</w:t>
+        <w:ind w:left="360"/>
+      </w:pPr>
+      <w:r>
+        <w:rPr>
+          <w:rFonts w:ascii="Arial" w:cs="Arial" w:eastAsia="Arial" w:hAnsi="Arial"/>
+          <w:i w:val="false"/>
+          <w:iCs w:val="false"/>
+          <w:color w:val="000000"/>
+          <w:sz w:val="36"/>
+          <w:szCs w:val="36"/>
+        </w:rPr>
+        <w:t xml:space="preserve">Tallenna työnäyte: Versiot README:hen ja sovittu tekijänimi suunnitelmaan.</w:t>
+      </w:r>
+    </w:p>
+    <w:p>
+      <w:pPr>
+        <w:spacing w:after="60" w:before="120" w:line="384"/>
+      </w:pPr>
+      <w:r>
+        <w:rPr>
+          <w:rFonts w:ascii="Arial" w:cs="Arial" w:eastAsia="Arial" w:hAnsi="Arial"/>
+          <w:b/>
+          <w:bCs/>
+          <w:i w:val="false"/>
+          <w:iCs w:val="false"/>
+          <w:sz w:val="36"/>
+          <w:szCs w:val="36"/>
+        </w:rPr>
+        <w:t xml:space="preserve">Työvaihe 2 / 4 · Perusta projektin repository</w:t>
+      </w:r>
+    </w:p>
+    <w:p>
+      <w:pPr>
+        <w:spacing w:after="40" w:before="0" w:line="384"/>
+        <w:ind w:left="360"/>
+      </w:pPr>
+      <w:r>
+        <w:rPr>
+          <w:rFonts w:ascii="Arial" w:cs="Arial" w:eastAsia="Arial" w:hAnsi="Arial"/>
+          <w:i w:val="false"/>
+          <w:iCs w:val="false"/>
+          <w:sz w:val="36"/>
+          <w:szCs w:val="36"/>
+        </w:rPr>
+        <w:t xml:space="preserve">☐  1. Aseta Git. Aseta Gitin nimeksi sovittu tekijänimi. Aseta sähköpostiksi GitHubin noreply-osoite. Näin omaa sähköpostiosoitettasi ei julkaista. Katso kuvaohje alta.</w:t>
+      </w:r>
+    </w:p>
+    <w:p>
+      <w:pPr>
+        <w:spacing w:after="40" w:before="0" w:line="384"/>
+        <w:ind w:left="360"/>
+      </w:pPr>
+      <w:r>
+        <w:rPr>
+          <w:rFonts w:ascii="Arial" w:cs="Arial" w:eastAsia="Arial" w:hAnsi="Arial"/>
+          <w:i w:val="false"/>
+          <w:iCs w:val="false"/>
+          <w:sz w:val="36"/>
+          <w:szCs w:val="36"/>
+        </w:rPr>
+        <w:t xml:space="preserve">☐  2. Luo repository. Luo GitHubissa julkinen repository nimellä vektoripaja. Valitse Add a README file. README on repositoryn etusivun ohje.</w:t>
+      </w:r>
+    </w:p>
+    <w:p>
+      <w:pPr>
+        <w:spacing w:after="40" w:before="0" w:line="384"/>
+        <w:ind w:left="360"/>
+      </w:pPr>
+      <w:r>
+        <w:rPr>
+          <w:rFonts w:ascii="Arial" w:cs="Arial" w:eastAsia="Arial" w:hAnsi="Arial"/>
+          <w:i w:val="false"/>
+          <w:iCs w:val="false"/>
+          <w:sz w:val="36"/>
+          <w:szCs w:val="36"/>
+        </w:rPr>
+        <w:t xml:space="preserve">☐  3. Kloonaa repository. Kloonaa repository VS Codeen. Kloonaus tekee siitä kopion omalle koneellesi.</w:t>
+      </w:r>
+    </w:p>
+    <w:p>
+      <w:pPr>
+        <w:spacing w:after="40" w:before="0" w:line="384"/>
+        <w:ind w:left="360"/>
+      </w:pPr>
+      <w:r>
+        <w:rPr>
+          <w:rFonts w:ascii="Arial" w:cs="Arial" w:eastAsia="Arial" w:hAnsi="Arial"/>
+          <w:i w:val="false"/>
+          <w:iCs w:val="false"/>
+          <w:sz w:val="36"/>
+          <w:szCs w:val="36"/>
+        </w:rPr>
+        <w:t xml:space="preserve">☐  4. Lisää pohjat. Lisää kolme pohjatiedostoa ensi viikkoa varten: tilatiedosto PROJEKTIN-TILA.md, tehtäväkorttipohja ja .github/copilot-instructions.md. Pohjat ovat alla kopioitavina.</w:t>
+      </w:r>
+    </w:p>
+    <w:p>
+      <w:pPr>
+        <w:spacing w:after="40" w:before="0" w:line="384"/>
+        <w:ind w:left="360"/>
+      </w:pPr>
+      <w:r>
+        <w:rPr>
+          <w:rFonts w:ascii="Arial" w:cs="Arial" w:eastAsia="Arial" w:hAnsi="Arial"/>
+          <w:i w:val="false"/>
+          <w:iCs w:val="false"/>
+          <w:sz w:val="36"/>
+          <w:szCs w:val="36"/>
+        </w:rPr>
+        <w:t xml:space="preserve">☐  5. Jaa repository. Lisää ohjaaja Collaboratoriksi. Collaborator on henkilö, joka näkee repositoryn ja voi kommentoida sitä.</w:t>
+      </w:r>
+    </w:p>
+    <w:p>
+      <w:pPr>
+        <w:spacing w:after="40" w:before="0" w:line="384"/>
+        <w:ind w:left="360"/>
+      </w:pPr>
+      <w:r>
+        <w:rPr>
+          <w:rFonts w:ascii="Arial" w:cs="Arial" w:eastAsia="Arial" w:hAnsi="Arial"/>
+          <w:i w:val="false"/>
+          <w:iCs w:val="false"/>
+          <w:color w:val="000000"/>
+          <w:sz w:val="36"/>
+          <w:szCs w:val="36"/>
+        </w:rPr>
+        <w:t xml:space="preserve">Valmis kun: Repository on kloonattu VS Codeen, pohjat ovat mukana ja ohjaaja pääsee katsomaan työtä.</w:t>
       </w:r>
     </w:p>
     <w:p>
       <w:pPr>
         <w:spacing w:after="80" w:before="0" w:line="384"/>
-      </w:pPr>
-      <w:r>
-        <w:rPr>
-          <w:rFonts w:ascii="Arial" w:cs="Arial" w:eastAsia="Arial" w:hAnsi="Arial"/>
-          <w:i w:val="false"/>
-          <w:iCs w:val="false"/>
-          <w:sz w:val="36"/>
-          <w:szCs w:val="36"/>
-        </w:rPr>
-        <w:t xml:space="preserve">☐  Luo julkinen repository README-tiedoston kanssa. Kloonaa se VS Codeen. Jaa se ohjaajalle.</w:t>
+        <w:ind w:left="360"/>
+      </w:pPr>
+      <w:r>
+        <w:rPr>
+          <w:rFonts w:ascii="Arial" w:cs="Arial" w:eastAsia="Arial" w:hAnsi="Arial"/>
+          <w:i w:val="false"/>
+          <w:iCs w:val="false"/>
+          <w:color w:val="000000"/>
+          <w:sz w:val="36"/>
+          <w:szCs w:val="36"/>
+        </w:rPr>
+        <w:t xml:space="preserve">Tallenna työnäyte: Repositoryn osoite päiväkirjaan. Pohjat GitHubiin commitilla ja pushilla.</w:t>
+      </w:r>
+    </w:p>
+    <w:p>
+      <w:pPr>
+        <w:spacing w:after="60" w:before="120" w:line="384"/>
+      </w:pPr>
+      <w:r>
+        <w:rPr>
+          <w:rFonts w:ascii="Arial" w:cs="Arial" w:eastAsia="Arial" w:hAnsi="Arial"/>
+          <w:b/>
+          <w:bCs/>
+          <w:i w:val="false"/>
+          <w:iCs w:val="false"/>
+          <w:sz w:val="36"/>
+          <w:szCs w:val="36"/>
+        </w:rPr>
+        <w:t xml:space="preserve">Työvaihe 3 / 4 · Rajaa ensimmäinen versio</w:t>
+      </w:r>
+    </w:p>
+    <w:p>
+      <w:pPr>
+        <w:spacing w:after="40" w:before="0" w:line="384"/>
+        <w:ind w:left="360"/>
+      </w:pPr>
+      <w:r>
+        <w:rPr>
+          <w:rFonts w:ascii="Arial" w:cs="Arial" w:eastAsia="Arial" w:hAnsi="Arial"/>
+          <w:i w:val="false"/>
+          <w:iCs w:val="false"/>
+          <w:sz w:val="36"/>
+          <w:szCs w:val="36"/>
+        </w:rPr>
+        <w:t xml:space="preserve">☐  1. Kirjoita MVP. Täytä tällä sivulla suunnitelman MVP omin sanoin -kenttä: mikä kuuluu pakolliseen ytimeen ja miksi muut asiat odottavat.</w:t>
+      </w:r>
+    </w:p>
+    <w:p>
+      <w:pPr>
+        <w:spacing w:after="40" w:before="0" w:line="384"/>
+        <w:ind w:left="360"/>
+      </w:pPr>
+      <w:r>
+        <w:rPr>
+          <w:rFonts w:ascii="Arial" w:cs="Arial" w:eastAsia="Arial" w:hAnsi="Arial"/>
+          <w:i w:val="false"/>
+          <w:iCs w:val="false"/>
+          <w:sz w:val="36"/>
+          <w:szCs w:val="36"/>
+        </w:rPr>
+        <w:t xml:space="preserve">☐  2. Lataa suunnitelma ja tallenna se tiedostoksi project-docs/suunnitelma.md. Perustele omin sanoin. Kirjaa Copilotin mahdollinen apu AI-lokiin.</w:t>
+      </w:r>
+    </w:p>
+    <w:p>
+      <w:pPr>
+        <w:spacing w:after="40" w:before="0" w:line="384"/>
+        <w:ind w:left="360"/>
+      </w:pPr>
+      <w:r>
+        <w:rPr>
+          <w:rFonts w:ascii="Arial" w:cs="Arial" w:eastAsia="Arial" w:hAnsi="Arial"/>
+          <w:i w:val="false"/>
+          <w:iCs w:val="false"/>
+          <w:sz w:val="36"/>
+          <w:szCs w:val="36"/>
+        </w:rPr>
+        <w:t xml:space="preserve">☐  3. Tee commit ja push. Tallenna muutokset commitiksi. Commit on yksi nimetty muutos. Lähetä se GitHubiin pushilla.</w:t>
+      </w:r>
+    </w:p>
+    <w:p>
+      <w:pPr>
+        <w:spacing w:after="40" w:before="0" w:line="384"/>
+        <w:ind w:left="360"/>
+      </w:pPr>
+      <w:r>
+        <w:rPr>
+          <w:rFonts w:ascii="Arial" w:cs="Arial" w:eastAsia="Arial" w:hAnsi="Arial"/>
+          <w:i w:val="false"/>
+          <w:iCs w:val="false"/>
+          <w:sz w:val="36"/>
+          <w:szCs w:val="36"/>
+        </w:rPr>
+        <w:t xml:space="preserve">☐  4. Lähetä kysymyslista. Kirjoita vähintään kolme kysymystä asiakkaille. Käytä pohjaa alta. Lähetä kysymykset Teamsissa. Vastaukset käydään läpi ensi viikon palaverissa.</w:t>
+      </w:r>
+    </w:p>
+    <w:p>
+      <w:pPr>
+        <w:spacing w:after="40" w:before="0" w:line="384"/>
+        <w:ind w:left="360"/>
+      </w:pPr>
+      <w:r>
+        <w:rPr>
+          <w:rFonts w:ascii="Arial" w:cs="Arial" w:eastAsia="Arial" w:hAnsi="Arial"/>
+          <w:i w:val="false"/>
+          <w:iCs w:val="false"/>
+          <w:color w:val="000000"/>
+          <w:sz w:val="36"/>
+          <w:szCs w:val="36"/>
+        </w:rPr>
+        <w:t xml:space="preserve">Valmis kun: Oma MVP-kuvaus on GitHubissa ja kysymyslista on lähetetty asiakkaille.</w:t>
       </w:r>
     </w:p>
     <w:p>
       <w:pPr>
         <w:spacing w:after="80" w:before="0" w:line="384"/>
-      </w:pPr>
-      <w:r>
-        <w:rPr>
-          <w:rFonts w:ascii="Arial" w:cs="Arial" w:eastAsia="Arial" w:hAnsi="Arial"/>
-          <w:i w:val="false"/>
-          <w:iCs w:val="false"/>
-          <w:sz w:val="36"/>
-          <w:szCs w:val="36"/>
-        </w:rPr>
-        <w:t xml:space="preserve">☐  Kirjoita MVP omin sanoin tiedostoon project-docs/mvp.md. Tee commit ja push. Lähetä kysymyslista asiakkaille.</w:t>
+        <w:ind w:left="360"/>
+      </w:pPr>
+      <w:r>
+        <w:rPr>
+          <w:rFonts w:ascii="Arial" w:cs="Arial" w:eastAsia="Arial" w:hAnsi="Arial"/>
+          <w:i w:val="false"/>
+          <w:iCs w:val="false"/>
+          <w:color w:val="000000"/>
+          <w:sz w:val="36"/>
+          <w:szCs w:val="36"/>
+        </w:rPr>
+        <w:t xml:space="preserve">Tallenna työnäyte: MVP-kuvaus suunnitelmaan. Vie suunnitelma project-docs/suunnitelma.md-tiedostoksi; kirjaa kysymykset project-docs/kysymykset.md-tiedostoon.</w:t>
+      </w:r>
+    </w:p>
+    <w:p>
+      <w:pPr>
+        <w:spacing w:after="60" w:before="120" w:line="384"/>
+      </w:pPr>
+      <w:r>
+        <w:rPr>
+          <w:rFonts w:ascii="Arial" w:cs="Arial" w:eastAsia="Arial" w:hAnsi="Arial"/>
+          <w:b/>
+          <w:bCs/>
+          <w:i w:val="false"/>
+          <w:iCs w:val="false"/>
+          <w:sz w:val="36"/>
+          <w:szCs w:val="36"/>
+        </w:rPr>
+        <w:t xml:space="preserve">Työvaihe 4 / 4 · Mittaa agentin krediittikulutus</w:t>
+      </w:r>
+    </w:p>
+    <w:p>
+      <w:pPr>
+        <w:spacing w:after="40" w:before="0" w:line="384"/>
+        <w:ind w:left="360"/>
+      </w:pPr>
+      <w:r>
+        <w:rPr>
+          <w:rFonts w:ascii="Arial" w:cs="Arial" w:eastAsia="Arial" w:hAnsi="Arial"/>
+          <w:i w:val="false"/>
+          <w:iCs w:val="false"/>
+          <w:sz w:val="36"/>
+          <w:szCs w:val="36"/>
+        </w:rPr>
+        <w:t xml:space="preserve">☐  1. Katso krediitit ennen mittausta. Avaa GitHubin käyttönäkymä. Käyttönäkymä on sivu, jolla krediittien kulutus näkyy. Kirjaa, montako krediittiä on käytetty.</w:t>
+      </w:r>
+    </w:p>
+    <w:p>
+      <w:pPr>
+        <w:spacing w:after="40" w:before="0" w:line="384"/>
+        <w:ind w:left="360"/>
+      </w:pPr>
+      <w:r>
+        <w:rPr>
+          <w:rFonts w:ascii="Arial" w:cs="Arial" w:eastAsia="Arial" w:hAnsi="Arial"/>
+          <w:i w:val="false"/>
+          <w:iCs w:val="false"/>
+          <w:sz w:val="36"/>
+          <w:szCs w:val="36"/>
+        </w:rPr>
+        <w:t xml:space="preserve">☐  2. Avaa GitHub Copilot. Avaa VS Codessa GitHub Copilotin chat.</w:t>
+      </w:r>
+    </w:p>
+    <w:p>
+      <w:pPr>
+        <w:spacing w:after="40" w:before="0" w:line="384"/>
+        <w:ind w:left="360"/>
+      </w:pPr>
+      <w:r>
+        <w:rPr>
+          <w:rFonts w:ascii="Arial" w:cs="Arial" w:eastAsia="Arial" w:hAnsi="Arial"/>
+          <w:i w:val="false"/>
+          <w:iCs w:val="false"/>
+          <w:sz w:val="36"/>
+          <w:szCs w:val="36"/>
+        </w:rPr>
+        <w:t xml:space="preserve">☐  3. Vaihda agenttitilaan. Valitse chatin tilaksi Agent. Agenttitila muokkaa tiedostoja ja kuluttaa krediittejä.</w:t>
+      </w:r>
+    </w:p>
+    <w:p>
+      <w:pPr>
+        <w:spacing w:after="40" w:before="0" w:line="384"/>
+        <w:ind w:left="360"/>
+      </w:pPr>
+      <w:r>
+        <w:rPr>
+          <w:rFonts w:ascii="Arial" w:cs="Arial" w:eastAsia="Arial" w:hAnsi="Arial"/>
+          <w:i w:val="false"/>
+          <w:iCs w:val="false"/>
+          <w:sz w:val="36"/>
+          <w:szCs w:val="36"/>
+        </w:rPr>
+        <w:t xml:space="preserve">☐  4. Lähetä mittauksen viestipohja. Viestipohja on valmis viesti, jonka kopioit. Kopioi mittauksen viestipohja alta ja lähetä se. Hylkää ehdotettu muutos, jos se koskee muita tiedostoja kuin README:tä.</w:t>
+      </w:r>
+    </w:p>
+    <w:p>
+      <w:pPr>
+        <w:spacing w:after="40" w:before="0" w:line="384"/>
+        <w:ind w:left="360"/>
+      </w:pPr>
+      <w:r>
+        <w:rPr>
+          <w:rFonts w:ascii="Arial" w:cs="Arial" w:eastAsia="Arial" w:hAnsi="Arial"/>
+          <w:i w:val="false"/>
+          <w:iCs w:val="false"/>
+          <w:sz w:val="36"/>
+          <w:szCs w:val="36"/>
+        </w:rPr>
+        <w:t xml:space="preserve">☐  5. Kirjaa hinta. Avaa käyttönäkymä uudelleen. Hinta on nykyinen luku miinus aiempi luku. Kirjaa hinta päiväkirjaan. Jos luku ei ole muuttunut, kirjaa "odottaa käyttönäkymää" ja katso huomenna.</w:t>
+      </w:r>
+    </w:p>
+    <w:p>
+      <w:pPr>
+        <w:spacing w:after="40" w:before="0" w:line="384"/>
+        <w:ind w:left="360"/>
+      </w:pPr>
+      <w:r>
+        <w:rPr>
+          <w:rFonts w:ascii="Arial" w:cs="Arial" w:eastAsia="Arial" w:hAnsi="Arial"/>
+          <w:i w:val="false"/>
+          <w:iCs w:val="false"/>
+          <w:color w:val="000000"/>
+          <w:sz w:val="36"/>
+          <w:szCs w:val="36"/>
+        </w:rPr>
+        <w:t xml:space="preserve">Valmis kun: Päiväkirjassa on kulutuksen muutos tai merkintä odottaa käyttönäkymää.</w:t>
       </w:r>
     </w:p>
     <w:p>
       <w:pPr>
         <w:spacing w:after="80" w:before="0" w:line="384"/>
-      </w:pPr>
-      <w:r>
-        <w:rPr>
-          <w:rFonts w:ascii="Arial" w:cs="Arial" w:eastAsia="Arial" w:hAnsi="Arial"/>
-          <w:i w:val="false"/>
-          <w:iCs w:val="false"/>
-          <w:sz w:val="36"/>
-          <w:szCs w:val="36"/>
-        </w:rPr>
-        <w:t xml:space="preserve">☐  Mittaa yhden agenttipyynnön hinta viestipohjalla. Kirjaa hinta päiväkirjaan.</w:t>
+        <w:ind w:left="360"/>
+      </w:pPr>
+      <w:r>
+        <w:rPr>
+          <w:rFonts w:ascii="Arial" w:cs="Arial" w:eastAsia="Arial" w:hAnsi="Arial"/>
+          <w:i w:val="false"/>
+          <w:iCs w:val="false"/>
+          <w:color w:val="000000"/>
+          <w:sz w:val="36"/>
+          <w:szCs w:val="36"/>
+        </w:rPr>
+        <w:t xml:space="preserve">Tallenna työnäyte: Mittauksen alku- ja loppulukema sekä erotus tämän viikon päiväkirjaan.</w:t>
       </w:r>
     </w:p>
     <w:p>
@@ -2704,7 +3388,7 @@
           <w:sz w:val="36"/>
           <w:szCs w:val="36"/>
         </w:rPr>
-        <w:t xml:space="preserve">Valmis kun: Ohjaaja näkee repositoryn, mvp.md on GitHubissa, kysymyslista on lähetetty, ja päiväkirjassa on agenttipyynnön hinta tai merkintä "odottaa käyttönäkymää".</w:t>
+        <w:t xml:space="preserve">Valmis kun: Ohjaaja näkee repositoryn, suunnitelma.md on GitHubissa, kysymyslista on lähetetty, ja päiväkirjassa on agenttipyynnön hinta tai merkintä "odottaa käyttönäkymää".</w:t>
       </w:r>
     </w:p>
     <w:p>
@@ -2720,7 +3404,7 @@
           <w:sz w:val="36"/>
           <w:szCs w:val="36"/>
         </w:rPr>
-        <w:t xml:space="preserve">Työnäyte Git-repositoryyn ennen rastia: Näytä: repositoryn osoite, project-docs/mvp.md GitHubissa ja agenttipyynnön hinta päiväkirjassa.</w:t>
+        <w:t xml:space="preserve">Työnäyte Git-repositoryyn ennen rastia: repositoryn osoite, project-docs/suunnitelma.md GitHubissa ja agenttipyynnön hinta päiväkirjassa.</w:t>
       </w:r>
     </w:p>
     <w:p>
@@ -2737,7 +3421,7 @@
           <w:sz w:val="45"/>
           <w:szCs w:val="45"/>
         </w:rPr>
-        <w:t xml:space="preserve">Vko 41 · 5.–9.10. – Harjoitussykli: pyörivä kuutio julki</w:t>
+        <w:t xml:space="preserve">Vko 41 · 5.–9.10. – Harjoitus: pyörivä kuutio julki</w:t>
       </w:r>
     </w:p>
     <w:p>
@@ -2749,71 +3433,454 @@
           <w:rFonts w:ascii="Arial" w:cs="Arial" w:eastAsia="Arial" w:hAnsi="Arial"/>
           <w:i w:val="false"/>
           <w:iCs w:val="false"/>
-          <w:color w:val="000000"/>
-          <w:sz w:val="36"/>
-          <w:szCs w:val="36"/>
-        </w:rPr>
-        <w:t xml:space="preserve">Sovelluksen ikkunassa pyörii kuutio. Testit 1 ja 2 menevät läpi. GitHubin releasessa on zip, jonka itsetesti meni läpi.</w:t>
+          <w:sz w:val="36"/>
+          <w:szCs w:val="36"/>
+        </w:rPr>
+        <w:t xml:space="preserve">Ennen varsinaisia mallinnustoimintoja harjoittelet koko matkan tehtäväkortista testattuun ja ladattavaan sovellukseen. Pyörivä kuutio on pieni harjoitus, jolla varmistat, että kehitysympäristö, testit ja Windows-julkaisu toimivat yhdessä. Samaa työsykliä käytät myöhemmin Vektoripajan jokaisen ominaisuuden rakentamiseen.</w:t>
+      </w:r>
+    </w:p>
+    <w:p>
+      <w:pPr>
+        <w:spacing w:after="120" w:before="0" w:line="384"/>
+      </w:pPr>
+      <w:r>
+        <w:rPr>
+          <w:rFonts w:ascii="Arial" w:cs="Arial" w:eastAsia="Arial" w:hAnsi="Arial"/>
+          <w:i w:val="false"/>
+          <w:iCs w:val="false"/>
+          <w:color w:val="000000"/>
+          <w:sz w:val="36"/>
+          <w:szCs w:val="36"/>
+        </w:rPr>
+        <w:t xml:space="preserve">Windowsissa käynnistyy ladattu harjoitussovellus, jossa kuutio pyörii.</w:t>
+      </w:r>
+    </w:p>
+    <w:p>
+      <w:pPr>
+        <w:spacing w:after="60" w:before="120" w:line="384"/>
+      </w:pPr>
+      <w:r>
+        <w:rPr>
+          <w:rFonts w:ascii="Arial" w:cs="Arial" w:eastAsia="Arial" w:hAnsi="Arial"/>
+          <w:b/>
+          <w:bCs/>
+          <w:i w:val="false"/>
+          <w:iCs w:val="false"/>
+          <w:sz w:val="36"/>
+          <w:szCs w:val="36"/>
+        </w:rPr>
+        <w:t xml:space="preserve">Työvaihe 1 / 4 · Valmistele harjoitussovellus</w:t>
+      </w:r>
+    </w:p>
+    <w:p>
+      <w:pPr>
+        <w:spacing w:after="40" w:before="0" w:line="384"/>
+        <w:ind w:left="360"/>
+      </w:pPr>
+      <w:r>
+        <w:rPr>
+          <w:rFonts w:ascii="Arial" w:cs="Arial" w:eastAsia="Arial" w:hAnsi="Arial"/>
+          <w:i w:val="false"/>
+          <w:iCs w:val="false"/>
+          <w:sz w:val="36"/>
+          <w:szCs w:val="36"/>
+        </w:rPr>
+        <w:t xml:space="preserve">☐  1. Käy viikkopalaveri. Käy läpi asiakkaiden vastaukset kysymyslistaasi. Kirjaa ne tiedostoon project-docs/kysymykset.md. Viikkopalaveri on viikon tapaaminen ohjaajan kanssa.</w:t>
+      </w:r>
+    </w:p>
+    <w:p>
+      <w:pPr>
+        <w:spacing w:after="40" w:before="0" w:line="384"/>
+        <w:ind w:left="360"/>
+      </w:pPr>
+      <w:r>
+        <w:rPr>
+          <w:rFonts w:ascii="Arial" w:cs="Arial" w:eastAsia="Arial" w:hAnsi="Arial"/>
+          <w:i w:val="false"/>
+          <w:iCs w:val="false"/>
+          <w:sz w:val="36"/>
+          <w:szCs w:val="36"/>
+        </w:rPr>
+        <w:t xml:space="preserve">☐  2. Päätä ensin. Lue tekninen ehdotus toimeksiannosta. Kirjaa suunnitelmaan, hyväksytkö sen. Perustele päätös pakollisen ytimen toiminnoilla.</w:t>
+      </w:r>
+    </w:p>
+    <w:p>
+      <w:pPr>
+        <w:spacing w:after="40" w:before="0" w:line="384"/>
+        <w:ind w:left="360"/>
+      </w:pPr>
+      <w:r>
+        <w:rPr>
+          <w:rFonts w:ascii="Arial" w:cs="Arial" w:eastAsia="Arial" w:hAnsi="Arial"/>
+          <w:i w:val="false"/>
+          <w:iCs w:val="false"/>
+          <w:sz w:val="36"/>
+          <w:szCs w:val="36"/>
+        </w:rPr>
+        <w:t xml:space="preserve">☐  3. Kirjaa käyttöliittymävaatimus. Kirjoita suunnitelmaan, millainen sovelluksesi ulkoasun pitää olla: taustaväri, tekstin väri, tekstin koko ja painikkeiden koko. Kortin #1 hyväksymiskriteeri tulee tästä.</w:t>
+      </w:r>
+    </w:p>
+    <w:p>
+      <w:pPr>
+        <w:spacing w:after="40" w:before="0" w:line="384"/>
+        <w:ind w:left="360"/>
+      </w:pPr>
+      <w:r>
+        <w:rPr>
+          <w:rFonts w:ascii="Arial" w:cs="Arial" w:eastAsia="Arial" w:hAnsi="Arial"/>
+          <w:i w:val="false"/>
+          <w:iCs w:val="false"/>
+          <w:sz w:val="36"/>
+          <w:szCs w:val="36"/>
+        </w:rPr>
+        <w:t xml:space="preserve">☐  4. Pura pohja repositoryyn. Lataa alta vektoripaja-pohja.zip. Napsauta sitä hiiren oikealla painikkeella. Valitse Pura kaikki. Valitse kohteeksi repositorysi kansio. Pohjassa ovat valmiina julkaisun ja itsetestin tiedostot. Mukana on myös lista kirjastoista versioineen. Sen nimi on requirements.txt.</w:t>
+      </w:r>
+    </w:p>
+    <w:p>
+      <w:pPr>
+        <w:spacing w:after="40" w:before="0" w:line="384"/>
+        <w:ind w:left="360"/>
+      </w:pPr>
+      <w:r>
+        <w:rPr>
+          <w:rFonts w:ascii="Arial" w:cs="Arial" w:eastAsia="Arial" w:hAnsi="Arial"/>
+          <w:i w:val="false"/>
+          <w:iCs w:val="false"/>
+          <w:sz w:val="36"/>
+          <w:szCs w:val="36"/>
+        </w:rPr>
+        <w:t xml:space="preserve">☐  5. Luo virtuaaliympäristö itse. Avaa repositoryn kansio VS Codessa. Paina Ctrl+Shift+P. Valitse Python: Create Environment. Valitse sitten Venv. Valitse lopuksi Python 3.13. Jos VS Code tarjoaa kirjastojen asennusta, älä valitse listasta mitään. Valitse OK.</w:t>
+      </w:r>
+    </w:p>
+    <w:p>
+      <w:pPr>
+        <w:spacing w:after="40" w:before="0" w:line="384"/>
+        <w:ind w:left="360"/>
+      </w:pPr>
+      <w:r>
+        <w:rPr>
+          <w:rFonts w:ascii="Arial" w:cs="Arial" w:eastAsia="Arial" w:hAnsi="Arial"/>
+          <w:i w:val="false"/>
+          <w:iCs w:val="false"/>
+          <w:sz w:val="36"/>
+          <w:szCs w:val="36"/>
+        </w:rPr>
+        <w:t xml:space="preserve">☐  6. Asennat kirjastot itse seuraavassa askeleessa. Katso kuvaohje alta.</w:t>
+      </w:r>
+    </w:p>
+    <w:p>
+      <w:pPr>
+        <w:spacing w:after="40" w:before="0" w:line="384"/>
+        <w:ind w:left="360"/>
+      </w:pPr>
+      <w:r>
+        <w:rPr>
+          <w:rFonts w:ascii="Arial" w:cs="Arial" w:eastAsia="Arial" w:hAnsi="Arial"/>
+          <w:i w:val="false"/>
+          <w:iCs w:val="false"/>
+          <w:sz w:val="36"/>
+          <w:szCs w:val="36"/>
+        </w:rPr>
+        <w:t xml:space="preserve">☐  7. Asenna kirjastot itse. Avaa uusi terminaali. Tarkista, että terminaalin rivin alussa lukee (.venv). Aja pip install -r requirements.txt. Aja sitten python tarkista_ymparisto.py. Rivien alussa pitää lukea OK. Viimeisellä rivillä lukee Ympäristö on kunnossa.</w:t>
+      </w:r>
+    </w:p>
+    <w:p>
+      <w:pPr>
+        <w:spacing w:after="40" w:before="0" w:line="384"/>
+        <w:ind w:left="360"/>
+      </w:pPr>
+      <w:r>
+        <w:rPr>
+          <w:rFonts w:ascii="Arial" w:cs="Arial" w:eastAsia="Arial" w:hAnsi="Arial"/>
+          <w:i w:val="false"/>
+          <w:iCs w:val="false"/>
+          <w:sz w:val="36"/>
+          <w:szCs w:val="36"/>
+        </w:rPr>
+        <w:t xml:space="preserve">☐  8. Kirjaa kirjastot README:hen. Kirjoita README:hen kirjastojen nimet ja lisenssit. Lisenssin näet komennolla pip show. Kirjoita komennon perään kirjaston nimi, esimerkiksi pip show PySide6.</w:t>
+      </w:r>
+    </w:p>
+    <w:p>
+      <w:pPr>
+        <w:spacing w:after="40" w:before="0" w:line="384"/>
+        <w:ind w:left="360"/>
+      </w:pPr>
+      <w:r>
+        <w:rPr>
+          <w:rFonts w:ascii="Arial" w:cs="Arial" w:eastAsia="Arial" w:hAnsi="Arial"/>
+          <w:i w:val="false"/>
+          <w:iCs w:val="false"/>
+          <w:color w:val="000000"/>
+          <w:sz w:val="36"/>
+          <w:szCs w:val="36"/>
+        </w:rPr>
+        <w:t xml:space="preserve">Valmis kun: Ympäristötarkistus näyttää OK ja tekninen ehdotus on arvioitu omin sanoin.</w:t>
       </w:r>
     </w:p>
     <w:p>
       <w:pPr>
         <w:spacing w:after="80" w:before="0" w:line="384"/>
-      </w:pPr>
-      <w:r>
-        <w:rPr>
-          <w:rFonts w:ascii="Arial" w:cs="Arial" w:eastAsia="Arial" w:hAnsi="Arial"/>
-          <w:i w:val="false"/>
-          <w:iCs w:val="false"/>
-          <w:sz w:val="36"/>
-          <w:szCs w:val="36"/>
-        </w:rPr>
-        <w:t xml:space="preserve">☐  Päätä, hyväksytkö teknisen ehdotuksen. Perustele päätös suunnitelmaan. Pura pohja. Luo virtuaaliympäristö ja asenna kirjastot itse komennoilla.</w:t>
+        <w:ind w:left="360"/>
+      </w:pPr>
+      <w:r>
+        <w:rPr>
+          <w:rFonts w:ascii="Arial" w:cs="Arial" w:eastAsia="Arial" w:hAnsi="Arial"/>
+          <w:i w:val="false"/>
+          <w:iCs w:val="false"/>
+          <w:color w:val="000000"/>
+          <w:sz w:val="36"/>
+          <w:szCs w:val="36"/>
+        </w:rPr>
+        <w:t xml:space="preserve">Tallenna työnäyte: Päätökset suunnitelmaan; asiakkaiden vastaukset kysymykset.md-tiedostoon ja lisenssit README:hen.</w:t>
+      </w:r>
+    </w:p>
+    <w:p>
+      <w:pPr>
+        <w:spacing w:after="60" w:before="120" w:line="384"/>
+      </w:pPr>
+      <w:r>
+        <w:rPr>
+          <w:rFonts w:ascii="Arial" w:cs="Arial" w:eastAsia="Arial" w:hAnsi="Arial"/>
+          <w:b/>
+          <w:bCs/>
+          <w:i w:val="false"/>
+          <w:iCs w:val="false"/>
+          <w:sz w:val="36"/>
+          <w:szCs w:val="36"/>
+        </w:rPr>
+        <w:t xml:space="preserve">Työvaihe 2 / 4 · Määrittele kuution testi</w:t>
+      </w:r>
+    </w:p>
+    <w:p>
+      <w:pPr>
+        <w:spacing w:after="40" w:before="0" w:line="384"/>
+        <w:ind w:left="360"/>
+      </w:pPr>
+      <w:r>
+        <w:rPr>
+          <w:rFonts w:ascii="Arial" w:cs="Arial" w:eastAsia="Arial" w:hAnsi="Arial"/>
+          <w:i w:val="false"/>
+          <w:iCs w:val="false"/>
+          <w:sz w:val="36"/>
+          <w:szCs w:val="36"/>
+        </w:rPr>
+        <w:t xml:space="preserve">☐  1. Kirjoita testi 1 ennen koodia. Testi 1: kiertokulma.</w:t>
+      </w:r>
+    </w:p>
+    <w:p>
+      <w:pPr>
+        <w:spacing w:after="40" w:before="0" w:line="384"/>
+        <w:ind w:left="360"/>
+      </w:pPr>
+      <w:r>
+        <w:rPr>
+          <w:rFonts w:ascii="Arial" w:cs="Arial" w:eastAsia="Arial" w:hAnsi="Arial"/>
+          <w:i w:val="false"/>
+          <w:iCs w:val="false"/>
+          <w:sz w:val="36"/>
+          <w:szCs w:val="36"/>
+        </w:rPr>
+        <w:t xml:space="preserve">☐  2. Funktio kiertokulma(aika, nopeus) saa ajan 0 ja nopeuden 0,5. Mitä odotat? Entä kun aika on 3? Kirjaa vastaukset ennen ajoa.</w:t>
+      </w:r>
+    </w:p>
+    <w:p>
+      <w:pPr>
+        <w:spacing w:after="40" w:before="0" w:line="384"/>
+        <w:ind w:left="360"/>
+      </w:pPr>
+      <w:r>
+        <w:rPr>
+          <w:rFonts w:ascii="Arial" w:cs="Arial" w:eastAsia="Arial" w:hAnsi="Arial"/>
+          <w:i w:val="false"/>
+          <w:iCs w:val="false"/>
+          <w:color w:val="000000"/>
+          <w:sz w:val="36"/>
+          <w:szCs w:val="36"/>
+        </w:rPr>
+        <w:t xml:space="preserve">Valmis kun: Testin 1 odotetut arvot on kirjoitettu ennen toteutusta.</w:t>
       </w:r>
     </w:p>
     <w:p>
       <w:pPr>
         <w:spacing w:after="80" w:before="0" w:line="384"/>
-      </w:pPr>
-      <w:r>
-        <w:rPr>
-          <w:rFonts w:ascii="Arial" w:cs="Arial" w:eastAsia="Arial" w:hAnsi="Arial"/>
-          <w:i w:val="false"/>
-          <w:iCs w:val="false"/>
-          <w:sz w:val="36"/>
-          <w:szCs w:val="36"/>
-        </w:rPr>
-        <w:t xml:space="preserve">☐  Kirjoita ennen koodia testi 1: kiertokulma. Mitä odotat, kun kiertokulma saa ajan 0 ja nopeuden 0,5? Entä kun aika on 3?</w:t>
+        <w:ind w:left="360"/>
+      </w:pPr>
+      <w:r>
+        <w:rPr>
+          <w:rFonts w:ascii="Arial" w:cs="Arial" w:eastAsia="Arial" w:hAnsi="Arial"/>
+          <w:i w:val="false"/>
+          <w:iCs w:val="false"/>
+          <w:color w:val="000000"/>
+          <w:sz w:val="36"/>
+          <w:szCs w:val="36"/>
+        </w:rPr>
+        <w:t xml:space="preserve">Tallenna työnäyte: Testi tests/test_kierto.py-tiedostoon ja odotetut tulokset GitHub-issueen.</w:t>
+      </w:r>
+    </w:p>
+    <w:p>
+      <w:pPr>
+        <w:spacing w:after="60" w:before="120" w:line="384"/>
+      </w:pPr>
+      <w:r>
+        <w:rPr>
+          <w:rFonts w:ascii="Arial" w:cs="Arial" w:eastAsia="Arial" w:hAnsi="Arial"/>
+          <w:b/>
+          <w:bCs/>
+          <w:i w:val="false"/>
+          <w:iCs w:val="false"/>
+          <w:sz w:val="36"/>
+          <w:szCs w:val="36"/>
+        </w:rPr>
+        <w:t xml:space="preserve">Työvaihe 3 / 4 · Rakenna pyörivä kuutio</w:t>
+      </w:r>
+    </w:p>
+    <w:p>
+      <w:pPr>
+        <w:spacing w:after="40" w:before="0" w:line="384"/>
+        <w:ind w:left="360"/>
+      </w:pPr>
+      <w:r>
+        <w:rPr>
+          <w:rFonts w:ascii="Arial" w:cs="Arial" w:eastAsia="Arial" w:hAnsi="Arial"/>
+          <w:i w:val="false"/>
+          <w:iCs w:val="false"/>
+          <w:sz w:val="36"/>
+          <w:szCs w:val="36"/>
+        </w:rPr>
+        <w:t xml:space="preserve">☐  1. Tee kortti #1 työsyklillä. Kortti: kuutio pyörii sovelluksen ikkunassa.</w:t>
+      </w:r>
+    </w:p>
+    <w:p>
+      <w:pPr>
+        <w:spacing w:after="40" w:before="0" w:line="384"/>
+        <w:ind w:left="360"/>
+      </w:pPr>
+      <w:r>
+        <w:rPr>
+          <w:rFonts w:ascii="Arial" w:cs="Arial" w:eastAsia="Arial" w:hAnsi="Arial"/>
+          <w:i w:val="false"/>
+          <w:iCs w:val="false"/>
+          <w:sz w:val="36"/>
+          <w:szCs w:val="36"/>
+        </w:rPr>
+        <w:t xml:space="preserve">☐  2. Vertaa Copilotin korttia toteutusavun mallikorttiin.</w:t>
+      </w:r>
+    </w:p>
+    <w:p>
+      <w:pPr>
+        <w:spacing w:after="40" w:before="0" w:line="384"/>
+        <w:ind w:left="360"/>
+      </w:pPr>
+      <w:r>
+        <w:rPr>
+          <w:rFonts w:ascii="Arial" w:cs="Arial" w:eastAsia="Arial" w:hAnsi="Arial"/>
+          <w:i w:val="false"/>
+          <w:iCs w:val="false"/>
+          <w:color w:val="000000"/>
+          <w:sz w:val="36"/>
+          <w:szCs w:val="36"/>
+        </w:rPr>
+        <w:t xml:space="preserve">Valmis kun: Sovellus näyttää pyörivän kuution ja testi 1 menee läpi.</w:t>
       </w:r>
     </w:p>
     <w:p>
       <w:pPr>
         <w:spacing w:after="80" w:before="0" w:line="384"/>
-      </w:pPr>
-      <w:r>
-        <w:rPr>
-          <w:rFonts w:ascii="Arial" w:cs="Arial" w:eastAsia="Arial" w:hAnsi="Arial"/>
-          <w:i w:val="false"/>
-          <w:iCs w:val="false"/>
-          <w:sz w:val="36"/>
-          <w:szCs w:val="36"/>
-        </w:rPr>
-        <w:t xml:space="preserve">☐  Tee kortti #1 (kuutio) työsyklillä mallikortin avulla. Aja testi 1.</w:t>
+        <w:ind w:left="360"/>
+      </w:pPr>
+      <w:r>
+        <w:rPr>
+          <w:rFonts w:ascii="Arial" w:cs="Arial" w:eastAsia="Arial" w:hAnsi="Arial"/>
+          <w:i w:val="false"/>
+          <w:iCs w:val="false"/>
+          <w:color w:val="000000"/>
+          <w:sz w:val="36"/>
+          <w:szCs w:val="36"/>
+        </w:rPr>
+        <w:t xml:space="preserve">Tallenna työnäyte: Koodi ja testi GitHubiin; testiajon tulos kuution issueen.</w:t>
+      </w:r>
+    </w:p>
+    <w:p>
+      <w:pPr>
+        <w:spacing w:after="60" w:before="120" w:line="384"/>
+      </w:pPr>
+      <w:r>
+        <w:rPr>
+          <w:rFonts w:ascii="Arial" w:cs="Arial" w:eastAsia="Arial" w:hAnsi="Arial"/>
+          <w:b/>
+          <w:bCs/>
+          <w:i w:val="false"/>
+          <w:iCs w:val="false"/>
+          <w:sz w:val="36"/>
+          <w:szCs w:val="36"/>
+        </w:rPr>
+        <w:t xml:space="preserve">Työvaihe 4 / 4 · Julkaise harjoitussovellus</w:t>
+      </w:r>
+    </w:p>
+    <w:p>
+      <w:pPr>
+        <w:spacing w:after="40" w:before="0" w:line="384"/>
+        <w:ind w:left="360"/>
+      </w:pPr>
+      <w:r>
+        <w:rPr>
+          <w:rFonts w:ascii="Arial" w:cs="Arial" w:eastAsia="Arial" w:hAnsi="Arial"/>
+          <w:i w:val="false"/>
+          <w:iCs w:val="false"/>
+          <w:sz w:val="36"/>
+          <w:szCs w:val="36"/>
+        </w:rPr>
+        <w:t xml:space="preserve">☐  1. Tee kortti #2 työsyklillä. Kortti: sovellus julkaistaan releasena. Release on GitHubin julkaisusivu, josta valmiin version voi ladata zip-tiedostona. Julkaisu alkaa nimetystä versiosta Gitissä. Sitä kutsutaan tagiksi. Katso toteutusavusta, miten julkaiset.</w:t>
+      </w:r>
+    </w:p>
+    <w:p>
+      <w:pPr>
+        <w:spacing w:after="40" w:before="0" w:line="384"/>
+        <w:ind w:left="360"/>
+      </w:pPr>
+      <w:r>
+        <w:rPr>
+          <w:rFonts w:ascii="Arial" w:cs="Arial" w:eastAsia="Arial" w:hAnsi="Arial"/>
+          <w:i w:val="false"/>
+          <w:iCs w:val="false"/>
+          <w:sz w:val="36"/>
+          <w:szCs w:val="36"/>
+        </w:rPr>
+        <w:t xml:space="preserve">☐  2. Tee testi 2 puretusta kansiosta. Testi 2: julkaisu. Lataa zip releasesta. Pura se valitsemalla Pura kaikki. Käynnistä Vektoripaja.exe puretusta kansiosta, älä VS Codesta. Kuution pitää pyöriä.</w:t>
+      </w:r>
+    </w:p>
+    <w:p>
+      <w:pPr>
+        <w:spacing w:after="40" w:before="0" w:line="384"/>
+        <w:ind w:left="360"/>
+      </w:pPr>
+      <w:r>
+        <w:rPr>
+          <w:rFonts w:ascii="Arial" w:cs="Arial" w:eastAsia="Arial" w:hAnsi="Arial"/>
+          <w:i w:val="false"/>
+          <w:iCs w:val="false"/>
+          <w:color w:val="000000"/>
+          <w:sz w:val="36"/>
+          <w:szCs w:val="36"/>
+        </w:rPr>
+        <w:t xml:space="preserve">Valmis kun: Ladatusta zipistä käynnistetty Vektoripaja.exe näyttää pyörivän kuution.</w:t>
       </w:r>
     </w:p>
     <w:p>
       <w:pPr>
         <w:spacing w:after="80" w:before="0" w:line="384"/>
-      </w:pPr>
-      <w:r>
-        <w:rPr>
-          <w:rFonts w:ascii="Arial" w:cs="Arial" w:eastAsia="Arial" w:hAnsi="Arial"/>
-          <w:i w:val="false"/>
-          <w:iCs w:val="false"/>
-          <w:sz w:val="36"/>
-          <w:szCs w:val="36"/>
-        </w:rPr>
-        <w:t xml:space="preserve">☐  Tee kortti #2 (release) työsyklillä. Aja testi 2: julkaisu. Käytä releasen zipistä purettua sovellusta.</w:t>
+        <w:ind w:left="360"/>
+      </w:pPr>
+      <w:r>
+        <w:rPr>
+          <w:rFonts w:ascii="Arial" w:cs="Arial" w:eastAsia="Arial" w:hAnsi="Arial"/>
+          <w:i w:val="false"/>
+          <w:iCs w:val="false"/>
+          <w:color w:val="000000"/>
+          <w:sz w:val="36"/>
+          <w:szCs w:val="36"/>
+        </w:rPr>
+        <w:t xml:space="preserve">Tallenna työnäyte: Release v0.0.41 GitHubiin ja testin 2 tulos julkaisuissueen.</w:t>
       </w:r>
     </w:p>
     <w:p>
@@ -2845,7 +3912,7 @@
           <w:sz w:val="36"/>
           <w:szCs w:val="36"/>
         </w:rPr>
-        <w:t xml:space="preserve">Työnäyte Git-repositoryyn ennen rastia: Näytä: releasen v0.0.41 osoite, issuet #1 ja #2 suljettuina sekä testien 1 ja 2 tulokset issueissa.</w:t>
+        <w:t xml:space="preserve">Työnäyte Git-repositoryyn ennen rastia: releasen v0.0.41 osoite, issuet #1 ja #2 suljettuina sekä testien 1 ja 2 tulokset issueissa.</w:t>
       </w:r>
     </w:p>
     <w:p>
@@ -2894,7 +3961,7 @@
           <w:sz w:val="54"/>
           <w:szCs w:val="54"/>
         </w:rPr>
-        <w:t xml:space="preserve">Vaihe B – MVP-ydin: SVG:stä muotoja</w:t>
+        <w:t xml:space="preserve">Vaihe 2 – Rakennetaan piirroksesta 3D-malli</w:t>
       </w:r>
     </w:p>
     <w:p>
@@ -2911,7 +3978,7 @@
           <w:sz w:val="45"/>
           <w:szCs w:val="45"/>
         </w:rPr>
-        <w:t xml:space="preserve">Vko 43 · 19.–23.10. – SVG-tuonti: polut näkyviin</w:t>
+        <w:t xml:space="preserve">Vko 43 · 19.–23.10. – Piirroksen tuonti (SVG)</w:t>
       </w:r>
     </w:p>
     <w:p>
@@ -2923,86 +3990,441 @@
           <w:rFonts w:ascii="Arial" w:cs="Arial" w:eastAsia="Arial" w:hAnsi="Arial"/>
           <w:i w:val="false"/>
           <w:iCs w:val="false"/>
-          <w:color w:val="000000"/>
-          <w:sz w:val="36"/>
-          <w:szCs w:val="36"/>
-        </w:rPr>
-        <w:t xml:space="preserve">Inkscapessa piirretty SVG avautuu sovellukseen. Sen polut näkyvät 3D-näkymässä viivoina.</w:t>
+          <w:sz w:val="36"/>
+          <w:szCs w:val="36"/>
+        </w:rPr>
+        <w:t xml:space="preserve">Vektoripajan lähtöaineisto on käyttäjän Inkscapessa tekemä SVG-piirros. Tällä viikolla tuot sen polut sovellukseen ja tarkistat, että myös virheelliset tiedostot käsitellään hallitusti. Tuonti luo pohjan osien rakenteelle ja myöhemmille 3D-muodoille.</w:t>
+      </w:r>
+    </w:p>
+    <w:p>
+      <w:pPr>
+        <w:spacing w:after="120" w:before="0" w:line="384"/>
+      </w:pPr>
+      <w:r>
+        <w:rPr>
+          <w:rFonts w:ascii="Arial" w:cs="Arial" w:eastAsia="Arial" w:hAnsi="Arial"/>
+          <w:i w:val="false"/>
+          <w:iCs w:val="false"/>
+          <w:color w:val="000000"/>
+          <w:sz w:val="36"/>
+          <w:szCs w:val="36"/>
+        </w:rPr>
+        <w:t xml:space="preserve">Käyttäjä voi avata oman SVG-piirroksensa Vektoripajassa.</w:t>
+      </w:r>
+    </w:p>
+    <w:p>
+      <w:pPr>
+        <w:spacing w:after="60" w:before="120" w:line="384"/>
+      </w:pPr>
+      <w:r>
+        <w:rPr>
+          <w:rFonts w:ascii="Arial" w:cs="Arial" w:eastAsia="Arial" w:hAnsi="Arial"/>
+          <w:b/>
+          <w:bCs/>
+          <w:i w:val="false"/>
+          <w:iCs w:val="false"/>
+          <w:sz w:val="36"/>
+          <w:szCs w:val="36"/>
+        </w:rPr>
+        <w:t xml:space="preserve">Työvaihe 1 / 5 · Piirrä tuonnin testiaineisto</w:t>
+      </w:r>
+    </w:p>
+    <w:p>
+      <w:pPr>
+        <w:spacing w:after="40" w:before="0" w:line="384"/>
+        <w:ind w:left="360"/>
+      </w:pPr>
+      <w:r>
+        <w:rPr>
+          <w:rFonts w:ascii="Arial" w:cs="Arial" w:eastAsia="Arial" w:hAnsi="Arial"/>
+          <w:i w:val="false"/>
+          <w:iCs w:val="false"/>
+          <w:sz w:val="36"/>
+          <w:szCs w:val="36"/>
+        </w:rPr>
+        <w:t xml:space="preserve">☐  1. Piirrä testitiedosto. Tee Inkscapessa nimetyt layerit eli tasot, kolme sisäkkäistä ryhmää ja kolme polkua.</w:t>
+      </w:r>
+    </w:p>
+    <w:p>
+      <w:pPr>
+        <w:spacing w:after="40" w:before="0" w:line="384"/>
+        <w:ind w:left="360"/>
+      </w:pPr>
+      <w:r>
+        <w:rPr>
+          <w:rFonts w:ascii="Arial" w:cs="Arial" w:eastAsia="Arial" w:hAnsi="Arial"/>
+          <w:i w:val="false"/>
+          <w:iCs w:val="false"/>
+          <w:sz w:val="36"/>
+          <w:szCs w:val="36"/>
+        </w:rPr>
+        <w:t xml:space="preserve">☐  2. Katso kuvaohje alta. Tallenna tiedosto kansioon testiaineisto/.</w:t>
+      </w:r>
+    </w:p>
+    <w:p>
+      <w:pPr>
+        <w:spacing w:after="40" w:before="0" w:line="384"/>
+        <w:ind w:left="360"/>
+      </w:pPr>
+      <w:r>
+        <w:rPr>
+          <w:rFonts w:ascii="Arial" w:cs="Arial" w:eastAsia="Arial" w:hAnsi="Arial"/>
+          <w:i w:val="false"/>
+          <w:iCs w:val="false"/>
+          <w:color w:val="000000"/>
+          <w:sz w:val="36"/>
+          <w:szCs w:val="36"/>
+        </w:rPr>
+        <w:t xml:space="preserve">Valmis kun: SVG:ssä on nimetyt tasot, kolme sisäkkäistä ryhmää ja kolme polkua.</w:t>
       </w:r>
     </w:p>
     <w:p>
       <w:pPr>
         <w:spacing w:after="80" w:before="0" w:line="384"/>
-      </w:pPr>
-      <w:r>
-        <w:rPr>
-          <w:rFonts w:ascii="Arial" w:cs="Arial" w:eastAsia="Arial" w:hAnsi="Arial"/>
-          <w:i w:val="false"/>
-          <w:iCs w:val="false"/>
-          <w:sz w:val="36"/>
-          <w:szCs w:val="36"/>
-        </w:rPr>
-        <w:t xml:space="preserve">☐  Piirrä Inkscapessa testitiedosto, jossa on nimetyt layerit ja kolme sisäkkäistä ryhmää.</w:t>
+        <w:ind w:left="360"/>
+      </w:pPr>
+      <w:r>
+        <w:rPr>
+          <w:rFonts w:ascii="Arial" w:cs="Arial" w:eastAsia="Arial" w:hAnsi="Arial"/>
+          <w:i w:val="false"/>
+          <w:iCs w:val="false"/>
+          <w:color w:val="000000"/>
+          <w:sz w:val="36"/>
+          <w:szCs w:val="36"/>
+        </w:rPr>
+        <w:t xml:space="preserve">Tallenna työnäyte: SVG-tiedosto repositoryn testiaineisto-kansioon.</w:t>
+      </w:r>
+    </w:p>
+    <w:p>
+      <w:pPr>
+        <w:spacing w:after="60" w:before="120" w:line="384"/>
+      </w:pPr>
+      <w:r>
+        <w:rPr>
+          <w:rFonts w:ascii="Arial" w:cs="Arial" w:eastAsia="Arial" w:hAnsi="Arial"/>
+          <w:b/>
+          <w:bCs/>
+          <w:i w:val="false"/>
+          <w:iCs w:val="false"/>
+          <w:sz w:val="36"/>
+          <w:szCs w:val="36"/>
+        </w:rPr>
+        <w:t xml:space="preserve">Työvaihe 2 / 5 · Määrittele tuonnin testit</w:t>
+      </w:r>
+    </w:p>
+    <w:p>
+      <w:pPr>
+        <w:spacing w:after="40" w:before="0" w:line="384"/>
+        <w:ind w:left="360"/>
+      </w:pPr>
+      <w:r>
+        <w:rPr>
+          <w:rFonts w:ascii="Arial" w:cs="Arial" w:eastAsia="Arial" w:hAnsi="Arial"/>
+          <w:i w:val="false"/>
+          <w:iCs w:val="false"/>
+          <w:sz w:val="36"/>
+          <w:szCs w:val="36"/>
+        </w:rPr>
+        <w:t xml:space="preserve">☐  1. Kirjoita testit 3–5 ensin. Testi 3: kolme polkua. Tiedostossa on kolme polkua. Testi 4: haitallinen SVG. SVG:ssä on &lt;script&gt;-elementti. Testi 5: väärä tiedosto. Tiedosto ei ole SVG. Kirjaa jokaiselle, mitä odotat.</w:t>
+      </w:r>
+    </w:p>
+    <w:p>
+      <w:pPr>
+        <w:spacing w:after="40" w:before="0" w:line="384"/>
+        <w:ind w:left="360"/>
+      </w:pPr>
+      <w:r>
+        <w:rPr>
+          <w:rFonts w:ascii="Arial" w:cs="Arial" w:eastAsia="Arial" w:hAnsi="Arial"/>
+          <w:i w:val="false"/>
+          <w:iCs w:val="false"/>
+          <w:sz w:val="36"/>
+          <w:szCs w:val="36"/>
+        </w:rPr>
+        <w:t xml:space="preserve">☐  2. Lisää havaintopohja. Tallenna havaintopohja tiedostoon .github/ISSUE_TEMPLATE/havainto.md. Kun huomaat virheen, tee siitä havaintoissue: mitä odotit, mitä tapahtui ja miten virheen saa toistettua.</w:t>
+      </w:r>
+    </w:p>
+    <w:p>
+      <w:pPr>
+        <w:spacing w:after="40" w:before="0" w:line="384"/>
+        <w:ind w:left="360"/>
+      </w:pPr>
+      <w:r>
+        <w:rPr>
+          <w:rFonts w:ascii="Arial" w:cs="Arial" w:eastAsia="Arial" w:hAnsi="Arial"/>
+          <w:i w:val="false"/>
+          <w:iCs w:val="false"/>
+          <w:color w:val="000000"/>
+          <w:sz w:val="36"/>
+          <w:szCs w:val="36"/>
+        </w:rPr>
+        <w:t xml:space="preserve">Valmis kun: Testien 3–5 syötteet ja odotetut tulokset on määritelty ennen toteutusta.</w:t>
       </w:r>
     </w:p>
     <w:p>
       <w:pPr>
         <w:spacing w:after="80" w:before="0" w:line="384"/>
-      </w:pPr>
-      <w:r>
-        <w:rPr>
-          <w:rFonts w:ascii="Arial" w:cs="Arial" w:eastAsia="Arial" w:hAnsi="Arial"/>
-          <w:i w:val="false"/>
-          <w:iCs w:val="false"/>
-          <w:sz w:val="36"/>
-          <w:szCs w:val="36"/>
-        </w:rPr>
-        <w:t xml:space="preserve">☐  Kirjoita testit 3–5 ennen toteutusta: kolme polkua, haitallinen SVG, jossa on &lt;script&gt;, ja väärä tiedosto, joka ei ole SVG.</w:t>
+        <w:ind w:left="360"/>
+      </w:pPr>
+      <w:r>
+        <w:rPr>
+          <w:rFonts w:ascii="Arial" w:cs="Arial" w:eastAsia="Arial" w:hAnsi="Arial"/>
+          <w:i w:val="false"/>
+          <w:iCs w:val="false"/>
+          <w:color w:val="000000"/>
+          <w:sz w:val="36"/>
+          <w:szCs w:val="36"/>
+        </w:rPr>
+        <w:t xml:space="preserve">Tallenna työnäyte: Testit tests-kansioon ja havaintopohja .github/ISSUE_TEMPLATE-kansioon.</w:t>
+      </w:r>
+    </w:p>
+    <w:p>
+      <w:pPr>
+        <w:spacing w:after="60" w:before="120" w:line="384"/>
+      </w:pPr>
+      <w:r>
+        <w:rPr>
+          <w:rFonts w:ascii="Arial" w:cs="Arial" w:eastAsia="Arial" w:hAnsi="Arial"/>
+          <w:b/>
+          <w:bCs/>
+          <w:i w:val="false"/>
+          <w:iCs w:val="false"/>
+          <w:sz w:val="36"/>
+          <w:szCs w:val="36"/>
+        </w:rPr>
+        <w:t xml:space="preserve">Työvaihe 3 / 5 · Suunnittele sovelluksen rakenne</w:t>
+      </w:r>
+    </w:p>
+    <w:p>
+      <w:pPr>
+        <w:spacing w:after="40" w:before="0" w:line="384"/>
+        <w:ind w:left="360"/>
+      </w:pPr>
+      <w:r>
+        <w:rPr>
+          <w:rFonts w:ascii="Arial" w:cs="Arial" w:eastAsia="Arial" w:hAnsi="Arial"/>
+          <w:i w:val="false"/>
+          <w:iCs w:val="false"/>
+          <w:sz w:val="36"/>
+          <w:szCs w:val="36"/>
+        </w:rPr>
+        <w:t xml:space="preserve">☐  1. Kirjaa rakenne. Kirjaa suunnitelmaan kansiorakenne ja moduulien rajat. Moduuli on kansio tai tiedosto, jolla on yksi vastuu. Päivitä sama rakenne tiedostoon copilot-instructions.md.</w:t>
+      </w:r>
+    </w:p>
+    <w:p>
+      <w:pPr>
+        <w:spacing w:after="40" w:before="0" w:line="384"/>
+        <w:ind w:left="360"/>
+      </w:pPr>
+      <w:r>
+        <w:rPr>
+          <w:rFonts w:ascii="Arial" w:cs="Arial" w:eastAsia="Arial" w:hAnsi="Arial"/>
+          <w:i w:val="false"/>
+          <w:iCs w:val="false"/>
+          <w:sz w:val="36"/>
+          <w:szCs w:val="36"/>
+        </w:rPr>
+        <w:t xml:space="preserve">☐  2. Sovi dokumentointitapa. Sovi palaverissa, miten ohjelma dokumentoidaan: README ja käyttöohje. Kirjaa sovittu tapa suunnitelmaan.</w:t>
+      </w:r>
+    </w:p>
+    <w:p>
+      <w:pPr>
+        <w:spacing w:after="40" w:before="0" w:line="384"/>
+        <w:ind w:left="360"/>
+      </w:pPr>
+      <w:r>
+        <w:rPr>
+          <w:rFonts w:ascii="Arial" w:cs="Arial" w:eastAsia="Arial" w:hAnsi="Arial"/>
+          <w:i w:val="false"/>
+          <w:iCs w:val="false"/>
+          <w:color w:val="000000"/>
+          <w:sz w:val="36"/>
+          <w:szCs w:val="36"/>
+        </w:rPr>
+        <w:t xml:space="preserve">Valmis kun: Kansiorakenne, moduulien vastuut ja sovittu dokumentointitapa on kirjattu.</w:t>
       </w:r>
     </w:p>
     <w:p>
       <w:pPr>
         <w:spacing w:after="80" w:before="0" w:line="384"/>
-      </w:pPr>
-      <w:r>
-        <w:rPr>
-          <w:rFonts w:ascii="Arial" w:cs="Arial" w:eastAsia="Arial" w:hAnsi="Arial"/>
-          <w:i w:val="false"/>
-          <w:iCs w:val="false"/>
-          <w:sz w:val="36"/>
-          <w:szCs w:val="36"/>
-        </w:rPr>
-        <w:t xml:space="preserve">☐  Kirjaa kansiorakenne ja moduulien rajat suunnitelmaan.</w:t>
+        <w:ind w:left="360"/>
+      </w:pPr>
+      <w:r>
+        <w:rPr>
+          <w:rFonts w:ascii="Arial" w:cs="Arial" w:eastAsia="Arial" w:hAnsi="Arial"/>
+          <w:i w:val="false"/>
+          <w:iCs w:val="false"/>
+          <w:color w:val="000000"/>
+          <w:sz w:val="36"/>
+          <w:szCs w:val="36"/>
+        </w:rPr>
+        <w:t xml:space="preserve">Tallenna työnäyte: Päätökset suunnitelmaan; päivitetty suunnitelma GitHubiin.</w:t>
+      </w:r>
+    </w:p>
+    <w:p>
+      <w:pPr>
+        <w:spacing w:after="60" w:before="120" w:line="384"/>
+      </w:pPr>
+      <w:r>
+        <w:rPr>
+          <w:rFonts w:ascii="Arial" w:cs="Arial" w:eastAsia="Arial" w:hAnsi="Arial"/>
+          <w:b/>
+          <w:bCs/>
+          <w:i w:val="false"/>
+          <w:iCs w:val="false"/>
+          <w:sz w:val="36"/>
+          <w:szCs w:val="36"/>
+        </w:rPr>
+        <w:t xml:space="preserve">Työvaihe 4 / 5 · Rakenna SVG-tuonti</w:t>
+      </w:r>
+    </w:p>
+    <w:p>
+      <w:pPr>
+        <w:spacing w:after="40" w:before="0" w:line="384"/>
+        <w:ind w:left="360"/>
+      </w:pPr>
+      <w:r>
+        <w:rPr>
+          <w:rFonts w:ascii="Arial" w:cs="Arial" w:eastAsia="Arial" w:hAnsi="Arial"/>
+          <w:i w:val="false"/>
+          <w:iCs w:val="false"/>
+          <w:sz w:val="36"/>
+          <w:szCs w:val="36"/>
+        </w:rPr>
+        <w:t xml:space="preserve">☐  1. Toteuta työsyklillä. Kirjoita testit Täydennys-kaistalla kommentista.</w:t>
+      </w:r>
+    </w:p>
+    <w:p>
+      <w:pPr>
+        <w:spacing w:after="40" w:before="0" w:line="384"/>
+        <w:ind w:left="360"/>
+      </w:pPr>
+      <w:r>
+        <w:rPr>
+          <w:rFonts w:ascii="Arial" w:cs="Arial" w:eastAsia="Arial" w:hAnsi="Arial"/>
+          <w:i w:val="false"/>
+          <w:iCs w:val="false"/>
+          <w:sz w:val="36"/>
+          <w:szCs w:val="36"/>
+        </w:rPr>
+        <w:t xml:space="preserve">☐  2. Toteuta tuonti Tiedosto-kaistalla, tiedosto kerrallaan.</w:t>
+      </w:r>
+    </w:p>
+    <w:p>
+      <w:pPr>
+        <w:spacing w:after="40" w:before="0" w:line="384"/>
+        <w:ind w:left="360"/>
+      </w:pPr>
+      <w:r>
+        <w:rPr>
+          <w:rFonts w:ascii="Arial" w:cs="Arial" w:eastAsia="Arial" w:hAnsi="Arial"/>
+          <w:i w:val="false"/>
+          <w:iCs w:val="false"/>
+          <w:color w:val="000000"/>
+          <w:sz w:val="36"/>
+          <w:szCs w:val="36"/>
+        </w:rPr>
+        <w:t xml:space="preserve">Valmis kun: Oman SVG:n polut näkyvät sovelluksessa ja testit 3–5 menevät läpi.</w:t>
       </w:r>
     </w:p>
     <w:p>
       <w:pPr>
         <w:spacing w:after="80" w:before="0" w:line="384"/>
-      </w:pPr>
-      <w:r>
-        <w:rPr>
-          <w:rFonts w:ascii="Arial" w:cs="Arial" w:eastAsia="Arial" w:hAnsi="Arial"/>
-          <w:i w:val="false"/>
-          <w:iCs w:val="false"/>
-          <w:sz w:val="36"/>
-          <w:szCs w:val="36"/>
-        </w:rPr>
-        <w:t xml:space="preserve">☐  Toteuta tuonti työsyklillä Tiedosto-kaistalla, tiedosto kerrallaan.</w:t>
+        <w:ind w:left="360"/>
+      </w:pPr>
+      <w:r>
+        <w:rPr>
+          <w:rFonts w:ascii="Arial" w:cs="Arial" w:eastAsia="Arial" w:hAnsi="Arial"/>
+          <w:i w:val="false"/>
+          <w:iCs w:val="false"/>
+          <w:color w:val="000000"/>
+          <w:sz w:val="36"/>
+          <w:szCs w:val="36"/>
+        </w:rPr>
+        <w:t xml:space="preserve">Tallenna työnäyte: Tuonnin koodi ja testit GitHubiin; tulokset tuonnin issueen.</w:t>
+      </w:r>
+    </w:p>
+    <w:p>
+      <w:pPr>
+        <w:spacing w:after="60" w:before="120" w:line="384"/>
+      </w:pPr>
+      <w:r>
+        <w:rPr>
+          <w:rFonts w:ascii="Arial" w:cs="Arial" w:eastAsia="Arial" w:hAnsi="Arial"/>
+          <w:b/>
+          <w:bCs/>
+          <w:i w:val="false"/>
+          <w:iCs w:val="false"/>
+          <w:sz w:val="36"/>
+          <w:szCs w:val="36"/>
+        </w:rPr>
+        <w:t xml:space="preserve">Työvaihe 5 / 5 · Tarkista ja julkaise tuonti</w:t>
+      </w:r>
+    </w:p>
+    <w:p>
+      <w:pPr>
+        <w:spacing w:after="40" w:before="0" w:line="384"/>
+        <w:ind w:left="360"/>
+      </w:pPr>
+      <w:r>
+        <w:rPr>
+          <w:rFonts w:ascii="Arial" w:cs="Arial" w:eastAsia="Arial" w:hAnsi="Arial"/>
+          <w:i w:val="false"/>
+          <w:iCs w:val="false"/>
+          <w:sz w:val="36"/>
+          <w:szCs w:val="36"/>
+        </w:rPr>
+        <w:t xml:space="preserve">☐  1. Kokeile rajoitteita. Kokeile omalla tiedostollasi, mitä svgelements ei lue. Kirjaa se project-docs/kirjastot.md:hen.</w:t>
+      </w:r>
+    </w:p>
+    <w:p>
+      <w:pPr>
+        <w:spacing w:after="40" w:before="0" w:line="384"/>
+        <w:ind w:left="360"/>
+      </w:pPr>
+      <w:r>
+        <w:rPr>
+          <w:rFonts w:ascii="Arial" w:cs="Arial" w:eastAsia="Arial" w:hAnsi="Arial"/>
+          <w:i w:val="false"/>
+          <w:iCs w:val="false"/>
+          <w:sz w:val="36"/>
+          <w:szCs w:val="36"/>
+        </w:rPr>
+        <w:t xml:space="preserve">☐  2. Julkaise viikon versio. Tee tagi v0.0.43 ja pushaa se kuten viikolla 41. Kun Actions-ajo on vihreä, viikon versio on releasessa. Asiakkaat voivat kokeilla sitä.</w:t>
+      </w:r>
+    </w:p>
+    <w:p>
+      <w:pPr>
+        <w:spacing w:after="40" w:before="0" w:line="384"/>
+        <w:ind w:left="360"/>
+      </w:pPr>
+      <w:r>
+        <w:rPr>
+          <w:rFonts w:ascii="Arial" w:cs="Arial" w:eastAsia="Arial" w:hAnsi="Arial"/>
+          <w:i w:val="false"/>
+          <w:iCs w:val="false"/>
+          <w:color w:val="000000"/>
+          <w:sz w:val="36"/>
+          <w:szCs w:val="36"/>
+        </w:rPr>
+        <w:t xml:space="preserve">Valmis kun: Kaksi itse kokeiltua rajoitetta on kirjattu ja viikon versio on julkaistu.</w:t>
       </w:r>
     </w:p>
     <w:p>
       <w:pPr>
         <w:spacing w:after="80" w:before="0" w:line="384"/>
-      </w:pPr>
-      <w:r>
-        <w:rPr>
-          <w:rFonts w:ascii="Arial" w:cs="Arial" w:eastAsia="Arial" w:hAnsi="Arial"/>
-          <w:i w:val="false"/>
-          <w:iCs w:val="false"/>
-          <w:sz w:val="36"/>
-          <w:szCs w:val="36"/>
-        </w:rPr>
-        <w:t xml:space="preserve">☐  Kokeile svgelementsin rajoitteita omalla tiedostollasi. Kirjaa ne kirjastot.md:hen. Julkaise viikon versio tagilla v0.0.43.</w:t>
+        <w:ind w:left="360"/>
+      </w:pPr>
+      <w:r>
+        <w:rPr>
+          <w:rFonts w:ascii="Arial" w:cs="Arial" w:eastAsia="Arial" w:hAnsi="Arial"/>
+          <w:i w:val="false"/>
+          <w:iCs w:val="false"/>
+          <w:color w:val="000000"/>
+          <w:sz w:val="36"/>
+          <w:szCs w:val="36"/>
+        </w:rPr>
+        <w:t xml:space="preserve">Tallenna työnäyte: Rajoitteet project-docs/kirjastot.md-tiedostoon; release v0.0.43 GitHubiin.</w:t>
       </w:r>
     </w:p>
     <w:p>
@@ -3034,7 +4456,7 @@
           <w:sz w:val="36"/>
           <w:szCs w:val="36"/>
         </w:rPr>
-        <w:t xml:space="preserve">Työnäyte Git-repositoryyn ennen rastia: Näytä: oma SVG-tiedosto, testit 3–5 issueissa, project-docs/kirjastot.md ja release v0.0.43.</w:t>
+        <w:t xml:space="preserve">Työnäyte Git-repositoryyn ennen rastia: oma SVG-tiedosto, testit 3–5 issueissa, project-docs/kirjastot.md ja release v0.0.43.</w:t>
       </w:r>
     </w:p>
     <w:p>
@@ -3051,7 +4473,7 @@
           <w:sz w:val="45"/>
           <w:szCs w:val="45"/>
         </w:rPr>
-        <w:t xml:space="preserve">Vko 44 · 26.–30.10. – Hierarkia: layerit ja ryhmät osiksi</w:t>
+        <w:t xml:space="preserve">Vko 44 · 26.–30.10. – Piirroksen ryhmistä mallin osiksi</w:t>
       </w:r>
     </w:p>
     <w:p>
@@ -3063,71 +4485,374 @@
           <w:rFonts w:ascii="Arial" w:cs="Arial" w:eastAsia="Arial" w:hAnsi="Arial"/>
           <w:i w:val="false"/>
           <w:iCs w:val="false"/>
-          <w:color w:val="000000"/>
-          <w:sz w:val="36"/>
-          <w:szCs w:val="36"/>
-        </w:rPr>
-        <w:t xml:space="preserve">SVG:n layerit ja ryhmät muuttuvat solmupuuksi eli mallin vanhempi–lapsi-puuksi. Hierarkiapaneeli näyttää osien nimet sisennettyinä.</w:t>
+          <w:sz w:val="36"/>
+          <w:szCs w:val="36"/>
+        </w:rPr>
+        <w:t xml:space="preserve">Piirroksen layerit ja ryhmät kertovat, mistä osista malli koostuu ja mitkä osat kuuluvat yhteen. Tällä viikolla säilytät tämän rakenteen Vektoripajassa, jotta käyttäjä voi käsitellä mallia osina. Sama rakenne tarvitaan myöhemmin osien siirtämiseen ja vientiin Blenderiin.</w:t>
+      </w:r>
+    </w:p>
+    <w:p>
+      <w:pPr>
+        <w:spacing w:after="120" w:before="0" w:line="384"/>
+      </w:pPr>
+      <w:r>
+        <w:rPr>
+          <w:rFonts w:ascii="Arial" w:cs="Arial" w:eastAsia="Arial" w:hAnsi="Arial"/>
+          <w:i w:val="false"/>
+          <w:iCs w:val="false"/>
+          <w:color w:val="000000"/>
+          <w:sz w:val="36"/>
+          <w:szCs w:val="36"/>
+        </w:rPr>
+        <w:t xml:space="preserve">Piirroksen tasot ja ryhmät näkyvät mallin nimettyinä osina.</w:t>
+      </w:r>
+    </w:p>
+    <w:p>
+      <w:pPr>
+        <w:spacing w:after="60" w:before="120" w:line="384"/>
+      </w:pPr>
+      <w:r>
+        <w:rPr>
+          <w:rFonts w:ascii="Arial" w:cs="Arial" w:eastAsia="Arial" w:hAnsi="Arial"/>
+          <w:b/>
+          <w:bCs/>
+          <w:i w:val="false"/>
+          <w:iCs w:val="false"/>
+          <w:sz w:val="36"/>
+          <w:szCs w:val="36"/>
+        </w:rPr>
+        <w:t xml:space="preserve">Työvaihe 1 / 4 · Määrittele osien rakenteen testit</w:t>
+      </w:r>
+    </w:p>
+    <w:p>
+      <w:pPr>
+        <w:spacing w:after="40" w:before="0" w:line="384"/>
+        <w:ind w:left="360"/>
+      </w:pPr>
+      <w:r>
+        <w:rPr>
+          <w:rFonts w:ascii="Arial" w:cs="Arial" w:eastAsia="Arial" w:hAnsi="Arial"/>
+          <w:i w:val="false"/>
+          <w:iCs w:val="false"/>
+          <w:sz w:val="36"/>
+          <w:szCs w:val="36"/>
+        </w:rPr>
+        <w:t xml:space="preserve">☐  1. Kirjoita rajapinta. Kirjoita korttiin funktion nimi, mitä se saa (SVG:n ryhmä) ja mitä se palauttaa (solmu, jolla on nimi, lapset ja oma muunnos). Rajapinta on funktion nimi, syöte ja paluuarvo.</w:t>
+      </w:r>
+    </w:p>
+    <w:p>
+      <w:pPr>
+        <w:spacing w:after="40" w:before="0" w:line="384"/>
+        <w:ind w:left="360"/>
+      </w:pPr>
+      <w:r>
+        <w:rPr>
+          <w:rFonts w:ascii="Arial" w:cs="Arial" w:eastAsia="Arial" w:hAnsi="Arial"/>
+          <w:i w:val="false"/>
+          <w:iCs w:val="false"/>
+          <w:sz w:val="36"/>
+          <w:szCs w:val="36"/>
+        </w:rPr>
+        <w:t xml:space="preserve">☐  2. Kirjoita testit 6–8. Testi 6: kolme tasoa. Ryhmät ovat kolmessa tasossa. Testi 7: tyhjä ryhmä. Testi 8: nimetön ryhmä. Kirjaa jokaiselle, mitä odotat.</w:t>
+      </w:r>
+    </w:p>
+    <w:p>
+      <w:pPr>
+        <w:spacing w:after="40" w:before="0" w:line="384"/>
+        <w:ind w:left="360"/>
+      </w:pPr>
+      <w:r>
+        <w:rPr>
+          <w:rFonts w:ascii="Arial" w:cs="Arial" w:eastAsia="Arial" w:hAnsi="Arial"/>
+          <w:i w:val="false"/>
+          <w:iCs w:val="false"/>
+          <w:color w:val="000000"/>
+          <w:sz w:val="36"/>
+          <w:szCs w:val="36"/>
+        </w:rPr>
+        <w:t xml:space="preserve">Valmis kun: Muunnoksen rajapinta ja testien 6–8 odotetut tulokset ovat kirjattuina.</w:t>
       </w:r>
     </w:p>
     <w:p>
       <w:pPr>
         <w:spacing w:after="80" w:before="0" w:line="384"/>
-      </w:pPr>
-      <w:r>
-        <w:rPr>
-          <w:rFonts w:ascii="Arial" w:cs="Arial" w:eastAsia="Arial" w:hAnsi="Arial"/>
-          <w:i w:val="false"/>
-          <w:iCs w:val="false"/>
-          <w:sz w:val="36"/>
-          <w:szCs w:val="36"/>
-        </w:rPr>
-        <w:t xml:space="preserve">☐  Kirjoita hierarkian muunnoksen rajapinta ja testit 6–8 ennen toteutusta.</w:t>
+        <w:ind w:left="360"/>
+      </w:pPr>
+      <w:r>
+        <w:rPr>
+          <w:rFonts w:ascii="Arial" w:cs="Arial" w:eastAsia="Arial" w:hAnsi="Arial"/>
+          <w:i w:val="false"/>
+          <w:iCs w:val="false"/>
+          <w:color w:val="000000"/>
+          <w:sz w:val="36"/>
+          <w:szCs w:val="36"/>
+        </w:rPr>
+        <w:t xml:space="preserve">Tallenna työnäyte: Rajapinta suunnitelmaan; testit tests-kansioon ja odotukset issueen.</w:t>
+      </w:r>
+    </w:p>
+    <w:p>
+      <w:pPr>
+        <w:spacing w:after="60" w:before="120" w:line="384"/>
+      </w:pPr>
+      <w:r>
+        <w:rPr>
+          <w:rFonts w:ascii="Arial" w:cs="Arial" w:eastAsia="Arial" w:hAnsi="Arial"/>
+          <w:b/>
+          <w:bCs/>
+          <w:i w:val="false"/>
+          <w:iCs w:val="false"/>
+          <w:sz w:val="36"/>
+          <w:szCs w:val="36"/>
+        </w:rPr>
+        <w:t xml:space="preserve">Työvaihe 2 / 4 · Rakenna osien hierarkia</w:t>
+      </w:r>
+    </w:p>
+    <w:p>
+      <w:pPr>
+        <w:spacing w:after="40" w:before="0" w:line="384"/>
+        <w:ind w:left="360"/>
+      </w:pPr>
+      <w:r>
+        <w:rPr>
+          <w:rFonts w:ascii="Arial" w:cs="Arial" w:eastAsia="Arial" w:hAnsi="Arial"/>
+          <w:i w:val="false"/>
+          <w:iCs w:val="false"/>
+          <w:sz w:val="36"/>
+          <w:szCs w:val="36"/>
+        </w:rPr>
+        <w:t xml:space="preserve">☐  1. Kirjoita maailmamuunnos. Maailmamuunnos kertoo osan lopullisen paikan näkymässä. Se lasketaan näin: vanhemman maailmamuunnos kertaa osan oma muunnos. Kirjoita siitä puhdas funktio ilman Qt:ta.</w:t>
+      </w:r>
+    </w:p>
+    <w:p>
+      <w:pPr>
+        <w:spacing w:after="40" w:before="0" w:line="384"/>
+        <w:ind w:left="360"/>
+      </w:pPr>
+      <w:r>
+        <w:rPr>
+          <w:rFonts w:ascii="Arial" w:cs="Arial" w:eastAsia="Arial" w:hAnsi="Arial"/>
+          <w:i w:val="false"/>
+          <w:iCs w:val="false"/>
+          <w:sz w:val="36"/>
+          <w:szCs w:val="36"/>
+        </w:rPr>
+        <w:t xml:space="preserve">☐  2. Kirjoita ensin lisätesti: kun vanhempaa ei ole siirretty, kierretty eikä skaalattu, lapsen maailmamuunnos on sama kuin sen oma muunnos.</w:t>
+      </w:r>
+    </w:p>
+    <w:p>
+      <w:pPr>
+        <w:spacing w:after="40" w:before="0" w:line="384"/>
+        <w:ind w:left="360"/>
+      </w:pPr>
+      <w:r>
+        <w:rPr>
+          <w:rFonts w:ascii="Arial" w:cs="Arial" w:eastAsia="Arial" w:hAnsi="Arial"/>
+          <w:i w:val="false"/>
+          <w:iCs w:val="false"/>
+          <w:sz w:val="36"/>
+          <w:szCs w:val="36"/>
+        </w:rPr>
+        <w:t xml:space="preserve">☐  3. Tee kortti Agentti-kaistalla. Kortti koskee funktiota ja paneelia eli useaa tiedostoa. Agentti-kaista tarkoittaa GitHub Copilotin agenttitilaa. Katso kuvaohjeet alta.</w:t>
+      </w:r>
+    </w:p>
+    <w:p>
+      <w:pPr>
+        <w:spacing w:after="40" w:before="0" w:line="384"/>
+        <w:ind w:left="360"/>
+      </w:pPr>
+      <w:r>
+        <w:rPr>
+          <w:rFonts w:ascii="Arial" w:cs="Arial" w:eastAsia="Arial" w:hAnsi="Arial"/>
+          <w:i w:val="false"/>
+          <w:iCs w:val="false"/>
+          <w:color w:val="000000"/>
+          <w:sz w:val="36"/>
+          <w:szCs w:val="36"/>
+        </w:rPr>
+        <w:t xml:space="preserve">Valmis kun: Kolme ryhmätasoa näkyy sisennettynä ja hierarkian sekä maailmamuunnoksen testit menevät läpi.</w:t>
       </w:r>
     </w:p>
     <w:p>
       <w:pPr>
         <w:spacing w:after="80" w:before="0" w:line="384"/>
-      </w:pPr>
-      <w:r>
-        <w:rPr>
-          <w:rFonts w:ascii="Arial" w:cs="Arial" w:eastAsia="Arial" w:hAnsi="Arial"/>
-          <w:i w:val="false"/>
-          <w:iCs w:val="false"/>
-          <w:sz w:val="36"/>
-          <w:szCs w:val="36"/>
-        </w:rPr>
-        <w:t xml:space="preserve">☐  Toteuta Agentti-kaistalla muunnos ja maailmamuunnos puhtaina funktioina sekä hierarkiapaneeli.</w:t>
+        <w:ind w:left="360"/>
+      </w:pPr>
+      <w:r>
+        <w:rPr>
+          <w:rFonts w:ascii="Arial" w:cs="Arial" w:eastAsia="Arial" w:hAnsi="Arial"/>
+          <w:i w:val="false"/>
+          <w:iCs w:val="false"/>
+          <w:color w:val="000000"/>
+          <w:sz w:val="36"/>
+          <w:szCs w:val="36"/>
+        </w:rPr>
+        <w:t xml:space="preserve">Tallenna työnäyte: Koodi ja testit GitHubiin; tulokset toteutuksen issueen.</w:t>
+      </w:r>
+    </w:p>
+    <w:p>
+      <w:pPr>
+        <w:spacing w:after="60" w:before="120" w:line="384"/>
+      </w:pPr>
+      <w:r>
+        <w:rPr>
+          <w:rFonts w:ascii="Arial" w:cs="Arial" w:eastAsia="Arial" w:hAnsi="Arial"/>
+          <w:b/>
+          <w:bCs/>
+          <w:i w:val="false"/>
+          <w:iCs w:val="false"/>
+          <w:sz w:val="36"/>
+          <w:szCs w:val="36"/>
+        </w:rPr>
+        <w:t xml:space="preserve">Työvaihe 3 / 4 · Päätä osan valinnan toiminta</w:t>
+      </w:r>
+    </w:p>
+    <w:p>
+      <w:pPr>
+        <w:spacing w:after="40" w:before="0" w:line="384"/>
+        <w:ind w:left="360"/>
+      </w:pPr>
+      <w:r>
+        <w:rPr>
+          <w:rFonts w:ascii="Arial" w:cs="Arial" w:eastAsia="Arial" w:hAnsi="Arial"/>
+          <w:i w:val="false"/>
+          <w:iCs w:val="false"/>
+          <w:sz w:val="36"/>
+          <w:szCs w:val="36"/>
+        </w:rPr>
+        <w:t xml:space="preserve">☐  1. Päätä valinnan toiminta. Kun käyttäjä klikkaa osaa, valitaanko lapsi vai koko kappale?</w:t>
+      </w:r>
+    </w:p>
+    <w:p>
+      <w:pPr>
+        <w:spacing w:after="40" w:before="0" w:line="384"/>
+        <w:ind w:left="360"/>
+      </w:pPr>
+      <w:r>
+        <w:rPr>
+          <w:rFonts w:ascii="Arial" w:cs="Arial" w:eastAsia="Arial" w:hAnsi="Arial"/>
+          <w:i w:val="false"/>
+          <w:iCs w:val="false"/>
+          <w:sz w:val="36"/>
+          <w:szCs w:val="36"/>
+        </w:rPr>
+        <w:t xml:space="preserve">☐  2. Kirjaa päätös ja peruste suunnitelmaan.</w:t>
+      </w:r>
+    </w:p>
+    <w:p>
+      <w:pPr>
+        <w:spacing w:after="40" w:before="0" w:line="384"/>
+        <w:ind w:left="360"/>
+      </w:pPr>
+      <w:r>
+        <w:rPr>
+          <w:rFonts w:ascii="Arial" w:cs="Arial" w:eastAsia="Arial" w:hAnsi="Arial"/>
+          <w:i w:val="false"/>
+          <w:iCs w:val="false"/>
+          <w:color w:val="000000"/>
+          <w:sz w:val="36"/>
+          <w:szCs w:val="36"/>
+        </w:rPr>
+        <w:t xml:space="preserve">Valmis kun: Valinnan toiminta ja sen peruste on kirjattu.</w:t>
       </w:r>
     </w:p>
     <w:p>
       <w:pPr>
         <w:spacing w:after="80" w:before="0" w:line="384"/>
-      </w:pPr>
-      <w:r>
-        <w:rPr>
-          <w:rFonts w:ascii="Arial" w:cs="Arial" w:eastAsia="Arial" w:hAnsi="Arial"/>
-          <w:i w:val="false"/>
-          <w:iCs w:val="false"/>
-          <w:sz w:val="36"/>
-          <w:szCs w:val="36"/>
-        </w:rPr>
-        <w:t xml:space="preserve">☐  Päätä valinnan toiminta. Kirjaa se suunnitelmaan.</w:t>
+        <w:ind w:left="360"/>
+      </w:pPr>
+      <w:r>
+        <w:rPr>
+          <w:rFonts w:ascii="Arial" w:cs="Arial" w:eastAsia="Arial" w:hAnsi="Arial"/>
+          <w:i w:val="false"/>
+          <w:iCs w:val="false"/>
+          <w:color w:val="000000"/>
+          <w:sz w:val="36"/>
+          <w:szCs w:val="36"/>
+        </w:rPr>
+        <w:t xml:space="preserve">Tallenna työnäyte: Valinnan päätös suunnitelmaan.</w:t>
+      </w:r>
+    </w:p>
+    <w:p>
+      <w:pPr>
+        <w:spacing w:after="60" w:before="120" w:line="384"/>
+      </w:pPr>
+      <w:r>
+        <w:rPr>
+          <w:rFonts w:ascii="Arial" w:cs="Arial" w:eastAsia="Arial" w:hAnsi="Arial"/>
+          <w:b/>
+          <w:bCs/>
+          <w:i w:val="false"/>
+          <w:iCs w:val="false"/>
+          <w:sz w:val="36"/>
+          <w:szCs w:val="36"/>
+        </w:rPr>
+        <w:t xml:space="preserve">Työvaihe 4 / 4 · Valmistele seuraava mallinnustoiminto</w:t>
+      </w:r>
+    </w:p>
+    <w:p>
+      <w:pPr>
+        <w:spacing w:after="40" w:before="0" w:line="384"/>
+        <w:ind w:left="360"/>
+      </w:pPr>
+      <w:r>
+        <w:rPr>
+          <w:rFonts w:ascii="Arial" w:cs="Arial" w:eastAsia="Arial" w:hAnsi="Arial"/>
+          <w:i w:val="false"/>
+          <w:iCs w:val="false"/>
+          <w:sz w:val="36"/>
+          <w:szCs w:val="36"/>
+        </w:rPr>
+        <w:t xml:space="preserve">☐  1. Vertaa revolven valintatapoja. Vertaa kahta tapaa: valinta ja painike sovelluksessa, tai nimimerkintä Inkscapessa, esimerkiksi layerin nimen perässä [revolve]. Kirjaa hyvät ja huonot puolet. Tuo suositus ensi viikon palaveriin.</w:t>
+      </w:r>
+    </w:p>
+    <w:p>
+      <w:pPr>
+        <w:spacing w:after="40" w:before="0" w:line="384"/>
+        <w:ind w:left="360"/>
+      </w:pPr>
+      <w:r>
+        <w:rPr>
+          <w:rFonts w:ascii="Arial" w:cs="Arial" w:eastAsia="Arial" w:hAnsi="Arial"/>
+          <w:i w:val="false"/>
+          <w:iCs w:val="false"/>
+          <w:sz w:val="36"/>
+          <w:szCs w:val="36"/>
+        </w:rPr>
+        <w:t xml:space="preserve">☐  2. Julkaise viikon versio. Tee tagi v0.0.44 ja pushaa se. Kun Actions-ajo on vihreä, viikon versio on releasessa.</w:t>
+      </w:r>
+    </w:p>
+    <w:p>
+      <w:pPr>
+        <w:spacing w:after="40" w:before="0" w:line="384"/>
+        <w:ind w:left="360"/>
+      </w:pPr>
+      <w:r>
+        <w:rPr>
+          <w:rFonts w:ascii="Arial" w:cs="Arial" w:eastAsia="Arial" w:hAnsi="Arial"/>
+          <w:i w:val="false"/>
+          <w:iCs w:val="false"/>
+          <w:color w:val="000000"/>
+          <w:sz w:val="36"/>
+          <w:szCs w:val="36"/>
+        </w:rPr>
+        <w:t xml:space="preserve">Valmis kun: Kaksi valintatapaa on vertailtu ja suositus on valmis palaveriin.</w:t>
       </w:r>
     </w:p>
     <w:p>
       <w:pPr>
         <w:spacing w:after="80" w:before="0" w:line="384"/>
-      </w:pPr>
-      <w:r>
-        <w:rPr>
-          <w:rFonts w:ascii="Arial" w:cs="Arial" w:eastAsia="Arial" w:hAnsi="Arial"/>
-          <w:i w:val="false"/>
-          <w:iCs w:val="false"/>
-          <w:sz w:val="36"/>
-          <w:szCs w:val="36"/>
-        </w:rPr>
-        <w:t xml:space="preserve">☐  Vertaa kahta tapaa valita revolve. Tuo suositus ensi viikon palaveriin. Julkaise viikon versio tagilla v0.0.44.</w:t>
+        <w:ind w:left="360"/>
+      </w:pPr>
+      <w:r>
+        <w:rPr>
+          <w:rFonts w:ascii="Arial" w:cs="Arial" w:eastAsia="Arial" w:hAnsi="Arial"/>
+          <w:i w:val="false"/>
+          <w:iCs w:val="false"/>
+          <w:color w:val="000000"/>
+          <w:sz w:val="36"/>
+          <w:szCs w:val="36"/>
+        </w:rPr>
+        <w:t xml:space="preserve">Tallenna työnäyte: Vertailu suunnitelmaan; release v0.0.44 GitHubiin.</w:t>
       </w:r>
     </w:p>
     <w:p>
@@ -3159,7 +4884,7 @@
           <w:sz w:val="36"/>
           <w:szCs w:val="36"/>
         </w:rPr>
-        <w:t xml:space="preserve">Työnäyte Git-repositoryyn ennen rastia: Näytä: rajapinta, testit 6–8 ja maailmamuunnoksen lisätesti issueissa, hierarkiapaneeli releasessa v0.0.44 ja valinnan päätös suunnitelmassa.</w:t>
+        <w:t xml:space="preserve">Työnäyte Git-repositoryyn ennen rastia: rajapinta, testit 6–8 ja maailmamuunnoksen lisätesti issueissa, hierarkiapaneeli releasessa v0.0.44 ja valinnan päätös suunnitelmassa.</w:t>
       </w:r>
     </w:p>
     <w:p>
@@ -3176,7 +4901,7 @@
           <w:sz w:val="45"/>
           <w:szCs w:val="45"/>
         </w:rPr>
-        <w:t xml:space="preserve">Vko 45 · 2.–6.11. – Revolve: profiilista pyörähdyskappale</w:t>
+        <w:t xml:space="preserve">Vko 45 · 2.–6.11. – Profiilista pyörähdyskappale (revolve)</w:t>
       </w:r>
     </w:p>
     <w:p>
@@ -3188,56 +4913,275 @@
           <w:rFonts w:ascii="Arial" w:cs="Arial" w:eastAsia="Arial" w:hAnsi="Arial"/>
           <w:i w:val="false"/>
           <w:iCs w:val="false"/>
-          <w:color w:val="000000"/>
-          <w:sz w:val="36"/>
-          <w:szCs w:val="36"/>
-        </w:rPr>
-        <w:t xml:space="preserve">Puoliprofiilista syntyy pyörähdyskappale. Segmenttien määrää voi säätää välillä 3–32. Kappaletta voi kiertää hiirellä joka puolelta.</w:t>
+          <w:sz w:val="36"/>
+          <w:szCs w:val="36"/>
+        </w:rPr>
+        <w:t xml:space="preserve">Nyt piirroksesta aletaan tehdä varsinaisia 3D-kappaleita. Revolve pyöräyttää profiilin akselin ympäri, jolloin siitä voi syntyä esimerkiksi maljakko tai pyörä. Segmenttisäädin ja kameran kierto auttavat käyttäjää muotoilemaan ja tarkastelemaan tätä ensimmäistä mallinnustoimintoa.</w:t>
+      </w:r>
+    </w:p>
+    <w:p>
+      <w:pPr>
+        <w:spacing w:after="120" w:before="0" w:line="384"/>
+      </w:pPr>
+      <w:r>
+        <w:rPr>
+          <w:rFonts w:ascii="Arial" w:cs="Arial" w:eastAsia="Arial" w:hAnsi="Arial"/>
+          <w:i w:val="false"/>
+          <w:iCs w:val="false"/>
+          <w:color w:val="000000"/>
+          <w:sz w:val="36"/>
+          <w:szCs w:val="36"/>
+        </w:rPr>
+        <w:t xml:space="preserve">Käyttäjä voi tehdä piirretystä puoliprofiilista pyörähdyskappaleen.</w:t>
+      </w:r>
+    </w:p>
+    <w:p>
+      <w:pPr>
+        <w:spacing w:after="60" w:before="120" w:line="384"/>
+      </w:pPr>
+      <w:r>
+        <w:rPr>
+          <w:rFonts w:ascii="Arial" w:cs="Arial" w:eastAsia="Arial" w:hAnsi="Arial"/>
+          <w:b/>
+          <w:bCs/>
+          <w:i w:val="false"/>
+          <w:iCs w:val="false"/>
+          <w:sz w:val="36"/>
+          <w:szCs w:val="36"/>
+        </w:rPr>
+        <w:t xml:space="preserve">Työvaihe 1 / 3 · Sovi pyörähdyskappaleen toiminta</w:t>
+      </w:r>
+    </w:p>
+    <w:p>
+      <w:pPr>
+        <w:spacing w:after="40" w:before="0" w:line="384"/>
+        <w:ind w:left="360"/>
+      </w:pPr>
+      <w:r>
+        <w:rPr>
+          <w:rFonts w:ascii="Arial" w:cs="Arial" w:eastAsia="Arial" w:hAnsi="Arial"/>
+          <w:i w:val="false"/>
+          <w:iCs w:val="false"/>
+          <w:sz w:val="36"/>
+          <w:szCs w:val="36"/>
+        </w:rPr>
+        <w:t xml:space="preserve">☐  1. Sovi valintatapa palaverissa. Esitä vertailusi. Sovi valintatapa ohjaajan kanssa. Kirjaa sovittu tapa issue-kommenttina ja suunnitelmaan.</w:t>
+      </w:r>
+    </w:p>
+    <w:p>
+      <w:pPr>
+        <w:spacing w:after="40" w:before="0" w:line="384"/>
+        <w:ind w:left="360"/>
+      </w:pPr>
+      <w:r>
+        <w:rPr>
+          <w:rFonts w:ascii="Arial" w:cs="Arial" w:eastAsia="Arial" w:hAnsi="Arial"/>
+          <w:i w:val="false"/>
+          <w:iCs w:val="false"/>
+          <w:sz w:val="36"/>
+          <w:szCs w:val="36"/>
+        </w:rPr>
+        <w:t xml:space="preserve">☐  2. Päätä akselin väärän puolen käsittely. Mitä tehdään, jos profiilin piste on akselin väärällä puolella? Kirjaa oma hyväksymiskriteeri suunnitelmaan. Se on testin 11 odotettu tulos.</w:t>
+      </w:r>
+    </w:p>
+    <w:p>
+      <w:pPr>
+        <w:spacing w:after="40" w:before="0" w:line="384"/>
+        <w:ind w:left="360"/>
+      </w:pPr>
+      <w:r>
+        <w:rPr>
+          <w:rFonts w:ascii="Arial" w:cs="Arial" w:eastAsia="Arial" w:hAnsi="Arial"/>
+          <w:i w:val="false"/>
+          <w:iCs w:val="false"/>
+          <w:color w:val="000000"/>
+          <w:sz w:val="36"/>
+          <w:szCs w:val="36"/>
+        </w:rPr>
+        <w:t xml:space="preserve">Valmis kun: Valintatapa ja akselin väärän puolen käsittely on sovittu.</w:t>
       </w:r>
     </w:p>
     <w:p>
       <w:pPr>
         <w:spacing w:after="80" w:before="0" w:line="384"/>
-      </w:pPr>
-      <w:r>
-        <w:rPr>
-          <w:rFonts w:ascii="Arial" w:cs="Arial" w:eastAsia="Arial" w:hAnsi="Arial"/>
-          <w:i w:val="false"/>
-          <w:iCs w:val="false"/>
-          <w:sz w:val="36"/>
-          <w:szCs w:val="36"/>
-        </w:rPr>
-        <w:t xml:space="preserve">☐  Sovi palaverissa revolven valintatapa. Kirjaa, mitä profiilille tehdään akselin väärällä puolella.</w:t>
+        <w:ind w:left="360"/>
+      </w:pPr>
+      <w:r>
+        <w:rPr>
+          <w:rFonts w:ascii="Arial" w:cs="Arial" w:eastAsia="Arial" w:hAnsi="Arial"/>
+          <w:i w:val="false"/>
+          <w:iCs w:val="false"/>
+          <w:color w:val="000000"/>
+          <w:sz w:val="36"/>
+          <w:szCs w:val="36"/>
+        </w:rPr>
+        <w:t xml:space="preserve">Tallenna työnäyte: Päätökset suunnitelmaan ja hyväksymiskriteeri issueen.</w:t>
+      </w:r>
+    </w:p>
+    <w:p>
+      <w:pPr>
+        <w:spacing w:after="60" w:before="120" w:line="384"/>
+      </w:pPr>
+      <w:r>
+        <w:rPr>
+          <w:rFonts w:ascii="Arial" w:cs="Arial" w:eastAsia="Arial" w:hAnsi="Arial"/>
+          <w:b/>
+          <w:bCs/>
+          <w:i w:val="false"/>
+          <w:iCs w:val="false"/>
+          <w:sz w:val="36"/>
+          <w:szCs w:val="36"/>
+        </w:rPr>
+        <w:t xml:space="preserve">Työvaihe 2 / 3 · Määrittele pyörähdyskappaleen testit</w:t>
+      </w:r>
+    </w:p>
+    <w:p>
+      <w:pPr>
+        <w:spacing w:after="40" w:before="0" w:line="384"/>
+        <w:ind w:left="360"/>
+      </w:pPr>
+      <w:r>
+        <w:rPr>
+          <w:rFonts w:ascii="Arial" w:cs="Arial" w:eastAsia="Arial" w:hAnsi="Arial"/>
+          <w:i w:val="false"/>
+          <w:iCs w:val="false"/>
+          <w:sz w:val="36"/>
+          <w:szCs w:val="36"/>
+        </w:rPr>
+        <w:t xml:space="preserve">☐  1. Kirjoita testit 9–11. Testi 9: profiilin pisteet. Testi 10: segmenttien rajat, kun määrä on 2 ja 33. Testi 11: akselin väärä puoli. Profiilin piste on akselin väärällä puolella. Kirjaa odotukset ennen koodia.</w:t>
+      </w:r>
+    </w:p>
+    <w:p>
+      <w:pPr>
+        <w:spacing w:after="40" w:before="0" w:line="384"/>
+        <w:ind w:left="360"/>
+      </w:pPr>
+      <w:r>
+        <w:rPr>
+          <w:rFonts w:ascii="Arial" w:cs="Arial" w:eastAsia="Arial" w:hAnsi="Arial"/>
+          <w:i w:val="false"/>
+          <w:iCs w:val="false"/>
+          <w:sz w:val="36"/>
+          <w:szCs w:val="36"/>
+        </w:rPr>
+        <w:t xml:space="preserve">☐  2. Kysy kysymystilassa. Avaa GitHub Copilotin chat kysymystilassa eli Ask-tilassa. Kysy, miten trimesh.creation.revolve lukee pisteet. Kysymystila vastaa, mutta ei muuta tiedostoja.</w:t>
+      </w:r>
+    </w:p>
+    <w:p>
+      <w:pPr>
+        <w:spacing w:after="40" w:before="0" w:line="384"/>
+        <w:ind w:left="360"/>
+      </w:pPr>
+      <w:r>
+        <w:rPr>
+          <w:rFonts w:ascii="Arial" w:cs="Arial" w:eastAsia="Arial" w:hAnsi="Arial"/>
+          <w:i w:val="false"/>
+          <w:iCs w:val="false"/>
+          <w:color w:val="000000"/>
+          <w:sz w:val="36"/>
+          <w:szCs w:val="36"/>
+        </w:rPr>
+        <w:t xml:space="preserve">Valmis kun: Testien 9–11 omat odotetut tulokset on kirjoitettu ennen toteutusta.</w:t>
       </w:r>
     </w:p>
     <w:p>
       <w:pPr>
         <w:spacing w:after="80" w:before="0" w:line="384"/>
-      </w:pPr>
-      <w:r>
-        <w:rPr>
-          <w:rFonts w:ascii="Arial" w:cs="Arial" w:eastAsia="Arial" w:hAnsi="Arial"/>
-          <w:i w:val="false"/>
-          <w:iCs w:val="false"/>
-          <w:sz w:val="36"/>
-          <w:szCs w:val="36"/>
-        </w:rPr>
-        <w:t xml:space="preserve">☐  Kirjoita testit 9–11 ennen toteutusta. Kysy tarvittaessa kysymystilassa, miten trimeshin revolve lukee pisteet.</w:t>
+        <w:ind w:left="360"/>
+      </w:pPr>
+      <w:r>
+        <w:rPr>
+          <w:rFonts w:ascii="Arial" w:cs="Arial" w:eastAsia="Arial" w:hAnsi="Arial"/>
+          <w:i w:val="false"/>
+          <w:iCs w:val="false"/>
+          <w:color w:val="000000"/>
+          <w:sz w:val="36"/>
+          <w:szCs w:val="36"/>
+        </w:rPr>
+        <w:t xml:space="preserve">Tallenna työnäyte: Testit tests-kansioon ja odotukset issueen.</w:t>
+      </w:r>
+    </w:p>
+    <w:p>
+      <w:pPr>
+        <w:spacing w:after="60" w:before="120" w:line="384"/>
+      </w:pPr>
+      <w:r>
+        <w:rPr>
+          <w:rFonts w:ascii="Arial" w:cs="Arial" w:eastAsia="Arial" w:hAnsi="Arial"/>
+          <w:b/>
+          <w:bCs/>
+          <w:i w:val="false"/>
+          <w:iCs w:val="false"/>
+          <w:sz w:val="36"/>
+          <w:szCs w:val="36"/>
+        </w:rPr>
+        <w:t xml:space="preserve">Työvaihe 3 / 3 · Rakenna ja julkaise pyörähdyskappale</w:t>
+      </w:r>
+    </w:p>
+    <w:p>
+      <w:pPr>
+        <w:spacing w:after="40" w:before="0" w:line="384"/>
+        <w:ind w:left="360"/>
+      </w:pPr>
+      <w:r>
+        <w:rPr>
+          <w:rFonts w:ascii="Arial" w:cs="Arial" w:eastAsia="Arial" w:hAnsi="Arial"/>
+          <w:i w:val="false"/>
+          <w:iCs w:val="false"/>
+          <w:sz w:val="36"/>
+          <w:szCs w:val="36"/>
+        </w:rPr>
+        <w:t xml:space="preserve">☐  1. Tee kortit työsyklillä. Tee revolve, segmenttisäädin ja orbit. Orbit tarkoittaa, että näkymää kierretään hiirellä. PyVistan kamerassa se on valmiina.</w:t>
+      </w:r>
+    </w:p>
+    <w:p>
+      <w:pPr>
+        <w:spacing w:after="40" w:before="0" w:line="384"/>
+        <w:ind w:left="360"/>
+      </w:pPr>
+      <w:r>
+        <w:rPr>
+          <w:rFonts w:ascii="Arial" w:cs="Arial" w:eastAsia="Arial" w:hAnsi="Arial"/>
+          <w:i w:val="false"/>
+          <w:iCs w:val="false"/>
+          <w:sz w:val="36"/>
+          <w:szCs w:val="36"/>
+        </w:rPr>
+        <w:t xml:space="preserve">☐  2. Julkaise viikon versio. Tee tagi v0.0.45 ja pushaa se. Kun Actions-ajo on vihreä, viikon versio on releasessa.</w:t>
+      </w:r>
+    </w:p>
+    <w:p>
+      <w:pPr>
+        <w:spacing w:after="40" w:before="0" w:line="384"/>
+        <w:ind w:left="360"/>
+      </w:pPr>
+      <w:r>
+        <w:rPr>
+          <w:rFonts w:ascii="Arial" w:cs="Arial" w:eastAsia="Arial" w:hAnsi="Arial"/>
+          <w:i w:val="false"/>
+          <w:iCs w:val="false"/>
+          <w:color w:val="000000"/>
+          <w:sz w:val="36"/>
+          <w:szCs w:val="36"/>
+        </w:rPr>
+        <w:t xml:space="preserve">Valmis kun: Oma profiili muuttuu kappaleeksi, segmenttimäärä muuttuu välillä 3–32 ja testit 9–11 menevät läpi.</w:t>
       </w:r>
     </w:p>
     <w:p>
       <w:pPr>
         <w:spacing w:after="80" w:before="0" w:line="384"/>
-      </w:pPr>
-      <w:r>
-        <w:rPr>
-          <w:rFonts w:ascii="Arial" w:cs="Arial" w:eastAsia="Arial" w:hAnsi="Arial"/>
-          <w:i w:val="false"/>
-          <w:iCs w:val="false"/>
-          <w:sz w:val="36"/>
-          <w:szCs w:val="36"/>
-        </w:rPr>
-        <w:t xml:space="preserve">☐  Toteuta revolve, segmenttisäädin ja orbit työsyklillä. Julkaise viikon versio tagilla v0.0.45.</w:t>
+        <w:ind w:left="360"/>
+      </w:pPr>
+      <w:r>
+        <w:rPr>
+          <w:rFonts w:ascii="Arial" w:cs="Arial" w:eastAsia="Arial" w:hAnsi="Arial"/>
+          <w:i w:val="false"/>
+          <w:iCs w:val="false"/>
+          <w:color w:val="000000"/>
+          <w:sz w:val="36"/>
+          <w:szCs w:val="36"/>
+        </w:rPr>
+        <w:t xml:space="preserve">Tallenna työnäyte: Koodi ja testit GitHubiin; release v0.0.45 ja testitulokset issueen.</w:t>
       </w:r>
     </w:p>
     <w:p>
@@ -3269,7 +5213,7 @@
           <w:sz w:val="36"/>
           <w:szCs w:val="36"/>
         </w:rPr>
-        <w:t xml:space="preserve">Työnäyte Git-repositoryyn ennen rastia: Näytä: testit 9–11 issueissa, pyörähdyskappale releasessa v0.0.45 ja sovittu valintatapa issue-kommenttina.</w:t>
+        <w:t xml:space="preserve">Työnäyte Git-repositoryyn ennen rastia: testit 9–11 issueissa, pyörähdyskappale releasessa v0.0.45 ja sovittu valintatapa issue-kommenttina.</w:t>
       </w:r>
     </w:p>
     <w:p>
@@ -3286,7 +5230,7 @@
           <w:sz w:val="45"/>
           <w:szCs w:val="45"/>
         </w:rPr>
-        <w:t xml:space="preserve">Vko 46 · 9.–13.11. – Inflate ja kamera: putki ja suorat näkymät</w:t>
+        <w:t xml:space="preserve">Vko 46 · 9.–13.11. – Viivasta putki ja mallin näkymät</w:t>
       </w:r>
     </w:p>
     <w:p>
@@ -3298,56 +5242,275 @@
           <w:rFonts w:ascii="Arial" w:cs="Arial" w:eastAsia="Arial" w:hAnsi="Arial"/>
           <w:i w:val="false"/>
           <w:iCs w:val="false"/>
-          <w:color w:val="000000"/>
-          <w:sz w:val="36"/>
-          <w:szCs w:val="36"/>
-        </w:rPr>
-        <w:t xml:space="preserve">Viivapolusta syntyy putki, jossa on 3–8 sivua. Orientaatiowidgetillä kameran voi kääntää katsomaan suoraan edestä, sivulta tai ylhäältä. View lock -painike lukitsee kierron.</w:t>
+          <w:sz w:val="36"/>
+          <w:szCs w:val="36"/>
+        </w:rPr>
+        <w:t xml:space="preserve">Revolven rinnalle tarvitaan tapa tehdä piirroksen viivasta putkimainen osa. Tällä viikolla lisäät inflaten ja sen sivumäärän säädön sekä suorat kameranäkymät ja näkymän lukituksen. Näin Vektoripajalla voi rakentaa erilaisia osia ja tarkastella niitä vakaasta suunnasta.</w:t>
+      </w:r>
+    </w:p>
+    <w:p>
+      <w:pPr>
+        <w:spacing w:after="120" w:before="0" w:line="384"/>
+      </w:pPr>
+      <w:r>
+        <w:rPr>
+          <w:rFonts w:ascii="Arial" w:cs="Arial" w:eastAsia="Arial" w:hAnsi="Arial"/>
+          <w:i w:val="false"/>
+          <w:iCs w:val="false"/>
+          <w:color w:val="000000"/>
+          <w:sz w:val="36"/>
+          <w:szCs w:val="36"/>
+        </w:rPr>
+        <w:t xml:space="preserve">Käyttäjä voi tehdä viivasta putken ja tarkastella mallia suorista näkymistä.</w:t>
+      </w:r>
+    </w:p>
+    <w:p>
+      <w:pPr>
+        <w:spacing w:after="60" w:before="120" w:line="384"/>
+      </w:pPr>
+      <w:r>
+        <w:rPr>
+          <w:rFonts w:ascii="Arial" w:cs="Arial" w:eastAsia="Arial" w:hAnsi="Arial"/>
+          <w:b/>
+          <w:bCs/>
+          <w:i w:val="false"/>
+          <w:iCs w:val="false"/>
+          <w:sz w:val="36"/>
+          <w:szCs w:val="36"/>
+        </w:rPr>
+        <w:t xml:space="preserve">Työvaihe 1 / 3 · Määrittele putken ja kameran testit</w:t>
+      </w:r>
+    </w:p>
+    <w:p>
+      <w:pPr>
+        <w:spacing w:after="40" w:before="0" w:line="384"/>
+        <w:ind w:left="360"/>
+      </w:pPr>
+      <w:r>
+        <w:rPr>
+          <w:rFonts w:ascii="Arial" w:cs="Arial" w:eastAsia="Arial" w:hAnsi="Arial"/>
+          <w:i w:val="false"/>
+          <w:iCs w:val="false"/>
+          <w:sz w:val="36"/>
+          <w:szCs w:val="36"/>
+        </w:rPr>
+        <w:t xml:space="preserve">☐  1. Tee ensin inflate. Inflate on pakollisen ytimen kohta 4 ja kamera kohta 6. Tee inflate ensin. Jos aika loppuu, kamera siirtyy viikon 47 alkuun. Siitä sovitaan palaverissa. Se on suunniteltu vaihtoehto.</w:t>
+      </w:r>
+    </w:p>
+    <w:p>
+      <w:pPr>
+        <w:spacing w:after="40" w:before="0" w:line="384"/>
+        <w:ind w:left="360"/>
+      </w:pPr>
+      <w:r>
+        <w:rPr>
+          <w:rFonts w:ascii="Arial" w:cs="Arial" w:eastAsia="Arial" w:hAnsi="Arial"/>
+          <w:i w:val="false"/>
+          <w:iCs w:val="false"/>
+          <w:sz w:val="36"/>
+          <w:szCs w:val="36"/>
+        </w:rPr>
+        <w:t xml:space="preserve">☐  2. Kirjoita testit 12–14. Testi 12: sivujen rajat, kun määrä on 2 ja 9. Testi 13: suljettu polku. Testi 14: view lock. View lock on päällä, ja yrität kiertää näkymää. Kirjaa odotukset ennen koodia.</w:t>
+      </w:r>
+    </w:p>
+    <w:p>
+      <w:pPr>
+        <w:spacing w:after="40" w:before="0" w:line="384"/>
+        <w:ind w:left="360"/>
+      </w:pPr>
+      <w:r>
+        <w:rPr>
+          <w:rFonts w:ascii="Arial" w:cs="Arial" w:eastAsia="Arial" w:hAnsi="Arial"/>
+          <w:i w:val="false"/>
+          <w:iCs w:val="false"/>
+          <w:color w:val="000000"/>
+          <w:sz w:val="36"/>
+          <w:szCs w:val="36"/>
+        </w:rPr>
+        <w:t xml:space="preserve">Valmis kun: Putken ja kameran hyväksymiskriteerit sekä testien 12–14 odotukset ovat kirjattuina.</w:t>
       </w:r>
     </w:p>
     <w:p>
       <w:pPr>
         <w:spacing w:after="80" w:before="0" w:line="384"/>
-      </w:pPr>
-      <w:r>
-        <w:rPr>
-          <w:rFonts w:ascii="Arial" w:cs="Arial" w:eastAsia="Arial" w:hAnsi="Arial"/>
-          <w:i w:val="false"/>
-          <w:iCs w:val="false"/>
-          <w:sz w:val="36"/>
-          <w:szCs w:val="36"/>
-        </w:rPr>
-        <w:t xml:space="preserve">☐  Kirjoita testit 12–14 ennen toteutusta.</w:t>
+        <w:ind w:left="360"/>
+      </w:pPr>
+      <w:r>
+        <w:rPr>
+          <w:rFonts w:ascii="Arial" w:cs="Arial" w:eastAsia="Arial" w:hAnsi="Arial"/>
+          <w:i w:val="false"/>
+          <w:iCs w:val="false"/>
+          <w:color w:val="000000"/>
+          <w:sz w:val="36"/>
+          <w:szCs w:val="36"/>
+        </w:rPr>
+        <w:t xml:space="preserve">Tallenna työnäyte: Testit tests-kansioon ja odotukset issueihin.</w:t>
+      </w:r>
+    </w:p>
+    <w:p>
+      <w:pPr>
+        <w:spacing w:after="60" w:before="120" w:line="384"/>
+      </w:pPr>
+      <w:r>
+        <w:rPr>
+          <w:rFonts w:ascii="Arial" w:cs="Arial" w:eastAsia="Arial" w:hAnsi="Arial"/>
+          <w:b/>
+          <w:bCs/>
+          <w:i w:val="false"/>
+          <w:iCs w:val="false"/>
+          <w:sz w:val="36"/>
+          <w:szCs w:val="36"/>
+        </w:rPr>
+        <w:t xml:space="preserve">Työvaihe 2 / 3 · Rakenna viivasta putki</w:t>
+      </w:r>
+    </w:p>
+    <w:p>
+      <w:pPr>
+        <w:spacing w:after="40" w:before="0" w:line="384"/>
+        <w:ind w:left="360"/>
+      </w:pPr>
+      <w:r>
+        <w:rPr>
+          <w:rFonts w:ascii="Arial" w:cs="Arial" w:eastAsia="Arial" w:hAnsi="Arial"/>
+          <w:i w:val="false"/>
+          <w:iCs w:val="false"/>
+          <w:sz w:val="36"/>
+          <w:szCs w:val="36"/>
+        </w:rPr>
+        <w:t xml:space="preserve">☐  1. Tee inflate työsyklillä. Tee putki PyVistan tube-suodattimella.</w:t>
+      </w:r>
+    </w:p>
+    <w:p>
+      <w:pPr>
+        <w:spacing w:after="40" w:before="0" w:line="384"/>
+        <w:ind w:left="360"/>
+      </w:pPr>
+      <w:r>
+        <w:rPr>
+          <w:rFonts w:ascii="Arial" w:cs="Arial" w:eastAsia="Arial" w:hAnsi="Arial"/>
+          <w:i w:val="false"/>
+          <w:iCs w:val="false"/>
+          <w:sz w:val="36"/>
+          <w:szCs w:val="36"/>
+        </w:rPr>
+        <w:t xml:space="preserve">☐  2. Tee myös sivumäärän säädin. Kokeile omilla poluillasi. Kirjaa putkigeometrian rajoitteet project-docs/kirjastot.md:hen.</w:t>
+      </w:r>
+    </w:p>
+    <w:p>
+      <w:pPr>
+        <w:spacing w:after="40" w:before="0" w:line="384"/>
+        <w:ind w:left="360"/>
+      </w:pPr>
+      <w:r>
+        <w:rPr>
+          <w:rFonts w:ascii="Arial" w:cs="Arial" w:eastAsia="Arial" w:hAnsi="Arial"/>
+          <w:i w:val="false"/>
+          <w:iCs w:val="false"/>
+          <w:color w:val="000000"/>
+          <w:sz w:val="36"/>
+          <w:szCs w:val="36"/>
+        </w:rPr>
+        <w:t xml:space="preserve">Valmis kun: Oma polku muuttuu putkeksi, sivumäärä muuttuu välillä 3–8 ja testit 12–13 menevät läpi.</w:t>
       </w:r>
     </w:p>
     <w:p>
       <w:pPr>
         <w:spacing w:after="80" w:before="0" w:line="384"/>
-      </w:pPr>
-      <w:r>
-        <w:rPr>
-          <w:rFonts w:ascii="Arial" w:cs="Arial" w:eastAsia="Arial" w:hAnsi="Arial"/>
-          <w:i w:val="false"/>
-          <w:iCs w:val="false"/>
-          <w:sz w:val="36"/>
-          <w:szCs w:val="36"/>
-        </w:rPr>
-        <w:t xml:space="preserve">☐  Toteuta inflate ja sivumäärän säädin työsyklillä. Tee putki PyVistan tube-suodattimella. Kirjaa putkigeometrian rajoitteet.</w:t>
+        <w:ind w:left="360"/>
+      </w:pPr>
+      <w:r>
+        <w:rPr>
+          <w:rFonts w:ascii="Arial" w:cs="Arial" w:eastAsia="Arial" w:hAnsi="Arial"/>
+          <w:i w:val="false"/>
+          <w:iCs w:val="false"/>
+          <w:color w:val="000000"/>
+          <w:sz w:val="36"/>
+          <w:szCs w:val="36"/>
+        </w:rPr>
+        <w:t xml:space="preserve">Tallenna työnäyte: Koodi GitHubiin, testitulokset issueen ja rajoitteet kirjastot.md-tiedostoon.</w:t>
+      </w:r>
+    </w:p>
+    <w:p>
+      <w:pPr>
+        <w:spacing w:after="60" w:before="120" w:line="384"/>
+      </w:pPr>
+      <w:r>
+        <w:rPr>
+          <w:rFonts w:ascii="Arial" w:cs="Arial" w:eastAsia="Arial" w:hAnsi="Arial"/>
+          <w:b/>
+          <w:bCs/>
+          <w:i w:val="false"/>
+          <w:iCs w:val="false"/>
+          <w:sz w:val="36"/>
+          <w:szCs w:val="36"/>
+        </w:rPr>
+        <w:t xml:space="preserve">Työvaihe 3 / 3 · Rakenna suorat näkymät</w:t>
+      </w:r>
+    </w:p>
+    <w:p>
+      <w:pPr>
+        <w:spacing w:after="40" w:before="0" w:line="384"/>
+        <w:ind w:left="360"/>
+      </w:pPr>
+      <w:r>
+        <w:rPr>
+          <w:rFonts w:ascii="Arial" w:cs="Arial" w:eastAsia="Arial" w:hAnsi="Arial"/>
+          <w:i w:val="false"/>
+          <w:iCs w:val="false"/>
+          <w:sz w:val="36"/>
+          <w:szCs w:val="36"/>
+        </w:rPr>
+        <w:t xml:space="preserve">☐  1. Tee kamera työsyklillä. Orientaatiowidget on pieni akselikuvio näkymän kulmassa. Kun klikkaat sen akselia, kamera kääntyy katsomaan mallia suoraan akselin suunnasta. View lock on painike, joka estää kameran kiertymisen.</w:t>
+      </w:r>
+    </w:p>
+    <w:p>
+      <w:pPr>
+        <w:spacing w:after="40" w:before="0" w:line="384"/>
+        <w:ind w:left="360"/>
+      </w:pPr>
+      <w:r>
+        <w:rPr>
+          <w:rFonts w:ascii="Arial" w:cs="Arial" w:eastAsia="Arial" w:hAnsi="Arial"/>
+          <w:i w:val="false"/>
+          <w:iCs w:val="false"/>
+          <w:sz w:val="36"/>
+          <w:szCs w:val="36"/>
+        </w:rPr>
+        <w:t xml:space="preserve">☐  2. Julkaise viikon versio. Tee tagi v0.0.46 ja pushaa se. Kun Actions-ajo on vihreä, viikon versio on releasessa.</w:t>
+      </w:r>
+    </w:p>
+    <w:p>
+      <w:pPr>
+        <w:spacing w:after="40" w:before="0" w:line="384"/>
+        <w:ind w:left="360"/>
+      </w:pPr>
+      <w:r>
+        <w:rPr>
+          <w:rFonts w:ascii="Arial" w:cs="Arial" w:eastAsia="Arial" w:hAnsi="Arial"/>
+          <w:i w:val="false"/>
+          <w:iCs w:val="false"/>
+          <w:color w:val="000000"/>
+          <w:sz w:val="36"/>
+          <w:szCs w:val="36"/>
+        </w:rPr>
+        <w:t xml:space="preserve">Valmis kun: Akselin valinta kääntää näkymän suoraan, lukitus estää kierron ja testi 14 menee läpi, tai siirto viikolle 47 on sovittu.</w:t>
       </w:r>
     </w:p>
     <w:p>
       <w:pPr>
         <w:spacing w:after="80" w:before="0" w:line="384"/>
-      </w:pPr>
-      <w:r>
-        <w:rPr>
-          <w:rFonts w:ascii="Arial" w:cs="Arial" w:eastAsia="Arial" w:hAnsi="Arial"/>
-          <w:i w:val="false"/>
-          <w:iCs w:val="false"/>
-          <w:sz w:val="36"/>
-          <w:szCs w:val="36"/>
-        </w:rPr>
-        <w:t xml:space="preserve">☐  Toteuta orientaatiowidget ja view lock -painike työsyklillä. Julkaise viikon versio tagilla v0.0.46.</w:t>
+        <w:ind w:left="360"/>
+      </w:pPr>
+      <w:r>
+        <w:rPr>
+          <w:rFonts w:ascii="Arial" w:cs="Arial" w:eastAsia="Arial" w:hAnsi="Arial"/>
+          <w:i w:val="false"/>
+          <w:iCs w:val="false"/>
+          <w:color w:val="000000"/>
+          <w:sz w:val="36"/>
+          <w:szCs w:val="36"/>
+        </w:rPr>
+        <w:t xml:space="preserve">Tallenna työnäyte: Kameran testitulos ja mahdollinen siirtopäätös issueen; release v0.0.46 GitHubiin.</w:t>
       </w:r>
     </w:p>
     <w:p>
@@ -3379,7 +5542,7 @@
           <w:sz w:val="36"/>
           <w:szCs w:val="36"/>
         </w:rPr>
-        <w:t xml:space="preserve">Työnäyte Git-repositoryyn ennen rastia: Näytä: testit 12–14 issueissa, putki ja suorat näkymät releasessa v0.0.46 ja putkigeometrian rajoitteet kirjastot.md:ssä.</w:t>
+        <w:t xml:space="preserve">Työnäyte Git-repositoryyn ennen rastia: testit 12–14 issueissa, putki ja suorat näkymät releasessa v0.0.46 ja putkigeometrian rajoitteet kirjastot.md:ssä.</w:t>
       </w:r>
     </w:p>
     <w:p>
@@ -3396,7 +5559,7 @@
           <w:sz w:val="45"/>
           <w:szCs w:val="45"/>
         </w:rPr>
-        <w:t xml:space="preserve">Vko 47 · 16.–20.11. – Transformit: valitse, siirrä, kierrä ja skaalaa</w:t>
+        <w:t xml:space="preserve">Vko 47 · 16.–20.11. – Osien siirto, kierto ja skaalaus</w:t>
       </w:r>
     </w:p>
     <w:p>
@@ -3408,56 +5571,275 @@
           <w:rFonts w:ascii="Arial" w:cs="Arial" w:eastAsia="Arial" w:hAnsi="Arial"/>
           <w:i w:val="false"/>
           <w:iCs w:val="false"/>
-          <w:color w:val="000000"/>
-          <w:sz w:val="36"/>
-          <w:szCs w:val="36"/>
-        </w:rPr>
-        <w:t xml:space="preserve">Osan voi valita. Sen voi siirtää, kiertää ja skaalata transformipaneelin numerokentillä ja näppäimistöllä. Lapset seuraavat vanhempaa.</w:t>
+          <w:sz w:val="36"/>
+          <w:szCs w:val="36"/>
+        </w:rPr>
+        <w:t xml:space="preserve">Kun osien muodot ovat valmiit, käyttäjän pitää voida koota niistä kokonainen malli. Tällä viikolla lisäät osien valinnan, siirron, kierron ja skaalauksen. Aiemmin rakennettu hierarkia varmistaa, että esimerkiksi vanhempaan kuuluva lapsiosa seuraa mukana.</w:t>
+      </w:r>
+    </w:p>
+    <w:p>
+      <w:pPr>
+        <w:spacing w:after="120" w:before="0" w:line="384"/>
+      </w:pPr>
+      <w:r>
+        <w:rPr>
+          <w:rFonts w:ascii="Arial" w:cs="Arial" w:eastAsia="Arial" w:hAnsi="Arial"/>
+          <w:i w:val="false"/>
+          <w:iCs w:val="false"/>
+          <w:color w:val="000000"/>
+          <w:sz w:val="36"/>
+          <w:szCs w:val="36"/>
+        </w:rPr>
+        <w:t xml:space="preserve">Käyttäjä voi valita, siirtää, kiertää ja skaalata mallin osia.</w:t>
+      </w:r>
+    </w:p>
+    <w:p>
+      <w:pPr>
+        <w:spacing w:after="60" w:before="120" w:line="384"/>
+      </w:pPr>
+      <w:r>
+        <w:rPr>
+          <w:rFonts w:ascii="Arial" w:cs="Arial" w:eastAsia="Arial" w:hAnsi="Arial"/>
+          <w:b/>
+          <w:bCs/>
+          <w:i w:val="false"/>
+          <w:iCs w:val="false"/>
+          <w:sz w:val="36"/>
+          <w:szCs w:val="36"/>
+        </w:rPr>
+        <w:t xml:space="preserve">Työvaihe 1 / 3 · Määrittele osien muokkaamisen testi</w:t>
+      </w:r>
+    </w:p>
+    <w:p>
+      <w:pPr>
+        <w:spacing w:after="40" w:before="0" w:line="384"/>
+        <w:ind w:left="360"/>
+      </w:pPr>
+      <w:r>
+        <w:rPr>
+          <w:rFonts w:ascii="Arial" w:cs="Arial" w:eastAsia="Arial" w:hAnsi="Arial"/>
+          <w:i w:val="false"/>
+          <w:iCs w:val="false"/>
+          <w:sz w:val="36"/>
+          <w:szCs w:val="36"/>
+        </w:rPr>
+        <w:t xml:space="preserve">☐  1. Tuo pakollisen ytimen tilanne palaveriin. Palaverissa katsotaan, onko pakollinen ydin aikataulussa. Jos ei ole, ohjaaja päättää, mikä katselmoidaan keskeneräisenä ja mikä tehdään viikolla 4. Jos kamera siirtyi tälle viikolle, tee se ensin.</w:t>
+      </w:r>
+    </w:p>
+    <w:p>
+      <w:pPr>
+        <w:spacing w:after="40" w:before="0" w:line="384"/>
+        <w:ind w:left="360"/>
+      </w:pPr>
+      <w:r>
+        <w:rPr>
+          <w:rFonts w:ascii="Arial" w:cs="Arial" w:eastAsia="Arial" w:hAnsi="Arial"/>
+          <w:i w:val="false"/>
+          <w:iCs w:val="false"/>
+          <w:sz w:val="36"/>
+          <w:szCs w:val="36"/>
+        </w:rPr>
+        <w:t xml:space="preserve">☐  2. Kirjoita testi 15. Testi 15: lapsi seuraa. Vanhempaa siirretään 10 yksikköä x-suunnassa. Mihin odotat lapsen siirtyvän? Kirjaa odotus ennen koodia. Testi käyttää viikon 44 maailmamuunnosta.</w:t>
+      </w:r>
+    </w:p>
+    <w:p>
+      <w:pPr>
+        <w:spacing w:after="40" w:before="0" w:line="384"/>
+        <w:ind w:left="360"/>
+      </w:pPr>
+      <w:r>
+        <w:rPr>
+          <w:rFonts w:ascii="Arial" w:cs="Arial" w:eastAsia="Arial" w:hAnsi="Arial"/>
+          <w:i w:val="false"/>
+          <w:iCs w:val="false"/>
+          <w:color w:val="000000"/>
+          <w:sz w:val="36"/>
+          <w:szCs w:val="36"/>
+        </w:rPr>
+        <w:t xml:space="preserve">Valmis kun: Testin 15 odotettu tulos on kirjoitettu ja pakollisen ytimen tilanne on sovittu palaverissa.</w:t>
       </w:r>
     </w:p>
     <w:p>
       <w:pPr>
         <w:spacing w:after="80" w:before="0" w:line="384"/>
-      </w:pPr>
-      <w:r>
-        <w:rPr>
-          <w:rFonts w:ascii="Arial" w:cs="Arial" w:eastAsia="Arial" w:hAnsi="Arial"/>
-          <w:i w:val="false"/>
-          <w:iCs w:val="false"/>
-          <w:sz w:val="36"/>
-          <w:szCs w:val="36"/>
-        </w:rPr>
-        <w:t xml:space="preserve">☐  Kirjoita ennen toteutusta testi 15: lapsi seuraa. Mitä odotat lapsen paikalle, kun vanhempaa siirretään 10 yksikköä?</w:t>
+        <w:ind w:left="360"/>
+      </w:pPr>
+      <w:r>
+        <w:rPr>
+          <w:rFonts w:ascii="Arial" w:cs="Arial" w:eastAsia="Arial" w:hAnsi="Arial"/>
+          <w:i w:val="false"/>
+          <w:iCs w:val="false"/>
+          <w:color w:val="000000"/>
+          <w:sz w:val="36"/>
+          <w:szCs w:val="36"/>
+        </w:rPr>
+        <w:t xml:space="preserve">Tallenna työnäyte: Odotettu tulos ja palaverin päätös issueen; testi tests-kansioon.</w:t>
+      </w:r>
+    </w:p>
+    <w:p>
+      <w:pPr>
+        <w:spacing w:after="60" w:before="120" w:line="384"/>
+      </w:pPr>
+      <w:r>
+        <w:rPr>
+          <w:rFonts w:ascii="Arial" w:cs="Arial" w:eastAsia="Arial" w:hAnsi="Arial"/>
+          <w:b/>
+          <w:bCs/>
+          <w:i w:val="false"/>
+          <w:iCs w:val="false"/>
+          <w:sz w:val="36"/>
+          <w:szCs w:val="36"/>
+        </w:rPr>
+        <w:t xml:space="preserve">Työvaihe 2 / 3 · Rakenna osien muokkaaminen</w:t>
+      </w:r>
+    </w:p>
+    <w:p>
+      <w:pPr>
+        <w:spacing w:after="40" w:before="0" w:line="384"/>
+        <w:ind w:left="360"/>
+      </w:pPr>
+      <w:r>
+        <w:rPr>
+          <w:rFonts w:ascii="Arial" w:cs="Arial" w:eastAsia="Arial" w:hAnsi="Arial"/>
+          <w:i w:val="false"/>
+          <w:iCs w:val="false"/>
+          <w:sz w:val="36"/>
+          <w:szCs w:val="36"/>
+        </w:rPr>
+        <w:t xml:space="preserve">☐  1. Tee transformipaneeli työsyklillä. Transformipaneelissa on numerokentät siirrolle, kierrolle ja skaalaukselle.</w:t>
+      </w:r>
+    </w:p>
+    <w:p>
+      <w:pPr>
+        <w:spacing w:after="40" w:before="0" w:line="384"/>
+        <w:ind w:left="360"/>
+      </w:pPr>
+      <w:r>
+        <w:rPr>
+          <w:rFonts w:ascii="Arial" w:cs="Arial" w:eastAsia="Arial" w:hAnsi="Arial"/>
+          <w:i w:val="false"/>
+          <w:iCs w:val="false"/>
+          <w:sz w:val="36"/>
+          <w:szCs w:val="36"/>
+        </w:rPr>
+        <w:t xml:space="preserve">☐  2. Lisää pikanäppäimet suunnitelmasi mukaan. Käytä view lockia, kun siirrät osia.</w:t>
+      </w:r>
+    </w:p>
+    <w:p>
+      <w:pPr>
+        <w:spacing w:after="40" w:before="0" w:line="384"/>
+        <w:ind w:left="360"/>
+      </w:pPr>
+      <w:r>
+        <w:rPr>
+          <w:rFonts w:ascii="Arial" w:cs="Arial" w:eastAsia="Arial" w:hAnsi="Arial"/>
+          <w:i w:val="false"/>
+          <w:iCs w:val="false"/>
+          <w:color w:val="000000"/>
+          <w:sz w:val="36"/>
+          <w:szCs w:val="36"/>
+        </w:rPr>
+        <w:t xml:space="preserve">Valmis kun: Valinta, siirto, kierto ja skaalaus toimivat sovitulla tavalla.</w:t>
       </w:r>
     </w:p>
     <w:p>
       <w:pPr>
         <w:spacing w:after="80" w:before="0" w:line="384"/>
-      </w:pPr>
-      <w:r>
-        <w:rPr>
-          <w:rFonts w:ascii="Arial" w:cs="Arial" w:eastAsia="Arial" w:hAnsi="Arial"/>
-          <w:i w:val="false"/>
-          <w:iCs w:val="false"/>
-          <w:sz w:val="36"/>
-          <w:szCs w:val="36"/>
-        </w:rPr>
-        <w:t xml:space="preserve">☐  Toteuta valinta suunnitelmasi mukaan. Toteuta siirto, kierto ja skaalaus transformipaneeliin työsyklillä.</w:t>
+        <w:ind w:left="360"/>
+      </w:pPr>
+      <w:r>
+        <w:rPr>
+          <w:rFonts w:ascii="Arial" w:cs="Arial" w:eastAsia="Arial" w:hAnsi="Arial"/>
+          <w:i w:val="false"/>
+          <w:iCs w:val="false"/>
+          <w:color w:val="000000"/>
+          <w:sz w:val="36"/>
+          <w:szCs w:val="36"/>
+        </w:rPr>
+        <w:t xml:space="preserve">Tallenna työnäyte: Koodi GitHubiin ja muokkaamisen issueen linkki muutokseen.</w:t>
+      </w:r>
+    </w:p>
+    <w:p>
+      <w:pPr>
+        <w:spacing w:after="60" w:before="120" w:line="384"/>
+      </w:pPr>
+      <w:r>
+        <w:rPr>
+          <w:rFonts w:ascii="Arial" w:cs="Arial" w:eastAsia="Arial" w:hAnsi="Arial"/>
+          <w:b/>
+          <w:bCs/>
+          <w:i w:val="false"/>
+          <w:iCs w:val="false"/>
+          <w:sz w:val="36"/>
+          <w:szCs w:val="36"/>
+        </w:rPr>
+        <w:t xml:space="preserve">Työvaihe 3 / 3 · Tarkista ja julkaise muokkaaminen</w:t>
+      </w:r>
+    </w:p>
+    <w:p>
+      <w:pPr>
+        <w:spacing w:after="40" w:before="0" w:line="384"/>
+        <w:ind w:left="360"/>
+      </w:pPr>
+      <w:r>
+        <w:rPr>
+          <w:rFonts w:ascii="Arial" w:cs="Arial" w:eastAsia="Arial" w:hAnsi="Arial"/>
+          <w:i w:val="false"/>
+          <w:iCs w:val="false"/>
+          <w:sz w:val="36"/>
+          <w:szCs w:val="36"/>
+        </w:rPr>
+        <w:t xml:space="preserve">☐  1. Aja testi 15. Jos testi 15 ei mene läpi kahdella yrityksellä, avaa havaintoissue.</w:t>
+      </w:r>
+    </w:p>
+    <w:p>
+      <w:pPr>
+        <w:spacing w:after="40" w:before="0" w:line="384"/>
+        <w:ind w:left="360"/>
+      </w:pPr>
+      <w:r>
+        <w:rPr>
+          <w:rFonts w:ascii="Arial" w:cs="Arial" w:eastAsia="Arial" w:hAnsi="Arial"/>
+          <w:i w:val="false"/>
+          <w:iCs w:val="false"/>
+          <w:sz w:val="36"/>
+          <w:szCs w:val="36"/>
+        </w:rPr>
+        <w:t xml:space="preserve">☐  2. Julkaise viikon versio. Tee tagi v0.0.47 ja pushaa se. Kun Actions-ajo on vihreä, viikon versio on releasessa.</w:t>
+      </w:r>
+    </w:p>
+    <w:p>
+      <w:pPr>
+        <w:spacing w:after="40" w:before="0" w:line="384"/>
+        <w:ind w:left="360"/>
+      </w:pPr>
+      <w:r>
+        <w:rPr>
+          <w:rFonts w:ascii="Arial" w:cs="Arial" w:eastAsia="Arial" w:hAnsi="Arial"/>
+          <w:i w:val="false"/>
+          <w:iCs w:val="false"/>
+          <w:color w:val="000000"/>
+          <w:sz w:val="36"/>
+          <w:szCs w:val="36"/>
+        </w:rPr>
+        <w:t xml:space="preserve">Valmis kun: Testi 15 menee läpi, tai poikkeamasta on havaintoissue ja jatko on sovittu.</w:t>
       </w:r>
     </w:p>
     <w:p>
       <w:pPr>
         <w:spacing w:after="80" w:before="0" w:line="384"/>
-      </w:pPr>
-      <w:r>
-        <w:rPr>
-          <w:rFonts w:ascii="Arial" w:cs="Arial" w:eastAsia="Arial" w:hAnsi="Arial"/>
-          <w:i w:val="false"/>
-          <w:iCs w:val="false"/>
-          <w:sz w:val="36"/>
-          <w:szCs w:val="36"/>
-        </w:rPr>
-        <w:t xml:space="preserve">☐  Aja testi 15. Jos se ei mene läpi kahdella yrityksellä, avaa havaintoissue. Julkaise viikon versio tagilla v0.0.47.</w:t>
+        <w:ind w:left="360"/>
+      </w:pPr>
+      <w:r>
+        <w:rPr>
+          <w:rFonts w:ascii="Arial" w:cs="Arial" w:eastAsia="Arial" w:hAnsi="Arial"/>
+          <w:i w:val="false"/>
+          <w:iCs w:val="false"/>
+          <w:color w:val="000000"/>
+          <w:sz w:val="36"/>
+          <w:szCs w:val="36"/>
+        </w:rPr>
+        <w:t xml:space="preserve">Tallenna työnäyte: Testitulos tai havaintoissue GitHubiin; release v0.0.47.</w:t>
       </w:r>
     </w:p>
     <w:p>
@@ -3489,7 +5871,7 @@
           <w:sz w:val="36"/>
           <w:szCs w:val="36"/>
         </w:rPr>
-        <w:t xml:space="preserve">Työnäyte Git-repositoryyn ennen rastia: Näytä: testi 15 issuessa, transformit releasessa v0.0.47 ja pakollisen ytimen tilanne palaverin issue-kommentissa.</w:t>
+        <w:t xml:space="preserve">Työnäyte Git-repositoryyn ennen rastia: testi 15 issuessa, transformit releasessa v0.0.47 ja pakollisen ytimen tilanne palaverin issue-kommentissa.</w:t>
       </w:r>
     </w:p>
     <w:p>
@@ -3506,7 +5888,7 @@
           <w:sz w:val="54"/>
           <w:szCs w:val="54"/>
         </w:rPr>
-        <w:t xml:space="preserve">Vaihe C – MVP valmiiksi ja katselmointi</w:t>
+        <w:t xml:space="preserve">Vaihe 3 – Tehdään ensimmäinen käyttökelpoinen versio</w:t>
       </w:r>
     </w:p>
     <w:p>
@@ -3523,7 +5905,7 @@
           <w:sz w:val="45"/>
           <w:szCs w:val="45"/>
         </w:rPr>
-        <w:t xml:space="preserve">Vko 48 · 23.–27.11. – Pivot: kiertopiste prosentteina</w:t>
+        <w:t xml:space="preserve">Vko 48 · 23.–27.11. – Kiertopisteen säätäminen (pivot)</w:t>
       </w:r>
     </w:p>
     <w:p>
@@ -3535,56 +5917,291 @@
           <w:rFonts w:ascii="Arial" w:cs="Arial" w:eastAsia="Arial" w:hAnsi="Arial"/>
           <w:i w:val="false"/>
           <w:iCs w:val="false"/>
-          <w:color w:val="000000"/>
-          <w:sz w:val="36"/>
-          <w:szCs w:val="36"/>
-        </w:rPr>
-        <w:t xml:space="preserve">Pivot on oletuksena kappaleen keskipisteessä. Sen voi asettaa transformipaneelissa prosentteina X, Y ja Z.</w:t>
+          <w:sz w:val="36"/>
+          <w:szCs w:val="36"/>
+        </w:rPr>
+        <w:t xml:space="preserve">Osan siirtäminen ja kiertäminen ei vielä riitä, jos liike tapahtuu väärän pisteen ympärillä. Tällä viikolla käyttäjä saa valita pivotin eli kierto- ja skaalauspisteen prosenttikentillä. Se täydentää osien muokkausta ja tekee esimerkiksi nivelen ympärillä kääntymisestä hallittavaa.</w:t>
+      </w:r>
+    </w:p>
+    <w:p>
+      <w:pPr>
+        <w:spacing w:after="120" w:before="0" w:line="384"/>
+      </w:pPr>
+      <w:r>
+        <w:rPr>
+          <w:rFonts w:ascii="Arial" w:cs="Arial" w:eastAsia="Arial" w:hAnsi="Arial"/>
+          <w:i w:val="false"/>
+          <w:iCs w:val="false"/>
+          <w:color w:val="000000"/>
+          <w:sz w:val="36"/>
+          <w:szCs w:val="36"/>
+        </w:rPr>
+        <w:t xml:space="preserve">Käyttäjä voi säätää pistettä, jonka ympäri osa kiertää ja skaalautuu.</w:t>
+      </w:r>
+    </w:p>
+    <w:p>
+      <w:pPr>
+        <w:spacing w:after="60" w:before="120" w:line="384"/>
+      </w:pPr>
+      <w:r>
+        <w:rPr>
+          <w:rFonts w:ascii="Arial" w:cs="Arial" w:eastAsia="Arial" w:hAnsi="Arial"/>
+          <w:b/>
+          <w:bCs/>
+          <w:i w:val="false"/>
+          <w:iCs w:val="false"/>
+          <w:sz w:val="36"/>
+          <w:szCs w:val="36"/>
+        </w:rPr>
+        <w:t xml:space="preserve">Työvaihe 1 / 3 · Määrittele kiertopisteen testit</w:t>
+      </w:r>
+    </w:p>
+    <w:p>
+      <w:pPr>
+        <w:spacing w:after="40" w:before="0" w:line="384"/>
+        <w:ind w:left="360"/>
+      </w:pPr>
+      <w:r>
+        <w:rPr>
+          <w:rFonts w:ascii="Arial" w:cs="Arial" w:eastAsia="Arial" w:hAnsi="Arial"/>
+          <w:i w:val="false"/>
+          <w:iCs w:val="false"/>
+          <w:sz w:val="36"/>
+          <w:szCs w:val="36"/>
+        </w:rPr>
+        <w:t xml:space="preserve">☐  1. Kirjoita rajapinta. Pivotin syötteen tarkistus: nimi, syöte (prosentti) ja paluuarvo. Kirjaa korttiin.</w:t>
+      </w:r>
+    </w:p>
+    <w:p>
+      <w:pPr>
+        <w:spacing w:after="40" w:before="0" w:line="384"/>
+        <w:ind w:left="360"/>
+      </w:pPr>
+      <w:r>
+        <w:rPr>
+          <w:rFonts w:ascii="Arial" w:cs="Arial" w:eastAsia="Arial" w:hAnsi="Arial"/>
+          <w:i w:val="false"/>
+          <w:iCs w:val="false"/>
+          <w:sz w:val="36"/>
+          <w:szCs w:val="36"/>
+        </w:rPr>
+        <w:t xml:space="preserve">☐  2. Kirjoita testit 16–18. Testi 16: pivot keskellä, 50/50/50. Testi 17: pivot reunoilla, 0 % ja 100 %. Testi 18: väärä pivot-syöte, −10, 150 ja teksti. Kirjaa, mitä odotat.</w:t>
+      </w:r>
+    </w:p>
+    <w:p>
+      <w:pPr>
+        <w:spacing w:after="40" w:before="0" w:line="384"/>
+        <w:ind w:left="360"/>
+      </w:pPr>
+      <w:r>
+        <w:rPr>
+          <w:rFonts w:ascii="Arial" w:cs="Arial" w:eastAsia="Arial" w:hAnsi="Arial"/>
+          <w:i w:val="false"/>
+          <w:iCs w:val="false"/>
+          <w:sz w:val="36"/>
+          <w:szCs w:val="36"/>
+        </w:rPr>
+        <w:t xml:space="preserve">☐  3. Testin 18 odotus on oma kriteerisi: hylätäänkö arvo vai rajataanko se.</w:t>
+      </w:r>
+    </w:p>
+    <w:p>
+      <w:pPr>
+        <w:spacing w:after="40" w:before="0" w:line="384"/>
+        <w:ind w:left="360"/>
+      </w:pPr>
+      <w:r>
+        <w:rPr>
+          <w:rFonts w:ascii="Arial" w:cs="Arial" w:eastAsia="Arial" w:hAnsi="Arial"/>
+          <w:i w:val="false"/>
+          <w:iCs w:val="false"/>
+          <w:color w:val="000000"/>
+          <w:sz w:val="36"/>
+          <w:szCs w:val="36"/>
+        </w:rPr>
+        <w:t xml:space="preserve">Valmis kun: Rajapinta ja testien 16–18 odotetut tulokset ovat valmiit ennen toteutusta.</w:t>
       </w:r>
     </w:p>
     <w:p>
       <w:pPr>
         <w:spacing w:after="80" w:before="0" w:line="384"/>
-      </w:pPr>
-      <w:r>
-        <w:rPr>
-          <w:rFonts w:ascii="Arial" w:cs="Arial" w:eastAsia="Arial" w:hAnsi="Arial"/>
-          <w:i w:val="false"/>
-          <w:iCs w:val="false"/>
-          <w:sz w:val="36"/>
-          <w:szCs w:val="36"/>
-        </w:rPr>
-        <w:t xml:space="preserve">☐  Kirjoita pivotin syötteen tarkistuksen rajapinta ja testit 16–18 ennen toteutusta.</w:t>
+        <w:ind w:left="360"/>
+      </w:pPr>
+      <w:r>
+        <w:rPr>
+          <w:rFonts w:ascii="Arial" w:cs="Arial" w:eastAsia="Arial" w:hAnsi="Arial"/>
+          <w:i w:val="false"/>
+          <w:iCs w:val="false"/>
+          <w:color w:val="000000"/>
+          <w:sz w:val="36"/>
+          <w:szCs w:val="36"/>
+        </w:rPr>
+        <w:t xml:space="preserve">Tallenna työnäyte: Rajapinta suunnitelmaan; testit ja odotukset issueen.</w:t>
+      </w:r>
+    </w:p>
+    <w:p>
+      <w:pPr>
+        <w:spacing w:after="60" w:before="120" w:line="384"/>
+      </w:pPr>
+      <w:r>
+        <w:rPr>
+          <w:rFonts w:ascii="Arial" w:cs="Arial" w:eastAsia="Arial" w:hAnsi="Arial"/>
+          <w:b/>
+          <w:bCs/>
+          <w:i w:val="false"/>
+          <w:iCs w:val="false"/>
+          <w:sz w:val="36"/>
+          <w:szCs w:val="36"/>
+        </w:rPr>
+        <w:t xml:space="preserve">Työvaihe 2 / 3 · Rakenna kiertopisteen laskenta</w:t>
+      </w:r>
+    </w:p>
+    <w:p>
+      <w:pPr>
+        <w:spacing w:after="40" w:before="0" w:line="384"/>
+        <w:ind w:left="360"/>
+      </w:pPr>
+      <w:r>
+        <w:rPr>
+          <w:rFonts w:ascii="Arial" w:cs="Arial" w:eastAsia="Arial" w:hAnsi="Arial"/>
+          <w:i w:val="false"/>
+          <w:iCs w:val="false"/>
+          <w:sz w:val="36"/>
+          <w:szCs w:val="36"/>
+        </w:rPr>
+        <w:t xml:space="preserve">☐  1. Tee pivot ja tarkistus työsyklillä. Tee ensin syötteen tarkistus puhtaana funktiona.</w:t>
+      </w:r>
+    </w:p>
+    <w:p>
+      <w:pPr>
+        <w:spacing w:after="40" w:before="0" w:line="384"/>
+        <w:ind w:left="360"/>
+      </w:pPr>
+      <w:r>
+        <w:rPr>
+          <w:rFonts w:ascii="Arial" w:cs="Arial" w:eastAsia="Arial" w:hAnsi="Arial"/>
+          <w:i w:val="false"/>
+          <w:iCs w:val="false"/>
+          <w:sz w:val="36"/>
+          <w:szCs w:val="36"/>
+        </w:rPr>
+        <w:t xml:space="preserve">☐  2. Tee sitten pivotin siirto.</w:t>
+      </w:r>
+    </w:p>
+    <w:p>
+      <w:pPr>
+        <w:spacing w:after="40" w:before="0" w:line="384"/>
+        <w:ind w:left="360"/>
+      </w:pPr>
+      <w:r>
+        <w:rPr>
+          <w:rFonts w:ascii="Arial" w:cs="Arial" w:eastAsia="Arial" w:hAnsi="Arial"/>
+          <w:i w:val="false"/>
+          <w:iCs w:val="false"/>
+          <w:color w:val="000000"/>
+          <w:sz w:val="36"/>
+          <w:szCs w:val="36"/>
+        </w:rPr>
+        <w:t xml:space="preserve">Valmis kun: Keskipiste ja prosenttisyöttö toimivat, virheellinen syöte käsitellään sovitusti ja testit 16–18 menevät läpi.</w:t>
       </w:r>
     </w:p>
     <w:p>
       <w:pPr>
         <w:spacing w:after="80" w:before="0" w:line="384"/>
-      </w:pPr>
-      <w:r>
-        <w:rPr>
-          <w:rFonts w:ascii="Arial" w:cs="Arial" w:eastAsia="Arial" w:hAnsi="Arial"/>
-          <w:i w:val="false"/>
-          <w:iCs w:val="false"/>
-          <w:sz w:val="36"/>
-          <w:szCs w:val="36"/>
-        </w:rPr>
-        <w:t xml:space="preserve">☐  Toteuta pivot ja syötteen tarkistus työsyklillä.</w:t>
+        <w:ind w:left="360"/>
+      </w:pPr>
+      <w:r>
+        <w:rPr>
+          <w:rFonts w:ascii="Arial" w:cs="Arial" w:eastAsia="Arial" w:hAnsi="Arial"/>
+          <w:i w:val="false"/>
+          <w:iCs w:val="false"/>
+          <w:color w:val="000000"/>
+          <w:sz w:val="36"/>
+          <w:szCs w:val="36"/>
+        </w:rPr>
+        <w:t xml:space="preserve">Tallenna työnäyte: Laskennan koodi ja testit GitHubiin; tulokset issueen.</w:t>
+      </w:r>
+    </w:p>
+    <w:p>
+      <w:pPr>
+        <w:spacing w:after="60" w:before="120" w:line="384"/>
+      </w:pPr>
+      <w:r>
+        <w:rPr>
+          <w:rFonts w:ascii="Arial" w:cs="Arial" w:eastAsia="Arial" w:hAnsi="Arial"/>
+          <w:b/>
+          <w:bCs/>
+          <w:i w:val="false"/>
+          <w:iCs w:val="false"/>
+          <w:sz w:val="36"/>
+          <w:szCs w:val="36"/>
+        </w:rPr>
+        <w:t xml:space="preserve">Työvaihe 3 / 3 · Lisää kiertopisteen säätimet</w:t>
+      </w:r>
+    </w:p>
+    <w:p>
+      <w:pPr>
+        <w:spacing w:after="40" w:before="0" w:line="384"/>
+        <w:ind w:left="360"/>
+      </w:pPr>
+      <w:r>
+        <w:rPr>
+          <w:rFonts w:ascii="Arial" w:cs="Arial" w:eastAsia="Arial" w:hAnsi="Arial"/>
+          <w:i w:val="false"/>
+          <w:iCs w:val="false"/>
+          <w:sz w:val="36"/>
+          <w:szCs w:val="36"/>
+        </w:rPr>
+        <w:t xml:space="preserve">☐  1. Lisää pivot transformipaneeliin. Lisää paneeliin kolme kenttää, joissa pivot syötetään prosentteina: X, Y ja Z. Kentillä on nimi, ja ne toimivat näppäimistöllä käyttöliittymävaatimuksesi mukaan.</w:t>
+      </w:r>
+    </w:p>
+    <w:p>
+      <w:pPr>
+        <w:spacing w:after="40" w:before="0" w:line="384"/>
+        <w:ind w:left="360"/>
+      </w:pPr>
+      <w:r>
+        <w:rPr>
+          <w:rFonts w:ascii="Arial" w:cs="Arial" w:eastAsia="Arial" w:hAnsi="Arial"/>
+          <w:i w:val="false"/>
+          <w:iCs w:val="false"/>
+          <w:sz w:val="36"/>
+          <w:szCs w:val="36"/>
+        </w:rPr>
+        <w:t xml:space="preserve">☐  2. Julkaise viikon versio. Tee tagi v0.0.48 ja pushaa se. Kun Actions-ajo on vihreä, viikon versio on releasessa.</w:t>
+      </w:r>
+    </w:p>
+    <w:p>
+      <w:pPr>
+        <w:spacing w:after="40" w:before="0" w:line="384"/>
+        <w:ind w:left="360"/>
+      </w:pPr>
+      <w:r>
+        <w:rPr>
+          <w:rFonts w:ascii="Arial" w:cs="Arial" w:eastAsia="Arial" w:hAnsi="Arial"/>
+          <w:i w:val="false"/>
+          <w:iCs w:val="false"/>
+          <w:color w:val="000000"/>
+          <w:sz w:val="36"/>
+          <w:szCs w:val="36"/>
+        </w:rPr>
+        <w:t xml:space="preserve">Valmis kun: Prosenttikentät muuttavat kiertopistettä sovelluksessa.</w:t>
       </w:r>
     </w:p>
     <w:p>
       <w:pPr>
         <w:spacing w:after="80" w:before="0" w:line="384"/>
-      </w:pPr>
-      <w:r>
-        <w:rPr>
-          <w:rFonts w:ascii="Arial" w:cs="Arial" w:eastAsia="Arial" w:hAnsi="Arial"/>
-          <w:i w:val="false"/>
-          <w:iCs w:val="false"/>
-          <w:sz w:val="36"/>
-          <w:szCs w:val="36"/>
-        </w:rPr>
-        <w:t xml:space="preserve">☐  Lisää pivotin prosenttikentät transformipaneeliin käyttöliittymävaatimuksesi mukaan. Julkaise viikon versio tagilla v0.0.48.</w:t>
+        <w:ind w:left="360"/>
+      </w:pPr>
+      <w:r>
+        <w:rPr>
+          <w:rFonts w:ascii="Arial" w:cs="Arial" w:eastAsia="Arial" w:hAnsi="Arial"/>
+          <w:i w:val="false"/>
+          <w:iCs w:val="false"/>
+          <w:color w:val="000000"/>
+          <w:sz w:val="36"/>
+          <w:szCs w:val="36"/>
+        </w:rPr>
+        <w:t xml:space="preserve">Tallenna työnäyte: Käyttöliittymän koodi ja release v0.0.48 GitHubiin.</w:t>
       </w:r>
     </w:p>
     <w:p>
@@ -3616,7 +6233,7 @@
           <w:sz w:val="36"/>
           <w:szCs w:val="36"/>
         </w:rPr>
-        <w:t xml:space="preserve">Työnäyte Git-repositoryyn ennen rastia: Näytä: rajapinta ja testit 16–18 issueissa sekä pivotin kentät releasessa v0.0.48.</w:t>
+        <w:t xml:space="preserve">Työnäyte Git-repositoryyn ennen rastia: rajapinta ja testit 16–18 issueissa sekä pivotin kentät releasessa v0.0.48.</w:t>
       </w:r>
     </w:p>
     <w:p>
@@ -3633,7 +6250,7 @@
           <w:sz w:val="45"/>
           <w:szCs w:val="45"/>
         </w:rPr>
-        <w:t xml:space="preserve">Vko 49 · 30.11.–4.12. – OBJ-vienti: osat erillisinä Blenderiin</w:t>
+        <w:t xml:space="preserve">Vko 49 · 30.11.–4.12. – Mallin vienti Blenderiin (OBJ)</w:t>
       </w:r>
     </w:p>
     <w:p>
@@ -3645,71 +6262,390 @@
           <w:rFonts w:ascii="Arial" w:cs="Arial" w:eastAsia="Arial" w:hAnsi="Arial"/>
           <w:i w:val="false"/>
           <w:iCs w:val="false"/>
-          <w:color w:val="000000"/>
-          <w:sz w:val="36"/>
-          <w:szCs w:val="36"/>
-        </w:rPr>
-        <w:t xml:space="preserve">Malli tallentuu .obj-tiedostoksi, jossa jokainen osa on oma objektinsa. Tiedosto aukeaa Blenderissä.</w:t>
+          <w:sz w:val="36"/>
+          <w:szCs w:val="36"/>
+        </w:rPr>
+        <w:t xml:space="preserve">Vektoripajan mallin pitää olla käytettävissä myös sovelluksen ulkopuolella. Tällä viikolla viet sen OBJ-tiedostoksi ja varmistat Blenderissä, että nimetyt osat säilyvät erillisinä. Samalla dokumentoit virheen korjauksen ja lisäät testin, joka auttaa estämään saman virheen palaamisen.</w:t>
+      </w:r>
+    </w:p>
+    <w:p>
+      <w:pPr>
+        <w:spacing w:after="120" w:before="0" w:line="384"/>
+      </w:pPr>
+      <w:r>
+        <w:rPr>
+          <w:rFonts w:ascii="Arial" w:cs="Arial" w:eastAsia="Arial" w:hAnsi="Arial"/>
+          <w:i w:val="false"/>
+          <w:iCs w:val="false"/>
+          <w:color w:val="000000"/>
+          <w:sz w:val="36"/>
+          <w:szCs w:val="36"/>
+        </w:rPr>
+        <w:t xml:space="preserve">Käyttäjä voi viedä mallin Blenderiin niin, että nimetyt osat säilyvät erillisinä.</w:t>
+      </w:r>
+    </w:p>
+    <w:p>
+      <w:pPr>
+        <w:spacing w:after="60" w:before="120" w:line="384"/>
+      </w:pPr>
+      <w:r>
+        <w:rPr>
+          <w:rFonts w:ascii="Arial" w:cs="Arial" w:eastAsia="Arial" w:hAnsi="Arial"/>
+          <w:b/>
+          <w:bCs/>
+          <w:i w:val="false"/>
+          <w:iCs w:val="false"/>
+          <w:sz w:val="36"/>
+          <w:szCs w:val="36"/>
+        </w:rPr>
+        <w:t xml:space="preserve">Työvaihe 1 / 4 · Määrittele viennin testit</w:t>
+      </w:r>
+    </w:p>
+    <w:p>
+      <w:pPr>
+        <w:spacing w:after="40" w:before="0" w:line="384"/>
+        <w:ind w:left="360"/>
+      </w:pPr>
+      <w:r>
+        <w:rPr>
+          <w:rFonts w:ascii="Arial" w:cs="Arial" w:eastAsia="Arial" w:hAnsi="Arial"/>
+          <w:i w:val="false"/>
+          <w:iCs w:val="false"/>
+          <w:sz w:val="36"/>
+          <w:szCs w:val="36"/>
+        </w:rPr>
+        <w:t xml:space="preserve">☐  1. Kirjoita rajapinta ja testit. Kirjoita objektijaon rajapinta korttiin.</w:t>
+      </w:r>
+    </w:p>
+    <w:p>
+      <w:pPr>
+        <w:spacing w:after="40" w:before="0" w:line="384"/>
+        <w:ind w:left="360"/>
+      </w:pPr>
+      <w:r>
+        <w:rPr>
+          <w:rFonts w:ascii="Arial" w:cs="Arial" w:eastAsia="Arial" w:hAnsi="Arial"/>
+          <w:i w:val="false"/>
+          <w:iCs w:val="false"/>
+          <w:sz w:val="36"/>
+          <w:szCs w:val="36"/>
+        </w:rPr>
+        <w:t xml:space="preserve">☐  2. Testi 19: kolmen osan vienti. Testi 20: tyhjä vienti, kun mallissa ei ole osia. Kirjaa, mitä odotat.</w:t>
+      </w:r>
+    </w:p>
+    <w:p>
+      <w:pPr>
+        <w:spacing w:after="40" w:before="0" w:line="384"/>
+        <w:ind w:left="360"/>
+      </w:pPr>
+      <w:r>
+        <w:rPr>
+          <w:rFonts w:ascii="Arial" w:cs="Arial" w:eastAsia="Arial" w:hAnsi="Arial"/>
+          <w:i w:val="false"/>
+          <w:iCs w:val="false"/>
+          <w:color w:val="000000"/>
+          <w:sz w:val="36"/>
+          <w:szCs w:val="36"/>
+        </w:rPr>
+        <w:t xml:space="preserve">Valmis kun: Objektijaon rajapinta ja testien 19–20 odotukset on määritelty.</w:t>
       </w:r>
     </w:p>
     <w:p>
       <w:pPr>
         <w:spacing w:after="80" w:before="0" w:line="384"/>
-      </w:pPr>
-      <w:r>
-        <w:rPr>
-          <w:rFonts w:ascii="Arial" w:cs="Arial" w:eastAsia="Arial" w:hAnsi="Arial"/>
-          <w:i w:val="false"/>
-          <w:iCs w:val="false"/>
-          <w:sz w:val="36"/>
-          <w:szCs w:val="36"/>
-        </w:rPr>
-        <w:t xml:space="preserve">☐  Kirjoita objektijaon rajapinta ja testit 19–20 ennen toteutusta.</w:t>
+        <w:ind w:left="360"/>
+      </w:pPr>
+      <w:r>
+        <w:rPr>
+          <w:rFonts w:ascii="Arial" w:cs="Arial" w:eastAsia="Arial" w:hAnsi="Arial"/>
+          <w:i w:val="false"/>
+          <w:iCs w:val="false"/>
+          <w:color w:val="000000"/>
+          <w:sz w:val="36"/>
+          <w:szCs w:val="36"/>
+        </w:rPr>
+        <w:t xml:space="preserve">Tallenna työnäyte: Rajapinta suunnitelmaan; testit tests-kansioon ja odotukset issueen.</w:t>
+      </w:r>
+    </w:p>
+    <w:p>
+      <w:pPr>
+        <w:spacing w:after="60" w:before="120" w:line="384"/>
+      </w:pPr>
+      <w:r>
+        <w:rPr>
+          <w:rFonts w:ascii="Arial" w:cs="Arial" w:eastAsia="Arial" w:hAnsi="Arial"/>
+          <w:b/>
+          <w:bCs/>
+          <w:i w:val="false"/>
+          <w:iCs w:val="false"/>
+          <w:sz w:val="36"/>
+          <w:szCs w:val="36"/>
+        </w:rPr>
+        <w:t xml:space="preserve">Työvaihe 2 / 4 · Rakenna OBJ-vienti</w:t>
+      </w:r>
+    </w:p>
+    <w:p>
+      <w:pPr>
+        <w:spacing w:after="40" w:before="0" w:line="384"/>
+        <w:ind w:left="360"/>
+      </w:pPr>
+      <w:r>
+        <w:rPr>
+          <w:rFonts w:ascii="Arial" w:cs="Arial" w:eastAsia="Arial" w:hAnsi="Arial"/>
+          <w:i w:val="false"/>
+          <w:iCs w:val="false"/>
+          <w:sz w:val="36"/>
+          <w:szCs w:val="36"/>
+        </w:rPr>
+        <w:t xml:space="preserve">☐  1. Tee vienti työsyklillä. Osien nimien pitää säilyä tiedostossa.</w:t>
+      </w:r>
+    </w:p>
+    <w:p>
+      <w:pPr>
+        <w:spacing w:after="40" w:before="0" w:line="384"/>
+        <w:ind w:left="360"/>
+      </w:pPr>
+      <w:r>
+        <w:rPr>
+          <w:rFonts w:ascii="Arial" w:cs="Arial" w:eastAsia="Arial" w:hAnsi="Arial"/>
+          <w:i w:val="false"/>
+          <w:iCs w:val="false"/>
+          <w:sz w:val="36"/>
+          <w:szCs w:val="36"/>
+        </w:rPr>
+        <w:t xml:space="preserve">☐  2. Tarkista tulos ennen rastittamista. Jos tulos poikkeaa odotetusta, kirjaa havainto ja selvitä se ohjaajan kanssa.</w:t>
+      </w:r>
+    </w:p>
+    <w:p>
+      <w:pPr>
+        <w:spacing w:after="40" w:before="0" w:line="384"/>
+        <w:ind w:left="360"/>
+      </w:pPr>
+      <w:r>
+        <w:rPr>
+          <w:rFonts w:ascii="Arial" w:cs="Arial" w:eastAsia="Arial" w:hAnsi="Arial"/>
+          <w:i w:val="false"/>
+          <w:iCs w:val="false"/>
+          <w:color w:val="000000"/>
+          <w:sz w:val="36"/>
+          <w:szCs w:val="36"/>
+        </w:rPr>
+        <w:t xml:space="preserve">Valmis kun: Viety tiedosto sisältää sovitut osat ja nimet.</w:t>
       </w:r>
     </w:p>
     <w:p>
       <w:pPr>
         <w:spacing w:after="80" w:before="0" w:line="384"/>
-      </w:pPr>
-      <w:r>
-        <w:rPr>
-          <w:rFonts w:ascii="Arial" w:cs="Arial" w:eastAsia="Arial" w:hAnsi="Arial"/>
-          <w:i w:val="false"/>
-          <w:iCs w:val="false"/>
-          <w:sz w:val="36"/>
-          <w:szCs w:val="36"/>
-        </w:rPr>
-        <w:t xml:space="preserve">☐  Toteuta vienti niin, että osien nimet säilyvät.</w:t>
+        <w:ind w:left="360"/>
+      </w:pPr>
+      <w:r>
+        <w:rPr>
+          <w:rFonts w:ascii="Arial" w:cs="Arial" w:eastAsia="Arial" w:hAnsi="Arial"/>
+          <w:i w:val="false"/>
+          <w:iCs w:val="false"/>
+          <w:color w:val="000000"/>
+          <w:sz w:val="36"/>
+          <w:szCs w:val="36"/>
+        </w:rPr>
+        <w:t xml:space="preserve">Tallenna työnäyte: Viennin koodi ja esimerkin OBJ-tiedosto GitHubiin.</w:t>
+      </w:r>
+    </w:p>
+    <w:p>
+      <w:pPr>
+        <w:spacing w:after="60" w:before="120" w:line="384"/>
+      </w:pPr>
+      <w:r>
+        <w:rPr>
+          <w:rFonts w:ascii="Arial" w:cs="Arial" w:eastAsia="Arial" w:hAnsi="Arial"/>
+          <w:b/>
+          <w:bCs/>
+          <w:i w:val="false"/>
+          <w:iCs w:val="false"/>
+          <w:sz w:val="36"/>
+          <w:szCs w:val="36"/>
+        </w:rPr>
+        <w:t xml:space="preserve">Työvaihe 3 / 4 · Kokeile mallia Blenderissä</w:t>
+      </w:r>
+    </w:p>
+    <w:p>
+      <w:pPr>
+        <w:spacing w:after="40" w:before="0" w:line="384"/>
+        <w:ind w:left="360"/>
+      </w:pPr>
+      <w:r>
+        <w:rPr>
+          <w:rFonts w:ascii="Arial" w:cs="Arial" w:eastAsia="Arial" w:hAnsi="Arial"/>
+          <w:i w:val="false"/>
+          <w:iCs w:val="false"/>
+          <w:sz w:val="36"/>
+          <w:szCs w:val="36"/>
+        </w:rPr>
+        <w:t xml:space="preserve">☐  1. Tarkista tiedosto kahdella tavalla. Avaa .obj VS Codessa.</w:t>
+      </w:r>
+    </w:p>
+    <w:p>
+      <w:pPr>
+        <w:spacing w:after="40" w:before="0" w:line="384"/>
+        <w:ind w:left="360"/>
+      </w:pPr>
+      <w:r>
+        <w:rPr>
+          <w:rFonts w:ascii="Arial" w:cs="Arial" w:eastAsia="Arial" w:hAnsi="Arial"/>
+          <w:i w:val="false"/>
+          <w:iCs w:val="false"/>
+          <w:sz w:val="36"/>
+          <w:szCs w:val="36"/>
+        </w:rPr>
+        <w:t xml:space="preserve">☐  2. Laske rivit, jotka alkavat o-kirjaimella. Avaa tiedosto sitten Blenderissä kuvaohjeen mukaan.</w:t>
+      </w:r>
+    </w:p>
+    <w:p>
+      <w:pPr>
+        <w:spacing w:after="40" w:before="0" w:line="384"/>
+        <w:ind w:left="360"/>
+      </w:pPr>
+      <w:r>
+        <w:rPr>
+          <w:rFonts w:ascii="Arial" w:cs="Arial" w:eastAsia="Arial" w:hAnsi="Arial"/>
+          <w:i w:val="false"/>
+          <w:iCs w:val="false"/>
+          <w:color w:val="000000"/>
+          <w:sz w:val="36"/>
+          <w:szCs w:val="36"/>
+        </w:rPr>
+        <w:t xml:space="preserve">Valmis kun: Kolmen osan tiedostossa on kolme o-riviä ja malli avautuu Blenderissä.</w:t>
       </w:r>
     </w:p>
     <w:p>
       <w:pPr>
         <w:spacing w:after="80" w:before="0" w:line="384"/>
-      </w:pPr>
-      <w:r>
-        <w:rPr>
-          <w:rFonts w:ascii="Arial" w:cs="Arial" w:eastAsia="Arial" w:hAnsi="Arial"/>
-          <w:i w:val="false"/>
-          <w:iCs w:val="false"/>
-          <w:sz w:val="36"/>
-          <w:szCs w:val="36"/>
-        </w:rPr>
-        <w:t xml:space="preserve">☐  Laske o-rivit VS Codessa. Avaa tiedosto Blenderissä kuvaohjeen mukaan.</w:t>
+        <w:ind w:left="360"/>
+      </w:pPr>
+      <w:r>
+        <w:rPr>
+          <w:rFonts w:ascii="Arial" w:cs="Arial" w:eastAsia="Arial" w:hAnsi="Arial"/>
+          <w:i w:val="false"/>
+          <w:iCs w:val="false"/>
+          <w:color w:val="000000"/>
+          <w:sz w:val="36"/>
+          <w:szCs w:val="36"/>
+        </w:rPr>
+        <w:t xml:space="preserve">Tallenna työnäyte: Testitulokset issueen ja kuva Blenderistä project-docs-kansioon.</w:t>
+      </w:r>
+    </w:p>
+    <w:p>
+      <w:pPr>
+        <w:spacing w:after="60" w:before="120" w:line="384"/>
+      </w:pPr>
+      <w:r>
+        <w:rPr>
+          <w:rFonts w:ascii="Arial" w:cs="Arial" w:eastAsia="Arial" w:hAnsi="Arial"/>
+          <w:b/>
+          <w:bCs/>
+          <w:i w:val="false"/>
+          <w:iCs w:val="false"/>
+          <w:sz w:val="36"/>
+          <w:szCs w:val="36"/>
+        </w:rPr>
+        <w:t xml:space="preserve">Työvaihe 4 / 4 · Dokumentoi korjaus ja julkaise</w:t>
+      </w:r>
+    </w:p>
+    <w:p>
+      <w:pPr>
+        <w:spacing w:after="40" w:before="0" w:line="384"/>
+        <w:ind w:left="360"/>
+      </w:pPr>
+      <w:r>
+        <w:rPr>
+          <w:rFonts w:ascii="Arial" w:cs="Arial" w:eastAsia="Arial" w:hAnsi="Arial"/>
+          <w:i w:val="false"/>
+          <w:iCs w:val="false"/>
+          <w:sz w:val="36"/>
+          <w:szCs w:val="36"/>
+        </w:rPr>
+        <w:t xml:space="preserve">☐  1. Kirjoita virheenkorjausketju 1. Valitse yksi havaintoissue. Kirjaa siihen kuusi osaa: havainto, toistamisohje, syy omin sanoin, korjauscommit, uusintatesti ja regressiotesti.</w:t>
+      </w:r>
+    </w:p>
+    <w:p>
+      <w:pPr>
+        <w:spacing w:after="40" w:before="0" w:line="384"/>
+        <w:ind w:left="360"/>
+      </w:pPr>
+      <w:r>
+        <w:rPr>
+          <w:rFonts w:ascii="Arial" w:cs="Arial" w:eastAsia="Arial" w:hAnsi="Arial"/>
+          <w:i w:val="false"/>
+          <w:iCs w:val="false"/>
+          <w:sz w:val="36"/>
+          <w:szCs w:val="36"/>
+        </w:rPr>
+        <w:t xml:space="preserve">☐  2. Kirjoita regressiotesti. Regressiotesti on testi, joka toistaa korjatun virheen ja jää testeihin. Kirjoita se Täydennys-kaistalla kuten kohdassa 3a. Nimeä se issuen mukaan, esimerkiksi regressiotesti #12.</w:t>
+      </w:r>
+    </w:p>
+    <w:p>
+      <w:pPr>
+        <w:spacing w:after="40" w:before="0" w:line="384"/>
+        <w:ind w:left="360"/>
+      </w:pPr>
+      <w:r>
+        <w:rPr>
+          <w:rFonts w:ascii="Arial" w:cs="Arial" w:eastAsia="Arial" w:hAnsi="Arial"/>
+          <w:i w:val="false"/>
+          <w:iCs w:val="false"/>
+          <w:sz w:val="36"/>
+          <w:szCs w:val="36"/>
+        </w:rPr>
+        <w:t xml:space="preserve">☐  3. Pyydä vikatehtävä, jos havaintoissueita ei ole. Kerro siitä palaverissa. Ohjaaja antaa vikatehtävän. Vikatehtävä on tarkoituksellinen virhe, josta ketju tehdään.</w:t>
+      </w:r>
+    </w:p>
+    <w:p>
+      <w:pPr>
+        <w:spacing w:after="40" w:before="0" w:line="384"/>
+        <w:ind w:left="360"/>
+      </w:pPr>
+      <w:r>
+        <w:rPr>
+          <w:rFonts w:ascii="Arial" w:cs="Arial" w:eastAsia="Arial" w:hAnsi="Arial"/>
+          <w:i w:val="false"/>
+          <w:iCs w:val="false"/>
+          <w:sz w:val="36"/>
+          <w:szCs w:val="36"/>
+        </w:rPr>
+        <w:t xml:space="preserve">☐  4. Julkaise viikon versio. Tee tagi v0.0.49 ja pushaa se. Kun Actions-ajo on vihreä, viikon versio on releasessa.</w:t>
+      </w:r>
+    </w:p>
+    <w:p>
+      <w:pPr>
+        <w:spacing w:after="40" w:before="0" w:line="384"/>
+        <w:ind w:left="360"/>
+      </w:pPr>
+      <w:r>
+        <w:rPr>
+          <w:rFonts w:ascii="Arial" w:cs="Arial" w:eastAsia="Arial" w:hAnsi="Arial"/>
+          <w:i w:val="false"/>
+          <w:iCs w:val="false"/>
+          <w:color w:val="000000"/>
+          <w:sz w:val="36"/>
+          <w:szCs w:val="36"/>
+        </w:rPr>
+        <w:t xml:space="preserve">Valmis kun: Ketjun kuusi osaa on kirjattu ja regressiotesti menee läpi.</w:t>
       </w:r>
     </w:p>
     <w:p>
       <w:pPr>
         <w:spacing w:after="80" w:before="0" w:line="384"/>
-      </w:pPr>
-      <w:r>
-        <w:rPr>
-          <w:rFonts w:ascii="Arial" w:cs="Arial" w:eastAsia="Arial" w:hAnsi="Arial"/>
-          <w:i w:val="false"/>
-          <w:iCs w:val="false"/>
-          <w:sz w:val="36"/>
-          <w:szCs w:val="36"/>
-        </w:rPr>
-        <w:t xml:space="preserve">☐  Kirjoita ensimmäinen virheenkorjausketju havaintoissueistasi. Kirjoita sille regressiotesti. Julkaise viikon versio tagilla v0.0.49.</w:t>
+        <w:ind w:left="360"/>
+      </w:pPr>
+      <w:r>
+        <w:rPr>
+          <w:rFonts w:ascii="Arial" w:cs="Arial" w:eastAsia="Arial" w:hAnsi="Arial"/>
+          <w:i w:val="false"/>
+          <w:iCs w:val="false"/>
+          <w:color w:val="000000"/>
+          <w:sz w:val="36"/>
+          <w:szCs w:val="36"/>
+        </w:rPr>
+        <w:t xml:space="preserve">Tallenna työnäyte: Korjausketju havaintoissueen, regressiotesti tests-kansioon ja release v0.0.49.</w:t>
       </w:r>
     </w:p>
     <w:p>
@@ -3741,7 +6677,7 @@
           <w:sz w:val="36"/>
           <w:szCs w:val="36"/>
         </w:rPr>
-        <w:t xml:space="preserve">Työnäyte Git-repositoryyn ennen rastia: Näytä: testit 19–20 issueissa, viety .obj-tiedosto, kuva Blenderistä ja virheenkorjausketju 1 havaintoissuessa.</w:t>
+        <w:t xml:space="preserve">Työnäyte Git-repositoryyn ennen rastia: testit 19–20 issueissa, viety .obj-tiedosto, kuva Blenderistä ja virheenkorjausketju 1 havaintoissuessa.</w:t>
       </w:r>
     </w:p>
     <w:p>
@@ -3758,7 +6694,7 @@
           <w:sz w:val="45"/>
           <w:szCs w:val="45"/>
         </w:rPr>
-        <w:t xml:space="preserve">Vko 50 · 7.–11.12. – Tallennus ja MVP: versio v0.1 julki</w:t>
+        <w:t xml:space="preserve">Vko 50 · 7.–11.12. – Tallennus ja ensimmäinen toimiva versio</w:t>
       </w:r>
     </w:p>
     <w:p>
@@ -3770,71 +6706,358 @@
           <w:rFonts w:ascii="Arial" w:cs="Arial" w:eastAsia="Arial" w:hAnsi="Arial"/>
           <w:i w:val="false"/>
           <w:iCs w:val="false"/>
-          <w:color w:val="000000"/>
-          <w:sz w:val="36"/>
-          <w:szCs w:val="36"/>
-        </w:rPr>
-        <w:t xml:space="preserve">Projektin voi tallentaa JSON-tiedostoksi ja avata samassa tilassa. MVP on julkaistu versiona v0.1.</w:t>
+          <w:sz w:val="36"/>
+          <w:szCs w:val="36"/>
+        </w:rPr>
+        <w:t xml:space="preserve">Käyttäjän pitää voida jättää mallinnustyö kesken ja jatkaa sitä myöhemmin samasta tilanteesta. Tallennus ja avaus täydentävät ensimmäisen toimivan version, jossa piirros kulkee tuonnista muokkaukseen ja vientiin. Julkaiset tämän MVP:n versiona v0.1, jotta asiakkaat voivat kokeilla koko työnkulkua.</w:t>
+      </w:r>
+    </w:p>
+    <w:p>
+      <w:pPr>
+        <w:spacing w:after="120" w:before="0" w:line="384"/>
+      </w:pPr>
+      <w:r>
+        <w:rPr>
+          <w:rFonts w:ascii="Arial" w:cs="Arial" w:eastAsia="Arial" w:hAnsi="Arial"/>
+          <w:i w:val="false"/>
+          <w:iCs w:val="false"/>
+          <w:color w:val="000000"/>
+          <w:sz w:val="36"/>
+          <w:szCs w:val="36"/>
+        </w:rPr>
+        <w:t xml:space="preserve">Käyttäjä voi tallentaa ja avata työnsä. Ensimmäinen toimiva versio v0.1 on ladattavissa.</w:t>
+      </w:r>
+    </w:p>
+    <w:p>
+      <w:pPr>
+        <w:spacing w:after="60" w:before="120" w:line="384"/>
+      </w:pPr>
+      <w:r>
+        <w:rPr>
+          <w:rFonts w:ascii="Arial" w:cs="Arial" w:eastAsia="Arial" w:hAnsi="Arial"/>
+          <w:b/>
+          <w:bCs/>
+          <w:i w:val="false"/>
+          <w:iCs w:val="false"/>
+          <w:sz w:val="36"/>
+          <w:szCs w:val="36"/>
+        </w:rPr>
+        <w:t xml:space="preserve">Työvaihe 1 / 4 · Valitse tallennustapa</w:t>
+      </w:r>
+    </w:p>
+    <w:p>
+      <w:pPr>
+        <w:spacing w:after="40" w:before="0" w:line="384"/>
+        <w:ind w:left="360"/>
+      </w:pPr>
+      <w:r>
+        <w:rPr>
+          <w:rFonts w:ascii="Arial" w:cs="Arial" w:eastAsia="Arial" w:hAnsi="Arial"/>
+          <w:i w:val="false"/>
+          <w:iCs w:val="false"/>
+          <w:sz w:val="36"/>
+          <w:szCs w:val="36"/>
+        </w:rPr>
+        <w:t xml:space="preserve">☐  1. Vertaa tallennustapoja. Käytä oman suunnitelmasi kriteerejä.</w:t>
+      </w:r>
+    </w:p>
+    <w:p>
+      <w:pPr>
+        <w:spacing w:after="40" w:before="0" w:line="384"/>
+        <w:ind w:left="360"/>
+      </w:pPr>
+      <w:r>
+        <w:rPr>
+          <w:rFonts w:ascii="Arial" w:cs="Arial" w:eastAsia="Arial" w:hAnsi="Arial"/>
+          <w:i w:val="false"/>
+          <w:iCs w:val="false"/>
+          <w:sz w:val="36"/>
+          <w:szCs w:val="36"/>
+        </w:rPr>
+        <w:t xml:space="preserve">☐  2. Säilyvätkö polut, parametrit, transformit ja vanhempi–lapsi-suhteet? Vertaa ainakin JSON-tiedostoa ja Qt:n asetustallennusta QSettings. Kirjaa oman mallisi tallennustiedoston koko.</w:t>
+      </w:r>
+    </w:p>
+    <w:p>
+      <w:pPr>
+        <w:spacing w:after="40" w:before="0" w:line="384"/>
+        <w:ind w:left="360"/>
+      </w:pPr>
+      <w:r>
+        <w:rPr>
+          <w:rFonts w:ascii="Arial" w:cs="Arial" w:eastAsia="Arial" w:hAnsi="Arial"/>
+          <w:i w:val="false"/>
+          <w:iCs w:val="false"/>
+          <w:color w:val="000000"/>
+          <w:sz w:val="36"/>
+          <w:szCs w:val="36"/>
+        </w:rPr>
+        <w:t xml:space="preserve">Valmis kun: Vaihtoehdot on vertailtu samoilla kriteereillä ja valinta on perusteltu.</w:t>
       </w:r>
     </w:p>
     <w:p>
       <w:pPr>
         <w:spacing w:after="80" w:before="0" w:line="384"/>
-      </w:pPr>
-      <w:r>
-        <w:rPr>
-          <w:rFonts w:ascii="Arial" w:cs="Arial" w:eastAsia="Arial" w:hAnsi="Arial"/>
-          <w:i w:val="false"/>
-          <w:iCs w:val="false"/>
-          <w:sz w:val="36"/>
-          <w:szCs w:val="36"/>
-        </w:rPr>
-        <w:t xml:space="preserve">☐  Vertaa tallennustapoja oman suunnitelmasi kriteereillä. Kirjaa valinta suunnitelmaan.</w:t>
+        <w:ind w:left="360"/>
+      </w:pPr>
+      <w:r>
+        <w:rPr>
+          <w:rFonts w:ascii="Arial" w:cs="Arial" w:eastAsia="Arial" w:hAnsi="Arial"/>
+          <w:i w:val="false"/>
+          <w:iCs w:val="false"/>
+          <w:color w:val="000000"/>
+          <w:sz w:val="36"/>
+          <w:szCs w:val="36"/>
+        </w:rPr>
+        <w:t xml:space="preserve">Tallenna työnäyte: Vertailu, valinta ja oman tallennustiedoston koko suunnitelmaan.</w:t>
+      </w:r>
+    </w:p>
+    <w:p>
+      <w:pPr>
+        <w:spacing w:after="60" w:before="120" w:line="384"/>
+      </w:pPr>
+      <w:r>
+        <w:rPr>
+          <w:rFonts w:ascii="Arial" w:cs="Arial" w:eastAsia="Arial" w:hAnsi="Arial"/>
+          <w:b/>
+          <w:bCs/>
+          <w:i w:val="false"/>
+          <w:iCs w:val="false"/>
+          <w:sz w:val="36"/>
+          <w:szCs w:val="36"/>
+        </w:rPr>
+        <w:t xml:space="preserve">Työvaihe 2 / 4 · Määrittele tallennuksen testit</w:t>
+      </w:r>
+    </w:p>
+    <w:p>
+      <w:pPr>
+        <w:spacing w:after="40" w:before="0" w:line="384"/>
+        <w:ind w:left="360"/>
+      </w:pPr>
+      <w:r>
+        <w:rPr>
+          <w:rFonts w:ascii="Arial" w:cs="Arial" w:eastAsia="Arial" w:hAnsi="Arial"/>
+          <w:i w:val="false"/>
+          <w:iCs w:val="false"/>
+          <w:sz w:val="36"/>
+          <w:szCs w:val="36"/>
+        </w:rPr>
+        <w:t xml:space="preserve">☐  1. Kirjoita testit 21–22. Testi 21: tallennus ja avaus.</w:t>
+      </w:r>
+    </w:p>
+    <w:p>
+      <w:pPr>
+        <w:spacing w:after="40" w:before="0" w:line="384"/>
+        <w:ind w:left="360"/>
+      </w:pPr>
+      <w:r>
+        <w:rPr>
+          <w:rFonts w:ascii="Arial" w:cs="Arial" w:eastAsia="Arial" w:hAnsi="Arial"/>
+          <w:i w:val="false"/>
+          <w:iCs w:val="false"/>
+          <w:sz w:val="36"/>
+          <w:szCs w:val="36"/>
+        </w:rPr>
+        <w:t xml:space="preserve">☐  2. Tallennat mallin ja avaat sen. Testi 22: rikottu tallennus. Avaat valitun tallennusmuodon rikotun tiedoston. Kirjaa, mitä odotat.</w:t>
+      </w:r>
+    </w:p>
+    <w:p>
+      <w:pPr>
+        <w:spacing w:after="40" w:before="0" w:line="384"/>
+        <w:ind w:left="360"/>
+      </w:pPr>
+      <w:r>
+        <w:rPr>
+          <w:rFonts w:ascii="Arial" w:cs="Arial" w:eastAsia="Arial" w:hAnsi="Arial"/>
+          <w:i w:val="false"/>
+          <w:iCs w:val="false"/>
+          <w:color w:val="000000"/>
+          <w:sz w:val="36"/>
+          <w:szCs w:val="36"/>
+        </w:rPr>
+        <w:t xml:space="preserve">Valmis kun: Testien 21–22 syötteet ja omat odotetut tulokset on kirjattu.</w:t>
       </w:r>
     </w:p>
     <w:p>
       <w:pPr>
         <w:spacing w:after="80" w:before="0" w:line="384"/>
-      </w:pPr>
-      <w:r>
-        <w:rPr>
-          <w:rFonts w:ascii="Arial" w:cs="Arial" w:eastAsia="Arial" w:hAnsi="Arial"/>
-          <w:i w:val="false"/>
-          <w:iCs w:val="false"/>
-          <w:sz w:val="36"/>
-          <w:szCs w:val="36"/>
-        </w:rPr>
-        <w:t xml:space="preserve">☐  Kirjoita testit 21–22 ennen toteutusta.</w:t>
+        <w:ind w:left="360"/>
+      </w:pPr>
+      <w:r>
+        <w:rPr>
+          <w:rFonts w:ascii="Arial" w:cs="Arial" w:eastAsia="Arial" w:hAnsi="Arial"/>
+          <w:i w:val="false"/>
+          <w:iCs w:val="false"/>
+          <w:color w:val="000000"/>
+          <w:sz w:val="36"/>
+          <w:szCs w:val="36"/>
+        </w:rPr>
+        <w:t xml:space="preserve">Tallenna työnäyte: Testit tests-kansioon ja odotukset issueen.</w:t>
+      </w:r>
+    </w:p>
+    <w:p>
+      <w:pPr>
+        <w:spacing w:after="60" w:before="120" w:line="384"/>
+      </w:pPr>
+      <w:r>
+        <w:rPr>
+          <w:rFonts w:ascii="Arial" w:cs="Arial" w:eastAsia="Arial" w:hAnsi="Arial"/>
+          <w:b/>
+          <w:bCs/>
+          <w:i w:val="false"/>
+          <w:iCs w:val="false"/>
+          <w:sz w:val="36"/>
+          <w:szCs w:val="36"/>
+        </w:rPr>
+        <w:t xml:space="preserve">Työvaihe 3 / 4 · Rakenna tallennus ja avaus</w:t>
+      </w:r>
+    </w:p>
+    <w:p>
+      <w:pPr>
+        <w:spacing w:after="40" w:before="0" w:line="384"/>
+        <w:ind w:left="360"/>
+      </w:pPr>
+      <w:r>
+        <w:rPr>
+          <w:rFonts w:ascii="Arial" w:cs="Arial" w:eastAsia="Arial" w:hAnsi="Arial"/>
+          <w:i w:val="false"/>
+          <w:iCs w:val="false"/>
+          <w:sz w:val="36"/>
+          <w:szCs w:val="36"/>
+        </w:rPr>
+        <w:t xml:space="preserve">☐  1. Tee tallennus ja avaus työsyklillä. Tallenna tiedostoon versionumero. Silloin vanhan tiedoston tunnistaa myöhemmin.</w:t>
+      </w:r>
+    </w:p>
+    <w:p>
+      <w:pPr>
+        <w:spacing w:after="40" w:before="0" w:line="384"/>
+        <w:ind w:left="360"/>
+      </w:pPr>
+      <w:r>
+        <w:rPr>
+          <w:rFonts w:ascii="Arial" w:cs="Arial" w:eastAsia="Arial" w:hAnsi="Arial"/>
+          <w:i w:val="false"/>
+          <w:iCs w:val="false"/>
+          <w:sz w:val="36"/>
+          <w:szCs w:val="36"/>
+        </w:rPr>
+        <w:t xml:space="preserve">☐  2. Kirjoita tietoturva-arvio. Tee taulukko: uhka, testi, tulos ja toimenpide. Käy läpi ainakin haitallinen SVG (testi 4) ja rikottu tallennus (testi 22). Tallenna arvio tiedostoon project-docs/tietoturva.md.</w:t>
+      </w:r>
+    </w:p>
+    <w:p>
+      <w:pPr>
+        <w:spacing w:after="40" w:before="0" w:line="384"/>
+        <w:ind w:left="360"/>
+      </w:pPr>
+      <w:r>
+        <w:rPr>
+          <w:rFonts w:ascii="Arial" w:cs="Arial" w:eastAsia="Arial" w:hAnsi="Arial"/>
+          <w:i w:val="false"/>
+          <w:iCs w:val="false"/>
+          <w:color w:val="000000"/>
+          <w:sz w:val="36"/>
+          <w:szCs w:val="36"/>
+        </w:rPr>
+        <w:t xml:space="preserve">Valmis kun: Tallennettu työ avautuu samassa tilassa ja rikottu tiedosto antaa hallitun virheilmoituksen.</w:t>
       </w:r>
     </w:p>
     <w:p>
       <w:pPr>
         <w:spacing w:after="80" w:before="0" w:line="384"/>
-      </w:pPr>
-      <w:r>
-        <w:rPr>
-          <w:rFonts w:ascii="Arial" w:cs="Arial" w:eastAsia="Arial" w:hAnsi="Arial"/>
-          <w:i w:val="false"/>
-          <w:iCs w:val="false"/>
-          <w:sz w:val="36"/>
-          <w:szCs w:val="36"/>
-        </w:rPr>
-        <w:t xml:space="preserve">☐  Toteuta tallennus ja avaus työsyklillä. Kirjoita tietoturva-arvio tuonnista ja avauksesta.</w:t>
+        <w:ind w:left="360"/>
+      </w:pPr>
+      <w:r>
+        <w:rPr>
+          <w:rFonts w:ascii="Arial" w:cs="Arial" w:eastAsia="Arial" w:hAnsi="Arial"/>
+          <w:i w:val="false"/>
+          <w:iCs w:val="false"/>
+          <w:color w:val="000000"/>
+          <w:sz w:val="36"/>
+          <w:szCs w:val="36"/>
+        </w:rPr>
+        <w:t xml:space="preserve">Tallenna työnäyte: Koodi ja testitulokset GitHubiin; tietoturva-arvio project-docs/tietoturva.md-tiedostoon.</w:t>
+      </w:r>
+    </w:p>
+    <w:p>
+      <w:pPr>
+        <w:spacing w:after="60" w:before="120" w:line="384"/>
+      </w:pPr>
+      <w:r>
+        <w:rPr>
+          <w:rFonts w:ascii="Arial" w:cs="Arial" w:eastAsia="Arial" w:hAnsi="Arial"/>
+          <w:b/>
+          <w:bCs/>
+          <w:i w:val="false"/>
+          <w:iCs w:val="false"/>
+          <w:sz w:val="36"/>
+          <w:szCs w:val="36"/>
+        </w:rPr>
+        <w:t xml:space="preserve">Työvaihe 4 / 4 · Julkaise ensimmäinen toimiva versio</w:t>
+      </w:r>
+    </w:p>
+    <w:p>
+      <w:pPr>
+        <w:spacing w:after="40" w:before="0" w:line="384"/>
+        <w:ind w:left="360"/>
+      </w:pPr>
+      <w:r>
+        <w:rPr>
+          <w:rFonts w:ascii="Arial" w:cs="Arial" w:eastAsia="Arial" w:hAnsi="Arial"/>
+          <w:i w:val="false"/>
+          <w:iCs w:val="false"/>
+          <w:sz w:val="36"/>
+          <w:szCs w:val="36"/>
+        </w:rPr>
+        <w:t xml:space="preserve">☐  1. Julkaise MVP. Tee tagi v0.1 ja pushaa se.</w:t>
+      </w:r>
+    </w:p>
+    <w:p>
+      <w:pPr>
+        <w:spacing w:after="40" w:before="0" w:line="384"/>
+        <w:ind w:left="360"/>
+      </w:pPr>
+      <w:r>
+        <w:rPr>
+          <w:rFonts w:ascii="Arial" w:cs="Arial" w:eastAsia="Arial" w:hAnsi="Arial"/>
+          <w:i w:val="false"/>
+          <w:iCs w:val="false"/>
+          <w:sz w:val="36"/>
+          <w:szCs w:val="36"/>
+        </w:rPr>
+        <w:t xml:space="preserve">☐  2. Kun Actions-ajo on vihreä, lataa zip releasesta. Pura se ja käynnistä sovellus puretusta kansiosta.</w:t>
+      </w:r>
+    </w:p>
+    <w:p>
+      <w:pPr>
+        <w:spacing w:after="40" w:before="0" w:line="384"/>
+        <w:ind w:left="360"/>
+      </w:pPr>
+      <w:r>
+        <w:rPr>
+          <w:rFonts w:ascii="Arial" w:cs="Arial" w:eastAsia="Arial" w:hAnsi="Arial"/>
+          <w:i w:val="false"/>
+          <w:iCs w:val="false"/>
+          <w:color w:val="000000"/>
+          <w:sz w:val="36"/>
+          <w:szCs w:val="36"/>
+        </w:rPr>
+        <w:t xml:space="preserve">Valmis kun: Releasen v0.1 zipistä purettu sovellus käynnistyy.</w:t>
       </w:r>
     </w:p>
     <w:p>
       <w:pPr>
         <w:spacing w:after="80" w:before="0" w:line="384"/>
-      </w:pPr>
-      <w:r>
-        <w:rPr>
-          <w:rFonts w:ascii="Arial" w:cs="Arial" w:eastAsia="Arial" w:hAnsi="Arial"/>
-          <w:i w:val="false"/>
-          <w:iCs w:val="false"/>
-          <w:sz w:val="36"/>
-          <w:szCs w:val="36"/>
-        </w:rPr>
-        <w:t xml:space="preserve">☐  Julkaise MVP tagilla v0.1. Lataa zip releasesta ja käynnistä sovellus puretusta kansiosta.</w:t>
+        <w:ind w:left="360"/>
+      </w:pPr>
+      <w:r>
+        <w:rPr>
+          <w:rFonts w:ascii="Arial" w:cs="Arial" w:eastAsia="Arial" w:hAnsi="Arial"/>
+          <w:i w:val="false"/>
+          <w:iCs w:val="false"/>
+          <w:color w:val="000000"/>
+          <w:sz w:val="36"/>
+          <w:szCs w:val="36"/>
+        </w:rPr>
+        <w:t xml:space="preserve">Tallenna työnäyte: Release v0.1 GitHubiin ja käynnistyskokeilun tulos issueen.</w:t>
       </w:r>
     </w:p>
     <w:p>
@@ -3866,7 +7089,7 @@
           <w:sz w:val="36"/>
           <w:szCs w:val="36"/>
         </w:rPr>
-        <w:t xml:space="preserve">Työnäyte Git-repositoryyn ennen rastia: Näytä: tallennusvertailu suunnitelmassa, testit 21–22 issueissa, project-docs/tietoturva.md ja release v0.1.</w:t>
+        <w:t xml:space="preserve">Työnäyte Git-repositoryyn ennen rastia: tallennusvertailu suunnitelmassa, testit 21–22 issueissa, project-docs/tietoturva.md ja release v0.1.</w:t>
       </w:r>
     </w:p>
     <w:p>
@@ -3883,7 +7106,7 @@
           <w:sz w:val="45"/>
           <w:szCs w:val="45"/>
         </w:rPr>
-        <w:t xml:space="preserve">Vko 51 · 14.–17.12. – Katselmointi: asiakkaat kokeilevat MVP:tä</w:t>
+        <w:t xml:space="preserve">Vko 51 · 14.–17.12. – Asiakkaat kokeilevat ensimmäistä versiota</w:t>
       </w:r>
     </w:p>
     <w:p>
@@ -3895,71 +7118,358 @@
           <w:rFonts w:ascii="Arial" w:cs="Arial" w:eastAsia="Arial" w:hAnsi="Arial"/>
           <w:i w:val="false"/>
           <w:iCs w:val="false"/>
-          <w:color w:val="000000"/>
-          <w:sz w:val="36"/>
-          <w:szCs w:val="36"/>
-        </w:rPr>
-        <w:t xml:space="preserve">Asiakkaat ovat kokeilleet MVP:tä. Antti on kokeillut releasen v0.1 zipiä omalla Windows-koneellaan. Matti on kokeillut sovellusta katselmoinnissa sinun koneellasi. Jokaisesta havainnosta on issue, jossa on asiakkaan antama prioriteetti.</w:t>
+          <w:sz w:val="36"/>
+          <w:szCs w:val="36"/>
+        </w:rPr>
+        <w:t xml:space="preserve">MVP on nyt valmis asiakkaiden kokeiltavaksi, joten tarkistat heidän kanssaan, vastaako se sovittua tarvetta. Katselmoinnin havainnot ja asiakkaiden prioriteetit ohjaavat korjauksia sekä joululoman jälkeistä jatkokehitystä. Tilatiedostoon kirjattu seuraava tehtävä auttaa jatkamaan samasta kohdasta tauon jälkeen.</w:t>
+      </w:r>
+    </w:p>
+    <w:p>
+      <w:pPr>
+        <w:spacing w:after="120" w:before="0" w:line="384"/>
+      </w:pPr>
+      <w:r>
+        <w:rPr>
+          <w:rFonts w:ascii="Arial" w:cs="Arial" w:eastAsia="Arial" w:hAnsi="Arial"/>
+          <w:i w:val="false"/>
+          <w:iCs w:val="false"/>
+          <w:color w:val="000000"/>
+          <w:sz w:val="36"/>
+          <w:szCs w:val="36"/>
+        </w:rPr>
+        <w:t xml:space="preserve">Asiakkaat ovat kokeilleet ensimmäistä versiota ja seuraavat muutokset on sovittu.</w:t>
+      </w:r>
+    </w:p>
+    <w:p>
+      <w:pPr>
+        <w:spacing w:after="60" w:before="120" w:line="384"/>
+      </w:pPr>
+      <w:r>
+        <w:rPr>
+          <w:rFonts w:ascii="Arial" w:cs="Arial" w:eastAsia="Arial" w:hAnsi="Arial"/>
+          <w:b/>
+          <w:bCs/>
+          <w:i w:val="false"/>
+          <w:iCs w:val="false"/>
+          <w:sz w:val="36"/>
+          <w:szCs w:val="36"/>
+        </w:rPr>
+        <w:t xml:space="preserve">Työvaihe 1 / 4 · Valmistele asiakkaiden kokeilu</w:t>
+      </w:r>
+    </w:p>
+    <w:p>
+      <w:pPr>
+        <w:spacing w:after="40" w:before="0" w:line="384"/>
+        <w:ind w:left="360"/>
+      </w:pPr>
+      <w:r>
+        <w:rPr>
+          <w:rFonts w:ascii="Arial" w:cs="Arial" w:eastAsia="Arial" w:hAnsi="Arial"/>
+          <w:i w:val="false"/>
+          <w:iCs w:val="false"/>
+          <w:sz w:val="36"/>
+          <w:szCs w:val="36"/>
+        </w:rPr>
+        <w:t xml:space="preserve">☐  1. Varaa katselmointiaika. Varaa aika asiakkaiden kanssa Teamsissa. Lähetä Antille releasen v0.1 osoite etukäteen, jotta hän ehtii ladata zipin omalle Windows-koneelleen. Tarkista ohjaajalta, miten katselmointi kirjataan.</w:t>
+      </w:r>
+    </w:p>
+    <w:p>
+      <w:pPr>
+        <w:spacing w:after="40" w:before="0" w:line="384"/>
+        <w:ind w:left="360"/>
+      </w:pPr>
+      <w:r>
+        <w:rPr>
+          <w:rFonts w:ascii="Arial" w:cs="Arial" w:eastAsia="Arial" w:hAnsi="Arial"/>
+          <w:i w:val="false"/>
+          <w:iCs w:val="false"/>
+          <w:sz w:val="36"/>
+          <w:szCs w:val="36"/>
+        </w:rPr>
+        <w:t xml:space="preserve">☐  2. Valmistele demo. Näytä viidessä minuutissa omalla Inkscape-tiedostollasi: tuonti, revolve, inflate, transformit ja vienti. Harjoittele kerran ajastettuna.</w:t>
+      </w:r>
+    </w:p>
+    <w:p>
+      <w:pPr>
+        <w:spacing w:after="40" w:before="0" w:line="384"/>
+        <w:ind w:left="360"/>
+      </w:pPr>
+      <w:r>
+        <w:rPr>
+          <w:rFonts w:ascii="Arial" w:cs="Arial" w:eastAsia="Arial" w:hAnsi="Arial"/>
+          <w:i w:val="false"/>
+          <w:iCs w:val="false"/>
+          <w:color w:val="000000"/>
+          <w:sz w:val="36"/>
+          <w:szCs w:val="36"/>
+        </w:rPr>
+        <w:t xml:space="preserve">Valmis kun: Aika on sovittu, oma SVG ja demo ovat valmiit ja Antilla on latauslinkki.</w:t>
       </w:r>
     </w:p>
     <w:p>
       <w:pPr>
         <w:spacing w:after="80" w:before="0" w:line="384"/>
-      </w:pPr>
-      <w:r>
-        <w:rPr>
-          <w:rFonts w:ascii="Arial" w:cs="Arial" w:eastAsia="Arial" w:hAnsi="Arial"/>
-          <w:i w:val="false"/>
-          <w:iCs w:val="false"/>
-          <w:sz w:val="36"/>
-          <w:szCs w:val="36"/>
-        </w:rPr>
-        <w:t xml:space="preserve">☐  Valmistele viiden minuutin demo omalla Inkscape-tiedostolla. Lähetä Antille releasen v0.1 osoite.</w:t>
+        <w:ind w:left="360"/>
+      </w:pPr>
+      <w:r>
+        <w:rPr>
+          <w:rFonts w:ascii="Arial" w:cs="Arial" w:eastAsia="Arial" w:hAnsi="Arial"/>
+          <w:i w:val="false"/>
+          <w:iCs w:val="false"/>
+          <w:color w:val="000000"/>
+          <w:sz w:val="36"/>
+          <w:szCs w:val="36"/>
+        </w:rPr>
+        <w:t xml:space="preserve">Tallenna työnäyte: Demon rakenne ja releasen osoite katselmointimuistioon.</w:t>
+      </w:r>
+    </w:p>
+    <w:p>
+      <w:pPr>
+        <w:spacing w:after="60" w:before="120" w:line="384"/>
+      </w:pPr>
+      <w:r>
+        <w:rPr>
+          <w:rFonts w:ascii="Arial" w:cs="Arial" w:eastAsia="Arial" w:hAnsi="Arial"/>
+          <w:b/>
+          <w:bCs/>
+          <w:i w:val="false"/>
+          <w:iCs w:val="false"/>
+          <w:sz w:val="36"/>
+          <w:szCs w:val="36"/>
+        </w:rPr>
+        <w:t xml:space="preserve">Työvaihe 2 / 4 · Kerää asiakkaiden palaute</w:t>
+      </w:r>
+    </w:p>
+    <w:p>
+      <w:pPr>
+        <w:spacing w:after="40" w:before="0" w:line="384"/>
+        <w:ind w:left="360"/>
+      </w:pPr>
+      <w:r>
+        <w:rPr>
+          <w:rFonts w:ascii="Arial" w:cs="Arial" w:eastAsia="Arial" w:hAnsi="Arial"/>
+          <w:i w:val="false"/>
+          <w:iCs w:val="false"/>
+          <w:sz w:val="36"/>
+          <w:szCs w:val="36"/>
+        </w:rPr>
+        <w:t xml:space="preserve">☐  1. Pidä katselmointi. Anna asiakkaiden kokeilla itse. Antti kokeilee releasen zipiä omalla koneellaan. Matti kokeilee sovellusta sinun koneellasi. Kirjaa havainnot lokiin omin sanoin tiivistettynä. Älä kirjoita julkiseen repositoryyn nimiä tai sanatarkkoja lausumia.</w:t>
+      </w:r>
+    </w:p>
+    <w:p>
+      <w:pPr>
+        <w:spacing w:after="40" w:before="0" w:line="384"/>
+        <w:ind w:left="360"/>
+      </w:pPr>
+      <w:r>
+        <w:rPr>
+          <w:rFonts w:ascii="Arial" w:cs="Arial" w:eastAsia="Arial" w:hAnsi="Arial"/>
+          <w:i w:val="false"/>
+          <w:iCs w:val="false"/>
+          <w:sz w:val="36"/>
+          <w:szCs w:val="36"/>
+        </w:rPr>
+        <w:t xml:space="preserve">☐  2. Kirjoita tulkinta erikseen. Kirjoita oma tulkintasi lokin kohtaan Oma tulkinta. Älä sekoita sitä asiakkaiden havaintoihin.</w:t>
+      </w:r>
+    </w:p>
+    <w:p>
+      <w:pPr>
+        <w:spacing w:after="40" w:before="0" w:line="384"/>
+        <w:ind w:left="360"/>
+      </w:pPr>
+      <w:r>
+        <w:rPr>
+          <w:rFonts w:ascii="Arial" w:cs="Arial" w:eastAsia="Arial" w:hAnsi="Arial"/>
+          <w:i w:val="false"/>
+          <w:iCs w:val="false"/>
+          <w:color w:val="000000"/>
+          <w:sz w:val="36"/>
+          <w:szCs w:val="36"/>
+        </w:rPr>
+        <w:t xml:space="preserve">Valmis kun: Molemmat asiakkaat ovat kokeilleet versiota ja havainnot on erotettu omasta tulkinnasta.</w:t>
       </w:r>
     </w:p>
     <w:p>
       <w:pPr>
         <w:spacing w:after="80" w:before="0" w:line="384"/>
-      </w:pPr>
-      <w:r>
-        <w:rPr>
-          <w:rFonts w:ascii="Arial" w:cs="Arial" w:eastAsia="Arial" w:hAnsi="Arial"/>
-          <w:i w:val="false"/>
-          <w:iCs w:val="false"/>
-          <w:sz w:val="36"/>
-          <w:szCs w:val="36"/>
-        </w:rPr>
-        <w:t xml:space="preserve">☐  Pidä katselmointi. Antti kokeilee zipiä omalla Windows-koneellaan. Matti kokeilee sovellusta sinun koneellasi. Pidä heidän havaintonsa erillään omasta tulkinnastasi.</w:t>
+        <w:ind w:left="360"/>
+      </w:pPr>
+      <w:r>
+        <w:rPr>
+          <w:rFonts w:ascii="Arial" w:cs="Arial" w:eastAsia="Arial" w:hAnsi="Arial"/>
+          <w:i w:val="false"/>
+          <w:iCs w:val="false"/>
+          <w:color w:val="000000"/>
+          <w:sz w:val="36"/>
+          <w:szCs w:val="36"/>
+        </w:rPr>
+        <w:t xml:space="preserve">Tallenna työnäyte: Roolit ja tulkinta project-docs/katselmointi.md-tiedostoon; nimet ja sanatarkat lausumat Teamsiin.</w:t>
+      </w:r>
+    </w:p>
+    <w:p>
+      <w:pPr>
+        <w:spacing w:after="60" w:before="120" w:line="384"/>
+      </w:pPr>
+      <w:r>
+        <w:rPr>
+          <w:rFonts w:ascii="Arial" w:cs="Arial" w:eastAsia="Arial" w:hAnsi="Arial"/>
+          <w:b/>
+          <w:bCs/>
+          <w:i w:val="false"/>
+          <w:iCs w:val="false"/>
+          <w:sz w:val="36"/>
+          <w:szCs w:val="36"/>
+        </w:rPr>
+        <w:t xml:space="preserve">Työvaihe 3 / 4 · Muuta havainnot tehtäviksi</w:t>
+      </w:r>
+    </w:p>
+    <w:p>
+      <w:pPr>
+        <w:spacing w:after="40" w:before="0" w:line="384"/>
+        <w:ind w:left="360"/>
+      </w:pPr>
+      <w:r>
+        <w:rPr>
+          <w:rFonts w:ascii="Arial" w:cs="Arial" w:eastAsia="Arial" w:hAnsi="Arial"/>
+          <w:i w:val="false"/>
+          <w:iCs w:val="false"/>
+          <w:sz w:val="36"/>
+          <w:szCs w:val="36"/>
+        </w:rPr>
+        <w:t xml:space="preserve">☐  1. Tee havainnoista issuet. Tee jokaisesta havainnosta issue.</w:t>
+      </w:r>
+    </w:p>
+    <w:p>
+      <w:pPr>
+        <w:spacing w:after="40" w:before="0" w:line="384"/>
+        <w:ind w:left="360"/>
+      </w:pPr>
+      <w:r>
+        <w:rPr>
+          <w:rFonts w:ascii="Arial" w:cs="Arial" w:eastAsia="Arial" w:hAnsi="Arial"/>
+          <w:i w:val="false"/>
+          <w:iCs w:val="false"/>
+          <w:sz w:val="36"/>
+          <w:szCs w:val="36"/>
+        </w:rPr>
+        <w:t xml:space="preserve">☐  2. Kirjaa siihen asiakkaan antama prioriteetti.</w:t>
+      </w:r>
+    </w:p>
+    <w:p>
+      <w:pPr>
+        <w:spacing w:after="40" w:before="0" w:line="384"/>
+        <w:ind w:left="360"/>
+      </w:pPr>
+      <w:r>
+        <w:rPr>
+          <w:rFonts w:ascii="Arial" w:cs="Arial" w:eastAsia="Arial" w:hAnsi="Arial"/>
+          <w:i w:val="false"/>
+          <w:iCs w:val="false"/>
+          <w:color w:val="000000"/>
+          <w:sz w:val="36"/>
+          <w:szCs w:val="36"/>
+        </w:rPr>
+        <w:t xml:space="preserve">Valmis kun: Jokaisesta havainnosta on issue ja asiakkaan prioriteetti.</w:t>
       </w:r>
     </w:p>
     <w:p>
       <w:pPr>
         <w:spacing w:after="80" w:before="0" w:line="384"/>
-      </w:pPr>
-      <w:r>
-        <w:rPr>
-          <w:rFonts w:ascii="Arial" w:cs="Arial" w:eastAsia="Arial" w:hAnsi="Arial"/>
-          <w:i w:val="false"/>
-          <w:iCs w:val="false"/>
-          <w:sz w:val="36"/>
-          <w:szCs w:val="36"/>
-        </w:rPr>
-        <w:t xml:space="preserve">☐  Tee havainnoista issuet. Kirjaa niihin asiakkaan prioriteetti.</w:t>
+        <w:ind w:left="360"/>
+      </w:pPr>
+      <w:r>
+        <w:rPr>
+          <w:rFonts w:ascii="Arial" w:cs="Arial" w:eastAsia="Arial" w:hAnsi="Arial"/>
+          <w:i w:val="false"/>
+          <w:iCs w:val="false"/>
+          <w:color w:val="000000"/>
+          <w:sz w:val="36"/>
+          <w:szCs w:val="36"/>
+        </w:rPr>
+        <w:t xml:space="preserve">Tallenna työnäyte: Havainnot GitHub-issueihin.</w:t>
+      </w:r>
+    </w:p>
+    <w:p>
+      <w:pPr>
+        <w:spacing w:after="60" w:before="120" w:line="384"/>
+      </w:pPr>
+      <w:r>
+        <w:rPr>
+          <w:rFonts w:ascii="Arial" w:cs="Arial" w:eastAsia="Arial" w:hAnsi="Arial"/>
+          <w:b/>
+          <w:bCs/>
+          <w:i w:val="false"/>
+          <w:iCs w:val="false"/>
+          <w:sz w:val="36"/>
+          <w:szCs w:val="36"/>
+        </w:rPr>
+        <w:t xml:space="preserve">Työvaihe 4 / 4 · Kirjaa loman jälkeinen jatko</w:t>
+      </w:r>
+    </w:p>
+    <w:p>
+      <w:pPr>
+        <w:spacing w:after="40" w:before="0" w:line="384"/>
+        <w:ind w:left="360"/>
+      </w:pPr>
+      <w:r>
+        <w:rPr>
+          <w:rFonts w:ascii="Arial" w:cs="Arial" w:eastAsia="Arial" w:hAnsi="Arial"/>
+          <w:i w:val="false"/>
+          <w:iCs w:val="false"/>
+          <w:sz w:val="36"/>
+          <w:szCs w:val="36"/>
+        </w:rPr>
+        <w:t xml:space="preserve">☐  1. Päivitä tilatiedosto. Kirjoita Seuraavana-kohtaan viikon 2 ensimmäinen tehtävä ja sen issue-numero.</w:t>
+      </w:r>
+    </w:p>
+    <w:p>
+      <w:pPr>
+        <w:spacing w:after="40" w:before="0" w:line="384"/>
+        <w:ind w:left="360"/>
+      </w:pPr>
+      <w:r>
+        <w:rPr>
+          <w:rFonts w:ascii="Arial" w:cs="Arial" w:eastAsia="Arial" w:hAnsi="Arial"/>
+          <w:i w:val="false"/>
+          <w:iCs w:val="false"/>
+          <w:sz w:val="36"/>
+          <w:szCs w:val="36"/>
+        </w:rPr>
+        <w:t xml:space="preserve">☐  2. Tee commit ennen lomaa.</w:t>
+      </w:r>
+    </w:p>
+    <w:p>
+      <w:pPr>
+        <w:spacing w:after="40" w:before="0" w:line="384"/>
+        <w:ind w:left="360"/>
+      </w:pPr>
+      <w:r>
+        <w:rPr>
+          <w:rFonts w:ascii="Arial" w:cs="Arial" w:eastAsia="Arial" w:hAnsi="Arial"/>
+          <w:i w:val="false"/>
+          <w:iCs w:val="false"/>
+          <w:color w:val="000000"/>
+          <w:sz w:val="36"/>
+          <w:szCs w:val="36"/>
+        </w:rPr>
+        <w:t xml:space="preserve">Valmis kun: Seuraavana-kohdassa on viikon 2 ensimmäinen tehtävä ja issue-numero.</w:t>
       </w:r>
     </w:p>
     <w:p>
       <w:pPr>
         <w:spacing w:after="80" w:before="0" w:line="384"/>
-      </w:pPr>
-      <w:r>
-        <w:rPr>
-          <w:rFonts w:ascii="Arial" w:cs="Arial" w:eastAsia="Arial" w:hAnsi="Arial"/>
-          <w:i w:val="false"/>
-          <w:iCs w:val="false"/>
-          <w:sz w:val="36"/>
-          <w:szCs w:val="36"/>
-        </w:rPr>
-        <w:t xml:space="preserve">☐  Kirjoita tilatiedoston Seuraavana-kohtaan viikon 2 ensimmäinen tehtävä issue-numeroineen.</w:t>
+        <w:ind w:left="360"/>
+      </w:pPr>
+      <w:r>
+        <w:rPr>
+          <w:rFonts w:ascii="Arial" w:cs="Arial" w:eastAsia="Arial" w:hAnsi="Arial"/>
+          <w:i w:val="false"/>
+          <w:iCs w:val="false"/>
+          <w:color w:val="000000"/>
+          <w:sz w:val="36"/>
+          <w:szCs w:val="36"/>
+        </w:rPr>
+        <w:t xml:space="preserve">Tallenna työnäyte: Päivitetty PROJEKTIN-TILA.md repositoryn juureen.</w:t>
       </w:r>
     </w:p>
     <w:p>
@@ -3991,7 +7501,7 @@
           <w:sz w:val="36"/>
           <w:szCs w:val="36"/>
         </w:rPr>
-        <w:t xml:space="preserve">Työnäyte Git-repositoryyn ennen rastia: Näytä: project-docs/katselmointi.md, havaintoissuet prioriteetteineen ja tilatiedoston Seuraavana-kohta.</w:t>
+        <w:t xml:space="preserve">Työnäyte Git-repositoryyn ennen rastia: project-docs/katselmointi.md, havaintoissuet prioriteetteineen ja tilatiedoston Seuraavana-kohta.</w:t>
       </w:r>
     </w:p>
     <w:p>
@@ -4104,7 +7614,7 @@
           <w:sz w:val="54"/>
           <w:szCs w:val="54"/>
         </w:rPr>
-        <w:t xml:space="preserve">Vaihe D – Jatkokehitys katselmoinnin pohjalta</w:t>
+        <w:t xml:space="preserve">Vaihe 4 – Parannetaan asiakkaiden palautteen perusteella</w:t>
       </w:r>
     </w:p>
     <w:p>
@@ -4121,7 +7631,7 @@
           <w:sz w:val="45"/>
           <w:szCs w:val="45"/>
         </w:rPr>
-        <w:t xml:space="preserve">Vko 2 · 11.–15.1. – Paluuviikko: testit läpi ja tärkeän jatkon järjestys</w:t>
+        <w:t xml:space="preserve">Vko 2 · 11.–15.1. – Paluu ja parannusten järjestys</w:t>
       </w:r>
     </w:p>
     <w:p>
@@ -4133,56 +7643,291 @@
           <w:rFonts w:ascii="Arial" w:cs="Arial" w:eastAsia="Arial" w:hAnsi="Arial"/>
           <w:i w:val="false"/>
           <w:iCs w:val="false"/>
-          <w:color w:val="000000"/>
-          <w:sz w:val="36"/>
-          <w:szCs w:val="36"/>
-        </w:rPr>
-        <w:t xml:space="preserve">Kaikki testit menevät läpi. Tärkeän jatkon järjestys on sovittu tuntiarvioineen. Yksi pieni korjaus katselmoinnista on GitHubissa.</w:t>
+          <w:sz w:val="36"/>
+          <w:szCs w:val="36"/>
+        </w:rPr>
+        <w:t xml:space="preserve">Joululoman jälkeen varmistat ensin, että kehitysympäristö, sovellus ja aiemmat testit toimivat edelleen. Sen jälkeen sovit tärkeän jatkon järjestyksen asiakkaiden katselmointipalautteen perusteella ja teet yhden pienen korjauksen. Näin uudet ominaisuudet rakentuvat toimivan MVP:n ja todellisten käyttäjätarpeiden päälle.</w:t>
+      </w:r>
+    </w:p>
+    <w:p>
+      <w:pPr>
+        <w:spacing w:after="120" w:before="0" w:line="384"/>
+      </w:pPr>
+      <w:r>
+        <w:rPr>
+          <w:rFonts w:ascii="Arial" w:cs="Arial" w:eastAsia="Arial" w:hAnsi="Arial"/>
+          <w:i w:val="false"/>
+          <w:iCs w:val="false"/>
+          <w:color w:val="000000"/>
+          <w:sz w:val="36"/>
+          <w:szCs w:val="36"/>
+        </w:rPr>
+        <w:t xml:space="preserve">Aiempi versio toimii loman jälkeen ja parannusten järjestys on sovittu.</w:t>
+      </w:r>
+    </w:p>
+    <w:p>
+      <w:pPr>
+        <w:spacing w:after="60" w:before="120" w:line="384"/>
+      </w:pPr>
+      <w:r>
+        <w:rPr>
+          <w:rFonts w:ascii="Arial" w:cs="Arial" w:eastAsia="Arial" w:hAnsi="Arial"/>
+          <w:b/>
+          <w:bCs/>
+          <w:i w:val="false"/>
+          <w:iCs w:val="false"/>
+          <w:sz w:val="36"/>
+          <w:szCs w:val="36"/>
+        </w:rPr>
+        <w:t xml:space="preserve">Työvaihe 1 / 3 · Varmista aiemman version toiminta</w:t>
+      </w:r>
+    </w:p>
+    <w:p>
+      <w:pPr>
+        <w:spacing w:after="40" w:before="0" w:line="384"/>
+        <w:ind w:left="360"/>
+      </w:pPr>
+      <w:r>
+        <w:rPr>
+          <w:rFonts w:ascii="Arial" w:cs="Arial" w:eastAsia="Arial" w:hAnsi="Arial"/>
+          <w:i w:val="false"/>
+          <w:iCs w:val="false"/>
+          <w:sz w:val="36"/>
+          <w:szCs w:val="36"/>
+        </w:rPr>
+        <w:t xml:space="preserve">☐  1. Käynnistä ympäristö. Avaa projekti VS Codessa. Avaa uusi terminaali. Tarkista, että terminaalin rivin alussa lukee (.venv). Aja python tarkista_ymparisto.py, sitten python main.py ja lopuksi pytest. Jos jokin ei toimi, katso työsyklin kohta Olen jumissa.</w:t>
+      </w:r>
+    </w:p>
+    <w:p>
+      <w:pPr>
+        <w:spacing w:after="40" w:before="0" w:line="384"/>
+        <w:ind w:left="360"/>
+      </w:pPr>
+      <w:r>
+        <w:rPr>
+          <w:rFonts w:ascii="Arial" w:cs="Arial" w:eastAsia="Arial" w:hAnsi="Arial"/>
+          <w:i w:val="false"/>
+          <w:iCs w:val="false"/>
+          <w:sz w:val="36"/>
+          <w:szCs w:val="36"/>
+        </w:rPr>
+        <w:t xml:space="preserve">☐  2. Kirjaa tulos päiväkirjaan.</w:t>
+      </w:r>
+    </w:p>
+    <w:p>
+      <w:pPr>
+        <w:spacing w:after="40" w:before="0" w:line="384"/>
+        <w:ind w:left="360"/>
+      </w:pPr>
+      <w:r>
+        <w:rPr>
+          <w:rFonts w:ascii="Arial" w:cs="Arial" w:eastAsia="Arial" w:hAnsi="Arial"/>
+          <w:i w:val="false"/>
+          <w:iCs w:val="false"/>
+          <w:sz w:val="36"/>
+          <w:szCs w:val="36"/>
+        </w:rPr>
+        <w:t xml:space="preserve">☐  3. Lue tilatiedosto. Avaa PROJEKTIN-TILA.md. Aloita uusi Copilot-keskustelu tilatiedostolla.</w:t>
+      </w:r>
+    </w:p>
+    <w:p>
+      <w:pPr>
+        <w:spacing w:after="40" w:before="0" w:line="384"/>
+        <w:ind w:left="360"/>
+      </w:pPr>
+      <w:r>
+        <w:rPr>
+          <w:rFonts w:ascii="Arial" w:cs="Arial" w:eastAsia="Arial" w:hAnsi="Arial"/>
+          <w:i w:val="false"/>
+          <w:iCs w:val="false"/>
+          <w:color w:val="000000"/>
+          <w:sz w:val="36"/>
+          <w:szCs w:val="36"/>
+        </w:rPr>
+        <w:t xml:space="preserve">Valmis kun: Ympäristötarkistus ja kaikki testit menevät läpi; tilatiedosto on luettu.</w:t>
       </w:r>
     </w:p>
     <w:p>
       <w:pPr>
         <w:spacing w:after="80" w:before="0" w:line="384"/>
-      </w:pPr>
-      <w:r>
-        <w:rPr>
-          <w:rFonts w:ascii="Arial" w:cs="Arial" w:eastAsia="Arial" w:hAnsi="Arial"/>
-          <w:i w:val="false"/>
-          <w:iCs w:val="false"/>
-          <w:sz w:val="36"/>
-          <w:szCs w:val="36"/>
-        </w:rPr>
-        <w:t xml:space="preserve">☐  Tarkista, että terminaalin rivin alussa lukee (.venv). Aja python tarkista_ymparisto.py, python main.py ja pytest. Kirjaa tulos.</w:t>
+        <w:ind w:left="360"/>
+      </w:pPr>
+      <w:r>
+        <w:rPr>
+          <w:rFonts w:ascii="Arial" w:cs="Arial" w:eastAsia="Arial" w:hAnsi="Arial"/>
+          <w:i w:val="false"/>
+          <w:iCs w:val="false"/>
+          <w:color w:val="000000"/>
+          <w:sz w:val="36"/>
+          <w:szCs w:val="36"/>
+        </w:rPr>
+        <w:t xml:space="preserve">Tallenna työnäyte: Ajotulokset viikon päiväkirjaan.</w:t>
+      </w:r>
+    </w:p>
+    <w:p>
+      <w:pPr>
+        <w:spacing w:after="60" w:before="120" w:line="384"/>
+      </w:pPr>
+      <w:r>
+        <w:rPr>
+          <w:rFonts w:ascii="Arial" w:cs="Arial" w:eastAsia="Arial" w:hAnsi="Arial"/>
+          <w:b/>
+          <w:bCs/>
+          <w:i w:val="false"/>
+          <w:iCs w:val="false"/>
+          <w:sz w:val="36"/>
+          <w:szCs w:val="36"/>
+        </w:rPr>
+        <w:t xml:space="preserve">Työvaihe 2 / 3 · Sovi parannusten järjestys</w:t>
+      </w:r>
+    </w:p>
+    <w:p>
+      <w:pPr>
+        <w:spacing w:after="40" w:before="0" w:line="384"/>
+        <w:ind w:left="360"/>
+      </w:pPr>
+      <w:r>
+        <w:rPr>
+          <w:rFonts w:ascii="Arial" w:cs="Arial" w:eastAsia="Arial" w:hAnsi="Arial"/>
+          <w:i w:val="false"/>
+          <w:iCs w:val="false"/>
+          <w:sz w:val="36"/>
+          <w:szCs w:val="36"/>
+        </w:rPr>
+        <w:t xml:space="preserve">☐  1. Ehdota tärkeän jatkon järjestys. Asiakkaat antoivat prioriteetit katselmoinnissa. Ehdota järjestys. Arvioi jokaiselle toiminnolle tunnit.</w:t>
+      </w:r>
+    </w:p>
+    <w:p>
+      <w:pPr>
+        <w:spacing w:after="40" w:before="0" w:line="384"/>
+        <w:ind w:left="360"/>
+      </w:pPr>
+      <w:r>
+        <w:rPr>
+          <w:rFonts w:ascii="Arial" w:cs="Arial" w:eastAsia="Arial" w:hAnsi="Arial"/>
+          <w:i w:val="false"/>
+          <w:iCs w:val="false"/>
+          <w:sz w:val="36"/>
+          <w:szCs w:val="36"/>
+        </w:rPr>
+        <w:t xml:space="preserve">☐  2. Arvioi MVP palaverissa. Käy palaverissa läpi, mikä MVP:n ratkaisu kestää tärkeän jatkon toiminnot ja mikä ei. Ohjaaja on tässä tiimin jäsenen roolissa. Sovi järjestys.</w:t>
+      </w:r>
+    </w:p>
+    <w:p>
+      <w:pPr>
+        <w:spacing w:after="40" w:before="0" w:line="384"/>
+        <w:ind w:left="360"/>
+      </w:pPr>
+      <w:r>
+        <w:rPr>
+          <w:rFonts w:ascii="Arial" w:cs="Arial" w:eastAsia="Arial" w:hAnsi="Arial"/>
+          <w:i w:val="false"/>
+          <w:iCs w:val="false"/>
+          <w:color w:val="000000"/>
+          <w:sz w:val="36"/>
+          <w:szCs w:val="36"/>
+        </w:rPr>
+        <w:t xml:space="preserve">Valmis kun: Parannusten järjestys ja tuntiarviot on sovittu palaverissa.</w:t>
       </w:r>
     </w:p>
     <w:p>
       <w:pPr>
         <w:spacing w:after="80" w:before="0" w:line="384"/>
-      </w:pPr>
-      <w:r>
-        <w:rPr>
-          <w:rFonts w:ascii="Arial" w:cs="Arial" w:eastAsia="Arial" w:hAnsi="Arial"/>
-          <w:i w:val="false"/>
-          <w:iCs w:val="false"/>
-          <w:sz w:val="36"/>
-          <w:szCs w:val="36"/>
-        </w:rPr>
-        <w:t xml:space="preserve">☐  Ehdota tärkeän jatkon järjestys ja tuntiarviot asiakkaiden prioriteettien pohjalta. Sovi järjestys palaverissa.</w:t>
+        <w:ind w:left="360"/>
+      </w:pPr>
+      <w:r>
+        <w:rPr>
+          <w:rFonts w:ascii="Arial" w:cs="Arial" w:eastAsia="Arial" w:hAnsi="Arial"/>
+          <w:i w:val="false"/>
+          <w:iCs w:val="false"/>
+          <w:color w:val="000000"/>
+          <w:sz w:val="36"/>
+          <w:szCs w:val="36"/>
+        </w:rPr>
+        <w:t xml:space="preserve">Tallenna työnäyte: Järjestys ja tuntiarviot suunnitelmaan sekä sovitut tehtävät issueihin.</w:t>
+      </w:r>
+    </w:p>
+    <w:p>
+      <w:pPr>
+        <w:spacing w:after="60" w:before="120" w:line="384"/>
+      </w:pPr>
+      <w:r>
+        <w:rPr>
+          <w:rFonts w:ascii="Arial" w:cs="Arial" w:eastAsia="Arial" w:hAnsi="Arial"/>
+          <w:b/>
+          <w:bCs/>
+          <w:i w:val="false"/>
+          <w:iCs w:val="false"/>
+          <w:sz w:val="36"/>
+          <w:szCs w:val="36"/>
+        </w:rPr>
+        <w:t xml:space="preserve">Työvaihe 3 / 3 · Tee ensimmäinen korjaus</w:t>
+      </w:r>
+    </w:p>
+    <w:p>
+      <w:pPr>
+        <w:spacing w:after="40" w:before="0" w:line="384"/>
+        <w:ind w:left="360"/>
+      </w:pPr>
+      <w:r>
+        <w:rPr>
+          <w:rFonts w:ascii="Arial" w:cs="Arial" w:eastAsia="Arial" w:hAnsi="Arial"/>
+          <w:i w:val="false"/>
+          <w:iCs w:val="false"/>
+          <w:sz w:val="36"/>
+          <w:szCs w:val="36"/>
+        </w:rPr>
+        <w:t xml:space="preserve">☐  1. Tee pieni korjaus Täydennys-kaistalla. Valitse katselmoinnin havaintoissueista pieni korjaus. Tee se työsyklillä.</w:t>
+      </w:r>
+    </w:p>
+    <w:p>
+      <w:pPr>
+        <w:spacing w:after="40" w:before="0" w:line="384"/>
+        <w:ind w:left="360"/>
+      </w:pPr>
+      <w:r>
+        <w:rPr>
+          <w:rFonts w:ascii="Arial" w:cs="Arial" w:eastAsia="Arial" w:hAnsi="Arial"/>
+          <w:i w:val="false"/>
+          <w:iCs w:val="false"/>
+          <w:sz w:val="36"/>
+          <w:szCs w:val="36"/>
+        </w:rPr>
+        <w:t xml:space="preserve">☐  2. Tarkista krediitit. Budjetti nollautui 1.1. Kirjaa tammikuun lähtötilanne päiväkirjaan.</w:t>
+      </w:r>
+    </w:p>
+    <w:p>
+      <w:pPr>
+        <w:spacing w:after="40" w:before="0" w:line="384"/>
+        <w:ind w:left="360"/>
+      </w:pPr>
+      <w:r>
+        <w:rPr>
+          <w:rFonts w:ascii="Arial" w:cs="Arial" w:eastAsia="Arial" w:hAnsi="Arial"/>
+          <w:i w:val="false"/>
+          <w:iCs w:val="false"/>
+          <w:color w:val="000000"/>
+          <w:sz w:val="36"/>
+          <w:szCs w:val="36"/>
+        </w:rPr>
+        <w:t xml:space="preserve">Valmis kun: Sovittu korjaus on testattu ja GitHubissa.</w:t>
       </w:r>
     </w:p>
     <w:p>
       <w:pPr>
         <w:spacing w:after="80" w:before="0" w:line="384"/>
-      </w:pPr>
-      <w:r>
-        <w:rPr>
-          <w:rFonts w:ascii="Arial" w:cs="Arial" w:eastAsia="Arial" w:hAnsi="Arial"/>
-          <w:i w:val="false"/>
-          <w:iCs w:val="false"/>
-          <w:sz w:val="36"/>
-          <w:szCs w:val="36"/>
-        </w:rPr>
-        <w:t xml:space="preserve">☐  Tee yksi pieni korjaus katselmoinnin havainnoista Täydennys-kaistalla.</w:t>
+        <w:ind w:left="360"/>
+      </w:pPr>
+      <w:r>
+        <w:rPr>
+          <w:rFonts w:ascii="Arial" w:cs="Arial" w:eastAsia="Arial" w:hAnsi="Arial"/>
+          <w:i w:val="false"/>
+          <w:iCs w:val="false"/>
+          <w:color w:val="000000"/>
+          <w:sz w:val="36"/>
+          <w:szCs w:val="36"/>
+        </w:rPr>
+        <w:t xml:space="preserve">Tallenna työnäyte: Korjauscommit ja testitulos issueen; krediittitilanne päiväkirjaan.</w:t>
       </w:r>
     </w:p>
     <w:p>
@@ -4214,7 +7959,7 @@
           <w:sz w:val="36"/>
           <w:szCs w:val="36"/>
         </w:rPr>
-        <w:t xml:space="preserve">Työnäyte Git-repositoryyn ennen rastia: Näytä: testiajon tulos päiväkirjassa, tärkeän jatkon järjestys issueissa ja korjauksen commit.</w:t>
+        <w:t xml:space="preserve">Työnäyte Git-repositoryyn ennen rastia: testiajon tulos päiväkirjassa, tärkeän jatkon järjestys issueissa ja korjauksen commit.</w:t>
       </w:r>
     </w:p>
     <w:p>
@@ -4231,7 +7976,7 @@
           <w:sz w:val="45"/>
           <w:szCs w:val="45"/>
         </w:rPr>
-        <w:t xml:space="preserve">Vko 3 · 18.–22.1. – Päivitä SVG: muokattu piirros malliksi</w:t>
+        <w:t xml:space="preserve">Vko 3 · 18.–22.1. – Muokatun piirroksen päivittäminen</w:t>
       </w:r>
     </w:p>
     <w:p>
@@ -4243,56 +7988,307 @@
           <w:rFonts w:ascii="Arial" w:cs="Arial" w:eastAsia="Arial" w:hAnsi="Arial"/>
           <w:i w:val="false"/>
           <w:iCs w:val="false"/>
-          <w:color w:val="000000"/>
-          <w:sz w:val="36"/>
-          <w:szCs w:val="36"/>
-        </w:rPr>
-        <w:t xml:space="preserve">Päivitä SVG -toiminto rakentaa mallin uudelleen muokatusta tiedostosta. Osien transformit säilyvät.</w:t>
+          <w:sz w:val="36"/>
+          <w:szCs w:val="36"/>
+        </w:rPr>
+        <w:t xml:space="preserve">Inkscape-piirros voi muuttua myös sen jälkeen, kun siitä on tehty malli. Nyt lisäät Päivitä SVG -toiminnon ja sovit, miten aiemmat osat tunnistetaan uudesta piirroksesta. Liität toiminnon testattuna aiempaan sovellukseen oman haaran ja pull requestin avulla.</w:t>
+      </w:r>
+    </w:p>
+    <w:p>
+      <w:pPr>
+        <w:spacing w:after="120" w:before="0" w:line="384"/>
+      </w:pPr>
+      <w:r>
+        <w:rPr>
+          <w:rFonts w:ascii="Arial" w:cs="Arial" w:eastAsia="Arial" w:hAnsi="Arial"/>
+          <w:i w:val="false"/>
+          <w:iCs w:val="false"/>
+          <w:color w:val="000000"/>
+          <w:sz w:val="36"/>
+          <w:szCs w:val="36"/>
+        </w:rPr>
+        <w:t xml:space="preserve">Käyttäjä voi päivittää muutetun SVG-piirroksen malliin ja säilyttää osien muokkaukset.</w:t>
+      </w:r>
+    </w:p>
+    <w:p>
+      <w:pPr>
+        <w:spacing w:after="60" w:before="120" w:line="384"/>
+      </w:pPr>
+      <w:r>
+        <w:rPr>
+          <w:rFonts w:ascii="Arial" w:cs="Arial" w:eastAsia="Arial" w:hAnsi="Arial"/>
+          <w:b/>
+          <w:bCs/>
+          <w:i w:val="false"/>
+          <w:iCs w:val="false"/>
+          <w:sz w:val="36"/>
+          <w:szCs w:val="36"/>
+        </w:rPr>
+        <w:t xml:space="preserve">Työvaihe 1 / 3 · Sovi osien tunnistaminen</w:t>
+      </w:r>
+    </w:p>
+    <w:p>
+      <w:pPr>
+        <w:spacing w:after="40" w:before="0" w:line="384"/>
+        <w:ind w:left="360"/>
+      </w:pPr>
+      <w:r>
+        <w:rPr>
+          <w:rFonts w:ascii="Arial" w:cs="Arial" w:eastAsia="Arial" w:hAnsi="Arial"/>
+          <w:i w:val="false"/>
+          <w:iCs w:val="false"/>
+          <w:sz w:val="36"/>
+          <w:szCs w:val="36"/>
+        </w:rPr>
+        <w:t xml:space="preserve">☐  1. Sovi tunnistustapa. Sovi palaverissa, miten osa tunnistetaan uudesta tiedostosta: nimellä vai tunnisteella.</w:t>
+      </w:r>
+    </w:p>
+    <w:p>
+      <w:pPr>
+        <w:spacing w:after="40" w:before="0" w:line="384"/>
+        <w:ind w:left="360"/>
+      </w:pPr>
+      <w:r>
+        <w:rPr>
+          <w:rFonts w:ascii="Arial" w:cs="Arial" w:eastAsia="Arial" w:hAnsi="Arial"/>
+          <w:i w:val="false"/>
+          <w:iCs w:val="false"/>
+          <w:sz w:val="36"/>
+          <w:szCs w:val="36"/>
+        </w:rPr>
+        <w:t xml:space="preserve">☐  2. Kirjaa päätös ja peruste suunnitelmaan.</w:t>
+      </w:r>
+    </w:p>
+    <w:p>
+      <w:pPr>
+        <w:spacing w:after="40" w:before="0" w:line="384"/>
+        <w:ind w:left="360"/>
+      </w:pPr>
+      <w:r>
+        <w:rPr>
+          <w:rFonts w:ascii="Arial" w:cs="Arial" w:eastAsia="Arial" w:hAnsi="Arial"/>
+          <w:i w:val="false"/>
+          <w:iCs w:val="false"/>
+          <w:color w:val="000000"/>
+          <w:sz w:val="36"/>
+          <w:szCs w:val="36"/>
+        </w:rPr>
+        <w:t xml:space="preserve">Valmis kun: Osien tunnistustapa on sovittu ja perusteltu.</w:t>
       </w:r>
     </w:p>
     <w:p>
       <w:pPr>
         <w:spacing w:after="80" w:before="0" w:line="384"/>
-      </w:pPr>
-      <w:r>
-        <w:rPr>
-          <w:rFonts w:ascii="Arial" w:cs="Arial" w:eastAsia="Arial" w:hAnsi="Arial"/>
-          <w:i w:val="false"/>
-          <w:iCs w:val="false"/>
-          <w:sz w:val="36"/>
-          <w:szCs w:val="36"/>
-        </w:rPr>
-        <w:t xml:space="preserve">☐  Sovi palaverissa, miten osat tunnistetaan uudesta tiedostosta.</w:t>
+        <w:ind w:left="360"/>
+      </w:pPr>
+      <w:r>
+        <w:rPr>
+          <w:rFonts w:ascii="Arial" w:cs="Arial" w:eastAsia="Arial" w:hAnsi="Arial"/>
+          <w:i w:val="false"/>
+          <w:iCs w:val="false"/>
+          <w:color w:val="000000"/>
+          <w:sz w:val="36"/>
+          <w:szCs w:val="36"/>
+        </w:rPr>
+        <w:t xml:space="preserve">Tallenna työnäyte: Päätös suunnitelmaan.</w:t>
+      </w:r>
+    </w:p>
+    <w:p>
+      <w:pPr>
+        <w:spacing w:after="60" w:before="120" w:line="384"/>
+      </w:pPr>
+      <w:r>
+        <w:rPr>
+          <w:rFonts w:ascii="Arial" w:cs="Arial" w:eastAsia="Arial" w:hAnsi="Arial"/>
+          <w:b/>
+          <w:bCs/>
+          <w:i w:val="false"/>
+          <w:iCs w:val="false"/>
+          <w:sz w:val="36"/>
+          <w:szCs w:val="36"/>
+        </w:rPr>
+        <w:t xml:space="preserve">Työvaihe 2 / 3 · Määrittele päivityksen testi</w:t>
+      </w:r>
+    </w:p>
+    <w:p>
+      <w:pPr>
+        <w:spacing w:after="40" w:before="0" w:line="384"/>
+        <w:ind w:left="360"/>
+      </w:pPr>
+      <w:r>
+        <w:rPr>
+          <w:rFonts w:ascii="Arial" w:cs="Arial" w:eastAsia="Arial" w:hAnsi="Arial"/>
+          <w:i w:val="false"/>
+          <w:iCs w:val="false"/>
+          <w:sz w:val="36"/>
+          <w:szCs w:val="36"/>
+        </w:rPr>
+        <w:t xml:space="preserve">☐  1. Kirjoita testi 23. Testi 23: Päivitä SVG. Muokkaa testitiedostoa Inkscapessa ja määrittele, mitä odotat mallin osien muokkauksille päivityksen jälkeen.</w:t>
+      </w:r>
+    </w:p>
+    <w:p>
+      <w:pPr>
+        <w:spacing w:after="40" w:before="0" w:line="384"/>
+        <w:ind w:left="360"/>
+      </w:pPr>
+      <w:r>
+        <w:rPr>
+          <w:rFonts w:ascii="Arial" w:cs="Arial" w:eastAsia="Arial" w:hAnsi="Arial"/>
+          <w:i w:val="false"/>
+          <w:iCs w:val="false"/>
+          <w:sz w:val="36"/>
+          <w:szCs w:val="36"/>
+        </w:rPr>
+        <w:t xml:space="preserve">☐  2. Kirjoita oma odotettu tulos ennen toteutusta. Kirjoita sitten testi, joka tarkistaa tämän tuloksen.</w:t>
+      </w:r>
+    </w:p>
+    <w:p>
+      <w:pPr>
+        <w:spacing w:after="40" w:before="0" w:line="384"/>
+        <w:ind w:left="360"/>
+      </w:pPr>
+      <w:r>
+        <w:rPr>
+          <w:rFonts w:ascii="Arial" w:cs="Arial" w:eastAsia="Arial" w:hAnsi="Arial"/>
+          <w:i w:val="false"/>
+          <w:iCs w:val="false"/>
+          <w:color w:val="000000"/>
+          <w:sz w:val="36"/>
+          <w:szCs w:val="36"/>
+        </w:rPr>
+        <w:t xml:space="preserve">Valmis kun: Testin 23 odotettu tulos on kirjattu ennen toteutusta.</w:t>
       </w:r>
     </w:p>
     <w:p>
       <w:pPr>
         <w:spacing w:after="80" w:before="0" w:line="384"/>
-      </w:pPr>
-      <w:r>
-        <w:rPr>
-          <w:rFonts w:ascii="Arial" w:cs="Arial" w:eastAsia="Arial" w:hAnsi="Arial"/>
-          <w:i w:val="false"/>
-          <w:iCs w:val="false"/>
-          <w:sz w:val="36"/>
-          <w:szCs w:val="36"/>
-        </w:rPr>
-        <w:t xml:space="preserve">☐  Kirjoita ennen toteutusta testi 23: Päivitä SVG.</w:t>
+        <w:ind w:left="360"/>
+      </w:pPr>
+      <w:r>
+        <w:rPr>
+          <w:rFonts w:ascii="Arial" w:cs="Arial" w:eastAsia="Arial" w:hAnsi="Arial"/>
+          <w:i w:val="false"/>
+          <w:iCs w:val="false"/>
+          <w:color w:val="000000"/>
+          <w:sz w:val="36"/>
+          <w:szCs w:val="36"/>
+        </w:rPr>
+        <w:t xml:space="preserve">Tallenna työnäyte: Testi tests-kansioon ja odotukset issueen.</w:t>
+      </w:r>
+    </w:p>
+    <w:p>
+      <w:pPr>
+        <w:spacing w:after="60" w:before="120" w:line="384"/>
+      </w:pPr>
+      <w:r>
+        <w:rPr>
+          <w:rFonts w:ascii="Arial" w:cs="Arial" w:eastAsia="Arial" w:hAnsi="Arial"/>
+          <w:b/>
+          <w:bCs/>
+          <w:i w:val="false"/>
+          <w:iCs w:val="false"/>
+          <w:sz w:val="36"/>
+          <w:szCs w:val="36"/>
+        </w:rPr>
+        <w:t xml:space="preserve">Työvaihe 3 / 3 · Rakenna piirroksen päivitys</w:t>
+      </w:r>
+    </w:p>
+    <w:p>
+      <w:pPr>
+        <w:spacing w:after="40" w:before="0" w:line="384"/>
+        <w:ind w:left="360"/>
+      </w:pPr>
+      <w:r>
+        <w:rPr>
+          <w:rFonts w:ascii="Arial" w:cs="Arial" w:eastAsia="Arial" w:hAnsi="Arial"/>
+          <w:i w:val="false"/>
+          <w:iCs w:val="false"/>
+          <w:sz w:val="36"/>
+          <w:szCs w:val="36"/>
+        </w:rPr>
+        <w:t xml:space="preserve">☐  1. Tee oma haara. Haara on oma työlinja. Muutokset eivät vaikuta päähaaraan main, ennen kuin liität ne.</w:t>
+      </w:r>
+    </w:p>
+    <w:p>
+      <w:pPr>
+        <w:spacing w:after="40" w:before="0" w:line="384"/>
+        <w:ind w:left="360"/>
+      </w:pPr>
+      <w:r>
+        <w:rPr>
+          <w:rFonts w:ascii="Arial" w:cs="Arial" w:eastAsia="Arial" w:hAnsi="Arial"/>
+          <w:i w:val="false"/>
+          <w:iCs w:val="false"/>
+          <w:sz w:val="36"/>
+          <w:szCs w:val="36"/>
+        </w:rPr>
+        <w:t xml:space="preserve">☐  2. Tee toiminto työsyklillä haarassa. Tee kortit tavalliseen tapaan. Tee commitit haaraan.</w:t>
+      </w:r>
+    </w:p>
+    <w:p>
+      <w:pPr>
+        <w:spacing w:after="40" w:before="0" w:line="384"/>
+        <w:ind w:left="360"/>
+      </w:pPr>
+      <w:r>
+        <w:rPr>
+          <w:rFonts w:ascii="Arial" w:cs="Arial" w:eastAsia="Arial" w:hAnsi="Arial"/>
+          <w:i w:val="false"/>
+          <w:iCs w:val="false"/>
+          <w:sz w:val="36"/>
+          <w:szCs w:val="36"/>
+        </w:rPr>
+        <w:t xml:space="preserve">☐  3. Aja kaikki testit. Aja pytest. Kaikkien vanhojen testien pitää mennä läpi.</w:t>
+      </w:r>
+    </w:p>
+    <w:p>
+      <w:pPr>
+        <w:spacing w:after="40" w:before="0" w:line="384"/>
+        <w:ind w:left="360"/>
+      </w:pPr>
+      <w:r>
+        <w:rPr>
+          <w:rFonts w:ascii="Arial" w:cs="Arial" w:eastAsia="Arial" w:hAnsi="Arial"/>
+          <w:i w:val="false"/>
+          <w:iCs w:val="false"/>
+          <w:sz w:val="36"/>
+          <w:szCs w:val="36"/>
+        </w:rPr>
+        <w:t xml:space="preserve">☐  4. Tee pull request ja merge. Pull request on pyyntö liittää haara päähaaraan. Lue muutokset itse. Tee sitten merge eli liitä haara päähaaraan.</w:t>
+      </w:r>
+    </w:p>
+    <w:p>
+      <w:pPr>
+        <w:spacing w:after="40" w:before="0" w:line="384"/>
+        <w:ind w:left="360"/>
+      </w:pPr>
+      <w:r>
+        <w:rPr>
+          <w:rFonts w:ascii="Arial" w:cs="Arial" w:eastAsia="Arial" w:hAnsi="Arial"/>
+          <w:i w:val="false"/>
+          <w:iCs w:val="false"/>
+          <w:color w:val="000000"/>
+          <w:sz w:val="36"/>
+          <w:szCs w:val="36"/>
+        </w:rPr>
+        <w:t xml:space="preserve">Valmis kun: SVG päivittyy, osien muokkaukset säilyvät, kaikki testit menevät läpi ja pull request on yhdistetty.</w:t>
       </w:r>
     </w:p>
     <w:p>
       <w:pPr>
         <w:spacing w:after="80" w:before="0" w:line="384"/>
-      </w:pPr>
-      <w:r>
-        <w:rPr>
-          <w:rFonts w:ascii="Arial" w:cs="Arial" w:eastAsia="Arial" w:hAnsi="Arial"/>
-          <w:i w:val="false"/>
-          <w:iCs w:val="false"/>
-          <w:sz w:val="36"/>
-          <w:szCs w:val="36"/>
-        </w:rPr>
-        <w:t xml:space="preserve">☐  Toteuta toiminto omassa haarassa. Aja kaikki testit pytest-komennolla. Liitä haara päähaaraan pull requestilla.</w:t>
+        <w:ind w:left="360"/>
+      </w:pPr>
+      <w:r>
+        <w:rPr>
+          <w:rFonts w:ascii="Arial" w:cs="Arial" w:eastAsia="Arial" w:hAnsi="Arial"/>
+          <w:i w:val="false"/>
+          <w:iCs w:val="false"/>
+          <w:color w:val="000000"/>
+          <w:sz w:val="36"/>
+          <w:szCs w:val="36"/>
+        </w:rPr>
+        <w:t xml:space="preserve">Tallenna työnäyte: Koodi, testi ja yhdistetty pull request GitHubiin.</w:t>
       </w:r>
     </w:p>
     <w:p>
@@ -4324,7 +8320,7 @@
           <w:sz w:val="36"/>
           <w:szCs w:val="36"/>
         </w:rPr>
-        <w:t xml:space="preserve">Työnäyte Git-repositoryyn ennen rastia: Näytä: testi 23 issuessa ja yhdistetty pull request.</w:t>
+        <w:t xml:space="preserve">Työnäyte Git-repositoryyn ennen rastia: testi 23 issuessa ja yhdistetty pull request.</w:t>
       </w:r>
     </w:p>
     <w:p>
@@ -4341,7 +8337,7 @@
           <w:sz w:val="45"/>
           <w:szCs w:val="45"/>
         </w:rPr>
-        <w:t xml:space="preserve">Vko 4 · 25.–29.1. – Jousto ja tärkeä jatko: rästit tai seuraava toiminto</w:t>
+        <w:t xml:space="preserve">Vko 4 · 25.–29.1. – Puutteet ja sovitut parannukset</w:t>
       </w:r>
     </w:p>
     <w:p>
@@ -4353,56 +8349,275 @@
           <w:rFonts w:ascii="Arial" w:cs="Arial" w:eastAsia="Arial" w:hAnsi="Arial"/>
           <w:i w:val="false"/>
           <w:iCs w:val="false"/>
-          <w:color w:val="000000"/>
-          <w:sz w:val="36"/>
-          <w:szCs w:val="36"/>
-        </w:rPr>
-        <w:t xml:space="preserve">Jos pakollisesta ytimestä on rästejä, ne ovat valmiit. Muuten seuraava sovittu tärkeän jatkon toiminto toimii.</w:t>
+          <w:sz w:val="36"/>
+          <w:szCs w:val="36"/>
+        </w:rPr>
+        <w:t xml:space="preserve">Tämä viikko antaa tilaa varmistaa, että Vektoripajan pakollinen ydin on valmis ennen seuraavia laajennuksia. Korjaat ensin sovitut rästit ja etenet sen jälkeen asiakkaiden kanssa päätetyssä tärkeän jatkon järjestyksessä. Uusi testi ja toinen virheenkorjausketju auttavat pitämään myös jatkokehityksen laadun näkyvänä.</w:t>
+      </w:r>
+    </w:p>
+    <w:p>
+      <w:pPr>
+        <w:spacing w:after="120" w:before="0" w:line="384"/>
+      </w:pPr>
+      <w:r>
+        <w:rPr>
+          <w:rFonts w:ascii="Arial" w:cs="Arial" w:eastAsia="Arial" w:hAnsi="Arial"/>
+          <w:i w:val="false"/>
+          <w:iCs w:val="false"/>
+          <w:color w:val="000000"/>
+          <w:sz w:val="36"/>
+          <w:szCs w:val="36"/>
+        </w:rPr>
+        <w:t xml:space="preserve">Sovittu puute on korjattu tai seuraava tärkeä jatkotoiminto on valmis.</w:t>
+      </w:r>
+    </w:p>
+    <w:p>
+      <w:pPr>
+        <w:spacing w:after="60" w:before="120" w:line="384"/>
+      </w:pPr>
+      <w:r>
+        <w:rPr>
+          <w:rFonts w:ascii="Arial" w:cs="Arial" w:eastAsia="Arial" w:hAnsi="Arial"/>
+          <w:b/>
+          <w:bCs/>
+          <w:i w:val="false"/>
+          <w:iCs w:val="false"/>
+          <w:sz w:val="36"/>
+          <w:szCs w:val="36"/>
+        </w:rPr>
+        <w:t xml:space="preserve">Työvaihe 1 / 3 · Tarkista perustoimintojen puutteet</w:t>
+      </w:r>
+    </w:p>
+    <w:p>
+      <w:pPr>
+        <w:spacing w:after="40" w:before="0" w:line="384"/>
+        <w:ind w:left="360"/>
+      </w:pPr>
+      <w:r>
+        <w:rPr>
+          <w:rFonts w:ascii="Arial" w:cs="Arial" w:eastAsia="Arial" w:hAnsi="Arial"/>
+          <w:i w:val="false"/>
+          <w:iCs w:val="false"/>
+          <w:sz w:val="36"/>
+          <w:szCs w:val="36"/>
+        </w:rPr>
+        <w:t xml:space="preserve">☐  1. Tarkista rästit. Katso palaverissa, jäikö pakollisesta ytimestä jotain kesken.</w:t>
+      </w:r>
+    </w:p>
+    <w:p>
+      <w:pPr>
+        <w:spacing w:after="40" w:before="0" w:line="384"/>
+        <w:ind w:left="360"/>
+      </w:pPr>
+      <w:r>
+        <w:rPr>
+          <w:rFonts w:ascii="Arial" w:cs="Arial" w:eastAsia="Arial" w:hAnsi="Arial"/>
+          <w:i w:val="false"/>
+          <w:iCs w:val="false"/>
+          <w:sz w:val="36"/>
+          <w:szCs w:val="36"/>
+        </w:rPr>
+        <w:t xml:space="preserve">☐  2. Jos jäi, tee se ensin omassa haarassa. Liitä se päähaaraan pull requestilla.</w:t>
+      </w:r>
+    </w:p>
+    <w:p>
+      <w:pPr>
+        <w:spacing w:after="40" w:before="0" w:line="384"/>
+        <w:ind w:left="360"/>
+      </w:pPr>
+      <w:r>
+        <w:rPr>
+          <w:rFonts w:ascii="Arial" w:cs="Arial" w:eastAsia="Arial" w:hAnsi="Arial"/>
+          <w:i w:val="false"/>
+          <w:iCs w:val="false"/>
+          <w:color w:val="000000"/>
+          <w:sz w:val="36"/>
+          <w:szCs w:val="36"/>
+        </w:rPr>
+        <w:t xml:space="preserve">Valmis kun: Rästit on tunnistettu ja sovittu, tehdäänkö tällä viikolla korjaus vai jatkotoiminto.</w:t>
       </w:r>
     </w:p>
     <w:p>
       <w:pPr>
         <w:spacing w:after="80" w:before="0" w:line="384"/>
-      </w:pPr>
-      <w:r>
-        <w:rPr>
-          <w:rFonts w:ascii="Arial" w:cs="Arial" w:eastAsia="Arial" w:hAnsi="Arial"/>
-          <w:i w:val="false"/>
-          <w:iCs w:val="false"/>
-          <w:sz w:val="36"/>
-          <w:szCs w:val="36"/>
-        </w:rPr>
-        <w:t xml:space="preserve">☐  Tee ensin pakollisen ytimen rästit omassa haarassa, jos niitä on.</w:t>
+        <w:ind w:left="360"/>
+      </w:pPr>
+      <w:r>
+        <w:rPr>
+          <w:rFonts w:ascii="Arial" w:cs="Arial" w:eastAsia="Arial" w:hAnsi="Arial"/>
+          <w:i w:val="false"/>
+          <w:iCs w:val="false"/>
+          <w:color w:val="000000"/>
+          <w:sz w:val="36"/>
+          <w:szCs w:val="36"/>
+        </w:rPr>
+        <w:t xml:space="preserve">Tallenna työnäyte: Tilanne ja sovittu tehtävä issueen sekä tilatiedostoon.</w:t>
+      </w:r>
+    </w:p>
+    <w:p>
+      <w:pPr>
+        <w:spacing w:after="60" w:before="120" w:line="384"/>
+      </w:pPr>
+      <w:r>
+        <w:rPr>
+          <w:rFonts w:ascii="Arial" w:cs="Arial" w:eastAsia="Arial" w:hAnsi="Arial"/>
+          <w:b/>
+          <w:bCs/>
+          <w:i w:val="false"/>
+          <w:iCs w:val="false"/>
+          <w:sz w:val="36"/>
+          <w:szCs w:val="36"/>
+        </w:rPr>
+        <w:t xml:space="preserve">Työvaihe 2 / 3 · Määrittele seuraavan toiminnon testi</w:t>
+      </w:r>
+    </w:p>
+    <w:p>
+      <w:pPr>
+        <w:spacing w:after="40" w:before="0" w:line="384"/>
+        <w:ind w:left="360"/>
+      </w:pPr>
+      <w:r>
+        <w:rPr>
+          <w:rFonts w:ascii="Arial" w:cs="Arial" w:eastAsia="Arial" w:hAnsi="Arial"/>
+          <w:i w:val="false"/>
+          <w:iCs w:val="false"/>
+          <w:sz w:val="36"/>
+          <w:szCs w:val="36"/>
+        </w:rPr>
+        <w:t xml:space="preserve">☐  1. Valitse tärkeän jatkon toiminto. Jos rästejä ei ole, ota järjestyksen seuraava toiminto.</w:t>
+      </w:r>
+    </w:p>
+    <w:p>
+      <w:pPr>
+        <w:spacing w:after="40" w:before="0" w:line="384"/>
+        <w:ind w:left="360"/>
+      </w:pPr>
+      <w:r>
+        <w:rPr>
+          <w:rFonts w:ascii="Arial" w:cs="Arial" w:eastAsia="Arial" w:hAnsi="Arial"/>
+          <w:i w:val="false"/>
+          <w:iCs w:val="false"/>
+          <w:sz w:val="36"/>
+          <w:szCs w:val="36"/>
+        </w:rPr>
+        <w:t xml:space="preserve">☐  2. Kirjoita testi 24. Testi 24: seuraava toiminto. Kirjoita toiminnon testi ennen toteutusta. Esimerkiksi kulmasnappauksessa: mitä odotat, kun kulma on 22° ja kun se on 23°?</w:t>
+      </w:r>
+    </w:p>
+    <w:p>
+      <w:pPr>
+        <w:spacing w:after="40" w:before="0" w:line="384"/>
+        <w:ind w:left="360"/>
+      </w:pPr>
+      <w:r>
+        <w:rPr>
+          <w:rFonts w:ascii="Arial" w:cs="Arial" w:eastAsia="Arial" w:hAnsi="Arial"/>
+          <w:i w:val="false"/>
+          <w:iCs w:val="false"/>
+          <w:color w:val="000000"/>
+          <w:sz w:val="36"/>
+          <w:szCs w:val="36"/>
+        </w:rPr>
+        <w:t xml:space="preserve">Valmis kun: Testin 24 syöte ja odotettu tulos on kirjoitettu ennen toteutusta.</w:t>
       </w:r>
     </w:p>
     <w:p>
       <w:pPr>
         <w:spacing w:after="80" w:before="0" w:line="384"/>
-      </w:pPr>
-      <w:r>
-        <w:rPr>
-          <w:rFonts w:ascii="Arial" w:cs="Arial" w:eastAsia="Arial" w:hAnsi="Arial"/>
-          <w:i w:val="false"/>
-          <w:iCs w:val="false"/>
-          <w:sz w:val="36"/>
-          <w:szCs w:val="36"/>
-        </w:rPr>
-        <w:t xml:space="preserve">☐  Kirjoita ennen toteutusta testi 24: seuraava toiminto. Testi koskee seuraavaa tärkeän jatkon toimintoa.</w:t>
+        <w:ind w:left="360"/>
+      </w:pPr>
+      <w:r>
+        <w:rPr>
+          <w:rFonts w:ascii="Arial" w:cs="Arial" w:eastAsia="Arial" w:hAnsi="Arial"/>
+          <w:i w:val="false"/>
+          <w:iCs w:val="false"/>
+          <w:color w:val="000000"/>
+          <w:sz w:val="36"/>
+          <w:szCs w:val="36"/>
+        </w:rPr>
+        <w:t xml:space="preserve">Tallenna työnäyte: Valinta suunnitelmaan ja testi sekä odotukset issueen.</w:t>
+      </w:r>
+    </w:p>
+    <w:p>
+      <w:pPr>
+        <w:spacing w:after="60" w:before="120" w:line="384"/>
+      </w:pPr>
+      <w:r>
+        <w:rPr>
+          <w:rFonts w:ascii="Arial" w:cs="Arial" w:eastAsia="Arial" w:hAnsi="Arial"/>
+          <w:b/>
+          <w:bCs/>
+          <w:i w:val="false"/>
+          <w:iCs w:val="false"/>
+          <w:sz w:val="36"/>
+          <w:szCs w:val="36"/>
+        </w:rPr>
+        <w:t xml:space="preserve">Työvaihe 3 / 3 · Toteuta sovittu parannus</w:t>
+      </w:r>
+    </w:p>
+    <w:p>
+      <w:pPr>
+        <w:spacing w:after="40" w:before="0" w:line="384"/>
+        <w:ind w:left="360"/>
+      </w:pPr>
+      <w:r>
+        <w:rPr>
+          <w:rFonts w:ascii="Arial" w:cs="Arial" w:eastAsia="Arial" w:hAnsi="Arial"/>
+          <w:i w:val="false"/>
+          <w:iCs w:val="false"/>
+          <w:sz w:val="36"/>
+          <w:szCs w:val="36"/>
+        </w:rPr>
+        <w:t xml:space="preserve">☐  1. Tee toiminto työsyklillä. Käytä haaraa, jos muutos koskee useaa tiedostoa.</w:t>
+      </w:r>
+    </w:p>
+    <w:p>
+      <w:pPr>
+        <w:spacing w:after="40" w:before="0" w:line="384"/>
+        <w:ind w:left="360"/>
+      </w:pPr>
+      <w:r>
+        <w:rPr>
+          <w:rFonts w:ascii="Arial" w:cs="Arial" w:eastAsia="Arial" w:hAnsi="Arial"/>
+          <w:i w:val="false"/>
+          <w:iCs w:val="false"/>
+          <w:sz w:val="36"/>
+          <w:szCs w:val="36"/>
+        </w:rPr>
+        <w:t xml:space="preserve">☐  2. Kirjoita virheenkorjausketju 2. Valitse havaintoissue ja kirjaa kuusi osaa kuten viikolla 49. Kirjoita regressiotesti Täydennys-kaistalla.</w:t>
+      </w:r>
+    </w:p>
+    <w:p>
+      <w:pPr>
+        <w:spacing w:after="40" w:before="0" w:line="384"/>
+        <w:ind w:left="360"/>
+      </w:pPr>
+      <w:r>
+        <w:rPr>
+          <w:rFonts w:ascii="Arial" w:cs="Arial" w:eastAsia="Arial" w:hAnsi="Arial"/>
+          <w:i w:val="false"/>
+          <w:iCs w:val="false"/>
+          <w:color w:val="000000"/>
+          <w:sz w:val="36"/>
+          <w:szCs w:val="36"/>
+        </w:rPr>
+        <w:t xml:space="preserve">Valmis kun: Sovittu muutos toimii, testit menevät läpi ja virheenkorjausketju 2 on kirjattu.</w:t>
       </w:r>
     </w:p>
     <w:p>
       <w:pPr>
         <w:spacing w:after="80" w:before="0" w:line="384"/>
-      </w:pPr>
-      <w:r>
-        <w:rPr>
-          <w:rFonts w:ascii="Arial" w:cs="Arial" w:eastAsia="Arial" w:hAnsi="Arial"/>
-          <w:i w:val="false"/>
-          <w:iCs w:val="false"/>
-          <w:sz w:val="36"/>
-          <w:szCs w:val="36"/>
-        </w:rPr>
-        <w:t xml:space="preserve">☐  Toteuta toiminto työsyklillä. Kirjoita toinen virheenkorjausketju.</w:t>
+        <w:ind w:left="360"/>
+      </w:pPr>
+      <w:r>
+        <w:rPr>
+          <w:rFonts w:ascii="Arial" w:cs="Arial" w:eastAsia="Arial" w:hAnsi="Arial"/>
+          <w:i w:val="false"/>
+          <w:iCs w:val="false"/>
+          <w:color w:val="000000"/>
+          <w:sz w:val="36"/>
+          <w:szCs w:val="36"/>
+        </w:rPr>
+        <w:t xml:space="preserve">Tallenna työnäyte: Muutos GitHubiin pull requestilla; ketju havaintoissueen.</w:t>
       </w:r>
     </w:p>
     <w:p>
@@ -4434,7 +8649,7 @@
           <w:sz w:val="36"/>
           <w:szCs w:val="36"/>
         </w:rPr>
-        <w:t xml:space="preserve">Työnäyte Git-repositoryyn ennen rastia: Näytä: testi 24 issuessa, valmis toiminto päähaarassa ja virheenkorjausketju 2 havaintoissuessa.</w:t>
+        <w:t xml:space="preserve">Työnäyte Git-repositoryyn ennen rastia: testi 24 issuessa, valmis toiminto päähaarassa ja virheenkorjausketju 2 havaintoissuessa.</w:t>
       </w:r>
     </w:p>
     <w:p>
@@ -4451,7 +8666,7 @@
           <w:sz w:val="45"/>
           <w:szCs w:val="45"/>
         </w:rPr>
-        <w:t xml:space="preserve">Vko 5 · 1.–5.2. – Saavutettavuus: isot säätimet ja näppäimistö</w:t>
+        <w:t xml:space="preserve">Vko 5 · 1.–5.2. – Selkeät säätimet ja näppäimistökäyttö</w:t>
       </w:r>
     </w:p>
     <w:p>
@@ -4463,71 +8678,358 @@
           <w:rFonts w:ascii="Arial" w:cs="Arial" w:eastAsia="Arial" w:hAnsi="Arial"/>
           <w:i w:val="false"/>
           <w:iCs w:val="false"/>
-          <w:color w:val="000000"/>
-          <w:sz w:val="36"/>
-          <w:szCs w:val="36"/>
-        </w:rPr>
-        <w:t xml:space="preserve">Sovelluksessa on isot säätimet ja näppäimistökäyttö. Lukija lukee jokaisen painikkeen nimen. Accessibility Insightsin tulokset ennen ja jälkeen on kirjattu. Jälkimittauksessa ei ole uusia virheitä, ja löydetyt puutteet on korjattu.</w:t>
+          <w:sz w:val="36"/>
+          <w:szCs w:val="36"/>
+        </w:rPr>
+        <w:t xml:space="preserve">Valmiista mallinnustoiminnoista on hyötyä vain, jos käyttäjä pystyy käyttämään niiden säätimiä. Tällä viikolla parannat isoja säätimiä ja näppäimistökäyttöä sekä kokeilet sovellusta Lukijalla. Ennen ja jälkeen tehdyt tarkistukset näyttävät, miten muutokset parantavat Vektoripajan käytettävyyttä.</w:t>
+      </w:r>
+    </w:p>
+    <w:p>
+      <w:pPr>
+        <w:spacing w:after="120" w:before="0" w:line="384"/>
+      </w:pPr>
+      <w:r>
+        <w:rPr>
+          <w:rFonts w:ascii="Arial" w:cs="Arial" w:eastAsia="Arial" w:hAnsi="Arial"/>
+          <w:i w:val="false"/>
+          <w:iCs w:val="false"/>
+          <w:color w:val="000000"/>
+          <w:sz w:val="36"/>
+          <w:szCs w:val="36"/>
+        </w:rPr>
+        <w:t xml:space="preserve">Sovelluksen säätimiä voi käyttää selkeämmin näppäimistöllä ja Lukijalla.</w:t>
+      </w:r>
+    </w:p>
+    <w:p>
+      <w:pPr>
+        <w:spacing w:after="60" w:before="120" w:line="384"/>
+      </w:pPr>
+      <w:r>
+        <w:rPr>
+          <w:rFonts w:ascii="Arial" w:cs="Arial" w:eastAsia="Arial" w:hAnsi="Arial"/>
+          <w:b/>
+          <w:bCs/>
+          <w:i w:val="false"/>
+          <w:iCs w:val="false"/>
+          <w:sz w:val="36"/>
+          <w:szCs w:val="36"/>
+        </w:rPr>
+        <w:t xml:space="preserve">Työvaihe 1 / 4 · Mittaa saavutettavuus</w:t>
+      </w:r>
+    </w:p>
+    <w:p>
+      <w:pPr>
+        <w:spacing w:after="40" w:before="0" w:line="384"/>
+        <w:ind w:left="360"/>
+      </w:pPr>
+      <w:r>
+        <w:rPr>
+          <w:rFonts w:ascii="Arial" w:cs="Arial" w:eastAsia="Arial" w:hAnsi="Arial"/>
+          <w:i w:val="false"/>
+          <w:iCs w:val="false"/>
+          <w:sz w:val="36"/>
+          <w:szCs w:val="36"/>
+        </w:rPr>
+        <w:t xml:space="preserve">☐  1. Mittaa ensin. Käynnistä sovellus.</w:t>
+      </w:r>
+    </w:p>
+    <w:p>
+      <w:pPr>
+        <w:spacing w:after="40" w:before="0" w:line="384"/>
+        <w:ind w:left="360"/>
+      </w:pPr>
+      <w:r>
+        <w:rPr>
+          <w:rFonts w:ascii="Arial" w:cs="Arial" w:eastAsia="Arial" w:hAnsi="Arial"/>
+          <w:i w:val="false"/>
+          <w:iCs w:val="false"/>
+          <w:sz w:val="36"/>
+          <w:szCs w:val="36"/>
+        </w:rPr>
+        <w:t xml:space="preserve">☐  2. Avaa Accessibility Insights for Windows. Valitse FastPass. Valitse kohteeksi Vektoripajan ikkuna. Aja tarkistus kuvaohjeen mukaan. Kirjaa virheiden määrä ja kolme ensimmäistä havaintoa päiväkirjaan.</w:t>
+      </w:r>
+    </w:p>
+    <w:p>
+      <w:pPr>
+        <w:spacing w:after="40" w:before="0" w:line="384"/>
+        <w:ind w:left="360"/>
+      </w:pPr>
+      <w:r>
+        <w:rPr>
+          <w:rFonts w:ascii="Arial" w:cs="Arial" w:eastAsia="Arial" w:hAnsi="Arial"/>
+          <w:i w:val="false"/>
+          <w:iCs w:val="false"/>
+          <w:color w:val="000000"/>
+          <w:sz w:val="36"/>
+          <w:szCs w:val="36"/>
+        </w:rPr>
+        <w:t xml:space="preserve">Valmis kun: FastPassin tulokset on kirjattu ennen muutoksia.</w:t>
       </w:r>
     </w:p>
     <w:p>
       <w:pPr>
         <w:spacing w:after="80" w:before="0" w:line="384"/>
-      </w:pPr>
-      <w:r>
-        <w:rPr>
-          <w:rFonts w:ascii="Arial" w:cs="Arial" w:eastAsia="Arial" w:hAnsi="Arial"/>
-          <w:i w:val="false"/>
-          <w:iCs w:val="false"/>
-          <w:sz w:val="36"/>
-          <w:szCs w:val="36"/>
-        </w:rPr>
-        <w:t xml:space="preserve">☐  Aja Accessibility Insightsin FastPass sovelluksen ikkunalle. Kirjaa perusmittaus.</w:t>
+        <w:ind w:left="360"/>
+      </w:pPr>
+      <w:r>
+        <w:rPr>
+          <w:rFonts w:ascii="Arial" w:cs="Arial" w:eastAsia="Arial" w:hAnsi="Arial"/>
+          <w:i w:val="false"/>
+          <w:iCs w:val="false"/>
+          <w:color w:val="000000"/>
+          <w:sz w:val="36"/>
+          <w:szCs w:val="36"/>
+        </w:rPr>
+        <w:t xml:space="preserve">Tallenna työnäyte: Mittaus project-docs-kansioon ja havaintojen linkit issueihin.</w:t>
+      </w:r>
+    </w:p>
+    <w:p>
+      <w:pPr>
+        <w:spacing w:after="60" w:before="120" w:line="384"/>
+      </w:pPr>
+      <w:r>
+        <w:rPr>
+          <w:rFonts w:ascii="Arial" w:cs="Arial" w:eastAsia="Arial" w:hAnsi="Arial"/>
+          <w:b/>
+          <w:bCs/>
+          <w:i w:val="false"/>
+          <w:iCs w:val="false"/>
+          <w:sz w:val="36"/>
+          <w:szCs w:val="36"/>
+        </w:rPr>
+        <w:t xml:space="preserve">Työvaihe 2 / 4 · Määrittele käyttöliittymän testit</w:t>
+      </w:r>
+    </w:p>
+    <w:p>
+      <w:pPr>
+        <w:spacing w:after="40" w:before="0" w:line="384"/>
+        <w:ind w:left="360"/>
+      </w:pPr>
+      <w:r>
+        <w:rPr>
+          <w:rFonts w:ascii="Arial" w:cs="Arial" w:eastAsia="Arial" w:hAnsi="Arial"/>
+          <w:i w:val="false"/>
+          <w:iCs w:val="false"/>
+          <w:sz w:val="36"/>
+          <w:szCs w:val="36"/>
+        </w:rPr>
+        <w:t xml:space="preserve">☐  1. Tarkista vaatimus. Lue käyttöliittymävaatimuksesi suunnitelmasta. Mitä vielä puuttuu?</w:t>
+      </w:r>
+    </w:p>
+    <w:p>
+      <w:pPr>
+        <w:spacing w:after="40" w:before="0" w:line="384"/>
+        <w:ind w:left="360"/>
+      </w:pPr>
+      <w:r>
+        <w:rPr>
+          <w:rFonts w:ascii="Arial" w:cs="Arial" w:eastAsia="Arial" w:hAnsi="Arial"/>
+          <w:i w:val="false"/>
+          <w:iCs w:val="false"/>
+          <w:sz w:val="36"/>
+          <w:szCs w:val="36"/>
+        </w:rPr>
+        <w:t xml:space="preserve">☐  2. Kirjoita testit 25–26. Testi 25: näppäimistö. Käytä kaikkia painikkeita näppäimistöllä. Testi 26: painikkeiden nimet. Käynnistä Lukija näppäimillä Ctrl + Windows-näppäin + Enter. Siirry Tab-näppäimellä painikkeesta toiseen. Lukeeko Lukija jokaisen painikkeen nimen? Kirjaa, mitä odotat.</w:t>
+      </w:r>
+    </w:p>
+    <w:p>
+      <w:pPr>
+        <w:spacing w:after="40" w:before="0" w:line="384"/>
+        <w:ind w:left="360"/>
+      </w:pPr>
+      <w:r>
+        <w:rPr>
+          <w:rFonts w:ascii="Arial" w:cs="Arial" w:eastAsia="Arial" w:hAnsi="Arial"/>
+          <w:i w:val="false"/>
+          <w:iCs w:val="false"/>
+          <w:color w:val="000000"/>
+          <w:sz w:val="36"/>
+          <w:szCs w:val="36"/>
+        </w:rPr>
+        <w:t xml:space="preserve">Valmis kun: Oma vaatimus ja testien 25–26 odotetut tulokset on kirjattu.</w:t>
       </w:r>
     </w:p>
     <w:p>
       <w:pPr>
         <w:spacing w:after="80" w:before="0" w:line="384"/>
-      </w:pPr>
-      <w:r>
-        <w:rPr>
-          <w:rFonts w:ascii="Arial" w:cs="Arial" w:eastAsia="Arial" w:hAnsi="Arial"/>
-          <w:i w:val="false"/>
-          <w:iCs w:val="false"/>
-          <w:sz w:val="36"/>
-          <w:szCs w:val="36"/>
-        </w:rPr>
-        <w:t xml:space="preserve">☐  Tarkista käyttöliittymävaatimuksesi. Kirjoita testit 25–26 ennen toteutusta.</w:t>
+        <w:ind w:left="360"/>
+      </w:pPr>
+      <w:r>
+        <w:rPr>
+          <w:rFonts w:ascii="Arial" w:cs="Arial" w:eastAsia="Arial" w:hAnsi="Arial"/>
+          <w:i w:val="false"/>
+          <w:iCs w:val="false"/>
+          <w:color w:val="000000"/>
+          <w:sz w:val="36"/>
+          <w:szCs w:val="36"/>
+        </w:rPr>
+        <w:t xml:space="preserve">Tallenna työnäyte: Vaatimus suunnitelmaan ja testit issueihin.</w:t>
+      </w:r>
+    </w:p>
+    <w:p>
+      <w:pPr>
+        <w:spacing w:after="60" w:before="120" w:line="384"/>
+      </w:pPr>
+      <w:r>
+        <w:rPr>
+          <w:rFonts w:ascii="Arial" w:cs="Arial" w:eastAsia="Arial" w:hAnsi="Arial"/>
+          <w:b/>
+          <w:bCs/>
+          <w:i w:val="false"/>
+          <w:iCs w:val="false"/>
+          <w:sz w:val="36"/>
+          <w:szCs w:val="36"/>
+        </w:rPr>
+        <w:t xml:space="preserve">Työvaihe 3 / 4 · Paranna säätimien käyttöä</w:t>
+      </w:r>
+    </w:p>
+    <w:p>
+      <w:pPr>
+        <w:spacing w:after="40" w:before="0" w:line="384"/>
+        <w:ind w:left="360"/>
+      </w:pPr>
+      <w:r>
+        <w:rPr>
+          <w:rFonts w:ascii="Arial" w:cs="Arial" w:eastAsia="Arial" w:hAnsi="Arial"/>
+          <w:i w:val="false"/>
+          <w:iCs w:val="false"/>
+          <w:sz w:val="36"/>
+          <w:szCs w:val="36"/>
+        </w:rPr>
+        <w:t xml:space="preserve">☐  1. Tee isot säätimet ja näppäimistö työsyklillä. Suurenna painikkeet ja transformipaneelin kentät.</w:t>
+      </w:r>
+    </w:p>
+    <w:p>
+      <w:pPr>
+        <w:spacing w:after="40" w:before="0" w:line="384"/>
+        <w:ind w:left="360"/>
+      </w:pPr>
+      <w:r>
+        <w:rPr>
+          <w:rFonts w:ascii="Arial" w:cs="Arial" w:eastAsia="Arial" w:hAnsi="Arial"/>
+          <w:i w:val="false"/>
+          <w:iCs w:val="false"/>
+          <w:sz w:val="36"/>
+          <w:szCs w:val="36"/>
+        </w:rPr>
+        <w:t xml:space="preserve">☐  2. Anna jokaiselle painikkeelle nimi, jonka Lukija lukee. Tarkista, että Tab-järjestys on looginen. Tee raahattavat kahvat vain, jos ne kuuluvat tärkeän jatkon järjestykseesi.</w:t>
+      </w:r>
+    </w:p>
+    <w:p>
+      <w:pPr>
+        <w:spacing w:after="40" w:before="0" w:line="384"/>
+        <w:ind w:left="360"/>
+      </w:pPr>
+      <w:r>
+        <w:rPr>
+          <w:rFonts w:ascii="Arial" w:cs="Arial" w:eastAsia="Arial" w:hAnsi="Arial"/>
+          <w:i w:val="false"/>
+          <w:iCs w:val="false"/>
+          <w:color w:val="000000"/>
+          <w:sz w:val="36"/>
+          <w:szCs w:val="36"/>
+        </w:rPr>
+        <w:t xml:space="preserve">Valmis kun: Sovitut säätimet ja näppäimistökäyttö on toteutettu.</w:t>
       </w:r>
     </w:p>
     <w:p>
       <w:pPr>
         <w:spacing w:after="80" w:before="0" w:line="384"/>
-      </w:pPr>
-      <w:r>
-        <w:rPr>
-          <w:rFonts w:ascii="Arial" w:cs="Arial" w:eastAsia="Arial" w:hAnsi="Arial"/>
-          <w:i w:val="false"/>
-          <w:iCs w:val="false"/>
-          <w:sz w:val="36"/>
-          <w:szCs w:val="36"/>
-        </w:rPr>
-        <w:t xml:space="preserve">☐  Toteuta isot säätimet ja näppäimistökäyttö työsyklillä. Tee raahattavat kahvat vain, jos ne kuuluvat tärkeän jatkon järjestykseesi.</w:t>
+        <w:ind w:left="360"/>
+      </w:pPr>
+      <w:r>
+        <w:rPr>
+          <w:rFonts w:ascii="Arial" w:cs="Arial" w:eastAsia="Arial" w:hAnsi="Arial"/>
+          <w:i w:val="false"/>
+          <w:iCs w:val="false"/>
+          <w:color w:val="000000"/>
+          <w:sz w:val="36"/>
+          <w:szCs w:val="36"/>
+        </w:rPr>
+        <w:t xml:space="preserve">Tallenna työnäyte: Koodi ja muutosten linkit GitHub-issueihin.</w:t>
+      </w:r>
+    </w:p>
+    <w:p>
+      <w:pPr>
+        <w:spacing w:after="60" w:before="120" w:line="384"/>
+      </w:pPr>
+      <w:r>
+        <w:rPr>
+          <w:rFonts w:ascii="Arial" w:cs="Arial" w:eastAsia="Arial" w:hAnsi="Arial"/>
+          <w:b/>
+          <w:bCs/>
+          <w:i w:val="false"/>
+          <w:iCs w:val="false"/>
+          <w:sz w:val="36"/>
+          <w:szCs w:val="36"/>
+        </w:rPr>
+        <w:t xml:space="preserve">Työvaihe 4 / 4 · Tarkista muutosten vaikutus</w:t>
+      </w:r>
+    </w:p>
+    <w:p>
+      <w:pPr>
+        <w:spacing w:after="40" w:before="0" w:line="384"/>
+        <w:ind w:left="360"/>
+      </w:pPr>
+      <w:r>
+        <w:rPr>
+          <w:rFonts w:ascii="Arial" w:cs="Arial" w:eastAsia="Arial" w:hAnsi="Arial"/>
+          <w:i w:val="false"/>
+          <w:iCs w:val="false"/>
+          <w:sz w:val="36"/>
+          <w:szCs w:val="36"/>
+        </w:rPr>
+        <w:t xml:space="preserve">☐  1. Mittaa uudelleen. Aja testit 25–26 ja FastPass uudelleen.</w:t>
+      </w:r>
+    </w:p>
+    <w:p>
+      <w:pPr>
+        <w:spacing w:after="40" w:before="0" w:line="384"/>
+        <w:ind w:left="360"/>
+      </w:pPr>
+      <w:r>
+        <w:rPr>
+          <w:rFonts w:ascii="Arial" w:cs="Arial" w:eastAsia="Arial" w:hAnsi="Arial"/>
+          <w:i w:val="false"/>
+          <w:iCs w:val="false"/>
+          <w:sz w:val="36"/>
+          <w:szCs w:val="36"/>
+        </w:rPr>
+        <w:t xml:space="preserve">☐  2. Vertaa tuloksia. Kirjaa, mikä parani ja mikä jäi.</w:t>
+      </w:r>
+    </w:p>
+    <w:p>
+      <w:pPr>
+        <w:spacing w:after="40" w:before="0" w:line="384"/>
+        <w:ind w:left="360"/>
+      </w:pPr>
+      <w:r>
+        <w:rPr>
+          <w:rFonts w:ascii="Arial" w:cs="Arial" w:eastAsia="Arial" w:hAnsi="Arial"/>
+          <w:i w:val="false"/>
+          <w:iCs w:val="false"/>
+          <w:color w:val="000000"/>
+          <w:sz w:val="36"/>
+          <w:szCs w:val="36"/>
+        </w:rPr>
+        <w:t xml:space="preserve">Valmis kun: Testit on kokeiltu näppäimistöllä ja Lukijalla; uudet havainnot on korjattu tai kirjattu.</w:t>
       </w:r>
     </w:p>
     <w:p>
       <w:pPr>
         <w:spacing w:after="80" w:before="0" w:line="384"/>
-      </w:pPr>
-      <w:r>
-        <w:rPr>
-          <w:rFonts w:ascii="Arial" w:cs="Arial" w:eastAsia="Arial" w:hAnsi="Arial"/>
-          <w:i w:val="false"/>
-          <w:iCs w:val="false"/>
-          <w:sz w:val="36"/>
-          <w:szCs w:val="36"/>
-        </w:rPr>
-        <w:t xml:space="preserve">☐  Aja testit 25–26 näppäimistöllä ja Lukijalla. Aja FastPass uudelleen. Vertaa tuloksia.</w:t>
+        <w:ind w:left="360"/>
+      </w:pPr>
+      <w:r>
+        <w:rPr>
+          <w:rFonts w:ascii="Arial" w:cs="Arial" w:eastAsia="Arial" w:hAnsi="Arial"/>
+          <w:i w:val="false"/>
+          <w:iCs w:val="false"/>
+          <w:color w:val="000000"/>
+          <w:sz w:val="36"/>
+          <w:szCs w:val="36"/>
+        </w:rPr>
+        <w:t xml:space="preserve">Tallenna työnäyte: Ennen–jälkeen-vertailu project-docs-kansioon ja testitulokset issueihin.</w:t>
       </w:r>
     </w:p>
     <w:p>
@@ -4559,7 +9061,7 @@
           <w:sz w:val="36"/>
           <w:szCs w:val="36"/>
         </w:rPr>
-        <w:t xml:space="preserve">Työnäyte Git-repositoryyn ennen rastia: Näytä: FastPassin tulokset ennen ja jälkeen, testit 25–26 issueissa ja korjausten commitit.</w:t>
+        <w:t xml:space="preserve">Työnäyte Git-repositoryyn ennen rastia: FastPassin tulokset ennen ja jälkeen, testit 25–26 issueissa ja korjausten commitit.</w:t>
       </w:r>
     </w:p>
     <w:p>
@@ -4576,7 +9078,7 @@
           <w:sz w:val="54"/>
           <w:szCs w:val="54"/>
         </w:rPr>
-        <w:t xml:space="preserve">Vaihe E – Julkaisu ja näyttö</w:t>
+        <w:t xml:space="preserve">Vaihe 5 – Julkaisu ja näyttö</w:t>
       </w:r>
     </w:p>
     <w:p>
@@ -4593,7 +9095,7 @@
           <w:sz w:val="45"/>
           <w:szCs w:val="45"/>
         </w:rPr>
-        <w:t xml:space="preserve">Vko 6 · 8.–12.2. – Julkaisutesti: julkaisuehdokas v1.0-rc1</w:t>
+        <w:t xml:space="preserve">Vko 6 · 8.–12.2. – Julkaisun kokeilu toisella koneella</w:t>
       </w:r>
     </w:p>
     <w:p>
@@ -4605,56 +9107,291 @@
           <w:rFonts w:ascii="Arial" w:cs="Arial" w:eastAsia="Arial" w:hAnsi="Arial"/>
           <w:i w:val="false"/>
           <w:iCs w:val="false"/>
-          <w:color w:val="000000"/>
-          <w:sz w:val="36"/>
-          <w:szCs w:val="36"/>
-        </w:rPr>
-        <w:t xml:space="preserve">Julkaisuehdokas v1.0-rc1 on jäädytetty. Toinen opiskelija on ladannut sen zipin GitHubista. Hän on kulkenut README:n avulla koko polun Inkscape-piirroksesta .obj-tiedostoon Windows-koneella, jossa ei ole Pythonia.</w:t>
+          <w:sz w:val="36"/>
+          <w:szCs w:val="36"/>
+        </w:rPr>
+        <w:t xml:space="preserve">Vektoripajan pitää toimia myös ihmiselle, joka ei tunne sen kehitystä tai omista Python-kehitysympäristöä. Tällä viikolla julkaisutestaaja kulkee ohjeen avulla koko polun latauksesta omaan piirrokseen ja OBJ-vientiin. Julkaisuehdokkaan kokeilu paljastaa viimeiset esteet sovelluksessa ja käyttöohjeessa ennen v1.0:aa.</w:t>
+      </w:r>
+    </w:p>
+    <w:p>
+      <w:pPr>
+        <w:spacing w:after="120" w:before="0" w:line="384"/>
+      </w:pPr>
+      <w:r>
+        <w:rPr>
+          <w:rFonts w:ascii="Arial" w:cs="Arial" w:eastAsia="Arial" w:hAnsi="Arial"/>
+          <w:i w:val="false"/>
+          <w:iCs w:val="false"/>
+          <w:color w:val="000000"/>
+          <w:sz w:val="36"/>
+          <w:szCs w:val="36"/>
+        </w:rPr>
+        <w:t xml:space="preserve">Toinen käyttäjä pystyy kulkemaan ohjeen avulla latauksesta omaan malliin ja vientiin.</w:t>
+      </w:r>
+    </w:p>
+    <w:p>
+      <w:pPr>
+        <w:spacing w:after="60" w:before="120" w:line="384"/>
+      </w:pPr>
+      <w:r>
+        <w:rPr>
+          <w:rFonts w:ascii="Arial" w:cs="Arial" w:eastAsia="Arial" w:hAnsi="Arial"/>
+          <w:b/>
+          <w:bCs/>
+          <w:i w:val="false"/>
+          <w:iCs w:val="false"/>
+          <w:sz w:val="36"/>
+          <w:szCs w:val="36"/>
+        </w:rPr>
+        <w:t xml:space="preserve">Työvaihe 1 / 3 · Valmistele julkaisuehdokas</w:t>
+      </w:r>
+    </w:p>
+    <w:p>
+      <w:pPr>
+        <w:spacing w:after="40" w:before="0" w:line="384"/>
+        <w:ind w:left="360"/>
+      </w:pPr>
+      <w:r>
+        <w:rPr>
+          <w:rFonts w:ascii="Arial" w:cs="Arial" w:eastAsia="Arial" w:hAnsi="Arial"/>
+          <w:i w:val="false"/>
+          <w:iCs w:val="false"/>
+          <w:sz w:val="36"/>
+          <w:szCs w:val="36"/>
+        </w:rPr>
+        <w:t xml:space="preserve">☐  1. Varaa testiaika ja kone. Sovi julkaisutestaajan kanssa aika. Varmista, että hänen Windows-koneellaan on Inkscape. Varmista myös, ettei koneelle ole asennettu Pythonia. Silloin näet, toimiiko zip ilman Pythonia.</w:t>
+      </w:r>
+    </w:p>
+    <w:p>
+      <w:pPr>
+        <w:spacing w:after="40" w:before="0" w:line="384"/>
+        <w:ind w:left="360"/>
+      </w:pPr>
+      <w:r>
+        <w:rPr>
+          <w:rFonts w:ascii="Arial" w:cs="Arial" w:eastAsia="Arial" w:hAnsi="Arial"/>
+          <w:i w:val="false"/>
+          <w:iCs w:val="false"/>
+          <w:sz w:val="36"/>
+          <w:szCs w:val="36"/>
+        </w:rPr>
+        <w:t xml:space="preserve">☐  2. Jäädytä ja tee tagi. Jäädytä sisältö. Tee tagi v1.0-rc1 ja pushaa se. Kun Actions-ajo on vihreä, release ja sen zip ovat GitHubissa.</w:t>
+      </w:r>
+    </w:p>
+    <w:p>
+      <w:pPr>
+        <w:spacing w:after="40" w:before="0" w:line="384"/>
+        <w:ind w:left="360"/>
+      </w:pPr>
+      <w:r>
+        <w:rPr>
+          <w:rFonts w:ascii="Arial" w:cs="Arial" w:eastAsia="Arial" w:hAnsi="Arial"/>
+          <w:i w:val="false"/>
+          <w:iCs w:val="false"/>
+          <w:color w:val="000000"/>
+          <w:sz w:val="36"/>
+          <w:szCs w:val="36"/>
+        </w:rPr>
+        <w:t xml:space="preserve">Valmis kun: Testiaika ja Windows-kone on sovittu, sisältö jäädytetty ja tagi v1.0-rc1 tehty.</w:t>
       </w:r>
     </w:p>
     <w:p>
       <w:pPr>
         <w:spacing w:after="80" w:before="0" w:line="384"/>
-      </w:pPr>
-      <w:r>
-        <w:rPr>
-          <w:rFonts w:ascii="Arial" w:cs="Arial" w:eastAsia="Arial" w:hAnsi="Arial"/>
-          <w:i w:val="false"/>
-          <w:iCs w:val="false"/>
-          <w:sz w:val="36"/>
-          <w:szCs w:val="36"/>
-        </w:rPr>
-        <w:t xml:space="preserve">☐  Jäädytä sisältö. Merkitse julkaisuehdokas tagilla v1.0-rc1.</w:t>
+        <w:ind w:left="360"/>
+      </w:pPr>
+      <w:r>
+        <w:rPr>
+          <w:rFonts w:ascii="Arial" w:cs="Arial" w:eastAsia="Arial" w:hAnsi="Arial"/>
+          <w:i w:val="false"/>
+          <w:iCs w:val="false"/>
+          <w:color w:val="000000"/>
+          <w:sz w:val="36"/>
+          <w:szCs w:val="36"/>
+        </w:rPr>
+        <w:t xml:space="preserve">Tallenna työnäyte: Tagi GitHubiin ja testijärjestelyt julkaisutestimuistioon.</w:t>
+      </w:r>
+    </w:p>
+    <w:p>
+      <w:pPr>
+        <w:spacing w:after="60" w:before="120" w:line="384"/>
+      </w:pPr>
+      <w:r>
+        <w:rPr>
+          <w:rFonts w:ascii="Arial" w:cs="Arial" w:eastAsia="Arial" w:hAnsi="Arial"/>
+          <w:b/>
+          <w:bCs/>
+          <w:i w:val="false"/>
+          <w:iCs w:val="false"/>
+          <w:sz w:val="36"/>
+          <w:szCs w:val="36"/>
+        </w:rPr>
+        <w:t xml:space="preserve">Työvaihe 2 / 3 · Kirjoita käyttäjän ohje</w:t>
+      </w:r>
+    </w:p>
+    <w:p>
+      <w:pPr>
+        <w:spacing w:after="40" w:before="0" w:line="384"/>
+        <w:ind w:left="360"/>
+      </w:pPr>
+      <w:r>
+        <w:rPr>
+          <w:rFonts w:ascii="Arial" w:cs="Arial" w:eastAsia="Arial" w:hAnsi="Arial"/>
+          <w:i w:val="false"/>
+          <w:iCs w:val="false"/>
+          <w:sz w:val="36"/>
+          <w:szCs w:val="36"/>
+        </w:rPr>
+        <w:t xml:space="preserve">☐  1. Täydennä README. Kirjoita README ja käyttöohje.</w:t>
+      </w:r>
+    </w:p>
+    <w:p>
+      <w:pPr>
+        <w:spacing w:after="40" w:before="0" w:line="384"/>
+        <w:ind w:left="360"/>
+      </w:pPr>
+      <w:r>
+        <w:rPr>
+          <w:rFonts w:ascii="Arial" w:cs="Arial" w:eastAsia="Arial" w:hAnsi="Arial"/>
+          <w:i w:val="false"/>
+          <w:iCs w:val="false"/>
+          <w:sz w:val="36"/>
+          <w:szCs w:val="36"/>
+        </w:rPr>
+        <w:t xml:space="preserve">☐  2. Kerro, mistä zip ladataan, miten se puretaan ja mitä SmartScreen-varoituksessa valitaan. Kerro Inkscapen nimeämissäännöt: layerit, ryhmät ja mahdolliset nimimerkinnät.</w:t>
+      </w:r>
+    </w:p>
+    <w:p>
+      <w:pPr>
+        <w:spacing w:after="40" w:before="0" w:line="384"/>
+        <w:ind w:left="360"/>
+      </w:pPr>
+      <w:r>
+        <w:rPr>
+          <w:rFonts w:ascii="Arial" w:cs="Arial" w:eastAsia="Arial" w:hAnsi="Arial"/>
+          <w:i w:val="false"/>
+          <w:iCs w:val="false"/>
+          <w:color w:val="000000"/>
+          <w:sz w:val="36"/>
+          <w:szCs w:val="36"/>
+        </w:rPr>
+        <w:t xml:space="preserve">Valmis kun: Ohje kattaa lataamisen, piirroksen nimeämisen, mallintamisen ja viennin.</w:t>
       </w:r>
     </w:p>
     <w:p>
       <w:pPr>
         <w:spacing w:after="80" w:before="0" w:line="384"/>
-      </w:pPr>
-      <w:r>
-        <w:rPr>
-          <w:rFonts w:ascii="Arial" w:cs="Arial" w:eastAsia="Arial" w:hAnsi="Arial"/>
-          <w:i w:val="false"/>
-          <w:iCs w:val="false"/>
-          <w:sz w:val="36"/>
-          <w:szCs w:val="36"/>
-        </w:rPr>
-        <w:t xml:space="preserve">☐  Täydennä README ja käyttöohje. Kerro ohjeessa Inkscapen nimeämissäännöt.</w:t>
+        <w:ind w:left="360"/>
+      </w:pPr>
+      <w:r>
+        <w:rPr>
+          <w:rFonts w:ascii="Arial" w:cs="Arial" w:eastAsia="Arial" w:hAnsi="Arial"/>
+          <w:i w:val="false"/>
+          <w:iCs w:val="false"/>
+          <w:color w:val="000000"/>
+          <w:sz w:val="36"/>
+          <w:szCs w:val="36"/>
+        </w:rPr>
+        <w:t xml:space="preserve">Tallenna työnäyte: README ja käyttöohje GitHubiin.</w:t>
+      </w:r>
+    </w:p>
+    <w:p>
+      <w:pPr>
+        <w:spacing w:after="60" w:before="120" w:line="384"/>
+      </w:pPr>
+      <w:r>
+        <w:rPr>
+          <w:rFonts w:ascii="Arial" w:cs="Arial" w:eastAsia="Arial" w:hAnsi="Arial"/>
+          <w:b/>
+          <w:bCs/>
+          <w:i w:val="false"/>
+          <w:iCs w:val="false"/>
+          <w:sz w:val="36"/>
+          <w:szCs w:val="36"/>
+        </w:rPr>
+        <w:t xml:space="preserve">Työvaihe 3 / 3 · Kokeile julkaisua toisella koneella</w:t>
+      </w:r>
+    </w:p>
+    <w:p>
+      <w:pPr>
+        <w:spacing w:after="40" w:before="0" w:line="384"/>
+        <w:ind w:left="360"/>
+      </w:pPr>
+      <w:r>
+        <w:rPr>
+          <w:rFonts w:ascii="Arial" w:cs="Arial" w:eastAsia="Arial" w:hAnsi="Arial"/>
+          <w:i w:val="false"/>
+          <w:iCs w:val="false"/>
+          <w:sz w:val="36"/>
+          <w:szCs w:val="36"/>
+        </w:rPr>
+        <w:t xml:space="preserve">☐  1. Pidä julkaisutesti. Anna testaajalle vain README:n osoite. Seuraa, älä neuvo. Testaaja lataa zipin releasesta ja purkaa sen. Sitten hän kulkee polun: piirros, tuonti, revolve tai inflate ja vienti.</w:t>
+      </w:r>
+    </w:p>
+    <w:p>
+      <w:pPr>
+        <w:spacing w:after="40" w:before="0" w:line="384"/>
+        <w:ind w:left="360"/>
+      </w:pPr>
+      <w:r>
+        <w:rPr>
+          <w:rFonts w:ascii="Arial" w:cs="Arial" w:eastAsia="Arial" w:hAnsi="Arial"/>
+          <w:i w:val="false"/>
+          <w:iCs w:val="false"/>
+          <w:sz w:val="36"/>
+          <w:szCs w:val="36"/>
+        </w:rPr>
+        <w:t xml:space="preserve">☐  2. Listaa epäröinnit. Kirjaa pöytäkirjaan jokainen kohta, jossa testaaja epäröi. Kirjoita se omin sanoin ja roolilla "julkaisutestaaja". Lähetä testaajan nimi ja sanatarkat lausumat ohjaajalle Teamsissa.</w:t>
+      </w:r>
+    </w:p>
+    <w:p>
+      <w:pPr>
+        <w:spacing w:after="40" w:before="0" w:line="384"/>
+        <w:ind w:left="360"/>
+      </w:pPr>
+      <w:r>
+        <w:rPr>
+          <w:rFonts w:ascii="Arial" w:cs="Arial" w:eastAsia="Arial" w:hAnsi="Arial"/>
+          <w:i w:val="false"/>
+          <w:iCs w:val="false"/>
+          <w:sz w:val="36"/>
+          <w:szCs w:val="36"/>
+        </w:rPr>
+        <w:t xml:space="preserve">☐  3. Korjaa ohje. Korjaa README jokaisen epäröinnin kohdalta. Tee estävistä virheistä issuet viikolle 7.</w:t>
+      </w:r>
+    </w:p>
+    <w:p>
+      <w:pPr>
+        <w:spacing w:after="40" w:before="0" w:line="384"/>
+        <w:ind w:left="360"/>
+      </w:pPr>
+      <w:r>
+        <w:rPr>
+          <w:rFonts w:ascii="Arial" w:cs="Arial" w:eastAsia="Arial" w:hAnsi="Arial"/>
+          <w:i w:val="false"/>
+          <w:iCs w:val="false"/>
+          <w:color w:val="000000"/>
+          <w:sz w:val="36"/>
+          <w:szCs w:val="36"/>
+        </w:rPr>
+        <w:t xml:space="preserve">Valmis kun: Testaajan OBJ avautuu ja kaikki epäröinnit on kirjattu; ohjeen puutteet on korjattu.</w:t>
       </w:r>
     </w:p>
     <w:p>
       <w:pPr>
         <w:spacing w:after="80" w:before="0" w:line="384"/>
-      </w:pPr>
-      <w:r>
-        <w:rPr>
-          <w:rFonts w:ascii="Arial" w:cs="Arial" w:eastAsia="Arial" w:hAnsi="Arial"/>
-          <w:i w:val="false"/>
-          <w:iCs w:val="false"/>
-          <w:sz w:val="36"/>
-          <w:szCs w:val="36"/>
-        </w:rPr>
-        <w:t xml:space="preserve">☐  Pyydä julkaisutestaajaa lataamaan zip ja kulkemaan koko polku Windows-koneella, jossa ei ole Pythonia. Pidä hänen havaintonsa erillään omasta tulkinnastasi.</w:t>
+        <w:ind w:left="360"/>
+      </w:pPr>
+      <w:r>
+        <w:rPr>
+          <w:rFonts w:ascii="Arial" w:cs="Arial" w:eastAsia="Arial" w:hAnsi="Arial"/>
+          <w:i w:val="false"/>
+          <w:iCs w:val="false"/>
+          <w:color w:val="000000"/>
+          <w:sz w:val="36"/>
+          <w:szCs w:val="36"/>
+        </w:rPr>
+        <w:t xml:space="preserve">Tallenna työnäyte: Roolit ja havainnot project-docs/julkaisutesti.md-tiedostoon; nimet ja sanatarkat lausumat Teamsiin.</w:t>
       </w:r>
     </w:p>
     <w:p>
@@ -4686,7 +9423,7 @@
           <w:sz w:val="36"/>
           <w:szCs w:val="36"/>
         </w:rPr>
-        <w:t xml:space="preserve">Työnäyte Git-repositoryyn ennen rastia: Näytä: tagi v1.0-rc1, README ja käyttöohje sekä project-docs/julkaisutesti.md.</w:t>
+        <w:t xml:space="preserve">Työnäyte Git-repositoryyn ennen rastia: tagi v1.0-rc1, README ja käyttöohje sekä project-docs/julkaisutesti.md.</w:t>
       </w:r>
     </w:p>
     <w:p>
@@ -4703,7 +9440,7 @@
           <w:sz w:val="45"/>
           <w:szCs w:val="45"/>
         </w:rPr>
-        <w:t xml:space="preserve">Vko 7 · 15.–19.2. – v1.0: julkaisu ja asiakkaiden vahvistus</w:t>
+        <w:t xml:space="preserve">Vko 7 · 15.–19.2. – Valmis sovellus v1.0</w:t>
       </w:r>
     </w:p>
     <w:p>
@@ -4715,56 +9452,275 @@
           <w:rFonts w:ascii="Arial" w:cs="Arial" w:eastAsia="Arial" w:hAnsi="Arial"/>
           <w:i w:val="false"/>
           <w:iCs w:val="false"/>
-          <w:color w:val="000000"/>
-          <w:sz w:val="36"/>
-          <w:szCs w:val="36"/>
-        </w:rPr>
-        <w:t xml:space="preserve">Julkaisutestin estävät havainnot on korjattu. Versio v1.0 on julki. Antti on vahvistanut, että releasen zip toimii hänen Windows-koneellaan. Matti on nähnyt sovelluksen toimivan. Näyttömatriisin jokaisella rivillä on linkki työnäytteeseen.</w:t>
+          <w:sz w:val="36"/>
+          <w:szCs w:val="36"/>
+        </w:rPr>
+        <w:t xml:space="preserve">Julkaisutestissä löytyneet esteet korjataan, jotta Vektoripaja voidaan luovuttaa asiakkaiden käyttöön. Julkaiset version v1.0 ja pyydät asiakkaita vahvistamaan sovelluksen toimivuuden. Samalla kokoat työnäytteiden linkit, jotta projektin ratkaisut ja oma osaamisesi löytyvät näyttöä varten.</w:t>
+      </w:r>
+    </w:p>
+    <w:p>
+      <w:pPr>
+        <w:spacing w:after="120" w:before="0" w:line="384"/>
+      </w:pPr>
+      <w:r>
+        <w:rPr>
+          <w:rFonts w:ascii="Arial" w:cs="Arial" w:eastAsia="Arial" w:hAnsi="Arial"/>
+          <w:i w:val="false"/>
+          <w:iCs w:val="false"/>
+          <w:color w:val="000000"/>
+          <w:sz w:val="36"/>
+          <w:szCs w:val="36"/>
+        </w:rPr>
+        <w:t xml:space="preserve">Vektoripaja v1.0 on julkaistu ja asiakkaat ovat vahvistaneet toimivuuden.</w:t>
+      </w:r>
+    </w:p>
+    <w:p>
+      <w:pPr>
+        <w:spacing w:after="60" w:before="120" w:line="384"/>
+      </w:pPr>
+      <w:r>
+        <w:rPr>
+          <w:rFonts w:ascii="Arial" w:cs="Arial" w:eastAsia="Arial" w:hAnsi="Arial"/>
+          <w:b/>
+          <w:bCs/>
+          <w:i w:val="false"/>
+          <w:iCs w:val="false"/>
+          <w:sz w:val="36"/>
+          <w:szCs w:val="36"/>
+        </w:rPr>
+        <w:t xml:space="preserve">Työvaihe 1 / 3 · Korjaa julkaisun esteet</w:t>
+      </w:r>
+    </w:p>
+    <w:p>
+      <w:pPr>
+        <w:spacing w:after="40" w:before="0" w:line="384"/>
+        <w:ind w:left="360"/>
+      </w:pPr>
+      <w:r>
+        <w:rPr>
+          <w:rFonts w:ascii="Arial" w:cs="Arial" w:eastAsia="Arial" w:hAnsi="Arial"/>
+          <w:i w:val="false"/>
+          <w:iCs w:val="false"/>
+          <w:sz w:val="36"/>
+          <w:szCs w:val="36"/>
+        </w:rPr>
+        <w:t xml:space="preserve">☐  1. Korjaa estävät havainnot. Korjaa viikon 6 estävät issuet työsyklillä.</w:t>
+      </w:r>
+    </w:p>
+    <w:p>
+      <w:pPr>
+        <w:spacing w:after="40" w:before="0" w:line="384"/>
+        <w:ind w:left="360"/>
+      </w:pPr>
+      <w:r>
+        <w:rPr>
+          <w:rFonts w:ascii="Arial" w:cs="Arial" w:eastAsia="Arial" w:hAnsi="Arial"/>
+          <w:i w:val="false"/>
+          <w:iCs w:val="false"/>
+          <w:sz w:val="36"/>
+          <w:szCs w:val="36"/>
+        </w:rPr>
+        <w:t xml:space="preserve">☐  2. Kirjoita virheenkorjausketju 3. Valitse yksi korjauksista. Kirjaa ketjun kuusi osaa kuten viikolla 49.</w:t>
+      </w:r>
+    </w:p>
+    <w:p>
+      <w:pPr>
+        <w:spacing w:after="40" w:before="0" w:line="384"/>
+        <w:ind w:left="360"/>
+      </w:pPr>
+      <w:r>
+        <w:rPr>
+          <w:rFonts w:ascii="Arial" w:cs="Arial" w:eastAsia="Arial" w:hAnsi="Arial"/>
+          <w:i w:val="false"/>
+          <w:iCs w:val="false"/>
+          <w:color w:val="000000"/>
+          <w:sz w:val="36"/>
+          <w:szCs w:val="36"/>
+        </w:rPr>
+        <w:t xml:space="preserve">Valmis kun: Estävät havainnot on korjattu ja virheenkorjausketju 3 on kirjattu.</w:t>
       </w:r>
     </w:p>
     <w:p>
       <w:pPr>
         <w:spacing w:after="80" w:before="0" w:line="384"/>
-      </w:pPr>
-      <w:r>
-        <w:rPr>
-          <w:rFonts w:ascii="Arial" w:cs="Arial" w:eastAsia="Arial" w:hAnsi="Arial"/>
-          <w:i w:val="false"/>
-          <w:iCs w:val="false"/>
-          <w:sz w:val="36"/>
-          <w:szCs w:val="36"/>
-        </w:rPr>
-        <w:t xml:space="preserve">☐  Korjaa estävät havainnot. Kirjoita kolmas virheenkorjausketju.</w:t>
+        <w:ind w:left="360"/>
+      </w:pPr>
+      <w:r>
+        <w:rPr>
+          <w:rFonts w:ascii="Arial" w:cs="Arial" w:eastAsia="Arial" w:hAnsi="Arial"/>
+          <w:i w:val="false"/>
+          <w:iCs w:val="false"/>
+          <w:color w:val="000000"/>
+          <w:sz w:val="36"/>
+          <w:szCs w:val="36"/>
+        </w:rPr>
+        <w:t xml:space="preserve">Tallenna työnäyte: Korjauscommitit, uusintatestit ja ketju havaintoissueihin.</w:t>
+      </w:r>
+    </w:p>
+    <w:p>
+      <w:pPr>
+        <w:spacing w:after="60" w:before="120" w:line="384"/>
+      </w:pPr>
+      <w:r>
+        <w:rPr>
+          <w:rFonts w:ascii="Arial" w:cs="Arial" w:eastAsia="Arial" w:hAnsi="Arial"/>
+          <w:b/>
+          <w:bCs/>
+          <w:i w:val="false"/>
+          <w:iCs w:val="false"/>
+          <w:sz w:val="36"/>
+          <w:szCs w:val="36"/>
+        </w:rPr>
+        <w:t xml:space="preserve">Työvaihe 2 / 3 · Julkaise valmis sovellus</w:t>
+      </w:r>
+    </w:p>
+    <w:p>
+      <w:pPr>
+        <w:spacing w:after="40" w:before="0" w:line="384"/>
+        <w:ind w:left="360"/>
+      </w:pPr>
+      <w:r>
+        <w:rPr>
+          <w:rFonts w:ascii="Arial" w:cs="Arial" w:eastAsia="Arial" w:hAnsi="Arial"/>
+          <w:i w:val="false"/>
+          <w:iCs w:val="false"/>
+          <w:sz w:val="36"/>
+          <w:szCs w:val="36"/>
+        </w:rPr>
+        <w:t xml:space="preserve">☐  1. Julkaise v1.0. Tee tagi v1.0 ja pushaa se. Kun Actions-ajo on vihreä, kirjoita release-tekstiin, mitä versiossa on.</w:t>
+      </w:r>
+    </w:p>
+    <w:p>
+      <w:pPr>
+        <w:spacing w:after="40" w:before="0" w:line="384"/>
+        <w:ind w:left="360"/>
+      </w:pPr>
+      <w:r>
+        <w:rPr>
+          <w:rFonts w:ascii="Arial" w:cs="Arial" w:eastAsia="Arial" w:hAnsi="Arial"/>
+          <w:i w:val="false"/>
+          <w:iCs w:val="false"/>
+          <w:sz w:val="36"/>
+          <w:szCs w:val="36"/>
+        </w:rPr>
+        <w:t xml:space="preserve">☐  2. Pyydä asiakkaiden vahvistus. Lähetä asiakkaille releasen osoite viestipohjalla. Antti lataa zipin. Hän kokeilee sovellusta omalla Windows-koneellaan. Matilla on Mac, joten näytä sovellus hänelle palaverissa omalla koneellasi tai demossa. Mac-versiota ei tehdä.</w:t>
+      </w:r>
+    </w:p>
+    <w:p>
+      <w:pPr>
+        <w:spacing w:after="40" w:before="0" w:line="384"/>
+        <w:ind w:left="360"/>
+      </w:pPr>
+      <w:r>
+        <w:rPr>
+          <w:rFonts w:ascii="Arial" w:cs="Arial" w:eastAsia="Arial" w:hAnsi="Arial"/>
+          <w:i w:val="false"/>
+          <w:iCs w:val="false"/>
+          <w:color w:val="000000"/>
+          <w:sz w:val="36"/>
+          <w:szCs w:val="36"/>
+        </w:rPr>
+        <w:t xml:space="preserve">Valmis kun: Release v1.0 on ladattavissa ja asiakkaat ovat vahvistaneet toimivuuden.</w:t>
       </w:r>
     </w:p>
     <w:p>
       <w:pPr>
         <w:spacing w:after="80" w:before="0" w:line="384"/>
-      </w:pPr>
-      <w:r>
-        <w:rPr>
-          <w:rFonts w:ascii="Arial" w:cs="Arial" w:eastAsia="Arial" w:hAnsi="Arial"/>
-          <w:i w:val="false"/>
-          <w:iCs w:val="false"/>
-          <w:sz w:val="36"/>
-          <w:szCs w:val="36"/>
-        </w:rPr>
-        <w:t xml:space="preserve">☐  Julkaise v1.0 tagilla. Pyydä Anttia vahvistamaan, että zip toimii hänen Windows-koneellaan. Näytä sovellus Matille omalla koneellasi.</w:t>
+        <w:ind w:left="360"/>
+      </w:pPr>
+      <w:r>
+        <w:rPr>
+          <w:rFonts w:ascii="Arial" w:cs="Arial" w:eastAsia="Arial" w:hAnsi="Arial"/>
+          <w:i w:val="false"/>
+          <w:iCs w:val="false"/>
+          <w:color w:val="000000"/>
+          <w:sz w:val="36"/>
+          <w:szCs w:val="36"/>
+        </w:rPr>
+        <w:t xml:space="preserve">Tallenna työnäyte: Release GitHubiin ja vahvistukset rooleilla projektin aineistoon.</w:t>
+      </w:r>
+    </w:p>
+    <w:p>
+      <w:pPr>
+        <w:spacing w:after="60" w:before="120" w:line="384"/>
+      </w:pPr>
+      <w:r>
+        <w:rPr>
+          <w:rFonts w:ascii="Arial" w:cs="Arial" w:eastAsia="Arial" w:hAnsi="Arial"/>
+          <w:b/>
+          <w:bCs/>
+          <w:i w:val="false"/>
+          <w:iCs w:val="false"/>
+          <w:sz w:val="36"/>
+          <w:szCs w:val="36"/>
+        </w:rPr>
+        <w:t xml:space="preserve">Työvaihe 3 / 3 · Kokoa työnäytteiden linkit</w:t>
+      </w:r>
+    </w:p>
+    <w:p>
+      <w:pPr>
+        <w:spacing w:after="40" w:before="0" w:line="384"/>
+        <w:ind w:left="360"/>
+      </w:pPr>
+      <w:r>
+        <w:rPr>
+          <w:rFonts w:ascii="Arial" w:cs="Arial" w:eastAsia="Arial" w:hAnsi="Arial"/>
+          <w:i w:val="false"/>
+          <w:iCs w:val="false"/>
+          <w:sz w:val="36"/>
+          <w:szCs w:val="36"/>
+        </w:rPr>
+        <w:t xml:space="preserve">☐  1. Linkitä näyttömatriisi. Työnäyte on yksi tuotos, joka osoittaa osaamisesi.</w:t>
+      </w:r>
+    </w:p>
+    <w:p>
+      <w:pPr>
+        <w:spacing w:after="40" w:before="0" w:line="384"/>
+        <w:ind w:left="360"/>
+      </w:pPr>
+      <w:r>
+        <w:rPr>
+          <w:rFonts w:ascii="Arial" w:cs="Arial" w:eastAsia="Arial" w:hAnsi="Arial"/>
+          <w:i w:val="false"/>
+          <w:iCs w:val="false"/>
+          <w:sz w:val="36"/>
+          <w:szCs w:val="36"/>
+        </w:rPr>
+        <w:t xml:space="preserve">☐  2. Päiväkirjassa on jokaisen viikon kohdalla näyttömatriisin vaatimukset. Kopioi päiväkirjasta linkit näyttömatriisin oikeille riveille.</w:t>
+      </w:r>
+    </w:p>
+    <w:p>
+      <w:pPr>
+        <w:spacing w:after="40" w:before="0" w:line="384"/>
+        <w:ind w:left="360"/>
+      </w:pPr>
+      <w:r>
+        <w:rPr>
+          <w:rFonts w:ascii="Arial" w:cs="Arial" w:eastAsia="Arial" w:hAnsi="Arial"/>
+          <w:i w:val="false"/>
+          <w:iCs w:val="false"/>
+          <w:color w:val="000000"/>
+          <w:sz w:val="36"/>
+          <w:szCs w:val="36"/>
+        </w:rPr>
+        <w:t xml:space="preserve">Valmis kun: Jokaisella näyttömatriisin rivillä on täsmällinen linkki.</w:t>
       </w:r>
     </w:p>
     <w:p>
       <w:pPr>
         <w:spacing w:after="80" w:before="0" w:line="384"/>
-      </w:pPr>
-      <w:r>
-        <w:rPr>
-          <w:rFonts w:ascii="Arial" w:cs="Arial" w:eastAsia="Arial" w:hAnsi="Arial"/>
-          <w:i w:val="false"/>
-          <w:iCs w:val="false"/>
-          <w:sz w:val="36"/>
-          <w:szCs w:val="36"/>
-        </w:rPr>
-        <w:t xml:space="preserve">☐  Linkitä näyttömatriisin rivit päiväkirjan tunnusten avulla.</w:t>
+        <w:ind w:left="360"/>
+      </w:pPr>
+      <w:r>
+        <w:rPr>
+          <w:rFonts w:ascii="Arial" w:cs="Arial" w:eastAsia="Arial" w:hAnsi="Arial"/>
+          <w:i w:val="false"/>
+          <w:iCs w:val="false"/>
+          <w:color w:val="000000"/>
+          <w:sz w:val="36"/>
+          <w:szCs w:val="36"/>
+        </w:rPr>
+        <w:t xml:space="preserve">Tallenna työnäyte: Linkit näyttömatriisiin ja koko päiväkirja GitHubiin.</w:t>
       </w:r>
     </w:p>
     <w:p>
@@ -4796,7 +9752,7 @@
           <w:sz w:val="36"/>
           <w:szCs w:val="36"/>
         </w:rPr>
-        <w:t xml:space="preserve">Työnäyte Git-repositoryyn ennen rastia: Näytä: tagi v1.0, virheenkorjausketju 3, asiakkaiden vahvistus ja linkitetty näyttömatriisi.</w:t>
+        <w:t xml:space="preserve">Työnäyte Git-repositoryyn ennen rastia: tagi v1.0, virheenkorjausketju 3, asiakkaiden vahvistus ja linkitetty näyttömatriisi.</w:t>
       </w:r>
     </w:p>
     <w:p>
@@ -4845,7 +9801,7 @@
           <w:sz w:val="45"/>
           <w:szCs w:val="45"/>
         </w:rPr>
-        <w:t xml:space="preserve">Vko 9 · 1.–5.3. – Näyttö: demo ja luovutus</w:t>
+        <w:t xml:space="preserve">Vko 9 · 1.–5.3. – Projektin esittely ja luovutus</w:t>
       </w:r>
     </w:p>
     <w:p>
@@ -4857,56 +9813,275 @@
           <w:rFonts w:ascii="Arial" w:cs="Arial" w:eastAsia="Arial" w:hAnsi="Arial"/>
           <w:i w:val="false"/>
           <w:iCs w:val="false"/>
-          <w:color w:val="000000"/>
-          <w:sz w:val="36"/>
-          <w:szCs w:val="36"/>
-        </w:rPr>
-        <w:t xml:space="preserve">Ajastettu 8–10 minuutin demo on pidetty. Kaikki viisi osaa on näytetty. Aineisto on luovutettu pe 5.3.2027.</w:t>
+          <w:sz w:val="36"/>
+          <w:szCs w:val="36"/>
+        </w:rPr>
+        <w:t xml:space="preserve">Projektin päätöksessä näytät sekä valmiin Vektoripajan että sen, miten rakensit sen. Demo yhdistää käyttäjän työnkulun, yhden teknisen ratkaisun, virheenkorjauksen ja versionhallinnan konkreettiseksi kokonaisuudeksi. Itsearviointi ja linkitetty aineisto täydentävät asiakkaalle ja arvioijalle tehtävän luovutuksen.</w:t>
+      </w:r>
+    </w:p>
+    <w:p>
+      <w:pPr>
+        <w:spacing w:after="120" w:before="0" w:line="384"/>
+      </w:pPr>
+      <w:r>
+        <w:rPr>
+          <w:rFonts w:ascii="Arial" w:cs="Arial" w:eastAsia="Arial" w:hAnsi="Arial"/>
+          <w:i w:val="false"/>
+          <w:iCs w:val="false"/>
+          <w:color w:val="000000"/>
+          <w:sz w:val="36"/>
+          <w:szCs w:val="36"/>
+        </w:rPr>
+        <w:t xml:space="preserve">Valmis sovellus, työskentelysi ja oma osaamisesi on esitelty ja aineisto luovutettu.</w:t>
+      </w:r>
+    </w:p>
+    <w:p>
+      <w:pPr>
+        <w:spacing w:after="60" w:before="120" w:line="384"/>
+      </w:pPr>
+      <w:r>
+        <w:rPr>
+          <w:rFonts w:ascii="Arial" w:cs="Arial" w:eastAsia="Arial" w:hAnsi="Arial"/>
+          <w:b/>
+          <w:bCs/>
+          <w:i w:val="false"/>
+          <w:iCs w:val="false"/>
+          <w:sz w:val="36"/>
+          <w:szCs w:val="36"/>
+        </w:rPr>
+        <w:t xml:space="preserve">Työvaihe 1 / 3 · Tarkista luovutettava aineisto</w:t>
+      </w:r>
+    </w:p>
+    <w:p>
+      <w:pPr>
+        <w:spacing w:after="40" w:before="0" w:line="384"/>
+        <w:ind w:left="360"/>
+      </w:pPr>
+      <w:r>
+        <w:rPr>
+          <w:rFonts w:ascii="Arial" w:cs="Arial" w:eastAsia="Arial" w:hAnsi="Arial"/>
+          <w:i w:val="false"/>
+          <w:iCs w:val="false"/>
+          <w:sz w:val="36"/>
+          <w:szCs w:val="36"/>
+        </w:rPr>
+        <w:t xml:space="preserve">☐  1. Jäädytä sisältö maanantaina. Älä lisää enää ominaisuuksia.</w:t>
+      </w:r>
+    </w:p>
+    <w:p>
+      <w:pPr>
+        <w:spacing w:after="40" w:before="0" w:line="384"/>
+        <w:ind w:left="360"/>
+      </w:pPr>
+      <w:r>
+        <w:rPr>
+          <w:rFonts w:ascii="Arial" w:cs="Arial" w:eastAsia="Arial" w:hAnsi="Arial"/>
+          <w:i w:val="false"/>
+          <w:iCs w:val="false"/>
+          <w:sz w:val="36"/>
+          <w:szCs w:val="36"/>
+        </w:rPr>
+        <w:t xml:space="preserve">☐  2. Tarkista, että jokainen työnäyte on repositoryssa.</w:t>
+      </w:r>
+    </w:p>
+    <w:p>
+      <w:pPr>
+        <w:spacing w:after="40" w:before="0" w:line="384"/>
+        <w:ind w:left="360"/>
+      </w:pPr>
+      <w:r>
+        <w:rPr>
+          <w:rFonts w:ascii="Arial" w:cs="Arial" w:eastAsia="Arial" w:hAnsi="Arial"/>
+          <w:i w:val="false"/>
+          <w:iCs w:val="false"/>
+          <w:color w:val="000000"/>
+          <w:sz w:val="36"/>
+          <w:szCs w:val="36"/>
+        </w:rPr>
+        <w:t xml:space="preserve">Valmis kun: Sisältö on jäädytetty ja työnäytteet ovat repositoryssa.</w:t>
       </w:r>
     </w:p>
     <w:p>
       <w:pPr>
         <w:spacing w:after="80" w:before="0" w:line="384"/>
-      </w:pPr>
-      <w:r>
-        <w:rPr>
-          <w:rFonts w:ascii="Arial" w:cs="Arial" w:eastAsia="Arial" w:hAnsi="Arial"/>
-          <w:i w:val="false"/>
-          <w:iCs w:val="false"/>
-          <w:sz w:val="36"/>
-          <w:szCs w:val="36"/>
-        </w:rPr>
-        <w:t xml:space="preserve">☐  Jäädytä sisältö maanantaina. Tarkista, että jokainen työnäyte on repositoryssa.</w:t>
+        <w:ind w:left="360"/>
+      </w:pPr>
+      <w:r>
+        <w:rPr>
+          <w:rFonts w:ascii="Arial" w:cs="Arial" w:eastAsia="Arial" w:hAnsi="Arial"/>
+          <w:i w:val="false"/>
+          <w:iCs w:val="false"/>
+          <w:color w:val="000000"/>
+          <w:sz w:val="36"/>
+          <w:szCs w:val="36"/>
+        </w:rPr>
+        <w:t xml:space="preserve">Tallenna työnäyte: Repositoryn osoite ja aineiston linkit päiväkirjaan.</w:t>
+      </w:r>
+    </w:p>
+    <w:p>
+      <w:pPr>
+        <w:spacing w:after="60" w:before="120" w:line="384"/>
+      </w:pPr>
+      <w:r>
+        <w:rPr>
+          <w:rFonts w:ascii="Arial" w:cs="Arial" w:eastAsia="Arial" w:hAnsi="Arial"/>
+          <w:b/>
+          <w:bCs/>
+          <w:i w:val="false"/>
+          <w:iCs w:val="false"/>
+          <w:sz w:val="36"/>
+          <w:szCs w:val="36"/>
+        </w:rPr>
+        <w:t xml:space="preserve">Työvaihe 2 / 3 · Harjoittele projektin esittely</w:t>
+      </w:r>
+    </w:p>
+    <w:p>
+      <w:pPr>
+        <w:spacing w:after="40" w:before="0" w:line="384"/>
+        <w:ind w:left="360"/>
+      </w:pPr>
+      <w:r>
+        <w:rPr>
+          <w:rFonts w:ascii="Arial" w:cs="Arial" w:eastAsia="Arial" w:hAnsi="Arial"/>
+          <w:i w:val="false"/>
+          <w:iCs w:val="false"/>
+          <w:sz w:val="36"/>
+          <w:szCs w:val="36"/>
+        </w:rPr>
+        <w:t xml:space="preserve">☐  1. Harjoittele demo ajastettuna. Näytä viisi osaa: tuotos, yksi tekninen ratkaisu omin sanoin, korjattu virhe, Git-historia ja työnkulku yhdellä kortilla.</w:t>
+      </w:r>
+    </w:p>
+    <w:p>
+      <w:pPr>
+        <w:spacing w:after="40" w:before="0" w:line="384"/>
+        <w:ind w:left="360"/>
+      </w:pPr>
+      <w:r>
+        <w:rPr>
+          <w:rFonts w:ascii="Arial" w:cs="Arial" w:eastAsia="Arial" w:hAnsi="Arial"/>
+          <w:i w:val="false"/>
+          <w:iCs w:val="false"/>
+          <w:sz w:val="36"/>
+          <w:szCs w:val="36"/>
+        </w:rPr>
+        <w:t xml:space="preserve">☐  2. Näytä työnkulku yhdellä kortilla. Näytä yhden kortin polku: oma rajaus ja odotettu tulos, issue, GitHub Copilot, perusteltu hylkäys tai korjautus ja commit.</w:t>
+      </w:r>
+    </w:p>
+    <w:p>
+      <w:pPr>
+        <w:spacing w:after="40" w:before="0" w:line="384"/>
+        <w:ind w:left="360"/>
+      </w:pPr>
+      <w:r>
+        <w:rPr>
+          <w:rFonts w:ascii="Arial" w:cs="Arial" w:eastAsia="Arial" w:hAnsi="Arial"/>
+          <w:i w:val="false"/>
+          <w:iCs w:val="false"/>
+          <w:color w:val="000000"/>
+          <w:sz w:val="36"/>
+          <w:szCs w:val="36"/>
+        </w:rPr>
+        <w:t xml:space="preserve">Valmis kun: Ajastettu 8–10 minuutin demo sisältää sovitut viisi osaa.</w:t>
       </w:r>
     </w:p>
     <w:p>
       <w:pPr>
         <w:spacing w:after="80" w:before="0" w:line="384"/>
-      </w:pPr>
-      <w:r>
-        <w:rPr>
-          <w:rFonts w:ascii="Arial" w:cs="Arial" w:eastAsia="Arial" w:hAnsi="Arial"/>
-          <w:i w:val="false"/>
-          <w:iCs w:val="false"/>
-          <w:sz w:val="36"/>
-          <w:szCs w:val="36"/>
-        </w:rPr>
-        <w:t xml:space="preserve">☐  Harjoittele demo ajastettuna: tuotos, yksi tekninen ratkaisu omin sanoin, korjattu virhe, Git-historia ja työnkulku yhdellä kortilla.</w:t>
+        <w:ind w:left="360"/>
+      </w:pPr>
+      <w:r>
+        <w:rPr>
+          <w:rFonts w:ascii="Arial" w:cs="Arial" w:eastAsia="Arial" w:hAnsi="Arial"/>
+          <w:i w:val="false"/>
+          <w:iCs w:val="false"/>
+          <w:color w:val="000000"/>
+          <w:sz w:val="36"/>
+          <w:szCs w:val="36"/>
+        </w:rPr>
+        <w:t xml:space="preserve">Tallenna työnäyte: Demon runko ja harjoittelun havainto päiväkirjaan.</w:t>
+      </w:r>
+    </w:p>
+    <w:p>
+      <w:pPr>
+        <w:spacing w:after="60" w:before="120" w:line="384"/>
+      </w:pPr>
+      <w:r>
+        <w:rPr>
+          <w:rFonts w:ascii="Arial" w:cs="Arial" w:eastAsia="Arial" w:hAnsi="Arial"/>
+          <w:b/>
+          <w:bCs/>
+          <w:i w:val="false"/>
+          <w:iCs w:val="false"/>
+          <w:sz w:val="36"/>
+          <w:szCs w:val="36"/>
+        </w:rPr>
+        <w:t xml:space="preserve">Työvaihe 3 / 3 · Arvioi ja luovuta työsi</w:t>
+      </w:r>
+    </w:p>
+    <w:p>
+      <w:pPr>
+        <w:spacing w:after="40" w:before="0" w:line="384"/>
+        <w:ind w:left="360"/>
+      </w:pPr>
+      <w:r>
+        <w:rPr>
+          <w:rFonts w:ascii="Arial" w:cs="Arial" w:eastAsia="Arial" w:hAnsi="Arial"/>
+          <w:i w:val="false"/>
+          <w:iCs w:val="false"/>
+          <w:sz w:val="36"/>
+          <w:szCs w:val="36"/>
+        </w:rPr>
+        <w:t xml:space="preserve">☐  1. Kirjoita itsearviointi. Valitse päiväkirjasta kolme tilannetta. Niistä on kirjattu päivä ja issue-numero. Kirjoita arvio alla olevaan pohjaan. Lähetä se ohjaajalle Teamsissa, ei repositoryyn.</w:t>
+      </w:r>
+    </w:p>
+    <w:p>
+      <w:pPr>
+        <w:spacing w:after="40" w:before="0" w:line="384"/>
+        <w:ind w:left="360"/>
+      </w:pPr>
+      <w:r>
+        <w:rPr>
+          <w:rFonts w:ascii="Arial" w:cs="Arial" w:eastAsia="Arial" w:hAnsi="Arial"/>
+          <w:i w:val="false"/>
+          <w:iCs w:val="false"/>
+          <w:sz w:val="36"/>
+          <w:szCs w:val="36"/>
+        </w:rPr>
+        <w:t xml:space="preserve">☐  2. Luovuta aineisto. Luovuta näyttöaineisto perjantaina 5.3.2027.</w:t>
+      </w:r>
+    </w:p>
+    <w:p>
+      <w:pPr>
+        <w:spacing w:after="40" w:before="0" w:line="384"/>
+        <w:ind w:left="360"/>
+      </w:pPr>
+      <w:r>
+        <w:rPr>
+          <w:rFonts w:ascii="Arial" w:cs="Arial" w:eastAsia="Arial" w:hAnsi="Arial"/>
+          <w:i w:val="false"/>
+          <w:iCs w:val="false"/>
+          <w:color w:val="000000"/>
+          <w:sz w:val="36"/>
+          <w:szCs w:val="36"/>
+        </w:rPr>
+        <w:t xml:space="preserve">Valmis kun: Itsearviointi on lähetetty ohjaajalle ja sovellus sekä aineisto on esitelty ja luovutettu.</w:t>
       </w:r>
     </w:p>
     <w:p>
       <w:pPr>
         <w:spacing w:after="80" w:before="0" w:line="384"/>
-      </w:pPr>
-      <w:r>
-        <w:rPr>
-          <w:rFonts w:ascii="Arial" w:cs="Arial" w:eastAsia="Arial" w:hAnsi="Arial"/>
-          <w:i w:val="false"/>
-          <w:iCs w:val="false"/>
-          <w:sz w:val="36"/>
-          <w:szCs w:val="36"/>
-        </w:rPr>
-        <w:t xml:space="preserve">☐  Kirjoita itsearviointi kolmesta tilanteesta. Lähetä se ohjaajalle Teamsissa.</w:t>
+        <w:ind w:left="360"/>
+      </w:pPr>
+      <w:r>
+        <w:rPr>
+          <w:rFonts w:ascii="Arial" w:cs="Arial" w:eastAsia="Arial" w:hAnsi="Arial"/>
+          <w:i w:val="false"/>
+          <w:iCs w:val="false"/>
+          <w:color w:val="000000"/>
+          <w:sz w:val="36"/>
+          <w:szCs w:val="36"/>
+        </w:rPr>
+        <w:t xml:space="preserve">Tallenna työnäyte: Itsearviointi Teamsiin; lähetys- ja luovutuspäivä päiväkirjaan.</w:t>
       </w:r>
     </w:p>
     <w:p>
@@ -4938,7 +10113,7 @@
           <w:sz w:val="36"/>
           <w:szCs w:val="36"/>
         </w:rPr>
-        <w:t xml:space="preserve">Työnäyte Git-repositoryyn ennen rastia: Näytä: demo, linkitetty näyttömatriisi ja itsearvioinnin lähetyspäivä päiväkirjassa.</w:t>
+        <w:t xml:space="preserve">Työnäyte Git-repositoryyn ennen rastia: demo, linkitetty näyttömatriisi ja itsearvioinnin lähetyspäivä päiväkirjassa.</w:t>
       </w:r>
     </w:p>
     <w:p>
@@ -9644,7 +14819,7 @@
           <w:sz w:val="36"/>
           <w:szCs w:val="36"/>
         </w:rPr>
-        <w:t xml:space="preserve">☐  toteuttaa yhteyden tietovarastoon – Tallennus ja avaus JSON-tiedostona. Versionumero ja rakenteen tarkistus (50).</w:t>
+        <w:t xml:space="preserve">☐  toteuttaa yhteyden tietovarastoon – Tallennus ja avaus valitulla tallennusmuodolla. Versionumero ja rakenteen tarkistus (50).</w:t>
       </w:r>
     </w:p>
     <w:p>
